--- a/Volume 1/Chapter 06 - RESTful APIs/SPA_Vol1_Ch6_Lesson6_8a_PATCH_Requests_EXTENDED.docx
+++ b/Volume 1/Chapter 06 - RESTful APIs/SPA_Vol1_Ch6_Lesson6_8a_PATCH_Requests_EXTENDED.docx
@@ -67,10 +67,7 @@
     </w:p>
     <w:p>
       <w:r>
-        <w:t>Apply a partial update with PATCH in Assembly, Rust, and Erlang, exactly as Lesson 6.8 does. On the server, PATCH /api/v1/contacts/{id} changes only the fields its JSON body names: on one connection it reads the stored contact, puts in the fields the body has, and saves the result through Lesson 6.7a's replace_contact, unchanged. A missing key keeps its value, and null clears the phone. On the client, each language's JSON library writes a partial body, and send_request from Lesson 6.4a changes contact 3's p</w:t>
-      </w:r>
-      <w:r>
-        <w:t>hone, then clears it. In Solidity, patchContact becomes the PATCH endpoint: a transaction that takes, for each field, whether the patch names it and its text, merges them into the stored contact, and saves the result with Lesson 6.7a's replaceContact.</w:t>
+        <w:t>Apply a partial update with PATCH in Assembly, Rust, and Erlang, exactly as Lesson 6.8 does. On the server, PATCH /api/v1/contacts/{id} changes only the fields its JSON body names: on one connection it reads the stored contact, puts in the fields the body has, and saves the result through Lesson 6.7a's replace_contact, unchanged. A missing key keeps its value, and null clears the phone. On the client, each language's JSON library writes a partial body, and send_request from Lesson 6.4a changes contact 3's phone, then clears it. In Solidity, patchContact becomes the PATCH endpoint: a transaction that takes, for each field, whether the patch names it and its text, merges them into the stored contact, and saves the result with Lesson 6.7a's replaceContact.</w:t>
       </w:r>
     </w:p>
     <w:p>
@@ -98,10 +95,7 @@
     </w:p>
     <w:p>
       <w:r>
-        <w:t>Lesson 6.8 explains why a PATCH sends only the change, why a missing key and null must mean different things, why a body that names no field is refused, why PATCH is not promised to be idempotent, and how a lost update happens. This companion shows what telling a missing key from null takes when the language gives you less, or something different: Assembly keeps three flags beside the values in a record of its own; Rust and Erlang ask a decoded JSON object whether it has each key; and Solidity has no JSON b</w:t>
-      </w:r>
-      <w:r>
-        <w:t>ody at all, so each field travels as a true or false and a text. Read Lesson 6.8 first: this companion uses its values, its output, its Exercise and Challenge, and does not repeat why each was chosen.</w:t>
+        <w:t>Lesson 6.8 explains why a PATCH sends only the change, why a missing key and null must mean different things, why a body that names no field is refused, why PATCH is not promised to be idempotent, and how a lost update happens. This companion shows what telling a missing key from null takes when the language gives you less, or something different: Assembly keeps three flags beside the values in a record of its own; Rust and Erlang ask a decoded JSON object whether it has each key; and Solidity has no JSON body at all, so each field travels as a true or false and a text. Read Lesson 6.8 first: this companion uses its values, its output, its Exercise and Challenge, and does not repeat why each was chosen.</w:t>
       </w:r>
     </w:p>
     <w:p>
@@ -129,10 +123,7 @@
     </w:p>
     <w:p>
       <w:r>
-        <w:t>Remember, PATCH /api/v1/contacts/{id} changes only the fields its body names: a key with text sets the field, a key with null clears it, and a missing key keeps the stored value. Only the phone may be cleared, so a name or email of null is 400 with Chapter 5's words; a body that names none of name, email, and phone, such as {} or a misspelled key, is 400 body must name at least one field; an id no contact has is 404; an email another contact has is 409; and the answer is 200 with the whole contact as stored</w:t>
-      </w:r>
-      <w:r>
-        <w:t>. This API's PATCH sets fixed values, so sending it twice leaves the same contact, and no Data Reset is needed between runs (Lesson 6.8).</w:t>
+        <w:t>Remember, PATCH /api/v1/contacts/{id} changes only the fields its body names: a key with text sets the field, a key with null clears it, and a missing key keeps the stored value. Only the phone may be cleared, so a name or email of null is 400 with Chapter 5's words; a body that names none of name, email, and phone, such as {} or a misspelled key, is 400 body must name at least one field; an id no contact has is 404; an email another contact has is 409; and the answer is 200 with the whole contact as stored. This API's PATCH sets fixed values, so sending it twice leaves the same contact, and no Data Reset is needed between runs (Lesson 6.8).</w:t>
       </w:r>
     </w:p>
     <w:p>
@@ -158,10 +149,7 @@
         <w:keepNext/>
       </w:pPr>
       <w:r>
-        <w:t>Remember, Lesson 6.6a's contact_from_json gives "" both for a missing key and for null, which is right for POST and PUT but not for PATCH. So contact_patch sits beside it, as in Lesson 6.8: patch_from_json calls contact_from_json, unchanged, for its rules and its words, then reads the body once more only to see which keys are there; names_a_field says whether the patch names any field; and apply_patch puts the named fields into a copy of the stored contact, never checking them, because replace_contact does.</w:t>
-      </w:r>
-      <w:r>
-        <w:t xml:space="preserve"> They go in a file of their own, contact_patch, beside Lesson 6.5a's contact store, Lesson 6.6a's contact_create, and Lesson 6.7a's contact_replace, which are copied unchanged. The ContactPatch record is body_values, a contact holding the body's values, and three flags, name_present, email_present, and phone_present:</w:t>
+        <w:t>Remember, Lesson 6.6a's contact_from_json gives "" both for a missing key and for null, which is right for POST and PUT but not for PATCH. So contact_patch sits beside it, as in Lesson 6.8: patch_from_json calls contact_from_json, unchanged, for its rules and its words, then reads the body once more only to see which keys are there; names_a_field says whether the patch names any field; and apply_patch puts the named fields into a copy of the stored contact, never checking them, because replace_contact does. They go in a file of their own, contact_patch, beside Lesson 6.5a's contact store, Lesson 6.6a's contact_create, and Lesson 6.7a's contact_replace, which are copied unchanged. The ContactPatch record is body_values, a contact holding the body's values, and three flags, name_present, email_present, and phone_present:</w:t>
       </w:r>
     </w:p>
     <w:p>
@@ -297,10 +285,7 @@
     </w:p>
     <w:p>
       <w:r>
-        <w:t>contact_patch.asm is C's contact_patch, step for step. A ContactPatch is a record in memory: CONTACT_SIZE bytes of body_values, then three 8-byte flags. Its offsets live in a new include file, contact_patch.inc, which contact_patch.asm and the server both include after contacts.inc, as C's contact_patch.h holds struct ContactPatch. patch_from_json lets contact_from_json fill BODY_VALUES, then parses the body again with cJSON_ParseWithOpts and asks cJSON_GetObjectItemCaseSensitive for each key: it finds a ke</w:t>
-      </w:r>
-      <w:r>
-        <w:t>y whose value is null, and returns 0 only for a key that is missing. apply_patch takes three addresses rather than copies, as Assembly passes records: memcpy copies the stored record into the patched one, snprintf puts in each named text, and a named phone copies HAS_PHONE too, so a phone of null clears it. The clients now write their bodies with cJSON, so they link cJSON.c, as C's clients do: cJSON_PrintPreallocated writes the object into space the client owns.</w:t>
+        <w:t>contact_patch.asm is C's contact_patch, step for step. A ContactPatch is a record in memory: CONTACT_SIZE bytes of body_values, then three 8-byte flags. Its offsets live in a new include file, contact_patch.inc, which contact_patch.asm and the server both include after contacts.inc, as C's contact_patch.h holds struct ContactPatch. patch_from_json lets contact_from_json fill BODY_VALUES, then parses the body again with cJSON_ParseWithOpts and asks cJSON_GetObjectItemCaseSensitive for each key: it finds a key whose value is null, and returns 0 only for a key that is missing. apply_patch takes three addresses rather than copies, as Assembly passes records: memcpy copies the stored record into the patched one, snprintf puts in each named text, and a named phone copies HAS_PHONE too, so a phone of null clears it. The clients now write their bodies with cJSON, so they link cJSON.c, as C's clients do: cJSON_PrintPreallocated writes the object into space the client owns.</w:t>
       </w:r>
     </w:p>
     <w:p>
@@ -323,10 +308,7 @@
     </w:p>
     <w:p>
       <w:r>
-        <w:t xml:space="preserve">Remember, a serde_json::Value object's map answers get with Some or None (Lesson 6.6a); contains_key, which Lesson 2.8a's maps have too, is true for a key whose value is null and false only for a missing key. ContactPatch is a struct with pub fields, so the server can read them. apply_patch takes the stored contact and the patch by value: both move in, let mut makes the stored contact changeable, and each if moves one field's text out of the patch into it. Rust allows those moves because the patch is never </w:t>
-      </w:r>
-      <w:r>
-        <w:t>used again. The client's PhonePatch struct has one field, phone: Option&lt;String&gt;, and serde writes None as null, so one struct writes both bodies.</w:t>
+        <w:t>Remember, a serde_json::Value object's map answers get with Some or None (Lesson 6.6a); contains_key, which Lesson 2.8a's maps have too, is true for a key whose value is null and false only for a missing key. ContactPatch is a struct with pub fields, so the server can read them. apply_patch takes the stored contact and the patch by value: both move in, let mut makes the stored contact changeable, and each if moves one field's text out of the patch into it. Rust allows those moves because the patch is never used again. The client's PhonePatch struct has one field, phone: Option&lt;String&gt;, and serde writes None as null, so one struct writes both bodies.</w:t>
       </w:r>
     </w:p>
     <w:p>
@@ -349,10 +331,7 @@
     </w:p>
     <w:p>
       <w:r>
-        <w:t xml:space="preserve">Remember, a record's fields are declared in a .hrl file that each module using them includes (Lesson 5.8a). contact_patch.hrl declares the contact_patch record, and contact_patch.erl includes it with contacts.hrl. maps:is_key is true for a key whose value is null and false only for a missing key (Lesson 2.8a), and json:decode stays inside try, as always. The stored contact comes from mysql-otp, which gives each text as a binary, while the body's values and your Chapter 5 validators use strings; apply_patch </w:t>
-      </w:r>
-      <w:r>
-        <w:t>turns the stored texts into strings with unicode:characters_to_list, so the merged contact holds strings only. The client writes each body with json:encode_key_value_list, which writes the atom null as null.</w:t>
+        <w:t>Remember, a record's fields are declared in a .hrl file that each module using them includes (Lesson 5.8a). contact_patch.hrl declares the contact_patch record, and contact_patch.erl includes it with contacts.hrl. maps:is_key is true for a key whose value is null and false only for a missing key (Lesson 2.8a), and json:decode stays inside try, as always. The stored contact comes from mysql-otp, which gives each text as a binary, while the body's values and your Chapter 5 validators use strings; apply_patch turns the stored texts into strings with unicode:characters_to_list, so the merged contact holds strings only. The client writes each body with json:encode_key_value_list, which writes the atom null as null.</w:t>
       </w:r>
     </w:p>
     <w:p>
@@ -580,10 +559,7 @@
         <w:pStyle w:val="ListBullet"/>
       </w:pPr>
       <w:r>
-        <w:t xml:space="preserve">The servers are Lesson 6.7a's, with the health route, the GET routes, POST, PUT, the contact store, contact_create, contact_replace, send_json, send_failure, and http_status_for unchanged. PATCH /api/v1/contacts/{id} answers 200 with the whole contact as stored, 400 invalid_input for an id parse_id refuses, a body that is not a JSON contact object, a body that names no field, or a merged value Chapter 5's checks refuse, 404 not_found with no contact with id N, 409 duplicate_email for a taken email, and 500 </w:t>
-      </w:r>
-      <w:r>
-        <w:t>database_failure with Lesson 5.9's words, logged in contacts.log.</w:t>
+        <w:t>The servers are Lesson 6.7a's, with the health route, the GET routes, POST, PUT, the contact store, contact_create, contact_replace, send_json, send_failure, and http_status_for unchanged. PATCH /api/v1/contacts/{id} answers 200 with the whole contact as stored, 400 invalid_input for an id parse_id refuses, a body that is not a JSON contact object, a body that names no field, or a merged value Chapter 5's checks refuse, 404 not_found with no contact with id N, 409 duplicate_email for a taken email, and 500 database_failure with Lesson 5.9's words, logged in contacts.log.</w:t>
       </w:r>
     </w:p>
     <w:p>
@@ -876,10 +852,7 @@
     </w:p>
     <w:p>
       <w:r>
-        <w:t>The files step 1 copies from lesson-6.7-extended are not printed in this lesson, so they are not in the layout: certs, .gitignore, sql/reset_contacts.sql, your Chapter 5 contacts module (assembly/windows/contacts.asm and contacts.inc, rust/src/contacts.rs, erlang/contacts.erl and contacts.hrl), Lesson 6.5a's contact store (assembly/windows/contact_store.asm, rust/src/contact_store.rs, erlang/contact_store.erl), Lesson 6.6a's contact_create and Lesson 6.7a's contact_replace (each in .asm, .rs, and .erl), cJS</w:t>
-      </w:r>
-      <w:r>
-        <w:t>ON (assembly/cJSON.c and cJSON.h), libmysql's three DLLs, mysql-otp (vendor/mysql), ContactRules (solidity/script/ContactRules.sol), and the two deploy scripts (solidity/script/DeployBasicContactApi.s.sol and DeployContactApi.s.sol). Step 2 copies rust/Cargo.lock and solidity/foundry.toml from it too. The servers and clients are Lesson 6.7a's with the parts this lesson adds; type them whole, or add the new parts to copies of your Lesson 6.7a files.</w:t>
+        <w:t>The files step 1 copies from lesson-6.7-extended are not printed in this lesson, so they are not in the layout: certs, .gitignore, sql/reset_contacts.sql, your Chapter 5 contacts module (assembly/windows/contacts.asm and contacts.inc, rust/src/contacts.rs, erlang/contacts.erl and contacts.hrl), Lesson 6.5a's contact store (assembly/windows/contact_store.asm, rust/src/contact_store.rs, erlang/contact_store.erl), Lesson 6.6a's contact_create and Lesson 6.7a's contact_replace (each in .asm, .rs, and .erl), cJSON (assembly/cJSON.c and cJSON.h), libmysql's three DLLs, mysql-otp (vendor/mysql), ContactRules (solidity/script/ContactRules.sol), and the two deploy scripts (solidity/script/DeployBasicContactApi.s.sol and DeployContactApi.s.sol). Step 2 copies rust/Cargo.lock and solidity/foundry.toml from it too. The servers and clients are Lesson 6.7a's with the parts this lesson adds; type them whole, or add the new parts to copies of your Lesson 6.7a files.</w:t>
       </w:r>
     </w:p>
     <w:p>
@@ -1579,10 +1552,7 @@
         <w:keepNext/>
       </w:pPr>
       <w:r>
-        <w:t>Remember, verify checks that the server certificate is signed by the course CA (Lesson 6.0). 9 of the module's lines name spa_contacts, 3 in each file. Each contact store file names Lesson 6.5a: once, in its first comment, each contact_create file Lesson 6.6a:, and each contact_replace file Lesson 6.7a:, so they are the earlier lessons' files. The cJSON hashes are Lesson 3.15a's, the next lines are libmysql's three DLLs, and Test-Path prints True for each file that is there, one line per path: mysql-otp, th</w:t>
-      </w:r>
-      <w:r>
-        <w:t>e reset file, ContactRules, and the two deploy scripts.</w:t>
+        <w:t>Remember, verify checks that the server certificate is signed by the course CA (Lesson 6.0). 9 of the module's lines name spa_contacts, 3 in each file. Each contact store file names Lesson 6.5a: once, in its first comment, each contact_create file Lesson 6.6a:, and each contact_replace file Lesson 6.7a:, so they are the earlier lessons' files. The cJSON hashes are Lesson 3.15a's, the next lines are libmysql's three DLLs, and Test-Path prints True for each file that is there, one line per path: mysql-otp, the reset file, ContactRules, and the two deploy scripts.</w:t>
       </w:r>
     </w:p>
     <w:p>
@@ -1744,10 +1714,7 @@
     </w:p>
     <w:p>
       <w:r>
-        <w:t>Remember, each library goes into the lesson folder only, at the version its project file or command pins. Cargo.toml pins Lesson 6.7a's crates at the same versions, so copy Lesson 6.7a's Cargo.lock and let cargo fetch read it: it keeps every version and only writes this project's new name, patch_requests, into it. foundry.toml is Lesson 6.7a's too, and forge installs forge-std inside the lesson folder again. Each file is copied just before the command that reads it. Erlang's inets, ssl, and json come with E</w:t>
-      </w:r>
-      <w:r>
-        <w:t>rlang/OTP.</w:t>
+        <w:t>Remember, each library goes into the lesson folder only, at the version its project file or command pins. Cargo.toml pins Lesson 6.7a's crates at the same versions, so copy Lesson 6.7a's Cargo.lock and let cargo fetch read it: it keeps every version and only writes this project's new name, patch_requests, into it. foundry.toml is Lesson 6.7a's too, and forge installs forge-std inside the lesson folder again. Each file is copied just before the command that reads it. Erlang's inets, ssl, and json come with Erlang/OTP.</w:t>
       </w:r>
     </w:p>
     <w:p>
@@ -2260,10 +2227,7 @@
     </w:p>
     <w:p>
       <w:r>
-        <w:t>The curl Check sends most of its bodies from Lesson 6.8's five files, because Windows PowerShell 5.1 removes the double quotes inside an argument such as '{"name":null}' (Lesson 6.2a). Each names one field only: grace-name.json gives a new name, null-name.json a name of null, taken-email.json Ada's email, number-phone.json a phone that is a number, and case-key.json a Phone key with a capital P. The bodies {}junk, [], and null hold no double quote, so they are typed straight into the command. Save the files</w:t>
-      </w:r>
-      <w:r>
-        <w:t xml:space="preserve"> in lesson-6.8-extended itself; taken-email.json is not Lesson 6.7a's, which held a whole contact.</w:t>
+        <w:t>The curl Check sends most of its bodies from Lesson 6.8's five files, because Windows PowerShell 5.1 removes the double quotes inside an argument such as '{"name":null}' (Lesson 6.2a). Each names one field only: grace-name.json gives a new name, null-name.json a name of null, taken-email.json Ada's email, number-phone.json a phone that is a number, and case-key.json a Phone key with a capital P. The bodies {}junk, [], and null hold no double quote, so they are typed straight into the command. Save the files in lesson-6.8-extended itself; taken-email.json is not Lesson 6.7a's, which held a whole contact.</w:t>
       </w:r>
     </w:p>
     <w:p>
@@ -2540,13 +2504,7 @@
     </w:p>
     <w:p>
       <w:r>
-        <w:t>Start with the most direct versions. The Basic server answers one route, PATCH /api/v1/contacts/{id}: answer_request collects the body in an Upload as its pieces arrive (Lesson 6.2a), then checks the method, and answer_one checks the path's shape and the id with parse_id. answer_patch reads the body with read_body, which copies each value into a contact record, body_values, with copy_text, and notes which keys the body has with has_key, then refuses a body that names no field. merge_and_save reads the store</w:t>
-      </w:r>
-      <w:r>
-        <w:t>d contact with find_contact, puts in only the keys the body has with copy_field, trims and checks the merged values with your Chapter 5 trim_text and validate_contact, sends Lesson 6.7a's UPDATE in run_update, reads the contact back, and writes the answer with write_contact or write_error; error 1062 becomes 409, and a contact that does not exist becomes 404. The Basic client: write_phone_patch writes each body with cJSON, cJSON_AddStringToObject for {"phone":"555-0199"} and cJSON_AddNullToObject for {"phon</w:t>
-      </w:r>
-      <w:r>
-        <w:t>e":null}; main sets the URL and PATCH once, and send_patch sets the body, performs the request, and prints the answer. The new steps are commented in full, and the ones from earlier lessons have short reminders.</w:t>
+        <w:t>Start with the most direct versions. The Basic server answers one route, PATCH /api/v1/contacts/{id}: answer_request collects the body in an Upload as its pieces arrive (Lesson 6.2a), then checks the method, and answer_one checks the path's shape and the id with parse_id. answer_patch reads the body with read_body, which copies each value into a contact record, body_values, with copy_text, and notes which keys the body has with has_key, then refuses a body that names no field. merge_and_save reads the stored contact with find_contact, puts in only the keys the body has with copy_field, trims and checks the merged values with your Chapter 5 trim_text and validate_contact, sends Lesson 6.7a's UPDATE in run_update, reads the contact back, and writes the answer with write_contact or write_error; error 1062 becomes 409, and a contact that does not exist becomes 404. The Basic client: write_phone_patch writes each body with cJSON, cJSON_AddStringToObject for {"phone":"555-0199"} and cJSON_AddNullToObject for {"phone":null}; main sets the URL and PATCH once, and send_patch sets the body, performs the request, and prints the answer. The new steps are commented in full, and the ones from earlier lessons have short reminders.</w:t>
       </w:r>
     </w:p>
     <w:p>
@@ -14350,10 +14308,7 @@
     </w:p>
     <w:p>
       <w:r>
-        <w:t>The Production-Minded server is Lesson 6.7a's, with every function unchanged, plus handle_patch_contact in the frozen handler shape and its route; route_request now checks the POST route, then the PUT route, then the PATCH route, then the GET routes. contact_patch.inc holds the ContactPatch record's offsets, and contact_patch.asm the contact store's three new functions. The client keeps Lesson 6.4a's functions unchanged and adds phone_patch_json. Read contact_patch.inc and contact_patch.asm first, then hand</w:t>
-      </w:r>
-      <w:r>
-        <w:t>le_patch_contact, then the client's phone_patch_json and main.</w:t>
+        <w:t>The Production-Minded server is Lesson 6.7a's, with every function unchanged, plus handle_patch_contact in the frozen handler shape and its route; route_request now checks the POST route, then the PUT route, then the PATCH route, then the GET routes. contact_patch.inc holds the ContactPatch record's offsets, and contact_patch.asm the contact store's three new functions. The client keeps Lesson 6.4a's functions unchanged and adds phone_patch_json. Read contact_patch.inc and contact_patch.asm first, then handle_patch_contact, then the client's phone_patch_json and main.</w:t>
       </w:r>
     </w:p>
     <w:p>
@@ -32867,10 +32822,7 @@
     </w:p>
     <w:p>
       <w:r>
-        <w:t>Start with the most direct versions. The Basic server's answer runs answer_from_database with tokio::task::spawn_blocking; answer_from_database checks the method and the path's shape and the id with parse_id, and answer_patch reads the body as UTF-8 text, then as a serde_json::Value, takes each value with text_value, asks contains_key which keys the body has, refuses a body that names no field, reads the stored contact with get_contact, puts in only the keys the body has, trims and checks the result with yo</w:t>
-      </w:r>
-      <w:r>
-        <w:t>ur Chapter 5 validate_contact, sends Lesson 6.7a's UPDATE with exec_drop, and reads the contact back. The Basic client writes both bodies with serde_json::to_string from a PhonePatch struct; send_patch sends one PATCH with ureq's patch, header, and send, and prints the answer. The new steps are commented in full, and the ones from earlier lessons have short reminders.</w:t>
+        <w:t>Start with the most direct versions. The Basic server's answer runs answer_from_database with tokio::task::spawn_blocking; answer_from_database checks the method and the path's shape and the id with parse_id, and answer_patch reads the body as UTF-8 text, then as a serde_json::Value, takes each value with text_value, asks contains_key which keys the body has, refuses a body that names no field, reads the stored contact with get_contact, puts in only the keys the body has, trims and checks the result with your Chapter 5 validate_contact, sends Lesson 6.7a's UPDATE with exec_drop, and reads the contact back. The Basic client writes both bodies with serde_json::to_string from a PhonePatch struct; send_patch sends one PATCH with ureq's patch, header, and send, and prints the answer. The new steps are commented in full, and the ones from earlier lessons have short reminders.</w:t>
       </w:r>
     </w:p>
     <w:p>
@@ -44656,10 +44608,7 @@
     </w:p>
     <w:p>
       <w:r>
-        <w:t>Start with the most direct versions. The Basic server's do/1 answers only PATCH /api/v1/contacts/{id}: it splits the path at every /, checks the id with parse_id, and answer_patch decodes the body with json:decode in try; check_patch takes each value with text_value and refuses a body that names no field with maps:is_key; patch_contact opens one connection, and merge_and_save reads the stored contact with get_contact and builds each field with patched_text, the body's text for a key the body has and the sto</w:t>
-      </w:r>
-      <w:r>
-        <w:t>red value otherwise. check_contact trims and checks the result with your Chapter 5 validate_contact, and Lesson 6.7a's update_and_answer sends the UPDATE and answers. The Basic client writes both bodies with json:encode_key_value_list, and send_patch sends each with httpc's patch and prints the answer. The new steps are commented in full, and the ones from earlier lessons have short reminders.</w:t>
+        <w:t>Start with the most direct versions. The Basic server's do/1 answers only PATCH /api/v1/contacts/{id}: it splits the path at every /, checks the id with parse_id, and answer_patch decodes the body with json:decode in try; check_patch takes each value with text_value and refuses a body that names no field with maps:is_key; patch_contact opens one connection, and merge_and_save reads the stored contact with get_contact and builds each field with patched_text, the body's text for a key the body has and the stored value otherwise. check_contact trims and checks the result with your Chapter 5 validate_contact, and Lesson 6.7a's update_and_answer sends the UPDATE and answers. The Basic client writes both bodies with json:encode_key_value_list, and send_patch sends each with httpc's patch and prints the answer. The new steps are commented in full, and the ones from earlier lessons have short reminders.</w:t>
       </w:r>
     </w:p>
     <w:p>
@@ -47356,10 +47305,7 @@
     </w:p>
     <w:p>
       <w:r>
-        <w:t>The Production-Minded server is Lesson 6.7a's, with every function unchanged, plus handle_patch_contact in the frozen handler shape and its route. contact_patch.hrl holds the contact_patch record, and contact_patch.erl the contact store's three new functions. The client keeps Lesson 6.4a's functions unchanged and adds phone_patch_json; Lesson 6.7a's print_comparison is gone, because nothing compares two answers until the Exercise. Read contact_patch.hrl and contact_patch.erl first, then handle_patch_contact</w:t>
-      </w:r>
-      <w:r>
-        <w:t>, then the client's phone_patch_json and main.</w:t>
+        <w:t>The Production-Minded server is Lesson 6.7a's, with every function unchanged, plus handle_patch_contact in the frozen handler shape and its route. contact_patch.hrl holds the contact_patch record, and contact_patch.erl the contact store's three new functions. The client keeps Lesson 6.4a's functions unchanged and adds phone_patch_json; Lesson 6.7a's print_comparison is gone, because nothing compares two answers until the Exercise. Read contact_patch.hrl and contact_patch.erl first, then handle_patch_contact, then the client's phone_patch_json and main.</w:t>
       </w:r>
     </w:p>
     <w:p>
@@ -53041,10 +52987,7 @@
     </w:p>
     <w:p>
       <w:r>
-        <w:t>Solidity's section maps Lesson 6.8 onto the honest counterpart that Concept describes: anvil is the server process, ContactApi's patchContact is the PATCH endpoint, sent as a transaction with cast send, and each field travels as a true or false and a text. Remember, cast send sends a transaction from anvil's first test account, --json prints its receipt, and ConvertFrom-Json reads it; cast call runs a function on the node and stores nothing, and ConvertFrom-Json turns the quoted text it prints into the cont</w:t>
-      </w:r>
-      <w:r>
-        <w:t>act's JSON; an empty text is written '""' in Windows PowerShell 5.1 (Lesson 6.6a); and $name = keeps a command's output (Lesson 6.7a). Every Solidity block runs in the lesson-6.8-extended folder.</w:t>
+        <w:t>Solidity's section maps Lesson 6.8 onto the honest counterpart that Concept describes: anvil is the server process, ContactApi's patchContact is the PATCH endpoint, sent as a transaction with cast send, and each field travels as a true or false and a text. Remember, cast send sends a transaction from anvil's first test account, --json prints its receipt, and ConvertFrom-Json reads it; cast call runs a function on the node and stores nothing, and ConvertFrom-Json turns the quoted text it prints into the contact's JSON; an empty text is written '""' in Windows PowerShell 5.1 (Lesson 6.6a); and $name = keeps a command's output (Lesson 6.7a). Every Solidity block runs in the lesson-6.8-extended folder.</w:t>
       </w:r>
     </w:p>
     <w:p>
@@ -53067,10 +53010,7 @@
     </w:p>
     <w:p>
       <w:r>
-        <w:t xml:space="preserve">Start with the most direct version: BasicContactApi, Lesson 6.6a's contract with getContact from Lesson 6.5a, plus patchContact, which checks the id range, refuses a patch that names no field and a contact that does not exist, puts in the named fields, checks the result with ContactRules and emailTaken, and writes it. DeployBasicContactApi, copied from Lesson 6.7a, puts it on the chain and stores the three known contacts. The client sends the phone patch and the clearing patch, with a getContact call after </w:t>
-      </w:r>
-      <w:r>
-        <w:t>each. Every step is commented, so read the comments as you type them.</w:t>
+        <w:t>Start with the most direct version: BasicContactApi, Lesson 6.6a's contract with getContact from Lesson 6.5a, plus patchContact, which checks the id range, refuses a patch that names no field and a contact that does not exist, puts in the named fields, checks the result with ContactRules and emailTaken, and writes it. DeployBasicContactApi, copied from Lesson 6.7a, puts it on the chain and stores the three known contacts. The client sends the phone patch and the clearing patch, with a getContact call after each. Every step is commented, so read the comments as you type them.</w:t>
       </w:r>
     </w:p>
     <w:p>
@@ -55266,10 +55206,7 @@
     </w:p>
     <w:p>
       <w:r>
-        <w:t>The Production-Minded contract is Lesson 6.7a's ContactApi, with addContact, replaceContact, getContact, getContacts, health, and the fallback unchanged, plus patchContact, the PATCH endpoint: it checks the id range, then that the patch names a field, then that the contact exists, merges, and returns Lesson 6.7a's replaceContact of the merged contact, so PUT and PATCH share one set of checks and one write. DeployContactApi, copied from Lesson 6.7a, stores the three contacts. The Client Run is the Basic one,</w:t>
-      </w:r>
-      <w:r>
-        <w:t xml:space="preserve"> and the Call Check is the curl Check's counterpart.</w:t>
+        <w:t>The Production-Minded contract is Lesson 6.7a's ContactApi, with addContact, replaceContact, getContact, getContacts, health, and the fallback unchanged, plus patchContact, the PATCH endpoint: it checks the id range, then that the patch names a field, then that the contact exists, merges, and returns Lesson 6.7a's replaceContact of the merged contact, so PUT and PATCH share one set of checks and one write. DeployContactApi, copied from Lesson 6.7a, stores the three contacts. The Client Run is the Basic one, and the Call Check is the curl Check's counterpart.</w:t>
       </w:r>
     </w:p>
     <w:p>
@@ -59784,10 +59721,7 @@
     </w:p>
     <w:p>
       <w:r>
-        <w:t>The Contact Manager REST API's EXTENDED companion answers Update contact fields with exactly this handler, patch_from_json, names_a_field, and apply_patch, in contact_patch beside Lesson 6.5a's contact store, Lesson 6.6a's contact_create, and Lesson 6.7a's contact_replace, so PUT and PATCH share one set of checks and one UPDATE. Lesson 6.9a's DELETE adds the last of the four changing methods. In Solidity, ContactApi's patchContact carries on beside replaceContact, and Lesson 6.16a lets only an approved send</w:t>
-      </w:r>
-      <w:r>
-        <w:t>er call either.</w:t>
+        <w:t>The Contact Manager REST API's EXTENDED companion answers Update contact fields with exactly this handler, patch_from_json, names_a_field, and apply_patch, in contact_patch beside Lesson 6.5a's contact store, Lesson 6.6a's contact_create, and Lesson 6.7a's contact_replace, so PUT and PATCH share one set of checks and one UPDATE. Lesson 6.9a's DELETE adds the last of the four changing methods. In Solidity, ContactApi's patchContact carries on beside replaceContact, and Lesson 6.16a lets only an approved sender call either.</w:t>
       </w:r>
     </w:p>
     <w:p>
@@ -59815,10 +59749,7 @@
     </w:p>
     <w:p>
       <w:r>
-        <w:t>Show that this API's PATCH is idempotent. In the Production-Minded client, after the clearing PATCH's answer, send the same clearing PATCH again with the same client and the same body: PATCH /api/v1/contacts/3 with clear_phone_json (ClearPhoneJson in Erlang). Store its answer in repeat_response (RepeatResponse in Erlang), check its status code for 0 exactly as main checks the others, and print it with print_response. Then, as Lesson 6.7a's client did, print Same answer both times: yes when its status and bo</w:t>
-      </w:r>
-      <w:r>
-        <w:t>dy equal clear_response's (ClearResponse's), and Same answer both times: no when they do not.</w:t>
+        <w:t>Show that this API's PATCH is idempotent. In the Production-Minded client, after the clearing PATCH's answer, send the same clearing PATCH again with the same client and the same body: PATCH /api/v1/contacts/3 with clear_phone_json (ClearPhoneJson in Erlang). Store its answer in repeat_response (RepeatResponse in Erlang), check its status code for 0 exactly as main checks the others, and print it with print_response. Then, as Lesson 6.7a's client did, print Same answer both times: yes when its status and body equal clear_response's (ClearResponse's), and Same answer both times: no when they do not.</w:t>
       </w:r>
     </w:p>
     <w:p>
@@ -59980,10 +59911,7 @@
         <w:pStyle w:val="ListBullet"/>
       </w:pPr>
       <w:r>
-        <w:t>In handle_patch_contact, right after the names_a_field check, answer a patch whose email_present is true and whose body_values email is "" (null or empty text) with send_failure, INVALID_INPUT (invalid_input) and EMAIL_CLEARED. It is an input check, so it belongs in step 2, before the connection is opened. Assembly: cmp qword [patch_record + PATCH_EMAIL_PRESENT], 0, then cmp byte [patch_record + PATCH_BODY_VALUES + EMAIL], 0. Rust: patch.email_present &amp;&amp; patch.body_values.email.is_empty(). Erlang: include c</w:t>
-      </w:r>
-      <w:r>
-        <w:t>ontact_patch.hrl, then test Patch#contact_patch.email_present andalso BodyValues#contact.email =:= "", where BodyValues is Patch#contact_patch.body_values.</w:t>
+        <w:t>In handle_patch_contact, right after the names_a_field check, answer a patch whose email_present is true and whose body_values email is "" (null or empty text) with send_failure, INVALID_INPUT (invalid_input) and EMAIL_CLEARED. It is an input check, so it belongs in step 2, before the connection is opened. Assembly: cmp qword [patch_record + PATCH_EMAIL_PRESENT], 0, then cmp byte [patch_record + PATCH_BODY_VALUES + EMAIL], 0. Rust: patch.email_present &amp;&amp; patch.body_values.email.is_empty(). Erlang: include contact_patch.hrl, then test Patch#contact_patch.email_present andalso BodyValues#contact.email =:= "", where BodyValues is Patch#contact_patch.body_values.</w:t>
       </w:r>
     </w:p>
     <w:p>
@@ -59999,10 +59927,7 @@
         <w:pStyle w:val="ListBullet"/>
       </w:pPr>
       <w:r>
-        <w:t xml:space="preserve">Solidity: add to ContactApi a constant EMAIL_CLEARED_JSON holding {"code":"invalid_input","message":"email cannot be cleared"}, and, right after the check that the patch names a field, revert with it when emailPresent is true and bytes(email).length is 0. Add a last command to the Client Run: the first cast send's line with false '""' true '""' false '""' after the 3, and without --json and what follows it, then $LASTEXITCODE on its own line (echo $? on Linux or macOS). Against the unchanged contract it is </w:t>
-      </w:r>
-      <w:r>
-        <w:t>refused with email is required; restart anvil, deploy again, and run the Client Run.</w:t>
+        <w:t>Solidity: add to ContactApi a constant EMAIL_CLEARED_JSON holding {"code":"invalid_input","message":"email cannot be cleared"}, and, right after the check that the patch names a field, revert with it when emailPresent is true and bytes(email).length is 0. Add a last command to the Client Run: the first cast send's line with false '""' true '""' false '""' after the 3, and without --json and what follows it, then $LASTEXITCODE on its own line (echo $? on Linux or macOS). Against the unchanged contract it is refused with email is required; restart anvil, deploy again, and run the Client Run.</w:t>
       </w:r>
     </w:p>
     <w:p>
@@ -60269,10 +60194,7 @@
     </w:p>
     <w:p>
       <w:r>
-        <w:t xml:space="preserve">PATCH sends only the fields to change, in every language: a key with text sets the field, null clears it, and a missing key keeps the stored value. patch_from_json lets Lesson 6.6a's contact_from_json check the body and reads it again only to see which keys are there, names_a_field refuses a body that names no field, apply_patch merges into the stored contact, and Lesson 6.7a's replace_contact checks and saves the result, so a name or email of null is 400. Assembly keeps three flags in a record of its own, </w:t>
-      </w:r>
-      <w:r>
-        <w:t>Rust and Erlang ask the decoded object with contains_key and maps:is_key, and Solidity sends each field as a true or false and a text, saving through replaceContact. Lesson 6.9a's DELETE removes a contact.</w:t>
+        <w:t>PATCH sends only the fields to change, in every language: a key with text sets the field, null clears it, and a missing key keeps the stored value. patch_from_json lets Lesson 6.6a's contact_from_json check the body and reads it again only to see which keys are there, names_a_field refuses a body that names no field, apply_patch merges into the stored contact, and Lesson 6.7a's replace_contact checks and saves the result, so a name or email of null is 400. Assembly keeps three flags in a record of its own, Rust and Erlang ask the decoded object with contains_key and maps:is_key, and Solidity sends each field as a true or false and a text, saving through replaceContact. Lesson 6.9a's DELETE removes a contact.</w:t>
       </w:r>
     </w:p>
     <w:sectPr>

--- a/Volume 1/Chapter 06 - RESTful APIs/SPA_Vol1_Ch6_Lesson6_8a_PATCH_Requests_EXTENDED.docx
+++ b/Volume 1/Chapter 06 - RESTful APIs/SPA_Vol1_Ch6_Lesson6_8a_PATCH_Requests_EXTENDED.docx
@@ -67,7 +67,10 @@
     </w:p>
     <w:p>
       <w:r>
-        <w:t>Apply a partial update with PATCH in Assembly, Rust, and Erlang, exactly as Lesson 6.8 does. On the server, PATCH /api/v1/contacts/{id} changes only the fields its JSON body names: on one connection it reads the stored contact, puts in the fields the body has, and saves the result through Lesson 6.7a's replace_contact, unchanged. A missing key keeps its value, and null clears the phone. On the client, each language's JSON library writes a partial body, and send_request from Lesson 6.4a changes contact 3's phone, then clears it. In Solidity, patchContact becomes the PATCH endpoint: a transaction that takes, for each field, whether the patch names it and its text, merges them into the stored contact, and saves the result with Lesson 6.7a's replaceContact.</w:t>
+        <w:t>Apply a partial update with PATCH in Assembly, Rust, and Erlang, exactly as Lesson 6.8 does. On the server, PATCH /api/v1/contacts/{id} changes only the fields its JSON body names: on one connection it reads the stored contact, puts in the fields the body has, and saves the result through Lesson 6.7a's replace_contact, unchanged. A missing key keeps its value, and null clears the phone. On the client, each language's JSON library writes a partial body, and send_request from Lesson 6.4a changes contact 3's p</w:t>
+      </w:r>
+      <w:r>
+        <w:t>hone, then clears it. In Solidity, patchContact becomes the PATCH endpoint: a transaction that takes, for each field, whether the patch names it and its text, merges them into the stored contact, and saves the result with Lesson 6.7a's replaceContact.</w:t>
       </w:r>
     </w:p>
     <w:p>
@@ -95,7 +98,10 @@
     </w:p>
     <w:p>
       <w:r>
-        <w:t>Lesson 6.8 explains why a PATCH sends only the change, why a missing key and null must mean different things, why a body that names no field is refused, why PATCH is not promised to be idempotent, and how a lost update happens. This companion shows what telling a missing key from null takes when the language gives you less, or something different: Assembly keeps three flags beside the values in a record of its own; Rust and Erlang ask a decoded JSON object whether it has each key; and Solidity has no JSON body at all, so each field travels as a true or false and a text. Read Lesson 6.8 first: this companion uses its values, its output, its Exercise and Challenge, and does not repeat why each was chosen.</w:t>
+        <w:t>Lesson 6.8 explains why a PATCH sends only the change, why a missing key and null must mean different things, why a body that names no field is refused, why PATCH is not promised to be idempotent, and how a lost update happens. This companion shows what telling a missing key from null takes when the language gives you less, or something different: Assembly keeps three flags beside the values in a record of its own; Rust and Erlang ask a decoded JSON object whether it has each key; and Solidity has no JSON b</w:t>
+      </w:r>
+      <w:r>
+        <w:t>ody at all, so each field travels as a true or false and a text. Read Lesson 6.8 first: this companion uses its values, its output, its Exercise and Challenge, and does not repeat why each was chosen.</w:t>
       </w:r>
     </w:p>
     <w:p>
@@ -123,7 +129,10 @@
     </w:p>
     <w:p>
       <w:r>
-        <w:t>Remember, PATCH /api/v1/contacts/{id} changes only the fields its body names: a key with text sets the field, a key with null clears it, and a missing key keeps the stored value. Only the phone may be cleared, so a name or email of null is 400 with Chapter 5's words; a body that names none of name, email, and phone, such as {} or a misspelled key, is 400 body must name at least one field; an id no contact has is 404; an email another contact has is 409; and the answer is 200 with the whole contact as stored. This API's PATCH sets fixed values, so sending it twice leaves the same contact, and no Data Reset is needed between runs (Lesson 6.8).</w:t>
+        <w:t>Remember, PATCH /api/v1/contacts/{id} changes only the fields its body names: a key with text sets the field, a key with null clears it, and a missing key keeps the stored value. Only the phone may be cleared, so a name or email of null is 400 with Chapter 5's words; a body that names none of name, email, and phone, such as {} or a misspelled key, is 400 body must name at least one field; an id no contact has is 404; an email another contact has is 409; and the answer is 200 with the whole contact as stored</w:t>
+      </w:r>
+      <w:r>
+        <w:t>. This API's PATCH sets fixed values, so sending it twice leaves the same contact, and no Data Reset is needed between runs (Lesson 6.8).</w:t>
       </w:r>
     </w:p>
     <w:p>
@@ -149,7 +158,10 @@
         <w:keepNext/>
       </w:pPr>
       <w:r>
-        <w:t>Remember, Lesson 6.6a's contact_from_json gives "" both for a missing key and for null, which is right for POST and PUT but not for PATCH. So contact_patch sits beside it, as in Lesson 6.8: patch_from_json calls contact_from_json, unchanged, for its rules and its words, then reads the body once more only to see which keys are there; names_a_field says whether the patch names any field; and apply_patch puts the named fields into a copy of the stored contact, never checking them, because replace_contact does. They go in a file of their own, contact_patch, beside Lesson 6.5a's contact store, Lesson 6.6a's contact_create, and Lesson 6.7a's contact_replace, which are copied unchanged. The ContactPatch record is body_values, a contact holding the body's values, and three flags, name_present, email_present, and phone_present:</w:t>
+        <w:t>Remember, Lesson 6.6a's contact_from_json gives "" both for a missing key and for null, which is right for POST and PUT but not for PATCH. So contact_patch sits beside it, as in Lesson 6.8: patch_from_json calls contact_from_json, unchanged, for its rules and its words, then reads the body once more only to see which keys are there; names_a_field says whether the patch names any field; and apply_patch puts the named fields into a copy of the stored contact, never checking them, because replace_contact does.</w:t>
+      </w:r>
+      <w:r>
+        <w:t xml:space="preserve"> They go in a file of their own, contact_patch, beside Lesson 6.5a's contact store, Lesson 6.6a's contact_create, and Lesson 6.7a's contact_replace, which are copied unchanged. The ContactPatch record is body_values, a contact holding the body's values, and three flags, name_present, email_present, and phone_present:</w:t>
       </w:r>
     </w:p>
     <w:p>
@@ -285,7 +297,10 @@
     </w:p>
     <w:p>
       <w:r>
-        <w:t>contact_patch.asm is C's contact_patch, step for step. A ContactPatch is a record in memory: CONTACT_SIZE bytes of body_values, then three 8-byte flags. Its offsets live in a new include file, contact_patch.inc, which contact_patch.asm and the server both include after contacts.inc, as C's contact_patch.h holds struct ContactPatch. patch_from_json lets contact_from_json fill BODY_VALUES, then parses the body again with cJSON_ParseWithOpts and asks cJSON_GetObjectItemCaseSensitive for each key: it finds a key whose value is null, and returns 0 only for a key that is missing. apply_patch takes three addresses rather than copies, as Assembly passes records: memcpy copies the stored record into the patched one, snprintf puts in each named text, and a named phone copies HAS_PHONE too, so a phone of null clears it. The clients now write their bodies with cJSON, so they link cJSON.c, as C's clients do: cJSON_PrintPreallocated writes the object into space the client owns.</w:t>
+        <w:t>contact_patch.asm is C's contact_patch, step for step. A ContactPatch is a record in memory: CONTACT_SIZE bytes of body_values, then three 8-byte flags. Its offsets live in a new include file, contact_patch.inc, which contact_patch.asm and the server both include after contacts.inc, as C's contact_patch.h holds struct ContactPatch. patch_from_json lets contact_from_json fill BODY_VALUES, then parses the body again with cJSON_ParseWithOpts and asks cJSON_GetObjectItemCaseSensitive for each key: it finds a ke</w:t>
+      </w:r>
+      <w:r>
+        <w:t>y whose value is null, and returns 0 only for a key that is missing. apply_patch takes three addresses rather than copies, as Assembly passes records: memcpy copies the stored record into the patched one, snprintf puts in each named text, and a named phone copies HAS_PHONE too, so a phone of null clears it. The clients now write their bodies with cJSON, so they link cJSON.c, as C's clients do: cJSON_PrintPreallocated writes the object into space the client owns.</w:t>
       </w:r>
     </w:p>
     <w:p>
@@ -308,7 +323,10 @@
     </w:p>
     <w:p>
       <w:r>
-        <w:t>Remember, a serde_json::Value object's map answers get with Some or None (Lesson 6.6a); contains_key, which Lesson 2.8a's maps have too, is true for a key whose value is null and false only for a missing key. ContactPatch is a struct with pub fields, so the server can read them. apply_patch takes the stored contact and the patch by value: both move in, let mut makes the stored contact changeable, and each if moves one field's text out of the patch into it. Rust allows those moves because the patch is never used again. The client's PhonePatch struct has one field, phone: Option&lt;String&gt;, and serde writes None as null, so one struct writes both bodies.</w:t>
+        <w:t xml:space="preserve">Remember, a serde_json::Value object's map answers get with Some or None (Lesson 6.6a); contains_key, which Lesson 2.8a's maps have too, is true for a key whose value is null and false only for a missing key. ContactPatch is a struct with pub fields, so the server can read them. apply_patch takes the stored contact and the patch by value: both move in, let mut makes the stored contact changeable, and each if moves one field's text out of the patch into it. Rust allows those moves because the patch is never </w:t>
+      </w:r>
+      <w:r>
+        <w:t>used again. The client's PhonePatch struct has one field, phone: Option&lt;String&gt;, and serde writes None as null, so one struct writes both bodies.</w:t>
       </w:r>
     </w:p>
     <w:p>
@@ -331,7 +349,10 @@
     </w:p>
     <w:p>
       <w:r>
-        <w:t>Remember, a record's fields are declared in a .hrl file that each module using them includes (Lesson 5.8a). contact_patch.hrl declares the contact_patch record, and contact_patch.erl includes it with contacts.hrl. maps:is_key is true for a key whose value is null and false only for a missing key (Lesson 2.8a), and json:decode stays inside try, as always. The stored contact comes from mysql-otp, which gives each text as a binary, while the body's values and your Chapter 5 validators use strings; apply_patch turns the stored texts into strings with unicode:characters_to_list, so the merged contact holds strings only. The client writes each body with json:encode_key_value_list, which writes the atom null as null.</w:t>
+        <w:t xml:space="preserve">Remember, a record's fields are declared in a .hrl file that each module using them includes (Lesson 5.8a). contact_patch.hrl declares the contact_patch record, and contact_patch.erl includes it with contacts.hrl. maps:is_key is true for a key whose value is null and false only for a missing key (Lesson 2.8a), and json:decode stays inside try, as always. The stored contact comes from mysql-otp, which gives each text as a binary, while the body's values and your Chapter 5 validators use strings; apply_patch </w:t>
+      </w:r>
+      <w:r>
+        <w:t>turns the stored texts into strings with unicode:characters_to_list, so the merged contact holds strings only. The client writes each body with json:encode_key_value_list, which writes the atom null as null.</w:t>
       </w:r>
     </w:p>
     <w:p>
@@ -559,7 +580,10 @@
         <w:pStyle w:val="ListBullet"/>
       </w:pPr>
       <w:r>
-        <w:t>The servers are Lesson 6.7a's, with the health route, the GET routes, POST, PUT, the contact store, contact_create, contact_replace, send_json, send_failure, and http_status_for unchanged. PATCH /api/v1/contacts/{id} answers 200 with the whole contact as stored, 400 invalid_input for an id parse_id refuses, a body that is not a JSON contact object, a body that names no field, or a merged value Chapter 5's checks refuse, 404 not_found with no contact with id N, 409 duplicate_email for a taken email, and 500 database_failure with Lesson 5.9's words, logged in contacts.log.</w:t>
+        <w:t xml:space="preserve">The servers are Lesson 6.7a's, with the health route, the GET routes, POST, PUT, the contact store, contact_create, contact_replace, send_json, send_failure, and http_status_for unchanged. PATCH /api/v1/contacts/{id} answers 200 with the whole contact as stored, 400 invalid_input for an id parse_id refuses, a body that is not a JSON contact object, a body that names no field, or a merged value Chapter 5's checks refuse, 404 not_found with no contact with id N, 409 duplicate_email for a taken email, and 500 </w:t>
+      </w:r>
+      <w:r>
+        <w:t>database_failure with Lesson 5.9's words, logged in contacts.log.</w:t>
       </w:r>
     </w:p>
     <w:p>
@@ -852,7 +876,13 @@
     </w:p>
     <w:p>
       <w:r>
-        <w:t>The files step 1 copies from lesson-6.7-extended are not printed in this lesson, so they are not in the layout: certs, .gitignore, sql/reset_contacts.sql, your Chapter 5 contacts module (assembly/windows/contacts.asm and contacts.inc, rust/src/contacts.rs, erlang/contacts.erl and contacts.hrl), Lesson 6.5a's contact store (assembly/windows/contact_store.asm, rust/src/contact_store.rs, erlang/contact_store.erl), Lesson 6.6a's contact_create and Lesson 6.7a's contact_replace (each in .asm, .rs, and .erl), cJSON (assembly/cJSON.c and cJSON.h), libmysql's three DLLs, mysql-otp (vendor/mysql), ContactRules (solidity/script/ContactRules.sol), and the two deploy scripts (solidity/script/DeployBasicContactApi.s.sol and DeployContactApi.s.sol). Step 2 copies rust/Cargo.lock and solidity/foundry.toml from it too. The servers and clients are Lesson 6.7a's with the parts this lesson adds; type them whole, or add the new parts to copies of your Lesson 6.7a files.</w:t>
+        <w:t>The files step 1 copies from lesson-6.7-extended are not printed in this lesson, so they are not in the layout: certs, .gitignore, the three reset files (sql/reset_contacts_assembly.sql, reset_contacts_rust.sql and reset_contacts_erlang.sql), your Chapter 5 contacts module (assembly/windows/contacts.asm and contacts.inc, rust/src/contacts.rs, erlang/contacts.erl and contacts.hrl), Lesson 6.5a's contact store (assembly/windows/contact_store.asm, rust/src/contact_store.rs, erlang/contact_store.erl), Lesson 6.</w:t>
+      </w:r>
+      <w:r>
+        <w:t>6a's contact_create and Lesson 6.7a's contact_replace (each in .asm, .rs, and .erl), cJSON (assembly/cJSON.c and cJSON.h), libmysql's three DLLs, mysql-otp (vendor/mysql), ContactRules (solidity/script/ContactRules.sol), and the two deploy scripts (solidity/script/DeployBasicContactApi.s.sol and DeployContactApi.s.sol). Step 2 copies rust/Cargo.lock and solidity/foundry.toml from it too. The servers and clients are Lesson 6.7a's with the parts this lesson adds; type them whole, or add the new parts to copie</w:t>
+      </w:r>
+      <w:r>
+        <w:t>s of your Lesson 6.7a files.</w:t>
       </w:r>
     </w:p>
     <w:p>
@@ -1362,7 +1392,7 @@
     </w:p>
     <w:p>
       <w:r>
-        <w:t>Save each source and supporting file from this lesson into the matching path in the project layout. As in Chapter 1, notepad .\rust\src\bin\basic_server.rs creates and opens one: choose Yes, type the file, save it with Ctrl+S, and close Notepad (nano ./rust/src/bin/basic_server.rs on Linux or macOS). The Linux commands leave out the assembly folder, because Linux Assembly is deferred.</w:t>
+        <w:t>You save each source file in its language's section below, as each is shown, and step 2 makes the Rust and Solidity projects. As in Chapter 1, notepad .\rust\src\bin\basic_server.rs creates and opens one: choose Yes, type the file, save it with Ctrl+S, and close Notepad (nano ./rust/src/bin/basic_server.rs on Linux or macOS). The Linux commands leave out the assembly folder, because Linux Assembly is deferred.</w:t>
       </w:r>
     </w:p>
     <w:p>
@@ -1513,7 +1543,15 @@
         <w:pStyle w:val="CommandBlock"/>
       </w:pPr>
       <w:r>
-        <w:t>Test-Path .\vendor\mysql\src\mysql.erl, .\sql\reset_contacts.sql</w:t>
+        <w:t>Test-Path .\vendor\mysql\src\mysql.erl, .\sql\reset_contacts_assembly.sql, `</w:t>
+      </w:r>
+    </w:p>
+    <w:p>
+      <w:pPr>
+        <w:pStyle w:val="CommandBlock"/>
+      </w:pPr>
+      <w:r>
+        <w:t xml:space="preserve">    .\sql\reset_contacts_rust.sql, .\sql\reset_contacts_erlang.sql</w:t>
       </w:r>
     </w:p>
     <w:p>
@@ -1552,7 +1590,10 @@
         <w:keepNext/>
       </w:pPr>
       <w:r>
-        <w:t>Remember, verify checks that the server certificate is signed by the course CA (Lesson 6.0). 9 of the module's lines name spa_contacts, 3 in each file. Each contact store file names Lesson 6.5a: once, in its first comment, each contact_create file Lesson 6.6a:, and each contact_replace file Lesson 6.7a:, so they are the earlier lessons' files. The cJSON hashes are Lesson 3.15a's, the next lines are libmysql's three DLLs, and Test-Path prints True for each file that is there, one line per path: mysql-otp, the reset file, ContactRules, and the two deploy scripts.</w:t>
+        <w:t>Remember, verify checks that the server certificate is signed by the course CA (Lesson 6.0). 9 of the module's lines name spa_contacts, 3 in each file. Each contact store file names Lesson 6.5a: once, in its first comment, each contact_create file Lesson 6.6a:, and each contact_replace file Lesson 6.7a:, so they are the earlier lessons' files. The cJSON hashes are Lesson 3.15a's, the next lines are libmysql's three DLLs, and Test-Path prints True for each file that is there, one line per path: mysql-otp, th</w:t>
+      </w:r>
+      <w:r>
+        <w:t>e three reset files, ContactRules, and the two deploy scripts.</w:t>
       </w:r>
     </w:p>
     <w:p>
@@ -1689,6 +1730,7 @@
     <w:p>
       <w:pPr>
         <w:pStyle w:val="RequiredOutput"/>
+        <w:keepNext/>
       </w:pPr>
       <w:r>
         <w:t>True</w:t>
@@ -1696,8 +1738,20 @@
     </w:p>
     <w:p>
       <w:pPr>
+        <w:pStyle w:val="RequiredOutput"/>
         <w:keepNext/>
       </w:pPr>
+      <w:r>
+        <w:t>True</w:t>
+      </w:r>
+    </w:p>
+    <w:p>
+      <w:pPr>
+        <w:pStyle w:val="RequiredOutput"/>
+      </w:pPr>
+      <w:r>
+        <w:t>True</w:t>
+      </w:r>
     </w:p>
     <w:p>
       <w:pPr>
@@ -1706,6 +1760,11 @@
     </w:p>
     <w:p>
       <w:pPr>
+        <w:keepNext/>
+      </w:pPr>
+    </w:p>
+    <w:p>
+      <w:pPr>
         <w:pStyle w:val="Heading2"/>
       </w:pPr>
       <w:r>
@@ -1714,7 +1773,10 @@
     </w:p>
     <w:p>
       <w:r>
-        <w:t>Remember, each library goes into the lesson folder only, at the version its project file or command pins. Cargo.toml pins Lesson 6.7a's crates at the same versions, so copy Lesson 6.7a's Cargo.lock and let cargo fetch read it: it keeps every version and only writes this project's new name, patch_requests, into it. foundry.toml is Lesson 6.7a's too, and forge installs forge-std inside the lesson folder again. Each file is copied just before the command that reads it. Erlang's inets, ssl, and json come with Erlang/OTP.</w:t>
+        <w:t>Remember, each library goes into the lesson folder only, at the version its project file or command pins. Remember, cargo init writes Cargo.toml and a starter src\main.rs, and cargo add pins each crate at an exact version (Lesson 6.0a). This lesson adds Lesson 6.7a's crates at the same versions. cargo add also writes a Cargo.lock; the Copy-Item line after the cargo add lines replaces it with Lesson 6.7a's, and cargo fetch reads it: it keeps every version and only writes this project's new name, patch_reques</w:t>
+      </w:r>
+      <w:r>
+        <w:t>ts, into it. The starter main.rs is removed after the fetch, which needs a program to read. Remember, forge init makes the Solidity project, as in Lesson 6.0a; Lesson 6.7a's foundry.toml is then copied over the one it wrote, and forge installs forge-std inside the lesson folder again. Each file is copied just before the command that reads it. Erlang's inets, ssl, and json come with Erlang/OTP.</w:t>
       </w:r>
     </w:p>
     <w:p>
@@ -1736,7 +1798,7 @@
         <w:keepNext/>
       </w:pPr>
       <w:r>
-        <w:t>Copy-Item ..\lesson-6.7-extended\rust\Cargo.lock .\rust</w:t>
+        <w:t>cargo init .\rust --name patch_requests --vcs none</w:t>
       </w:r>
     </w:p>
     <w:p>
@@ -1745,7 +1807,135 @@
         <w:keepNext/>
       </w:pPr>
       <w:r>
+        <w:t>cargo add --manifest-path .\rust\Cargo.toml axum@=0.8.9 `</w:t>
+      </w:r>
+    </w:p>
+    <w:p>
+      <w:pPr>
+        <w:pStyle w:val="CommandBlock"/>
+      </w:pPr>
+      <w:r>
+        <w:t xml:space="preserve">    --no-default-features --features http1,tokio</w:t>
+      </w:r>
+    </w:p>
+    <w:p>
+      <w:pPr>
+        <w:pStyle w:val="CommandBlock"/>
+      </w:pPr>
+      <w:r>
+        <w:t>cargo add --manifest-path .\rust\Cargo.toml axum-server@=0.8.0 `</w:t>
+      </w:r>
+    </w:p>
+    <w:p>
+      <w:pPr>
+        <w:pStyle w:val="CommandBlock"/>
+      </w:pPr>
+      <w:r>
+        <w:t xml:space="preserve">    --features tls-rustls-no-provider</w:t>
+      </w:r>
+    </w:p>
+    <w:p>
+      <w:pPr>
+        <w:pStyle w:val="CommandBlock"/>
+      </w:pPr>
+      <w:r>
+        <w:t>cargo add --manifest-path .\rust\Cargo.toml mysql@=28.0.3</w:t>
+      </w:r>
+    </w:p>
+    <w:p>
+      <w:pPr>
+        <w:pStyle w:val="CommandBlock"/>
+      </w:pPr>
+      <w:r>
+        <w:t>cargo add --manifest-path .\rust\Cargo.toml rustls@=0.23.45 `</w:t>
+      </w:r>
+    </w:p>
+    <w:p>
+      <w:pPr>
+        <w:pStyle w:val="CommandBlock"/>
+      </w:pPr>
+      <w:r>
+        <w:t xml:space="preserve">    --no-default-features --features ring,std,tls12</w:t>
+      </w:r>
+    </w:p>
+    <w:p>
+      <w:pPr>
+        <w:pStyle w:val="CommandBlock"/>
+      </w:pPr>
+      <w:r>
+        <w:t>cargo add --manifest-path .\rust\Cargo.toml serde@=1.0.229 --features derive</w:t>
+      </w:r>
+    </w:p>
+    <w:p>
+      <w:pPr>
+        <w:pStyle w:val="CommandBlock"/>
+      </w:pPr>
+      <w:r>
+        <w:t>cargo add --manifest-path .\rust\Cargo.toml serde_json@=1.0.151</w:t>
+      </w:r>
+    </w:p>
+    <w:p>
+      <w:pPr>
+        <w:pStyle w:val="CommandBlock"/>
+      </w:pPr>
+      <w:r>
+        <w:t>cargo add --manifest-path .\rust\Cargo.toml tokio@=1.53.1 `</w:t>
+      </w:r>
+    </w:p>
+    <w:p>
+      <w:pPr>
+        <w:pStyle w:val="CommandBlock"/>
+      </w:pPr>
+      <w:r>
+        <w:t xml:space="preserve">    --features macros,rt-multi-thread</w:t>
+      </w:r>
+    </w:p>
+    <w:p>
+      <w:pPr>
+        <w:pStyle w:val="CommandBlock"/>
+      </w:pPr>
+      <w:r>
+        <w:t>cargo add --manifest-path .\rust\Cargo.toml ureq@=3.4.2</w:t>
+      </w:r>
+    </w:p>
+    <w:p>
+      <w:pPr>
+        <w:pStyle w:val="CommandBlock"/>
+      </w:pPr>
+      <w:r>
+        <w:t>Copy-Item ..\lesson-6.7-extended\rust\Cargo.lock .\rust</w:t>
+      </w:r>
+    </w:p>
+    <w:p>
+      <w:pPr>
+        <w:pStyle w:val="CommandBlock"/>
+      </w:pPr>
+      <w:r>
         <w:t>cargo fetch --manifest-path .\rust\Cargo.toml</w:t>
+      </w:r>
+    </w:p>
+    <w:p>
+      <w:pPr>
+        <w:pStyle w:val="CommandBlock"/>
+      </w:pPr>
+      <w:r>
+        <w:t>Remove-Item .\rust\src\main.rs</w:t>
+      </w:r>
+    </w:p>
+    <w:p>
+      <w:pPr>
+        <w:pStyle w:val="CommandBlock"/>
+      </w:pPr>
+      <w:r>
+        <w:t>forge init .\solidity --empty --no-git --offline --force</w:t>
+      </w:r>
+    </w:p>
+    <w:p>
+      <w:pPr>
+        <w:pStyle w:val="CommandBlock"/>
+      </w:pPr>
+      <w:r>
+        <w:t>Copy-Item ..\lesson-6.7-extended\solidity\foundry.toml .\solidity</w:t>
       </w:r>
     </w:p>
     <w:p>
@@ -1754,7 +1944,7 @@
         <w:keepNext/>
       </w:pPr>
       <w:r>
-        <w:t>Copy-Item ..\lesson-6.7-extended\solidity\foundry.toml .\solidity</w:t>
+        <w:t>Push-Location .\solidity</w:t>
       </w:r>
     </w:p>
     <w:p>
@@ -1763,8 +1953,42 @@
         <w:keepNext/>
       </w:pPr>
       <w:r>
-        <w:t>Push-Location .\solidity</w:t>
-      </w:r>
+        <w:t>forge install foundry-rs/forge-std@v1.16.2 --no-git</w:t>
+      </w:r>
+    </w:p>
+    <w:p>
+      <w:pPr>
+        <w:pStyle w:val="CommandBlock"/>
+      </w:pPr>
+      <w:r>
+        <w:t>Pop-Location</w:t>
+      </w:r>
+    </w:p>
+    <w:p>
+      <w:pPr>
+        <w:keepNext/>
+      </w:pPr>
+    </w:p>
+    <w:p>
+      <w:pPr>
+        <w:pStyle w:val="Heading3"/>
+      </w:pPr>
+      <w:r>
+        <w:t>Linux or macOS Library Setup</w:t>
+      </w:r>
+    </w:p>
+    <w:p>
+      <w:pPr>
+        <w:keepNext/>
+      </w:pPr>
+      <w:r>
+        <w:t>Create the Rust and Solidity projects with the same commands as on Windows: cp copies Lesson 6.7a's Cargo.lock after the cargo add lines, so it replaces the one cargo add wrote, and rm deletes the starter main.rs after cargo fetch.</w:t>
+      </w:r>
+    </w:p>
+    <w:p>
+      <w:pPr>
+        <w:keepNext/>
+      </w:pPr>
     </w:p>
     <w:p>
       <w:pPr>
@@ -1772,28 +1996,7 @@
         <w:keepNext/>
       </w:pPr>
       <w:r>
-        <w:t>forge install foundry-rs/forge-std@v1.16.2 --no-git</w:t>
-      </w:r>
-    </w:p>
-    <w:p>
-      <w:pPr>
-        <w:pStyle w:val="CommandBlock"/>
-      </w:pPr>
-      <w:r>
-        <w:t>Pop-Location</w:t>
-      </w:r>
-    </w:p>
-    <w:p>
-      <w:pPr>
-        <w:keepNext/>
-      </w:pPr>
-    </w:p>
-    <w:p>
-      <w:pPr>
-        <w:pStyle w:val="Heading3"/>
-      </w:pPr>
-      <w:r>
-        <w:t>Linux or macOS Library Setup</w:t>
+        <w:t>cargo init ./rust --name patch_requests --vcs none</w:t>
       </w:r>
     </w:p>
     <w:p>
@@ -1802,7 +2005,119 @@
         <w:keepNext/>
       </w:pPr>
       <w:r>
+        <w:t>cargo add --manifest-path ./rust/Cargo.toml axum@=0.8.9 \</w:t>
+      </w:r>
+    </w:p>
+    <w:p>
+      <w:pPr>
+        <w:pStyle w:val="CommandBlock"/>
+      </w:pPr>
+      <w:r>
+        <w:t xml:space="preserve">    --no-default-features --features http1,tokio</w:t>
+      </w:r>
+    </w:p>
+    <w:p>
+      <w:pPr>
+        <w:pStyle w:val="CommandBlock"/>
+      </w:pPr>
+      <w:r>
+        <w:t>cargo add --manifest-path ./rust/Cargo.toml axum-server@=0.8.0 \</w:t>
+      </w:r>
+    </w:p>
+    <w:p>
+      <w:pPr>
+        <w:pStyle w:val="CommandBlock"/>
+      </w:pPr>
+      <w:r>
+        <w:t xml:space="preserve">    --features tls-rustls-no-provider</w:t>
+      </w:r>
+    </w:p>
+    <w:p>
+      <w:pPr>
+        <w:pStyle w:val="CommandBlock"/>
+      </w:pPr>
+      <w:r>
+        <w:t>cargo add --manifest-path ./rust/Cargo.toml mysql@=28.0.3</w:t>
+      </w:r>
+    </w:p>
+    <w:p>
+      <w:pPr>
+        <w:pStyle w:val="CommandBlock"/>
+      </w:pPr>
+      <w:r>
+        <w:t>cargo add --manifest-path ./rust/Cargo.toml rustls@=0.23.45 \</w:t>
+      </w:r>
+    </w:p>
+    <w:p>
+      <w:pPr>
+        <w:pStyle w:val="CommandBlock"/>
+      </w:pPr>
+      <w:r>
+        <w:t xml:space="preserve">    --no-default-features --features ring,std,tls12</w:t>
+      </w:r>
+    </w:p>
+    <w:p>
+      <w:pPr>
+        <w:pStyle w:val="CommandBlock"/>
+      </w:pPr>
+      <w:r>
+        <w:t>cargo add --manifest-path ./rust/Cargo.toml serde@=1.0.229 --features derive</w:t>
+      </w:r>
+    </w:p>
+    <w:p>
+      <w:pPr>
+        <w:pStyle w:val="CommandBlock"/>
+      </w:pPr>
+      <w:r>
+        <w:t>cargo add --manifest-path ./rust/Cargo.toml serde_json@=1.0.151</w:t>
+      </w:r>
+    </w:p>
+    <w:p>
+      <w:pPr>
+        <w:pStyle w:val="CommandBlock"/>
+      </w:pPr>
+      <w:r>
+        <w:t>cargo add --manifest-path ./rust/Cargo.toml tokio@=1.53.1 \</w:t>
+      </w:r>
+    </w:p>
+    <w:p>
+      <w:pPr>
+        <w:pStyle w:val="CommandBlock"/>
+      </w:pPr>
+      <w:r>
+        <w:t xml:space="preserve">    --features macros,rt-multi-thread</w:t>
+      </w:r>
+    </w:p>
+    <w:p>
+      <w:pPr>
+        <w:pStyle w:val="CommandBlock"/>
+      </w:pPr>
+      <w:r>
+        <w:t>cargo add --manifest-path ./rust/Cargo.toml ureq@=3.4.2</w:t>
+      </w:r>
+    </w:p>
+    <w:p>
+      <w:pPr>
+        <w:pStyle w:val="CommandBlock"/>
+      </w:pPr>
+      <w:r>
         <w:t>cp ../lesson-6.7-extended/rust/Cargo.lock ./rust</w:t>
+      </w:r>
+    </w:p>
+    <w:p>
+      <w:pPr>
+        <w:pStyle w:val="CommandBlock"/>
+      </w:pPr>
+      <w:r>
+        <w:t>cargo fetch --manifest-path ./rust/Cargo.toml</w:t>
+      </w:r>
+    </w:p>
+    <w:p>
+      <w:pPr>
+        <w:pStyle w:val="CommandBlock"/>
+      </w:pPr>
+      <w:r>
+        <w:t>rm ./rust/src/main.rs</w:t>
       </w:r>
     </w:p>
     <w:p>
@@ -1811,7 +2126,7 @@
         <w:keepNext/>
       </w:pPr>
       <w:r>
-        <w:t>cargo fetch --manifest-path ./rust/Cargo.toml</w:t>
+        <w:t>forge init ./solidity --empty --no-git --offline --force</w:t>
       </w:r>
     </w:p>
     <w:p>
@@ -1943,7 +2258,10 @@
     </w:p>
     <w:p>
       <w:r>
-        <w:t>reset_contacts.sql is Lesson 6.5's, copied in step 1. Run the Data Reset once before the first server. Every PATCH in this lesson sets fixed values, so a run gives the same result whatever the earlier runs left, and the runs need no reset between them; run it again whenever you want the known contacts back. Solidity needs no reset: its deploy script stores the three contacts on a new chain.</w:t>
+        <w:t>The reset files are Lesson 6.1a's, copied in step 1 with the sql folder. Remember, each language keeps its own table, so there is one reset file per language: reset_contacts_assembly.sql resets contacts_assembly, the Assembly programs' table, and the three files differ only in the language's name. Run the Data Reset once before the first server. Every PATCH in this lesson sets fixed values, so a run gives the same result whatever the earlier runs left, and the runs need no reset between them; run it again w</w:t>
+      </w:r>
+      <w:r>
+        <w:t>henever you want the known contacts back. Solidity needs no reset: its deploy script stores the three contacts on a new chain.</w:t>
       </w:r>
     </w:p>
     <w:p>
@@ -2023,7 +2341,7 @@
         <w:keepNext/>
       </w:pPr>
       <w:r>
-        <w:t xml:space="preserve">    -e "source ./sql/reset_contacts.sql"</w:t>
+        <w:t xml:space="preserve">    -e "source ./sql/reset_contacts_assembly.sql"</w:t>
       </w:r>
     </w:p>
     <w:p>
@@ -2032,7 +2350,7 @@
         <w:keepNext/>
       </w:pPr>
       <w:r>
-        <w:t>&amp; $mysql -u devuser -h 127.0.0.1 -P 3306 -D spa_contacts -t `</w:t>
+        <w:t>&amp; $mysql -u devuser -h 127.0.0.1 -P 3306 -D spa_contacts --commands `</w:t>
       </w:r>
     </w:p>
     <w:p>
@@ -2041,28 +2359,7 @@
         <w:keepNext/>
       </w:pPr>
       <w:r>
-        <w:t xml:space="preserve">    -e "SELECT id, name, email, phone FROM contacts ORDER BY id"</w:t>
-      </w:r>
-    </w:p>
-    <w:p>
-      <w:pPr>
-        <w:pStyle w:val="CommandBlock"/>
-      </w:pPr>
-      <w:r>
-        <w:t>Remove-Item Env:MYSQL_PWD</w:t>
-      </w:r>
-    </w:p>
-    <w:p>
-      <w:pPr>
-        <w:keepNext/>
-      </w:pPr>
-    </w:p>
-    <w:p>
-      <w:pPr>
-        <w:pStyle w:val="Heading3"/>
-      </w:pPr>
-      <w:r>
-        <w:t>Linux or macOS Data Reset</w:t>
+        <w:t xml:space="preserve">    -e "source ./sql/reset_contacts_rust.sql"</w:t>
       </w:r>
     </w:p>
     <w:p>
@@ -2071,7 +2368,7 @@
         <w:keepNext/>
       </w:pPr>
       <w:r>
-        <w:t>export MYSQL_PWD="$SPA_DB_PASSWORD"</w:t>
+        <w:t>&amp; $mysql -u devuser -h 127.0.0.1 -P 3306 -D spa_contacts --commands `</w:t>
       </w:r>
     </w:p>
     <w:p>
@@ -2080,7 +2377,7 @@
         <w:keepNext/>
       </w:pPr>
       <w:r>
-        <w:t>mysql -u devuser -h 127.0.0.1 -P 3306 \</w:t>
+        <w:t xml:space="preserve">    -e "source ./sql/reset_contacts_erlang.sql"</w:t>
       </w:r>
     </w:p>
     <w:p>
@@ -2089,7 +2386,7 @@
         <w:keepNext/>
       </w:pPr>
       <w:r>
-        <w:t xml:space="preserve">    -e "CREATE DATABASE IF NOT EXISTS spa_contacts"</w:t>
+        <w:t>&amp; $mysql -u devuser -h 127.0.0.1 -P 3306 -D spa_contacts -t `</w:t>
       </w:r>
     </w:p>
     <w:p>
@@ -2098,7 +2395,28 @@
         <w:keepNext/>
       </w:pPr>
       <w:r>
-        <w:t>mysql -u devuser -h 127.0.0.1 -P 3306 -D spa_contacts &lt; ./sql/reset_contacts.sql</w:t>
+        <w:t xml:space="preserve">    -e "SELECT id, name, email, phone FROM contacts_assembly ORDER BY id"</w:t>
+      </w:r>
+    </w:p>
+    <w:p>
+      <w:pPr>
+        <w:pStyle w:val="CommandBlock"/>
+      </w:pPr>
+      <w:r>
+        <w:t>Remove-Item Env:MYSQL_PWD</w:t>
+      </w:r>
+    </w:p>
+    <w:p>
+      <w:pPr>
+        <w:keepNext/>
+      </w:pPr>
+    </w:p>
+    <w:p>
+      <w:pPr>
+        <w:pStyle w:val="Heading3"/>
+      </w:pPr>
+      <w:r>
+        <w:t>Linux or macOS Data Reset</w:t>
       </w:r>
     </w:p>
     <w:p>
@@ -2107,7 +2425,7 @@
         <w:keepNext/>
       </w:pPr>
       <w:r>
-        <w:t>mysql -u devuser -h 127.0.0.1 -P 3306 -D spa_contacts -t \</w:t>
+        <w:t>export MYSQL_PWD="$SPA_DB_PASSWORD"</w:t>
       </w:r>
     </w:p>
     <w:p>
@@ -2116,12 +2434,93 @@
         <w:keepNext/>
       </w:pPr>
       <w:r>
-        <w:t xml:space="preserve">    -e "SELECT id, name, email, phone FROM contacts ORDER BY id"</w:t>
+        <w:t>mysql -u devuser -h 127.0.0.1 -P 3306 \</w:t>
       </w:r>
     </w:p>
     <w:p>
       <w:pPr>
         <w:pStyle w:val="CommandBlock"/>
+        <w:keepNext/>
+      </w:pPr>
+      <w:r>
+        <w:t xml:space="preserve">    -e "CREATE DATABASE IF NOT EXISTS spa_contacts"</w:t>
+      </w:r>
+    </w:p>
+    <w:p>
+      <w:pPr>
+        <w:pStyle w:val="CommandBlock"/>
+        <w:keepNext/>
+      </w:pPr>
+      <w:r>
+        <w:t>mysql -u devuser -h 127.0.0.1 -P 3306 -D spa_contacts \</w:t>
+      </w:r>
+    </w:p>
+    <w:p>
+      <w:pPr>
+        <w:pStyle w:val="CommandBlock"/>
+        <w:keepNext/>
+      </w:pPr>
+      <w:r>
+        <w:t xml:space="preserve">    &lt; ./sql/reset_contacts_assembly.sql</w:t>
+      </w:r>
+    </w:p>
+    <w:p>
+      <w:pPr>
+        <w:pStyle w:val="CommandBlock"/>
+        <w:keepNext/>
+      </w:pPr>
+      <w:r>
+        <w:t>mysql -u devuser -h 127.0.0.1 -P 3306 -D spa_contacts \</w:t>
+      </w:r>
+    </w:p>
+    <w:p>
+      <w:pPr>
+        <w:pStyle w:val="CommandBlock"/>
+        <w:keepNext/>
+      </w:pPr>
+      <w:r>
+        <w:t xml:space="preserve">    &lt; ./sql/reset_contacts_rust.sql</w:t>
+      </w:r>
+    </w:p>
+    <w:p>
+      <w:pPr>
+        <w:pStyle w:val="CommandBlock"/>
+        <w:keepNext/>
+      </w:pPr>
+      <w:r>
+        <w:t>mysql -u devuser -h 127.0.0.1 -P 3306 -D spa_contacts \</w:t>
+      </w:r>
+    </w:p>
+    <w:p>
+      <w:pPr>
+        <w:pStyle w:val="CommandBlock"/>
+        <w:keepNext/>
+      </w:pPr>
+      <w:r>
+        <w:t xml:space="preserve">    &lt; ./sql/reset_contacts_erlang.sql</w:t>
+      </w:r>
+    </w:p>
+    <w:p>
+      <w:pPr>
+        <w:pStyle w:val="CommandBlock"/>
+        <w:keepNext/>
+      </w:pPr>
+      <w:r>
+        <w:t>mysql -u devuser -h 127.0.0.1 -P 3306 -D spa_contacts -t \</w:t>
+      </w:r>
+    </w:p>
+    <w:p>
+      <w:pPr>
+        <w:pStyle w:val="CommandBlock"/>
+        <w:keepNext/>
+      </w:pPr>
+      <w:r>
+        <w:t xml:space="preserve">    -e "SELECT id, name, email, phone FROM contacts_assembly ORDER BY id"</w:t>
+      </w:r>
+    </w:p>
+    <w:p>
+      <w:pPr>
+        <w:pStyle w:val="CommandBlock"/>
       </w:pPr>
       <w:r>
         <w:t>unset MYSQL_PWD</w:t>
@@ -2137,7 +2536,7 @@
         <w:keepNext/>
       </w:pPr>
       <w:r>
-        <w:t>The first two commands print nothing. The query prints exactly this table:</w:t>
+        <w:t>The CREATE DATABASE and reset commands print nothing. The query shows the Assembly programs' table, contacts_assembly; put your language's table in its place to see that one. It prints exactly this table, and every language's table holds the same rows:</w:t>
       </w:r>
     </w:p>
     <w:p>
@@ -2227,7 +2626,10 @@
     </w:p>
     <w:p>
       <w:r>
-        <w:t>The curl Check sends most of its bodies from Lesson 6.8's five files, because Windows PowerShell 5.1 removes the double quotes inside an argument such as '{"name":null}' (Lesson 6.2a). Each names one field only: grace-name.json gives a new name, null-name.json a name of null, taken-email.json Ada's email, number-phone.json a phone that is a number, and case-key.json a Phone key with a capital P. The bodies {}junk, [], and null hold no double quote, so they are typed straight into the command. Save the files in lesson-6.8-extended itself; taken-email.json is not Lesson 6.7a's, which held a whole contact.</w:t>
+        <w:t>The curl Check sends most of its bodies from Lesson 6.8's five files, because Windows PowerShell 5.1 removes the double quotes inside an argument such as '{"name":null}' (Lesson 6.2a). Each names one field only: grace-name.json gives a new name, null-name.json a name of null, taken-email.json Ada's email, number-phone.json a phone that is a number, and case-key.json a Phone key with a capital P. The bodies {}junk, [], and null hold no double quote, so they are typed straight into the command. Save the files</w:t>
+      </w:r>
+      <w:r>
+        <w:t xml:space="preserve"> in lesson-6.8-extended itself; taken-email.json is not Lesson 6.7a's, which held a whole contact.</w:t>
       </w:r>
     </w:p>
     <w:p>
@@ -2504,7 +2906,13 @@
     </w:p>
     <w:p>
       <w:r>
-        <w:t>Start with the most direct versions. The Basic server answers one route, PATCH /api/v1/contacts/{id}: answer_request collects the body in an Upload as its pieces arrive (Lesson 6.2a), then checks the method, and answer_one checks the path's shape and the id with parse_id. answer_patch reads the body with read_body, which copies each value into a contact record, body_values, with copy_text, and notes which keys the body has with has_key, then refuses a body that names no field. merge_and_save reads the stored contact with find_contact, puts in only the keys the body has with copy_field, trims and checks the merged values with your Chapter 5 trim_text and validate_contact, sends Lesson 6.7a's UPDATE in run_update, reads the contact back, and writes the answer with write_contact or write_error; error 1062 becomes 409, and a contact that does not exist becomes 404. The Basic client: write_phone_patch writes each body with cJSON, cJSON_AddStringToObject for {"phone":"555-0199"} and cJSON_AddNullToObject for {"phone":null}; main sets the URL and PATCH once, and send_patch sets the body, performs the request, and prints the answer. The new steps are commented in full, and the ones from earlier lessons have short reminders.</w:t>
+        <w:t>Start with the most direct versions. The Basic server answers one route, PATCH /api/v1/contacts/{id}: answer_request collects the body in an Upload as its pieces arrive (Lesson 6.2a), then checks the method, and answer_one checks the path's shape and the id with parse_id. answer_patch reads the body with read_body, which copies each value into a contact record, body_values, with copy_text, and notes which keys the body has with has_key, then refuses a body that names no field. merge_and_save reads the store</w:t>
+      </w:r>
+      <w:r>
+        <w:t>d contact with find_contact, puts in only the keys the body has with copy_field, trims and checks the merged values with your Chapter 5 trim_text and validate_contact, sends Lesson 6.7a's UPDATE in run_update, reads the contact back, and writes the answer with write_contact or write_error; error 1062 becomes 409, and a contact that does not exist becomes 404. The Basic client: write_phone_patch writes each body with cJSON, cJSON_AddStringToObject for {"phone":"555-0199"} and cJSON_AddNullToObject for {"phon</w:t>
+      </w:r>
+      <w:r>
+        <w:t>e":null}; main sets the URL and PATCH once, and send_patch sets the body, performs the request, and prints the answer. The new steps are commented in full, and the ones from earlier lessons have short reminders.</w:t>
       </w:r>
     </w:p>
     <w:p>
@@ -3502,7 +3910,7 @@
         <w:pStyle w:val="SourceCode"/>
       </w:pPr>
       <w:r>
-        <w:t xml:space="preserve">    update_sql      db "UPDATE contacts SET name = ?, email = ?, "</w:t>
+        <w:t xml:space="preserve">    update_sql      db "UPDATE contacts_assembly SET name = ?, email = ?, "</w:t>
       </w:r>
     </w:p>
     <w:p>
@@ -14308,7 +14716,10 @@
     </w:p>
     <w:p>
       <w:r>
-        <w:t>The Production-Minded server is Lesson 6.7a's, with every function unchanged, plus handle_patch_contact in the frozen handler shape and its route; route_request now checks the POST route, then the PUT route, then the PATCH route, then the GET routes. contact_patch.inc holds the ContactPatch record's offsets, and contact_patch.asm the contact store's three new functions. The client keeps Lesson 6.4a's functions unchanged and adds phone_patch_json. Read contact_patch.inc and contact_patch.asm first, then handle_patch_contact, then the client's phone_patch_json and main.</w:t>
+        <w:t>The Production-Minded server is Lesson 6.7a's, with every function unchanged, plus handle_patch_contact in the frozen handler shape and its route; route_request now checks the POST route, then the PUT route, then the PATCH route, then the GET routes. contact_patch.inc holds the ContactPatch record's offsets, and contact_patch.asm the contact store's three new functions. The client keeps Lesson 6.4a's functions unchanged and adds phone_patch_json. Read contact_patch.inc and contact_patch.asm first, then hand</w:t>
+      </w:r>
+      <w:r>
+        <w:t>le_patch_contact, then the client's phone_patch_json and main.</w:t>
       </w:r>
     </w:p>
     <w:p>
@@ -32822,7 +33233,13 @@
     </w:p>
     <w:p>
       <w:r>
-        <w:t>Start with the most direct versions. The Basic server's answer runs answer_from_database with tokio::task::spawn_blocking; answer_from_database checks the method and the path's shape and the id with parse_id, and answer_patch reads the body as UTF-8 text, then as a serde_json::Value, takes each value with text_value, asks contains_key which keys the body has, refuses a body that names no field, reads the stored contact with get_contact, puts in only the keys the body has, trims and checks the result with your Chapter 5 validate_contact, sends Lesson 6.7a's UPDATE with exec_drop, and reads the contact back. The Basic client writes both bodies with serde_json::to_string from a PhonePatch struct; send_patch sends one PATCH with ureq's patch, header, and send, and prints the answer. The new steps are commented in full, and the ones from earlier lessons have short reminders.</w:t>
+        <w:t>Start with the most direct versions. The Basic server's answer runs answer_from_database with tokio::task::spawn_blocking; answer_from_database checks the method and the path's shape and the id with parse_id, and answer_patch reads the body as UTF-8 text, then as a serde_json::Value, takes each value with text_value, asks contains_key which keys the body has, refuses a body that names no field, reads the stored contact with get_contact, puts in only the keys the body has, trims and checks the result with yo</w:t>
+      </w:r>
+      <w:r>
+        <w:t>ur Chapter 5 validate_contact, sends Lesson 6.7a's UPDATE with exec_drop, and reads the contact back. The Basic client writes both bodies with serde_json::to_string from a PhonePatch struct; send_patch sends one PATCH with ureq's patch, header, and send, and prints the answer. The new steps are commented in full, and the ones from earlier lessons have short reminders. lib.rs declares every module, so save contact_patch.rs now too: cargo build compiles every module that lib.rs names, and only the Production-</w:t>
+      </w:r>
+      <w:r>
+        <w:t>Minded server calls it.</w:t>
       </w:r>
     </w:p>
     <w:p>
@@ -32928,6 +33345,688 @@
         <w:pStyle w:val="Heading3"/>
       </w:pPr>
       <w:r>
+        <w:t>rust/src/contact_patch.rs</w:t>
+      </w:r>
+    </w:p>
+    <w:p>
+      <w:pPr>
+        <w:pStyle w:val="SourceCode"/>
+        <w:keepNext/>
+      </w:pPr>
+      <w:r>
+        <w:t>// Lesson 6.8a: the PATCH part of the contact store, in a file of its own</w:t>
+      </w:r>
+    </w:p>
+    <w:p>
+      <w:pPr>
+        <w:pStyle w:val="SourceCode"/>
+        <w:keepNext/>
+      </w:pPr>
+      <w:r>
+        <w:t>// beside Lesson 6.5a's contact_store.rs, Lesson 6.6a's contact_create.rs,</w:t>
+      </w:r>
+    </w:p>
+    <w:p>
+      <w:pPr>
+        <w:pStyle w:val="SourceCode"/>
+      </w:pPr>
+      <w:r>
+        <w:t>// and Lesson 6.7a's contact_replace.rs, which are copied unchanged. Like</w:t>
+      </w:r>
+    </w:p>
+    <w:p>
+      <w:pPr>
+        <w:pStyle w:val="SourceCode"/>
+      </w:pPr>
+      <w:r>
+        <w:t>// every contact store function, these never print.</w:t>
+      </w:r>
+    </w:p>
+    <w:p>
+      <w:pPr>
+        <w:pStyle w:val="SourceCode"/>
+      </w:pPr>
+      <w:r>
+        <w:t>// Remember, serde_json::Value is any one JSON value (Lesson 6.6a).</w:t>
+      </w:r>
+    </w:p>
+    <w:p>
+      <w:pPr>
+        <w:pStyle w:val="SourceCode"/>
+      </w:pPr>
+      <w:r>
+        <w:t>use serde_json::Value;</w:t>
+      </w:r>
+    </w:p>
+    <w:p>
+      <w:pPr>
+        <w:pStyle w:val="SourceCode"/>
+      </w:pPr>
+    </w:p>
+    <w:p>
+      <w:pPr>
+        <w:pStyle w:val="SourceCode"/>
+      </w:pPr>
+      <w:r>
+        <w:t>use crate::contact_create;</w:t>
+      </w:r>
+    </w:p>
+    <w:p>
+      <w:pPr>
+        <w:pStyle w:val="SourceCode"/>
+      </w:pPr>
+      <w:r>
+        <w:t>use crate::contacts::Contact;</w:t>
+      </w:r>
+    </w:p>
+    <w:p>
+      <w:pPr>
+        <w:pStyle w:val="SourceCode"/>
+      </w:pPr>
+    </w:p>
+    <w:p>
+      <w:pPr>
+        <w:pStyle w:val="SourceCode"/>
+      </w:pPr>
+      <w:r>
+        <w:t>// A PATCH body: body_values holds the text of each key the body has, read</w:t>
+      </w:r>
+    </w:p>
+    <w:p>
+      <w:pPr>
+        <w:pStyle w:val="SourceCode"/>
+      </w:pPr>
+      <w:r>
+        <w:t>// as contact_from_json reads it (null gives "", and a phone of "" is</w:t>
+      </w:r>
+    </w:p>
+    <w:p>
+      <w:pPr>
+        <w:pStyle w:val="SourceCode"/>
+      </w:pPr>
+      <w:r>
+        <w:t>// None, no phone), and each _present flag says whether the body had that</w:t>
+      </w:r>
+    </w:p>
+    <w:p>
+      <w:pPr>
+        <w:pStyle w:val="SourceCode"/>
+      </w:pPr>
+      <w:r>
+        <w:t>// key at all. A key whose value is null is present; a missing key is not.</w:t>
+      </w:r>
+    </w:p>
+    <w:p>
+      <w:pPr>
+        <w:pStyle w:val="SourceCode"/>
+      </w:pPr>
+      <w:r>
+        <w:t>pub struct ContactPatch {</w:t>
+      </w:r>
+    </w:p>
+    <w:p>
+      <w:pPr>
+        <w:pStyle w:val="SourceCode"/>
+      </w:pPr>
+      <w:r>
+        <w:t xml:space="preserve">    pub body_values: Contact,</w:t>
+      </w:r>
+    </w:p>
+    <w:p>
+      <w:pPr>
+        <w:pStyle w:val="SourceCode"/>
+      </w:pPr>
+      <w:r>
+        <w:t xml:space="preserve">    pub name_present: bool,</w:t>
+      </w:r>
+    </w:p>
+    <w:p>
+      <w:pPr>
+        <w:pStyle w:val="SourceCode"/>
+      </w:pPr>
+      <w:r>
+        <w:t xml:space="preserve">    pub email_present: bool,</w:t>
+      </w:r>
+    </w:p>
+    <w:p>
+      <w:pPr>
+        <w:pStyle w:val="SourceCode"/>
+      </w:pPr>
+      <w:r>
+        <w:t xml:space="preserve">    pub phone_present: bool,</w:t>
+      </w:r>
+    </w:p>
+    <w:p>
+      <w:pPr>
+        <w:pStyle w:val="SourceCode"/>
+      </w:pPr>
+      <w:r>
+        <w:t>}</w:t>
+      </w:r>
+    </w:p>
+    <w:p>
+      <w:pPr>
+        <w:pStyle w:val="SourceCode"/>
+      </w:pPr>
+    </w:p>
+    <w:p>
+      <w:pPr>
+        <w:pStyle w:val="SourceCode"/>
+      </w:pPr>
+      <w:r>
+        <w:t>// Reads a PATCH body with Lesson 6.6a's rules: one JSON object with</w:t>
+      </w:r>
+    </w:p>
+    <w:p>
+      <w:pPr>
+        <w:pStyle w:val="SourceCode"/>
+      </w:pPr>
+      <w:r>
+        <w:t>// nothing after it, keys spelled exactly, and name, email, and phone each</w:t>
+      </w:r>
+    </w:p>
+    <w:p>
+      <w:pPr>
+        <w:pStyle w:val="SourceCode"/>
+      </w:pPr>
+      <w:r>
+        <w:t>// text, null, or missing. Returns None for any other body. Unlike</w:t>
+      </w:r>
+    </w:p>
+    <w:p>
+      <w:pPr>
+        <w:pStyle w:val="SourceCode"/>
+      </w:pPr>
+      <w:r>
+        <w:t>// contact_from_json, it keeps which keys were there, because a PATCH</w:t>
+      </w:r>
+    </w:p>
+    <w:p>
+      <w:pPr>
+        <w:pStyle w:val="SourceCode"/>
+      </w:pPr>
+      <w:r>
+        <w:t>// changes only those.</w:t>
+      </w:r>
+    </w:p>
+    <w:p>
+      <w:pPr>
+        <w:pStyle w:val="SourceCode"/>
+      </w:pPr>
+      <w:r>
+        <w:t>pub fn patch_from_json(json_text: &amp;str) -&gt; Option&lt;ContactPatch&gt; {</w:t>
+      </w:r>
+    </w:p>
+    <w:p>
+      <w:pPr>
+        <w:pStyle w:val="SourceCode"/>
+      </w:pPr>
+      <w:r>
+        <w:t xml:space="preserve">    // Lesson 6.6a's contact_from_json, unchanged, checks the body with its</w:t>
+      </w:r>
+    </w:p>
+    <w:p>
+      <w:pPr>
+        <w:pStyle w:val="SourceCode"/>
+      </w:pPr>
+      <w:r>
+        <w:t xml:space="preserve">    // rules and reads the values, so a PATCH body meets exactly the same</w:t>
+      </w:r>
+    </w:p>
+    <w:p>
+      <w:pPr>
+        <w:pStyle w:val="SourceCode"/>
+      </w:pPr>
+      <w:r>
+        <w:t xml:space="preserve">    // rules and gets the same words. It gives "" both for null and for a</w:t>
+      </w:r>
+    </w:p>
+    <w:p>
+      <w:pPr>
+        <w:pStyle w:val="SourceCode"/>
+      </w:pPr>
+      <w:r>
+        <w:t xml:space="preserve">    // missing key.</w:t>
+      </w:r>
+    </w:p>
+    <w:p>
+      <w:pPr>
+        <w:pStyle w:val="SourceCode"/>
+      </w:pPr>
+      <w:r>
+        <w:t xml:space="preserve">    let body_values = match contact_create::contact_from_json(json_text) {</w:t>
+      </w:r>
+    </w:p>
+    <w:p>
+      <w:pPr>
+        <w:pStyle w:val="SourceCode"/>
+      </w:pPr>
+      <w:r>
+        <w:t xml:space="preserve">        Some(body_values) =&gt; body_values,</w:t>
+      </w:r>
+    </w:p>
+    <w:p>
+      <w:pPr>
+        <w:pStyle w:val="SourceCode"/>
+      </w:pPr>
+      <w:r>
+        <w:t xml:space="preserve">        None =&gt; return None,</w:t>
+      </w:r>
+    </w:p>
+    <w:p>
+      <w:pPr>
+        <w:pStyle w:val="SourceCode"/>
+      </w:pPr>
+      <w:r>
+        <w:t xml:space="preserve">    };</w:t>
+      </w:r>
+    </w:p>
+    <w:p>
+      <w:pPr>
+        <w:pStyle w:val="SourceCode"/>
+      </w:pPr>
+      <w:r>
+        <w:t xml:space="preserve">    // This is what contact_from_json cannot tell: whether each key is</w:t>
+      </w:r>
+    </w:p>
+    <w:p>
+      <w:pPr>
+        <w:pStyle w:val="SourceCode"/>
+      </w:pPr>
+      <w:r>
+        <w:t xml:space="preserve">    // there at all. The body is a JSON object by now, so serde_json reads</w:t>
+      </w:r>
+    </w:p>
+    <w:p>
+      <w:pPr>
+        <w:pStyle w:val="SourceCode"/>
+      </w:pPr>
+      <w:r>
+        <w:t xml:space="preserve">    // it again. contains_key is true for a key whose value is null too,</w:t>
+      </w:r>
+    </w:p>
+    <w:p>
+      <w:pPr>
+        <w:pStyle w:val="SourceCode"/>
+      </w:pPr>
+      <w:r>
+        <w:t xml:space="preserve">    // and false only for a key that is missing (Lesson 2.8a).</w:t>
+      </w:r>
+    </w:p>
+    <w:p>
+      <w:pPr>
+        <w:pStyle w:val="SourceCode"/>
+      </w:pPr>
+      <w:r>
+        <w:t xml:space="preserve">    let parsed: Result&lt;Value, serde_json::Error&gt; =</w:t>
+      </w:r>
+    </w:p>
+    <w:p>
+      <w:pPr>
+        <w:pStyle w:val="SourceCode"/>
+      </w:pPr>
+      <w:r>
+        <w:t xml:space="preserve">        serde_json::from_str(json_text);</w:t>
+      </w:r>
+    </w:p>
+    <w:p>
+      <w:pPr>
+        <w:pStyle w:val="SourceCode"/>
+      </w:pPr>
+      <w:r>
+        <w:t xml:space="preserve">    let body_value = match parsed {</w:t>
+      </w:r>
+    </w:p>
+    <w:p>
+      <w:pPr>
+        <w:pStyle w:val="SourceCode"/>
+      </w:pPr>
+      <w:r>
+        <w:t xml:space="preserve">        Ok(body_value) =&gt; body_value,</w:t>
+      </w:r>
+    </w:p>
+    <w:p>
+      <w:pPr>
+        <w:pStyle w:val="SourceCode"/>
+      </w:pPr>
+      <w:r>
+        <w:t xml:space="preserve">        Err(_) =&gt; return None,</w:t>
+      </w:r>
+    </w:p>
+    <w:p>
+      <w:pPr>
+        <w:pStyle w:val="SourceCode"/>
+      </w:pPr>
+      <w:r>
+        <w:t xml:space="preserve">    };</w:t>
+      </w:r>
+    </w:p>
+    <w:p>
+      <w:pPr>
+        <w:pStyle w:val="SourceCode"/>
+      </w:pPr>
+      <w:r>
+        <w:t xml:space="preserve">    let record = match body_value.as_object() {</w:t>
+      </w:r>
+    </w:p>
+    <w:p>
+      <w:pPr>
+        <w:pStyle w:val="SourceCode"/>
+      </w:pPr>
+      <w:r>
+        <w:t xml:space="preserve">        Some(record) =&gt; record,</w:t>
+      </w:r>
+    </w:p>
+    <w:p>
+      <w:pPr>
+        <w:pStyle w:val="SourceCode"/>
+      </w:pPr>
+      <w:r>
+        <w:t xml:space="preserve">        None =&gt; return None,</w:t>
+      </w:r>
+    </w:p>
+    <w:p>
+      <w:pPr>
+        <w:pStyle w:val="SourceCode"/>
+      </w:pPr>
+      <w:r>
+        <w:t xml:space="preserve">    };</w:t>
+      </w:r>
+    </w:p>
+    <w:p>
+      <w:pPr>
+        <w:pStyle w:val="SourceCode"/>
+      </w:pPr>
+      <w:r>
+        <w:t xml:space="preserve">    Some(ContactPatch {</w:t>
+      </w:r>
+    </w:p>
+    <w:p>
+      <w:pPr>
+        <w:pStyle w:val="SourceCode"/>
+      </w:pPr>
+      <w:r>
+        <w:t xml:space="preserve">        body_values,</w:t>
+      </w:r>
+    </w:p>
+    <w:p>
+      <w:pPr>
+        <w:pStyle w:val="SourceCode"/>
+      </w:pPr>
+      <w:r>
+        <w:t xml:space="preserve">        name_present: record.contains_key("name"),</w:t>
+      </w:r>
+    </w:p>
+    <w:p>
+      <w:pPr>
+        <w:pStyle w:val="SourceCode"/>
+      </w:pPr>
+      <w:r>
+        <w:t xml:space="preserve">        email_present: record.contains_key("email"),</w:t>
+      </w:r>
+    </w:p>
+    <w:p>
+      <w:pPr>
+        <w:pStyle w:val="SourceCode"/>
+      </w:pPr>
+      <w:r>
+        <w:t xml:space="preserve">        phone_present: record.contains_key("phone"),</w:t>
+      </w:r>
+    </w:p>
+    <w:p>
+      <w:pPr>
+        <w:pStyle w:val="SourceCode"/>
+      </w:pPr>
+      <w:r>
+        <w:t xml:space="preserve">    })</w:t>
+      </w:r>
+    </w:p>
+    <w:p>
+      <w:pPr>
+        <w:pStyle w:val="SourceCode"/>
+      </w:pPr>
+      <w:r>
+        <w:t>}</w:t>
+      </w:r>
+    </w:p>
+    <w:p>
+      <w:pPr>
+        <w:pStyle w:val="SourceCode"/>
+      </w:pPr>
+    </w:p>
+    <w:p>
+      <w:pPr>
+        <w:pStyle w:val="SourceCode"/>
+      </w:pPr>
+      <w:r>
+        <w:t>// True when the patch names name, email, or phone, and false when it</w:t>
+      </w:r>
+    </w:p>
+    <w:p>
+      <w:pPr>
+        <w:pStyle w:val="SourceCode"/>
+      </w:pPr>
+      <w:r>
+        <w:t>// names none of them, such as {} or {"Phone":null}: keys are spelled</w:t>
+      </w:r>
+    </w:p>
+    <w:p>
+      <w:pPr>
+        <w:pStyle w:val="SourceCode"/>
+      </w:pPr>
+      <w:r>
+        <w:t>// exactly, so a misspelled key is no field at all. Such a PATCH would</w:t>
+      </w:r>
+    </w:p>
+    <w:p>
+      <w:pPr>
+        <w:pStyle w:val="SourceCode"/>
+      </w:pPr>
+      <w:r>
+        <w:t>// change nothing and still answer 200, so a typo would go unnoticed; the</w:t>
+      </w:r>
+    </w:p>
+    <w:p>
+      <w:pPr>
+        <w:pStyle w:val="SourceCode"/>
+      </w:pPr>
+      <w:r>
+        <w:t>// server refuses it instead. Remember, || is true when either side is.</w:t>
+      </w:r>
+    </w:p>
+    <w:p>
+      <w:pPr>
+        <w:pStyle w:val="SourceCode"/>
+      </w:pPr>
+      <w:r>
+        <w:t>pub fn names_a_field(patch: &amp;ContactPatch) -&gt; bool {</w:t>
+      </w:r>
+    </w:p>
+    <w:p>
+      <w:pPr>
+        <w:pStyle w:val="SourceCode"/>
+      </w:pPr>
+      <w:r>
+        <w:t xml:space="preserve">    patch.name_present || patch.email_present || patch.phone_present</w:t>
+      </w:r>
+    </w:p>
+    <w:p>
+      <w:pPr>
+        <w:pStyle w:val="SourceCode"/>
+      </w:pPr>
+      <w:r>
+        <w:t>}</w:t>
+      </w:r>
+    </w:p>
+    <w:p>
+      <w:pPr>
+        <w:pStyle w:val="SourceCode"/>
+      </w:pPr>
+    </w:p>
+    <w:p>
+      <w:pPr>
+        <w:pStyle w:val="SourceCode"/>
+      </w:pPr>
+      <w:r>
+        <w:t>// Returns the stored contact with each field the patch names put in: a</w:t>
+      </w:r>
+    </w:p>
+    <w:p>
+      <w:pPr>
+        <w:pStyle w:val="SourceCode"/>
+      </w:pPr>
+      <w:r>
+        <w:t>// missing key keeps the stored value, and a phone of null clears the</w:t>
+      </w:r>
+    </w:p>
+    <w:p>
+      <w:pPr>
+        <w:pStyle w:val="SourceCode"/>
+      </w:pPr>
+      <w:r>
+        <w:t>// phone. It never checks the values; replace_contact does. Both values</w:t>
+      </w:r>
+    </w:p>
+    <w:p>
+      <w:pPr>
+        <w:pStyle w:val="SourceCode"/>
+      </w:pPr>
+      <w:r>
+        <w:t>// move in, so the function owns them: let mut makes the stored contact</w:t>
+      </w:r>
+    </w:p>
+    <w:p>
+      <w:pPr>
+        <w:pStyle w:val="SourceCode"/>
+      </w:pPr>
+      <w:r>
+        <w:t>// changeable, and each if moves one field's text out of the patch, which</w:t>
+      </w:r>
+    </w:p>
+    <w:p>
+      <w:pPr>
+        <w:pStyle w:val="SourceCode"/>
+      </w:pPr>
+      <w:r>
+        <w:t>// Rust allows because the patch is never used again.</w:t>
+      </w:r>
+    </w:p>
+    <w:p>
+      <w:pPr>
+        <w:pStyle w:val="SourceCode"/>
+      </w:pPr>
+      <w:r>
+        <w:t>pub fn apply_patch(stored: Contact, patch: ContactPatch) -&gt; Contact {</w:t>
+      </w:r>
+    </w:p>
+    <w:p>
+      <w:pPr>
+        <w:pStyle w:val="SourceCode"/>
+      </w:pPr>
+      <w:r>
+        <w:t xml:space="preserve">    let mut patched = stored;</w:t>
+      </w:r>
+    </w:p>
+    <w:p>
+      <w:pPr>
+        <w:pStyle w:val="SourceCode"/>
+      </w:pPr>
+      <w:r>
+        <w:t xml:space="preserve">    if patch.name_present {</w:t>
+      </w:r>
+    </w:p>
+    <w:p>
+      <w:pPr>
+        <w:pStyle w:val="SourceCode"/>
+      </w:pPr>
+      <w:r>
+        <w:t xml:space="preserve">        patched.full_name = patch.body_values.full_name;</w:t>
+      </w:r>
+    </w:p>
+    <w:p>
+      <w:pPr>
+        <w:pStyle w:val="SourceCode"/>
+      </w:pPr>
+      <w:r>
+        <w:t xml:space="preserve">    }</w:t>
+      </w:r>
+    </w:p>
+    <w:p>
+      <w:pPr>
+        <w:pStyle w:val="SourceCode"/>
+      </w:pPr>
+      <w:r>
+        <w:t xml:space="preserve">    if patch.email_present {</w:t>
+      </w:r>
+    </w:p>
+    <w:p>
+      <w:pPr>
+        <w:pStyle w:val="SourceCode"/>
+      </w:pPr>
+      <w:r>
+        <w:t xml:space="preserve">        patched.email = patch.body_values.email;</w:t>
+      </w:r>
+    </w:p>
+    <w:p>
+      <w:pPr>
+        <w:pStyle w:val="SourceCode"/>
+      </w:pPr>
+      <w:r>
+        <w:t xml:space="preserve">    }</w:t>
+      </w:r>
+    </w:p>
+    <w:p>
+      <w:pPr>
+        <w:pStyle w:val="SourceCode"/>
+      </w:pPr>
+      <w:r>
+        <w:t xml:space="preserve">    if patch.phone_present {</w:t>
+      </w:r>
+    </w:p>
+    <w:p>
+      <w:pPr>
+        <w:pStyle w:val="SourceCode"/>
+      </w:pPr>
+      <w:r>
+        <w:t xml:space="preserve">        patched.phone = patch.body_values.phone;</w:t>
+      </w:r>
+    </w:p>
+    <w:p>
+      <w:pPr>
+        <w:pStyle w:val="SourceCode"/>
+        <w:keepNext/>
+      </w:pPr>
+      <w:r>
+        <w:t xml:space="preserve">    }</w:t>
+      </w:r>
+    </w:p>
+    <w:p>
+      <w:pPr>
+        <w:pStyle w:val="SourceCode"/>
+        <w:keepNext/>
+      </w:pPr>
+      <w:r>
+        <w:t xml:space="preserve">    patched</w:t>
+      </w:r>
+    </w:p>
+    <w:p>
+      <w:pPr>
+        <w:pStyle w:val="SourceCode"/>
+      </w:pPr>
+      <w:r>
+        <w:t>}</w:t>
+      </w:r>
+    </w:p>
+    <w:p>
+      <w:pPr>
+        <w:keepNext/>
+      </w:pPr>
+    </w:p>
+    <w:p>
+      <w:pPr>
+        <w:pStyle w:val="Heading3"/>
+      </w:pPr>
+      <w:r>
         <w:t>rust/src/bin/basic_server.rs</w:t>
       </w:r>
     </w:p>
@@ -33257,7 +34356,7 @@
         <w:pStyle w:val="SourceCode"/>
       </w:pPr>
       <w:r>
-        <w:t xml:space="preserve">    "UPDATE contacts SET name = ?, email = ?, phone = ? WHERE id = ?";</w:t>
+        <w:t xml:space="preserve">    "UPDATE contacts_rust SET name = ?, email = ?, phone = ? WHERE id = ?";</w:t>
       </w:r>
     </w:p>
     <w:p>
@@ -36459,689 +37558,7 @@
     </w:p>
     <w:p>
       <w:r>
-        <w:t>The Production-Minded server is Lesson 6.7a's, with every function unchanged, plus handle_patch_contact in the frozen handler shape and its route, which runs the handler in spawn_blocking. contact_patch.rs holds the ContactPatch struct and the contact store's three new functions. The client keeps Lesson 6.4a's functions unchanged and adds phone_patch_json. Read contact_patch.rs first, then handle_patch_contact, then the client's phone_patch_json and main.</w:t>
-      </w:r>
-    </w:p>
-    <w:p>
-      <w:pPr>
-        <w:keepNext/>
-      </w:pPr>
-    </w:p>
-    <w:p>
-      <w:pPr>
-        <w:pStyle w:val="Heading3"/>
-      </w:pPr>
-      <w:r>
-        <w:t>rust/src/contact_patch.rs</w:t>
-      </w:r>
-    </w:p>
-    <w:p>
-      <w:pPr>
-        <w:pStyle w:val="SourceCode"/>
-        <w:keepNext/>
-      </w:pPr>
-      <w:r>
-        <w:t>// Lesson 6.8a: the PATCH part of the contact store, in a file of its own</w:t>
-      </w:r>
-    </w:p>
-    <w:p>
-      <w:pPr>
-        <w:pStyle w:val="SourceCode"/>
-        <w:keepNext/>
-      </w:pPr>
-      <w:r>
-        <w:t>// beside Lesson 6.5a's contact_store.rs, Lesson 6.6a's contact_create.rs,</w:t>
-      </w:r>
-    </w:p>
-    <w:p>
-      <w:pPr>
-        <w:pStyle w:val="SourceCode"/>
-      </w:pPr>
-      <w:r>
-        <w:t>// and Lesson 6.7a's contact_replace.rs, which are copied unchanged. Like</w:t>
-      </w:r>
-    </w:p>
-    <w:p>
-      <w:pPr>
-        <w:pStyle w:val="SourceCode"/>
-      </w:pPr>
-      <w:r>
-        <w:t>// every contact store function, these never print.</w:t>
-      </w:r>
-    </w:p>
-    <w:p>
-      <w:pPr>
-        <w:pStyle w:val="SourceCode"/>
-      </w:pPr>
-      <w:r>
-        <w:t>// Remember, serde_json::Value is any one JSON value (Lesson 6.6a).</w:t>
-      </w:r>
-    </w:p>
-    <w:p>
-      <w:pPr>
-        <w:pStyle w:val="SourceCode"/>
-      </w:pPr>
-      <w:r>
-        <w:t>use serde_json::Value;</w:t>
-      </w:r>
-    </w:p>
-    <w:p>
-      <w:pPr>
-        <w:pStyle w:val="SourceCode"/>
-      </w:pPr>
-    </w:p>
-    <w:p>
-      <w:pPr>
-        <w:pStyle w:val="SourceCode"/>
-      </w:pPr>
-      <w:r>
-        <w:t>use crate::contact_create;</w:t>
-      </w:r>
-    </w:p>
-    <w:p>
-      <w:pPr>
-        <w:pStyle w:val="SourceCode"/>
-      </w:pPr>
-      <w:r>
-        <w:t>use crate::contacts::Contact;</w:t>
-      </w:r>
-    </w:p>
-    <w:p>
-      <w:pPr>
-        <w:pStyle w:val="SourceCode"/>
-      </w:pPr>
-    </w:p>
-    <w:p>
-      <w:pPr>
-        <w:pStyle w:val="SourceCode"/>
-      </w:pPr>
-      <w:r>
-        <w:t>// A PATCH body: body_values holds the text of each key the body has, read</w:t>
-      </w:r>
-    </w:p>
-    <w:p>
-      <w:pPr>
-        <w:pStyle w:val="SourceCode"/>
-      </w:pPr>
-      <w:r>
-        <w:t>// as contact_from_json reads it (null gives "", and a phone of "" is</w:t>
-      </w:r>
-    </w:p>
-    <w:p>
-      <w:pPr>
-        <w:pStyle w:val="SourceCode"/>
-      </w:pPr>
-      <w:r>
-        <w:t>// None, no phone), and each _present flag says whether the body had that</w:t>
-      </w:r>
-    </w:p>
-    <w:p>
-      <w:pPr>
-        <w:pStyle w:val="SourceCode"/>
-      </w:pPr>
-      <w:r>
-        <w:t>// key at all. A key whose value is null is present; a missing key is not.</w:t>
-      </w:r>
-    </w:p>
-    <w:p>
-      <w:pPr>
-        <w:pStyle w:val="SourceCode"/>
-      </w:pPr>
-      <w:r>
-        <w:t>pub struct ContactPatch {</w:t>
-      </w:r>
-    </w:p>
-    <w:p>
-      <w:pPr>
-        <w:pStyle w:val="SourceCode"/>
-      </w:pPr>
-      <w:r>
-        <w:t xml:space="preserve">    pub body_values: Contact,</w:t>
-      </w:r>
-    </w:p>
-    <w:p>
-      <w:pPr>
-        <w:pStyle w:val="SourceCode"/>
-      </w:pPr>
-      <w:r>
-        <w:t xml:space="preserve">    pub name_present: bool,</w:t>
-      </w:r>
-    </w:p>
-    <w:p>
-      <w:pPr>
-        <w:pStyle w:val="SourceCode"/>
-      </w:pPr>
-      <w:r>
-        <w:t xml:space="preserve">    pub email_present: bool,</w:t>
-      </w:r>
-    </w:p>
-    <w:p>
-      <w:pPr>
-        <w:pStyle w:val="SourceCode"/>
-      </w:pPr>
-      <w:r>
-        <w:t xml:space="preserve">    pub phone_present: bool,</w:t>
-      </w:r>
-    </w:p>
-    <w:p>
-      <w:pPr>
-        <w:pStyle w:val="SourceCode"/>
-      </w:pPr>
-      <w:r>
-        <w:t>}</w:t>
-      </w:r>
-    </w:p>
-    <w:p>
-      <w:pPr>
-        <w:pStyle w:val="SourceCode"/>
-      </w:pPr>
-    </w:p>
-    <w:p>
-      <w:pPr>
-        <w:pStyle w:val="SourceCode"/>
-      </w:pPr>
-      <w:r>
-        <w:t>// Reads a PATCH body with Lesson 6.6a's rules: one JSON object with</w:t>
-      </w:r>
-    </w:p>
-    <w:p>
-      <w:pPr>
-        <w:pStyle w:val="SourceCode"/>
-      </w:pPr>
-      <w:r>
-        <w:t>// nothing after it, keys spelled exactly, and name, email, and phone each</w:t>
-      </w:r>
-    </w:p>
-    <w:p>
-      <w:pPr>
-        <w:pStyle w:val="SourceCode"/>
-      </w:pPr>
-      <w:r>
-        <w:t>// text, null, or missing. Returns None for any other body. Unlike</w:t>
-      </w:r>
-    </w:p>
-    <w:p>
-      <w:pPr>
-        <w:pStyle w:val="SourceCode"/>
-      </w:pPr>
-      <w:r>
-        <w:t>// contact_from_json, it keeps which keys were there, because a PATCH</w:t>
-      </w:r>
-    </w:p>
-    <w:p>
-      <w:pPr>
-        <w:pStyle w:val="SourceCode"/>
-      </w:pPr>
-      <w:r>
-        <w:t>// changes only those.</w:t>
-      </w:r>
-    </w:p>
-    <w:p>
-      <w:pPr>
-        <w:pStyle w:val="SourceCode"/>
-      </w:pPr>
-      <w:r>
-        <w:t>pub fn patch_from_json(json_text: &amp;str) -&gt; Option&lt;ContactPatch&gt; {</w:t>
-      </w:r>
-    </w:p>
-    <w:p>
-      <w:pPr>
-        <w:pStyle w:val="SourceCode"/>
-      </w:pPr>
-      <w:r>
-        <w:t xml:space="preserve">    // Lesson 6.6a's contact_from_json, unchanged, checks the body with its</w:t>
-      </w:r>
-    </w:p>
-    <w:p>
-      <w:pPr>
-        <w:pStyle w:val="SourceCode"/>
-      </w:pPr>
-      <w:r>
-        <w:t xml:space="preserve">    // rules and reads the values, so a PATCH body meets exactly the same</w:t>
-      </w:r>
-    </w:p>
-    <w:p>
-      <w:pPr>
-        <w:pStyle w:val="SourceCode"/>
-      </w:pPr>
-      <w:r>
-        <w:t xml:space="preserve">    // rules and gets the same words. It gives "" both for null and for a</w:t>
-      </w:r>
-    </w:p>
-    <w:p>
-      <w:pPr>
-        <w:pStyle w:val="SourceCode"/>
-      </w:pPr>
-      <w:r>
-        <w:t xml:space="preserve">    // missing key.</w:t>
-      </w:r>
-    </w:p>
-    <w:p>
-      <w:pPr>
-        <w:pStyle w:val="SourceCode"/>
-      </w:pPr>
-      <w:r>
-        <w:t xml:space="preserve">    let body_values = match contact_create::contact_from_json(json_text) {</w:t>
-      </w:r>
-    </w:p>
-    <w:p>
-      <w:pPr>
-        <w:pStyle w:val="SourceCode"/>
-      </w:pPr>
-      <w:r>
-        <w:t xml:space="preserve">        Some(body_values) =&gt; body_values,</w:t>
-      </w:r>
-    </w:p>
-    <w:p>
-      <w:pPr>
-        <w:pStyle w:val="SourceCode"/>
-      </w:pPr>
-      <w:r>
-        <w:t xml:space="preserve">        None =&gt; return None,</w:t>
-      </w:r>
-    </w:p>
-    <w:p>
-      <w:pPr>
-        <w:pStyle w:val="SourceCode"/>
-      </w:pPr>
-      <w:r>
-        <w:t xml:space="preserve">    };</w:t>
-      </w:r>
-    </w:p>
-    <w:p>
-      <w:pPr>
-        <w:pStyle w:val="SourceCode"/>
-      </w:pPr>
-      <w:r>
-        <w:t xml:space="preserve">    // This is what contact_from_json cannot tell: whether each key is</w:t>
-      </w:r>
-    </w:p>
-    <w:p>
-      <w:pPr>
-        <w:pStyle w:val="SourceCode"/>
-      </w:pPr>
-      <w:r>
-        <w:t xml:space="preserve">    // there at all. The body is a JSON object by now, so serde_json reads</w:t>
-      </w:r>
-    </w:p>
-    <w:p>
-      <w:pPr>
-        <w:pStyle w:val="SourceCode"/>
-      </w:pPr>
-      <w:r>
-        <w:t xml:space="preserve">    // it again. contains_key is true for a key whose value is null too,</w:t>
-      </w:r>
-    </w:p>
-    <w:p>
-      <w:pPr>
-        <w:pStyle w:val="SourceCode"/>
-      </w:pPr>
-      <w:r>
-        <w:t xml:space="preserve">    // and false only for a key that is missing (Lesson 2.8a).</w:t>
-      </w:r>
-    </w:p>
-    <w:p>
-      <w:pPr>
-        <w:pStyle w:val="SourceCode"/>
-      </w:pPr>
-      <w:r>
-        <w:t xml:space="preserve">    let parsed: Result&lt;Value, serde_json::Error&gt; =</w:t>
-      </w:r>
-    </w:p>
-    <w:p>
-      <w:pPr>
-        <w:pStyle w:val="SourceCode"/>
-      </w:pPr>
-      <w:r>
-        <w:t xml:space="preserve">        serde_json::from_str(json_text);</w:t>
-      </w:r>
-    </w:p>
-    <w:p>
-      <w:pPr>
-        <w:pStyle w:val="SourceCode"/>
-      </w:pPr>
-      <w:r>
-        <w:t xml:space="preserve">    let body_value = match parsed {</w:t>
-      </w:r>
-    </w:p>
-    <w:p>
-      <w:pPr>
-        <w:pStyle w:val="SourceCode"/>
-      </w:pPr>
-      <w:r>
-        <w:t xml:space="preserve">        Ok(body_value) =&gt; body_value,</w:t>
-      </w:r>
-    </w:p>
-    <w:p>
-      <w:pPr>
-        <w:pStyle w:val="SourceCode"/>
-      </w:pPr>
-      <w:r>
-        <w:t xml:space="preserve">        Err(_) =&gt; return None,</w:t>
-      </w:r>
-    </w:p>
-    <w:p>
-      <w:pPr>
-        <w:pStyle w:val="SourceCode"/>
-      </w:pPr>
-      <w:r>
-        <w:t xml:space="preserve">    };</w:t>
-      </w:r>
-    </w:p>
-    <w:p>
-      <w:pPr>
-        <w:pStyle w:val="SourceCode"/>
-      </w:pPr>
-      <w:r>
-        <w:t xml:space="preserve">    let record = match body_value.as_object() {</w:t>
-      </w:r>
-    </w:p>
-    <w:p>
-      <w:pPr>
-        <w:pStyle w:val="SourceCode"/>
-      </w:pPr>
-      <w:r>
-        <w:t xml:space="preserve">        Some(record) =&gt; record,</w:t>
-      </w:r>
-    </w:p>
-    <w:p>
-      <w:pPr>
-        <w:pStyle w:val="SourceCode"/>
-      </w:pPr>
-      <w:r>
-        <w:t xml:space="preserve">        None =&gt; return None,</w:t>
-      </w:r>
-    </w:p>
-    <w:p>
-      <w:pPr>
-        <w:pStyle w:val="SourceCode"/>
-      </w:pPr>
-      <w:r>
-        <w:t xml:space="preserve">    };</w:t>
-      </w:r>
-    </w:p>
-    <w:p>
-      <w:pPr>
-        <w:pStyle w:val="SourceCode"/>
-      </w:pPr>
-      <w:r>
-        <w:t xml:space="preserve">    Some(ContactPatch {</w:t>
-      </w:r>
-    </w:p>
-    <w:p>
-      <w:pPr>
-        <w:pStyle w:val="SourceCode"/>
-      </w:pPr>
-      <w:r>
-        <w:t xml:space="preserve">        body_values,</w:t>
-      </w:r>
-    </w:p>
-    <w:p>
-      <w:pPr>
-        <w:pStyle w:val="SourceCode"/>
-      </w:pPr>
-      <w:r>
-        <w:t xml:space="preserve">        name_present: record.contains_key("name"),</w:t>
-      </w:r>
-    </w:p>
-    <w:p>
-      <w:pPr>
-        <w:pStyle w:val="SourceCode"/>
-      </w:pPr>
-      <w:r>
-        <w:t xml:space="preserve">        email_present: record.contains_key("email"),</w:t>
-      </w:r>
-    </w:p>
-    <w:p>
-      <w:pPr>
-        <w:pStyle w:val="SourceCode"/>
-      </w:pPr>
-      <w:r>
-        <w:t xml:space="preserve">        phone_present: record.contains_key("phone"),</w:t>
-      </w:r>
-    </w:p>
-    <w:p>
-      <w:pPr>
-        <w:pStyle w:val="SourceCode"/>
-      </w:pPr>
-      <w:r>
-        <w:t xml:space="preserve">    })</w:t>
-      </w:r>
-    </w:p>
-    <w:p>
-      <w:pPr>
-        <w:pStyle w:val="SourceCode"/>
-      </w:pPr>
-      <w:r>
-        <w:t>}</w:t>
-      </w:r>
-    </w:p>
-    <w:p>
-      <w:pPr>
-        <w:pStyle w:val="SourceCode"/>
-      </w:pPr>
-    </w:p>
-    <w:p>
-      <w:pPr>
-        <w:pStyle w:val="SourceCode"/>
-      </w:pPr>
-      <w:r>
-        <w:t>// True when the patch names name, email, or phone, and false when it</w:t>
-      </w:r>
-    </w:p>
-    <w:p>
-      <w:pPr>
-        <w:pStyle w:val="SourceCode"/>
-      </w:pPr>
-      <w:r>
-        <w:t>// names none of them, such as {} or {"Phone":null}: keys are spelled</w:t>
-      </w:r>
-    </w:p>
-    <w:p>
-      <w:pPr>
-        <w:pStyle w:val="SourceCode"/>
-      </w:pPr>
-      <w:r>
-        <w:t>// exactly, so a misspelled key is no field at all. Such a PATCH would</w:t>
-      </w:r>
-    </w:p>
-    <w:p>
-      <w:pPr>
-        <w:pStyle w:val="SourceCode"/>
-      </w:pPr>
-      <w:r>
-        <w:t>// change nothing and still answer 200, so a typo would go unnoticed; the</w:t>
-      </w:r>
-    </w:p>
-    <w:p>
-      <w:pPr>
-        <w:pStyle w:val="SourceCode"/>
-      </w:pPr>
-      <w:r>
-        <w:t>// server refuses it instead. Remember, || is true when either side is.</w:t>
-      </w:r>
-    </w:p>
-    <w:p>
-      <w:pPr>
-        <w:pStyle w:val="SourceCode"/>
-      </w:pPr>
-      <w:r>
-        <w:t>pub fn names_a_field(patch: &amp;ContactPatch) -&gt; bool {</w:t>
-      </w:r>
-    </w:p>
-    <w:p>
-      <w:pPr>
-        <w:pStyle w:val="SourceCode"/>
-      </w:pPr>
-      <w:r>
-        <w:t xml:space="preserve">    patch.name_present || patch.email_present || patch.phone_present</w:t>
-      </w:r>
-    </w:p>
-    <w:p>
-      <w:pPr>
-        <w:pStyle w:val="SourceCode"/>
-      </w:pPr>
-      <w:r>
-        <w:t>}</w:t>
-      </w:r>
-    </w:p>
-    <w:p>
-      <w:pPr>
-        <w:pStyle w:val="SourceCode"/>
-      </w:pPr>
-    </w:p>
-    <w:p>
-      <w:pPr>
-        <w:pStyle w:val="SourceCode"/>
-      </w:pPr>
-      <w:r>
-        <w:t>// Returns the stored contact with each field the patch names put in: a</w:t>
-      </w:r>
-    </w:p>
-    <w:p>
-      <w:pPr>
-        <w:pStyle w:val="SourceCode"/>
-      </w:pPr>
-      <w:r>
-        <w:t>// missing key keeps the stored value, and a phone of null clears the</w:t>
-      </w:r>
-    </w:p>
-    <w:p>
-      <w:pPr>
-        <w:pStyle w:val="SourceCode"/>
-      </w:pPr>
-      <w:r>
-        <w:t>// phone. It never checks the values; replace_contact does. Both values</w:t>
-      </w:r>
-    </w:p>
-    <w:p>
-      <w:pPr>
-        <w:pStyle w:val="SourceCode"/>
-      </w:pPr>
-      <w:r>
-        <w:t>// move in, so the function owns them: let mut makes the stored contact</w:t>
-      </w:r>
-    </w:p>
-    <w:p>
-      <w:pPr>
-        <w:pStyle w:val="SourceCode"/>
-      </w:pPr>
-      <w:r>
-        <w:t>// changeable, and each if moves one field's text out of the patch, which</w:t>
-      </w:r>
-    </w:p>
-    <w:p>
-      <w:pPr>
-        <w:pStyle w:val="SourceCode"/>
-      </w:pPr>
-      <w:r>
-        <w:t>// Rust allows because the patch is never used again.</w:t>
-      </w:r>
-    </w:p>
-    <w:p>
-      <w:pPr>
-        <w:pStyle w:val="SourceCode"/>
-      </w:pPr>
-      <w:r>
-        <w:t>pub fn apply_patch(stored: Contact, patch: ContactPatch) -&gt; Contact {</w:t>
-      </w:r>
-    </w:p>
-    <w:p>
-      <w:pPr>
-        <w:pStyle w:val="SourceCode"/>
-      </w:pPr>
-      <w:r>
-        <w:t xml:space="preserve">    let mut patched = stored;</w:t>
-      </w:r>
-    </w:p>
-    <w:p>
-      <w:pPr>
-        <w:pStyle w:val="SourceCode"/>
-      </w:pPr>
-      <w:r>
-        <w:t xml:space="preserve">    if patch.name_present {</w:t>
-      </w:r>
-    </w:p>
-    <w:p>
-      <w:pPr>
-        <w:pStyle w:val="SourceCode"/>
-      </w:pPr>
-      <w:r>
-        <w:t xml:space="preserve">        patched.full_name = patch.body_values.full_name;</w:t>
-      </w:r>
-    </w:p>
-    <w:p>
-      <w:pPr>
-        <w:pStyle w:val="SourceCode"/>
-      </w:pPr>
-      <w:r>
-        <w:t xml:space="preserve">    }</w:t>
-      </w:r>
-    </w:p>
-    <w:p>
-      <w:pPr>
-        <w:pStyle w:val="SourceCode"/>
-      </w:pPr>
-      <w:r>
-        <w:t xml:space="preserve">    if patch.email_present {</w:t>
-      </w:r>
-    </w:p>
-    <w:p>
-      <w:pPr>
-        <w:pStyle w:val="SourceCode"/>
-      </w:pPr>
-      <w:r>
-        <w:t xml:space="preserve">        patched.email = patch.body_values.email;</w:t>
-      </w:r>
-    </w:p>
-    <w:p>
-      <w:pPr>
-        <w:pStyle w:val="SourceCode"/>
-      </w:pPr>
-      <w:r>
-        <w:t xml:space="preserve">    }</w:t>
-      </w:r>
-    </w:p>
-    <w:p>
-      <w:pPr>
-        <w:pStyle w:val="SourceCode"/>
-      </w:pPr>
-      <w:r>
-        <w:t xml:space="preserve">    if patch.phone_present {</w:t>
-      </w:r>
-    </w:p>
-    <w:p>
-      <w:pPr>
-        <w:pStyle w:val="SourceCode"/>
-      </w:pPr>
-      <w:r>
-        <w:t xml:space="preserve">        patched.phone = patch.body_values.phone;</w:t>
-      </w:r>
-    </w:p>
-    <w:p>
-      <w:pPr>
-        <w:pStyle w:val="SourceCode"/>
-        <w:keepNext/>
-      </w:pPr>
-      <w:r>
-        <w:t xml:space="preserve">    }</w:t>
-      </w:r>
-    </w:p>
-    <w:p>
-      <w:pPr>
-        <w:pStyle w:val="SourceCode"/>
-        <w:keepNext/>
-      </w:pPr>
-      <w:r>
-        <w:t xml:space="preserve">    patched</w:t>
-      </w:r>
-    </w:p>
-    <w:p>
-      <w:pPr>
-        <w:pStyle w:val="SourceCode"/>
-      </w:pPr>
-      <w:r>
-        <w:t>}</w:t>
+        <w:t>The Production-Minded server is Lesson 6.7a's, with every function unchanged, plus handle_patch_contact in the frozen handler shape and its route, which runs the handler in spawn_blocking. contact_patch.rs, saved in the Basic Implementation, holds the ContactPatch struct and the contact store's three new functions. The client keeps Lesson 6.4a's functions unchanged and adds phone_patch_json. Read contact_patch.rs first, then handle_patch_contact, then the client's phone_patch_json and main.</w:t>
       </w:r>
     </w:p>
     <w:p>
@@ -44608,7 +45025,10 @@
     </w:p>
     <w:p>
       <w:r>
-        <w:t>Start with the most direct versions. The Basic server's do/1 answers only PATCH /api/v1/contacts/{id}: it splits the path at every /, checks the id with parse_id, and answer_patch decodes the body with json:decode in try; check_patch takes each value with text_value and refuses a body that names no field with maps:is_key; patch_contact opens one connection, and merge_and_save reads the stored contact with get_contact and builds each field with patched_text, the body's text for a key the body has and the stored value otherwise. check_contact trims and checks the result with your Chapter 5 validate_contact, and Lesson 6.7a's update_and_answer sends the UPDATE and answers. The Basic client writes both bodies with json:encode_key_value_list, and send_patch sends each with httpc's patch and prints the answer. The new steps are commented in full, and the ones from earlier lessons have short reminders.</w:t>
+        <w:t>Start with the most direct versions. The Basic server's do/1 answers only PATCH /api/v1/contacts/{id}: it splits the path at every /, checks the id with parse_id, and answer_patch decodes the body with json:decode in try; check_patch takes each value with text_value and refuses a body that names no field with maps:is_key; patch_contact opens one connection, and merge_and_save reads the stored contact with get_contact and builds each field with patched_text, the body's text for a key the body has and the sto</w:t>
+      </w:r>
+      <w:r>
+        <w:t>red value otherwise. check_contact trims and checks the result with your Chapter 5 validate_contact, and Lesson 6.7a's update_and_answer sends the UPDATE and answers. The Basic client writes both bodies with json:encode_key_value_list, and send_patch sends each with httpc's patch and prints the answer. The new steps are commented in full, and the ones from earlier lessons have short reminders.</w:t>
       </w:r>
     </w:p>
     <w:p>
@@ -44836,7 +45256,7 @@
         <w:pStyle w:val="SourceCode"/>
       </w:pPr>
       <w:r>
-        <w:t xml:space="preserve">        "UPDATE contacts SET name = ?, email = ?, phone = ? WHERE id = ?").</w:t>
+        <w:t xml:space="preserve">        "UPDATE contacts_erlang SET name = ?, email = ?, phone = ? WHERE id = ?").</w:t>
       </w:r>
     </w:p>
     <w:p>
@@ -47305,7 +47725,10 @@
     </w:p>
     <w:p>
       <w:r>
-        <w:t>The Production-Minded server is Lesson 6.7a's, with every function unchanged, plus handle_patch_contact in the frozen handler shape and its route. contact_patch.hrl holds the contact_patch record, and contact_patch.erl the contact store's three new functions. The client keeps Lesson 6.4a's functions unchanged and adds phone_patch_json; Lesson 6.7a's print_comparison is gone, because nothing compares two answers until the Exercise. Read contact_patch.hrl and contact_patch.erl first, then handle_patch_contact, then the client's phone_patch_json and main.</w:t>
+        <w:t>The Production-Minded server is Lesson 6.7a's, with every function unchanged, plus handle_patch_contact in the frozen handler shape and its route. contact_patch.hrl holds the contact_patch record, and contact_patch.erl the contact store's three new functions. The client keeps Lesson 6.4a's functions unchanged and adds phone_patch_json; Lesson 6.7a's print_comparison is gone, because nothing compares two answers until the Exercise. Read contact_patch.hrl and contact_patch.erl first, then handle_patch_contact</w:t>
+      </w:r>
+      <w:r>
+        <w:t>, then the client's phone_patch_json and main.</w:t>
       </w:r>
     </w:p>
     <w:p>
@@ -52987,7 +53410,10 @@
     </w:p>
     <w:p>
       <w:r>
-        <w:t>Solidity's section maps Lesson 6.8 onto the honest counterpart that Concept describes: anvil is the server process, ContactApi's patchContact is the PATCH endpoint, sent as a transaction with cast send, and each field travels as a true or false and a text. Remember, cast send sends a transaction from anvil's first test account, --json prints its receipt, and ConvertFrom-Json reads it; cast call runs a function on the node and stores nothing, and ConvertFrom-Json turns the quoted text it prints into the contact's JSON; an empty text is written '""' in Windows PowerShell 5.1 (Lesson 6.6a); and $name = keeps a command's output (Lesson 6.7a). Every Solidity block runs in the lesson-6.8-extended folder.</w:t>
+        <w:t>Solidity's section maps Lesson 6.8 onto the honest counterpart that Concept describes: anvil is the server process, ContactApi's patchContact is the PATCH endpoint, sent as a transaction with cast send, and each field travels as a true or false and a text. Remember, cast send sends a transaction from anvil's first test account, --json prints its receipt, and ConvertFrom-Json reads it; cast call runs a function on the node and stores nothing, and ConvertFrom-Json turns the quoted text it prints into the cont</w:t>
+      </w:r>
+      <w:r>
+        <w:t>act's JSON; an empty text is written '""' in Windows PowerShell 5.1 (Lesson 6.6a); and $name = keeps a command's output (Lesson 6.7a). Every Solidity block runs in the lesson-6.8-extended folder.</w:t>
       </w:r>
     </w:p>
     <w:p>
@@ -53010,7 +53436,10 @@
     </w:p>
     <w:p>
       <w:r>
-        <w:t>Start with the most direct version: BasicContactApi, Lesson 6.6a's contract with getContact from Lesson 6.5a, plus patchContact, which checks the id range, refuses a patch that names no field and a contact that does not exist, puts in the named fields, checks the result with ContactRules and emailTaken, and writes it. DeployBasicContactApi, copied from Lesson 6.7a, puts it on the chain and stores the three known contacts. The client sends the phone patch and the clearing patch, with a getContact call after each. Every step is commented, so read the comments as you type them.</w:t>
+        <w:t xml:space="preserve">Start with the most direct version: BasicContactApi, Lesson 6.6a's contract with getContact from Lesson 6.5a, plus patchContact, which checks the id range, refuses a patch that names no field and a contact that does not exist, puts in the named fields, checks the result with ContactRules and emailTaken, and writes it. DeployBasicContactApi, copied from Lesson 6.7a, puts it on the chain and stores the three known contacts. The client sends the phone patch and the clearing patch, with a getContact call after </w:t>
+      </w:r>
+      <w:r>
+        <w:t>each. Every step is commented, so read the comments as you type them. forge build compiles every file in the script folder, and DeployContactApi.s.sol, copied in step 1, imports ContactApi.sol, so save ContactApi.sol now too; the Production-Minded Implementation explains it.</w:t>
       </w:r>
     </w:p>
     <w:p>
@@ -54594,6 +55023,2692 @@
       </w:pPr>
       <w:r>
         <w:t xml:space="preserve">        contacts[contactId] = stored;</w:t>
+      </w:r>
+    </w:p>
+    <w:p>
+      <w:pPr>
+        <w:pStyle w:val="SourceCode"/>
+        <w:keepNext/>
+      </w:pPr>
+      <w:r>
+        <w:t xml:space="preserve">    }</w:t>
+      </w:r>
+    </w:p>
+    <w:p>
+      <w:pPr>
+        <w:pStyle w:val="SourceCode"/>
+      </w:pPr>
+      <w:r>
+        <w:t>}</w:t>
+      </w:r>
+    </w:p>
+    <w:p>
+      <w:pPr>
+        <w:keepNext/>
+      </w:pPr>
+    </w:p>
+    <w:p>
+      <w:pPr>
+        <w:pStyle w:val="Heading3"/>
+      </w:pPr>
+      <w:r>
+        <w:t>solidity/script/ContactApi.sol</w:t>
+      </w:r>
+    </w:p>
+    <w:p>
+      <w:pPr>
+        <w:pStyle w:val="SourceCode"/>
+        <w:keepNext/>
+      </w:pPr>
+      <w:r>
+        <w:t>// SPDX-License-Identifier: MIT</w:t>
+      </w:r>
+    </w:p>
+    <w:p>
+      <w:pPr>
+        <w:pStyle w:val="SourceCode"/>
+        <w:keepNext/>
+      </w:pPr>
+      <w:r>
+        <w:t>// Remember, every file starts with a license line and pragma.</w:t>
+      </w:r>
+    </w:p>
+    <w:p>
+      <w:pPr>
+        <w:pStyle w:val="SourceCode"/>
+      </w:pPr>
+      <w:r>
+        <w:t>pragma solidity ^0.8.20;</w:t>
+      </w:r>
+    </w:p>
+    <w:p>
+      <w:pPr>
+        <w:pStyle w:val="SourceCode"/>
+      </w:pPr>
+    </w:p>
+    <w:p>
+      <w:pPr>
+        <w:pStyle w:val="SourceCode"/>
+      </w:pPr>
+      <w:r>
+        <w:t>// Your Chapter 5 checks, in this lesson's library.</w:t>
+      </w:r>
+    </w:p>
+    <w:p>
+      <w:pPr>
+        <w:pStyle w:val="SourceCode"/>
+      </w:pPr>
+      <w:r>
+        <w:t>import {ContactRules} from "./ContactRules.sol";</w:t>
+      </w:r>
+    </w:p>
+    <w:p>
+      <w:pPr>
+        <w:pStyle w:val="SourceCode"/>
+      </w:pPr>
+    </w:p>
+    <w:p>
+      <w:pPr>
+        <w:pStyle w:val="SourceCode"/>
+      </w:pPr>
+      <w:r>
+        <w:t>// One contact, as Chapter 5 Project 1a's ContactBook keeps it. An empty</w:t>
+      </w:r>
+    </w:p>
+    <w:p>
+      <w:pPr>
+        <w:pStyle w:val="SourceCode"/>
+      </w:pPr>
+      <w:r>
+        <w:t>// phone means no phone.</w:t>
+      </w:r>
+    </w:p>
+    <w:p>
+      <w:pPr>
+        <w:pStyle w:val="SourceCode"/>
+      </w:pPr>
+      <w:r>
+        <w:t>struct Contact {</w:t>
+      </w:r>
+    </w:p>
+    <w:p>
+      <w:pPr>
+        <w:pStyle w:val="SourceCode"/>
+      </w:pPr>
+      <w:r>
+        <w:t xml:space="preserve">    uint256 id;</w:t>
+      </w:r>
+    </w:p>
+    <w:p>
+      <w:pPr>
+        <w:pStyle w:val="SourceCode"/>
+      </w:pPr>
+      <w:r>
+        <w:t xml:space="preserve">    string fullName;</w:t>
+      </w:r>
+    </w:p>
+    <w:p>
+      <w:pPr>
+        <w:pStyle w:val="SourceCode"/>
+      </w:pPr>
+      <w:r>
+        <w:t xml:space="preserve">    string email;</w:t>
+      </w:r>
+    </w:p>
+    <w:p>
+      <w:pPr>
+        <w:pStyle w:val="SourceCode"/>
+      </w:pPr>
+      <w:r>
+        <w:t xml:space="preserve">    string phone;</w:t>
+      </w:r>
+    </w:p>
+    <w:p>
+      <w:pPr>
+        <w:pStyle w:val="SourceCode"/>
+      </w:pPr>
+      <w:r>
+        <w:t>}</w:t>
+      </w:r>
+    </w:p>
+    <w:p>
+      <w:pPr>
+        <w:pStyle w:val="SourceCode"/>
+      </w:pPr>
+    </w:p>
+    <w:p>
+      <w:pPr>
+        <w:pStyle w:val="SourceCode"/>
+      </w:pPr>
+      <w:r>
+        <w:t>// Lesson 6.8a: Lesson 6.7a's ContactApi, plus patchContact, the PATCH</w:t>
+      </w:r>
+    </w:p>
+    <w:p>
+      <w:pPr>
+        <w:pStyle w:val="SourceCode"/>
+      </w:pPr>
+      <w:r>
+        <w:t>// endpoint. Its view functions are the GET endpoints: getContact answers</w:t>
+      </w:r>
+    </w:p>
+    <w:p>
+      <w:pPr>
+        <w:pStyle w:val="SourceCode"/>
+      </w:pPr>
+      <w:r>
+        <w:t>// one contact and getContacts the collection, each as the same JSON text</w:t>
+      </w:r>
+    </w:p>
+    <w:p>
+      <w:pPr>
+        <w:pStyle w:val="SourceCode"/>
+      </w:pPr>
+      <w:r>
+        <w:t>// the other languages' servers send. addContact (POST), replaceContact</w:t>
+      </w:r>
+    </w:p>
+    <w:p>
+      <w:pPr>
+        <w:pStyle w:val="SourceCode"/>
+      </w:pPr>
+      <w:r>
+        <w:t>// (PUT), and patchContact (PATCH) change storage, so each is sent as a</w:t>
+      </w:r>
+    </w:p>
+    <w:p>
+      <w:pPr>
+        <w:pStyle w:val="SourceCode"/>
+      </w:pPr>
+      <w:r>
+        <w:t>// transaction. revert's reason is the error body.</w:t>
+      </w:r>
+    </w:p>
+    <w:p>
+      <w:pPr>
+        <w:pStyle w:val="SourceCode"/>
+      </w:pPr>
+      <w:r>
+        <w:t>contract ContactApi {</w:t>
+      </w:r>
+    </w:p>
+    <w:p>
+      <w:pPr>
+        <w:pStyle w:val="SourceCode"/>
+      </w:pPr>
+      <w:r>
+        <w:t xml:space="preserve">    // Remember, constant = never changes.</w:t>
+      </w:r>
+    </w:p>
+    <w:p>
+      <w:pPr>
+        <w:pStyle w:val="SourceCode"/>
+      </w:pPr>
+      <w:r>
+        <w:t xml:space="preserve">    string constant HEALTH_JSON = '{"status":"ok"}';</w:t>
+      </w:r>
+    </w:p>
+    <w:p>
+      <w:pPr>
+        <w:pStyle w:val="SourceCode"/>
+      </w:pPr>
+      <w:r>
+        <w:t xml:space="preserve">    string constant NOT_FOUND_JSON =</w:t>
+      </w:r>
+    </w:p>
+    <w:p>
+      <w:pPr>
+        <w:pStyle w:val="SourceCode"/>
+      </w:pPr>
+      <w:r>
+        <w:t xml:space="preserve">        '{"code":"not_found","message":"no such path"}';</w:t>
+      </w:r>
+    </w:p>
+    <w:p>
+      <w:pPr>
+        <w:pStyle w:val="SourceCode"/>
+      </w:pPr>
+      <w:r>
+        <w:t xml:space="preserve">    string constant BAD_ID_JSON = '{"code":"invalid_input","message":'</w:t>
+      </w:r>
+    </w:p>
+    <w:p>
+      <w:pPr>
+        <w:pStyle w:val="SourceCode"/>
+      </w:pPr>
+      <w:r>
+        <w:t xml:space="preserve">        '"id must be a whole number from 1 to 2147483647"}';</w:t>
+      </w:r>
+    </w:p>
+    <w:p>
+      <w:pPr>
+        <w:pStyle w:val="SourceCode"/>
+      </w:pPr>
+      <w:r>
+        <w:t xml:space="preserve">    string constant DUPLICATE_EMAIL_JSON = '{"code":"duplicate_email",'</w:t>
+      </w:r>
+    </w:p>
+    <w:p>
+      <w:pPr>
+        <w:pStyle w:val="SourceCode"/>
+      </w:pPr>
+      <w:r>
+        <w:t xml:space="preserve">        '"message":"That email is already in use."}';</w:t>
+      </w:r>
+    </w:p>
+    <w:p>
+      <w:pPr>
+        <w:pStyle w:val="SourceCode"/>
+      </w:pPr>
+      <w:r>
+        <w:t xml:space="preserve">    // The body for a PATCH that names none of name, email, and phone.</w:t>
+      </w:r>
+    </w:p>
+    <w:p>
+      <w:pPr>
+        <w:pStyle w:val="SourceCode"/>
+      </w:pPr>
+      <w:r>
+        <w:t xml:space="preserve">    string constant EMPTY_PATCH_JSON = '{"code":"invalid_input",'</w:t>
+      </w:r>
+    </w:p>
+    <w:p>
+      <w:pPr>
+        <w:pStyle w:val="SourceCode"/>
+      </w:pPr>
+      <w:r>
+        <w:t xml:space="preserve">        '"message":"body must name at least one field"}';</w:t>
+      </w:r>
+    </w:p>
+    <w:p>
+      <w:pPr>
+        <w:pStyle w:val="SourceCode"/>
+      </w:pPr>
+      <w:r>
+        <w:t xml:space="preserve">    // The largest id the other languages' INT column can store (Lesson</w:t>
+      </w:r>
+    </w:p>
+    <w:p>
+      <w:pPr>
+        <w:pStyle w:val="SourceCode"/>
+      </w:pPr>
+      <w:r>
+        <w:t xml:space="preserve">    // 5.6a).</w:t>
+      </w:r>
+    </w:p>
+    <w:p>
+      <w:pPr>
+        <w:pStyle w:val="SourceCode"/>
+      </w:pPr>
+      <w:r>
+        <w:t xml:space="preserve">    uint256 constant ID_LIMIT = 2147483647;</w:t>
+      </w:r>
+    </w:p>
+    <w:p>
+      <w:pPr>
+        <w:pStyle w:val="SourceCode"/>
+      </w:pPr>
+      <w:r>
+        <w:t xml:space="preserve">    // The sixteen hex digits, in order: digit 10 is "a".</w:t>
+      </w:r>
+    </w:p>
+    <w:p>
+      <w:pPr>
+        <w:pStyle w:val="SourceCode"/>
+      </w:pPr>
+      <w:r>
+        <w:t xml:space="preserve">    string constant HEX_DIGITS = "0123456789abcdef";</w:t>
+      </w:r>
+    </w:p>
+    <w:p>
+      <w:pPr>
+        <w:pStyle w:val="SourceCode"/>
+      </w:pPr>
+    </w:p>
+    <w:p>
+      <w:pPr>
+        <w:pStyle w:val="SourceCode"/>
+      </w:pPr>
+      <w:r>
+        <w:t xml:space="preserve">    // Remember, a mapping from id to struct plays the table's part, and</w:t>
+      </w:r>
+    </w:p>
+    <w:p>
+      <w:pPr>
+        <w:pStyle w:val="SourceCode"/>
+      </w:pPr>
+      <w:r>
+        <w:t xml:space="preserve">    // lastId is the last id given out (Chapter 5 Project 1a).</w:t>
+      </w:r>
+    </w:p>
+    <w:p>
+      <w:pPr>
+        <w:pStyle w:val="SourceCode"/>
+      </w:pPr>
+      <w:r>
+        <w:t xml:space="preserve">    mapping(uint256 =&gt; Contact) contacts;</w:t>
+      </w:r>
+    </w:p>
+    <w:p>
+      <w:pPr>
+        <w:pStyle w:val="SourceCode"/>
+      </w:pPr>
+      <w:r>
+        <w:t xml:space="preserve">    uint256 public lastId;</w:t>
+      </w:r>
+    </w:p>
+    <w:p>
+      <w:pPr>
+        <w:pStyle w:val="SourceCode"/>
+      </w:pPr>
+      <w:r>
+        <w:t xml:space="preserve">    // Remember, each stored email's keccak256 fingerprint: the contract's</w:t>
+      </w:r>
+    </w:p>
+    <w:p>
+      <w:pPr>
+        <w:pStyle w:val="SourceCode"/>
+      </w:pPr>
+      <w:r>
+        <w:t xml:space="preserve">    // UNIQUE email (Lesson 4.5a).</w:t>
+      </w:r>
+    </w:p>
+    <w:p>
+      <w:pPr>
+        <w:pStyle w:val="SourceCode"/>
+      </w:pPr>
+      <w:r>
+        <w:t xml:space="preserve">    mapping(bytes32 =&gt; bool) emailTaken;</w:t>
+      </w:r>
+    </w:p>
+    <w:p>
+      <w:pPr>
+        <w:pStyle w:val="SourceCode"/>
+      </w:pPr>
+    </w:p>
+    <w:p>
+      <w:pPr>
+        <w:pStyle w:val="SourceCode"/>
+      </w:pPr>
+      <w:r>
+        <w:t xml:space="preserve">    // An event is a record a transaction leaves in its receipt, which the</w:t>
+      </w:r>
+    </w:p>
+    <w:p>
+      <w:pPr>
+        <w:pStyle w:val="SourceCode"/>
+      </w:pPr>
+      <w:r>
+        <w:t xml:space="preserve">    // sender reads when the transaction is mined: a transaction's return</w:t>
+      </w:r>
+    </w:p>
+    <w:p>
+      <w:pPr>
+        <w:pStyle w:val="SourceCode"/>
+      </w:pPr>
+      <w:r>
+        <w:t xml:space="preserve">    // value never reaches the sender, so the event says which id the</w:t>
+      </w:r>
+    </w:p>
+    <w:p>
+      <w:pPr>
+        <w:pStyle w:val="SourceCode"/>
+      </w:pPr>
+      <w:r>
+        <w:t xml:space="preserve">    // contact got. indexed puts the id in the record's topics, where cast</w:t>
+      </w:r>
+    </w:p>
+    <w:p>
+      <w:pPr>
+        <w:pStyle w:val="SourceCode"/>
+      </w:pPr>
+      <w:r>
+        <w:t xml:space="preserve">    // shows it as 32 bytes of hex.</w:t>
+      </w:r>
+    </w:p>
+    <w:p>
+      <w:pPr>
+        <w:pStyle w:val="SourceCode"/>
+      </w:pPr>
+      <w:r>
+        <w:t xml:space="preserve">    event ContactCreated(uint256 indexed contactId);</w:t>
+      </w:r>
+    </w:p>
+    <w:p>
+      <w:pPr>
+        <w:pStyle w:val="SourceCode"/>
+      </w:pPr>
+    </w:p>
+    <w:p>
+      <w:pPr>
+        <w:pStyle w:val="SourceCode"/>
+      </w:pPr>
+      <w:r>
+        <w:t xml:space="preserve">    // POST /api/v1/contacts: checks the new contact with your Chapter 5</w:t>
+      </w:r>
+    </w:p>
+    <w:p>
+      <w:pPr>
+        <w:pStyle w:val="SourceCode"/>
+      </w:pPr>
+      <w:r>
+        <w:t xml:space="preserve">    // rules, stores it, and emits ContactCreated with its new id. A</w:t>
+      </w:r>
+    </w:p>
+    <w:p>
+      <w:pPr>
+        <w:pStyle w:val="SourceCode"/>
+      </w:pPr>
+      <w:r>
+        <w:t xml:space="preserve">    // refused contact reverts with the error body: invalid_input with the</w:t>
+      </w:r>
+    </w:p>
+    <w:p>
+      <w:pPr>
+        <w:pStyle w:val="SourceCode"/>
+      </w:pPr>
+      <w:r>
+        <w:t xml:space="preserve">    // rule's words, or duplicate_email. Remember, a revert undoes every</w:t>
+      </w:r>
+    </w:p>
+    <w:p>
+      <w:pPr>
+        <w:pStyle w:val="SourceCode"/>
+      </w:pPr>
+      <w:r>
+        <w:t xml:space="preserve">    // write the call made, so a refused call stores nothing and uses no id</w:t>
+      </w:r>
+    </w:p>
+    <w:p>
+      <w:pPr>
+        <w:pStyle w:val="SourceCode"/>
+      </w:pPr>
+      <w:r>
+        <w:t xml:space="preserve">    // (Lesson 4.5a). Like the other servers until Lesson 6.16a, any caller</w:t>
+      </w:r>
+    </w:p>
+    <w:p>
+      <w:pPr>
+        <w:pStyle w:val="SourceCode"/>
+      </w:pPr>
+      <w:r>
+        <w:t xml:space="preserve">    // may send it. The deploy script stores the three known contacts with</w:t>
+      </w:r>
+    </w:p>
+    <w:p>
+      <w:pPr>
+        <w:pStyle w:val="SourceCode"/>
+      </w:pPr>
+      <w:r>
+        <w:t xml:space="preserve">    // it too.</w:t>
+      </w:r>
+    </w:p>
+    <w:p>
+      <w:pPr>
+        <w:pStyle w:val="SourceCode"/>
+      </w:pPr>
+      <w:r>
+        <w:t xml:space="preserve">    function addContact(string memory fullName, string memory email,</w:t>
+      </w:r>
+    </w:p>
+    <w:p>
+      <w:pPr>
+        <w:pStyle w:val="SourceCode"/>
+      </w:pPr>
+      <w:r>
+        <w:t xml:space="preserve">                        string memory phone) external returns (uint256) {</w:t>
+      </w:r>
+    </w:p>
+    <w:p>
+      <w:pPr>
+        <w:pStyle w:val="SourceCode"/>
+      </w:pPr>
+      <w:r>
+        <w:t xml:space="preserve">        string memory problem =</w:t>
+      </w:r>
+    </w:p>
+    <w:p>
+      <w:pPr>
+        <w:pStyle w:val="SourceCode"/>
+      </w:pPr>
+      <w:r>
+        <w:t xml:space="preserve">            ContactRules.validateContact(fullName, email, phone);</w:t>
+      </w:r>
+    </w:p>
+    <w:p>
+      <w:pPr>
+        <w:pStyle w:val="SourceCode"/>
+      </w:pPr>
+      <w:r>
+        <w:t xml:space="preserve">        if (bytes(problem).length &gt; 0) {</w:t>
+      </w:r>
+    </w:p>
+    <w:p>
+      <w:pPr>
+        <w:pStyle w:val="SourceCode"/>
+      </w:pPr>
+      <w:r>
+        <w:t xml:space="preserve">            revert(string.concat('{"code":"invalid_input","message":',</w:t>
+      </w:r>
+    </w:p>
+    <w:p>
+      <w:pPr>
+        <w:pStyle w:val="SourceCode"/>
+      </w:pPr>
+      <w:r>
+        <w:t xml:space="preserve">                                 jsonString(problem), "}"));</w:t>
+      </w:r>
+    </w:p>
+    <w:p>
+      <w:pPr>
+        <w:pStyle w:val="SourceCode"/>
+      </w:pPr>
+      <w:r>
+        <w:t xml:space="preserve">        }</w:t>
+      </w:r>
+    </w:p>
+    <w:p>
+      <w:pPr>
+        <w:pStyle w:val="SourceCode"/>
+      </w:pPr>
+      <w:r>
+        <w:t xml:space="preserve">        bytes32 emailKey = keccak256(bytes(email));</w:t>
+      </w:r>
+    </w:p>
+    <w:p>
+      <w:pPr>
+        <w:pStyle w:val="SourceCode"/>
+      </w:pPr>
+      <w:r>
+        <w:t xml:space="preserve">        if (emailTaken[emailKey]) {</w:t>
+      </w:r>
+    </w:p>
+    <w:p>
+      <w:pPr>
+        <w:pStyle w:val="SourceCode"/>
+      </w:pPr>
+      <w:r>
+        <w:t xml:space="preserve">            revert(DUPLICATE_EMAIL_JSON);</w:t>
+      </w:r>
+    </w:p>
+    <w:p>
+      <w:pPr>
+        <w:pStyle w:val="SourceCode"/>
+      </w:pPr>
+      <w:r>
+        <w:t xml:space="preserve">        }</w:t>
+      </w:r>
+    </w:p>
+    <w:p>
+      <w:pPr>
+        <w:pStyle w:val="SourceCode"/>
+      </w:pPr>
+      <w:r>
+        <w:t xml:space="preserve">        lastId += 1;</w:t>
+      </w:r>
+    </w:p>
+    <w:p>
+      <w:pPr>
+        <w:pStyle w:val="SourceCode"/>
+      </w:pPr>
+      <w:r>
+        <w:t xml:space="preserve">        contacts[lastId] = Contact(lastId, fullName, email, phone);</w:t>
+      </w:r>
+    </w:p>
+    <w:p>
+      <w:pPr>
+        <w:pStyle w:val="SourceCode"/>
+      </w:pPr>
+      <w:r>
+        <w:t xml:space="preserve">        emailTaken[emailKey] = true;</w:t>
+      </w:r>
+    </w:p>
+    <w:p>
+      <w:pPr>
+        <w:pStyle w:val="SourceCode"/>
+      </w:pPr>
+      <w:r>
+        <w:t xml:space="preserve">        // emit writes the event into this transaction's receipt.</w:t>
+      </w:r>
+    </w:p>
+    <w:p>
+      <w:pPr>
+        <w:pStyle w:val="SourceCode"/>
+      </w:pPr>
+      <w:r>
+        <w:t xml:space="preserve">        emit ContactCreated(lastId);</w:t>
+      </w:r>
+    </w:p>
+    <w:p>
+      <w:pPr>
+        <w:pStyle w:val="SourceCode"/>
+      </w:pPr>
+      <w:r>
+        <w:t xml:space="preserve">        return lastId;</w:t>
+      </w:r>
+    </w:p>
+    <w:p>
+      <w:pPr>
+        <w:pStyle w:val="SourceCode"/>
+      </w:pPr>
+      <w:r>
+        <w:t xml:space="preserve">    }</w:t>
+      </w:r>
+    </w:p>
+    <w:p>
+      <w:pPr>
+        <w:pStyle w:val="SourceCode"/>
+      </w:pPr>
+    </w:p>
+    <w:p>
+      <w:pPr>
+        <w:pStyle w:val="SourceCode"/>
+      </w:pPr>
+      <w:r>
+        <w:t xml:space="preserve">    // PUT /api/v1/contacts/{id}: replaces every field of contact contactId</w:t>
+      </w:r>
+    </w:p>
+    <w:p>
+      <w:pPr>
+        <w:pStyle w:val="SourceCode"/>
+      </w:pPr>
+      <w:r>
+        <w:t xml:space="preserve">    // with the three values, and returns the contact as stored. The first</w:t>
+      </w:r>
+    </w:p>
+    <w:p>
+      <w:pPr>
+        <w:pStyle w:val="SourceCode"/>
+      </w:pPr>
+      <w:r>
+        <w:t xml:space="preserve">    // value is the path's id, and the other three are the body; an empty</w:t>
+      </w:r>
+    </w:p>
+    <w:p>
+      <w:pPr>
+        <w:pStyle w:val="SourceCode"/>
+      </w:pPr>
+      <w:r>
+        <w:t xml:space="preserve">    // phone means no phone. The checks come in the order the other</w:t>
+      </w:r>
+    </w:p>
+    <w:p>
+      <w:pPr>
+        <w:pStyle w:val="SourceCode"/>
+      </w:pPr>
+      <w:r>
+        <w:t xml:space="preserve">    // servers make them: the id, your Chapter 5 rules, then not_found for</w:t>
+      </w:r>
+    </w:p>
+    <w:p>
+      <w:pPr>
+        <w:pStyle w:val="SourceCode"/>
+      </w:pPr>
+      <w:r>
+        <w:t xml:space="preserve">    // an id no contact has, then duplicate_email for an email another</w:t>
+      </w:r>
+    </w:p>
+    <w:p>
+      <w:pPr>
+        <w:pStyle w:val="SourceCode"/>
+      </w:pPr>
+      <w:r>
+        <w:t xml:space="preserve">    // contact has. The contact's own email is not "taken", so the same</w:t>
+      </w:r>
+    </w:p>
+    <w:p>
+      <w:pPr>
+        <w:pStyle w:val="SourceCode"/>
+      </w:pPr>
+      <w:r>
+        <w:t xml:space="preserve">    // replacement sent twice stores the same values again: PUT is</w:t>
+      </w:r>
+    </w:p>
+    <w:p>
+      <w:pPr>
+        <w:pStyle w:val="SourceCode"/>
+      </w:pPr>
+      <w:r>
+        <w:t xml:space="preserve">    // idempotent here too. public, not external, so this contract's own</w:t>
+      </w:r>
+    </w:p>
+    <w:p>
+      <w:pPr>
+        <w:pStyle w:val="SourceCode"/>
+      </w:pPr>
+      <w:r>
+        <w:t xml:space="preserve">    // functions can call it as well: patchContact does. A</w:t>
+      </w:r>
+    </w:p>
+    <w:p>
+      <w:pPr>
+        <w:pStyle w:val="SourceCode"/>
+      </w:pPr>
+      <w:r>
+        <w:t xml:space="preserve">    // transaction's return value never reaches the sender, but a call's</w:t>
+      </w:r>
+    </w:p>
+    <w:p>
+      <w:pPr>
+        <w:pStyle w:val="SourceCode"/>
+      </w:pPr>
+      <w:r>
+        <w:t xml:space="preserve">    // does: cast call shows the contact it would store.</w:t>
+      </w:r>
+    </w:p>
+    <w:p>
+      <w:pPr>
+        <w:pStyle w:val="SourceCode"/>
+      </w:pPr>
+      <w:r>
+        <w:t xml:space="preserve">    function replaceContact(uint256 contactId, string memory fullName,</w:t>
+      </w:r>
+    </w:p>
+    <w:p>
+      <w:pPr>
+        <w:pStyle w:val="SourceCode"/>
+      </w:pPr>
+      <w:r>
+        <w:t xml:space="preserve">                            string memory email, string memory phone)</w:t>
+      </w:r>
+    </w:p>
+    <w:p>
+      <w:pPr>
+        <w:pStyle w:val="SourceCode"/>
+      </w:pPr>
+      <w:r>
+        <w:t xml:space="preserve">        public</w:t>
+      </w:r>
+    </w:p>
+    <w:p>
+      <w:pPr>
+        <w:pStyle w:val="SourceCode"/>
+      </w:pPr>
+      <w:r>
+        <w:t xml:space="preserve">        returns (string memory)</w:t>
+      </w:r>
+    </w:p>
+    <w:p>
+      <w:pPr>
+        <w:pStyle w:val="SourceCode"/>
+      </w:pPr>
+      <w:r>
+        <w:t xml:space="preserve">    {</w:t>
+      </w:r>
+    </w:p>
+    <w:p>
+      <w:pPr>
+        <w:pStyle w:val="SourceCode"/>
+      </w:pPr>
+      <w:r>
+        <w:t xml:space="preserve">        if (contactId == 0 || contactId &gt; ID_LIMIT) {</w:t>
+      </w:r>
+    </w:p>
+    <w:p>
+      <w:pPr>
+        <w:pStyle w:val="SourceCode"/>
+      </w:pPr>
+      <w:r>
+        <w:t xml:space="preserve">            revert(BAD_ID_JSON);</w:t>
+      </w:r>
+    </w:p>
+    <w:p>
+      <w:pPr>
+        <w:pStyle w:val="SourceCode"/>
+      </w:pPr>
+      <w:r>
+        <w:t xml:space="preserve">        }</w:t>
+      </w:r>
+    </w:p>
+    <w:p>
+      <w:pPr>
+        <w:pStyle w:val="SourceCode"/>
+      </w:pPr>
+      <w:r>
+        <w:t xml:space="preserve">        string memory problem =</w:t>
+      </w:r>
+    </w:p>
+    <w:p>
+      <w:pPr>
+        <w:pStyle w:val="SourceCode"/>
+      </w:pPr>
+      <w:r>
+        <w:t xml:space="preserve">            ContactRules.validateContact(fullName, email, phone);</w:t>
+      </w:r>
+    </w:p>
+    <w:p>
+      <w:pPr>
+        <w:pStyle w:val="SourceCode"/>
+      </w:pPr>
+      <w:r>
+        <w:t xml:space="preserve">        if (bytes(problem).length &gt; 0) {</w:t>
+      </w:r>
+    </w:p>
+    <w:p>
+      <w:pPr>
+        <w:pStyle w:val="SourceCode"/>
+      </w:pPr>
+      <w:r>
+        <w:t xml:space="preserve">            revert(string.concat('{"code":"invalid_input","message":',</w:t>
+      </w:r>
+    </w:p>
+    <w:p>
+      <w:pPr>
+        <w:pStyle w:val="SourceCode"/>
+      </w:pPr>
+      <w:r>
+        <w:t xml:space="preserve">                                 jsonString(problem), "}"));</w:t>
+      </w:r>
+    </w:p>
+    <w:p>
+      <w:pPr>
+        <w:pStyle w:val="SourceCode"/>
+      </w:pPr>
+      <w:r>
+        <w:t xml:space="preserve">        }</w:t>
+      </w:r>
+    </w:p>
+    <w:p>
+      <w:pPr>
+        <w:pStyle w:val="SourceCode"/>
+      </w:pPr>
+      <w:r>
+        <w:t xml:space="preserve">        Contact memory stored = contacts[contactId];</w:t>
+      </w:r>
+    </w:p>
+    <w:p>
+      <w:pPr>
+        <w:pStyle w:val="SourceCode"/>
+      </w:pPr>
+      <w:r>
+        <w:t xml:space="preserve">        if (stored.id == 0) {</w:t>
+      </w:r>
+    </w:p>
+    <w:p>
+      <w:pPr>
+        <w:pStyle w:val="SourceCode"/>
+      </w:pPr>
+      <w:r>
+        <w:t xml:space="preserve">            revert(string.concat('{"code":"not_found","message":',</w:t>
+      </w:r>
+    </w:p>
+    <w:p>
+      <w:pPr>
+        <w:pStyle w:val="SourceCode"/>
+      </w:pPr>
+      <w:r>
+        <w:t xml:space="preserve">                                 '"no contact with id ',</w:t>
+      </w:r>
+    </w:p>
+    <w:p>
+      <w:pPr>
+        <w:pStyle w:val="SourceCode"/>
+      </w:pPr>
+      <w:r>
+        <w:t xml:space="preserve">                                 numberText(contactId), '"}'));</w:t>
+      </w:r>
+    </w:p>
+    <w:p>
+      <w:pPr>
+        <w:pStyle w:val="SourceCode"/>
+      </w:pPr>
+      <w:r>
+        <w:t xml:space="preserve">        }</w:t>
+      </w:r>
+    </w:p>
+    <w:p>
+      <w:pPr>
+        <w:pStyle w:val="SourceCode"/>
+      </w:pPr>
+      <w:r>
+        <w:t xml:space="preserve">        bytes32 oldKey = keccak256(bytes(stored.email));</w:t>
+      </w:r>
+    </w:p>
+    <w:p>
+      <w:pPr>
+        <w:pStyle w:val="SourceCode"/>
+      </w:pPr>
+      <w:r>
+        <w:t xml:space="preserve">        bytes32 newKey = keccak256(bytes(email));</w:t>
+      </w:r>
+    </w:p>
+    <w:p>
+      <w:pPr>
+        <w:pStyle w:val="SourceCode"/>
+      </w:pPr>
+      <w:r>
+        <w:t xml:space="preserve">        if (newKey != oldKey &amp;&amp; emailTaken[newKey]) {</w:t>
+      </w:r>
+    </w:p>
+    <w:p>
+      <w:pPr>
+        <w:pStyle w:val="SourceCode"/>
+      </w:pPr>
+      <w:r>
+        <w:t xml:space="preserve">            revert(DUPLICATE_EMAIL_JSON);</w:t>
+      </w:r>
+    </w:p>
+    <w:p>
+      <w:pPr>
+        <w:pStyle w:val="SourceCode"/>
+      </w:pPr>
+      <w:r>
+        <w:t xml:space="preserve">        }</w:t>
+      </w:r>
+    </w:p>
+    <w:p>
+      <w:pPr>
+        <w:pStyle w:val="SourceCode"/>
+      </w:pPr>
+      <w:r>
+        <w:t xml:space="preserve">        // The old email is free again, and the new one is taken; when they</w:t>
+      </w:r>
+    </w:p>
+    <w:p>
+      <w:pPr>
+        <w:pStyle w:val="SourceCode"/>
+      </w:pPr>
+      <w:r>
+        <w:t xml:space="preserve">        // are the same, the second line takes it back at once.</w:t>
+      </w:r>
+    </w:p>
+    <w:p>
+      <w:pPr>
+        <w:pStyle w:val="SourceCode"/>
+      </w:pPr>
+      <w:r>
+        <w:t xml:space="preserve">        emailTaken[oldKey] = false;</w:t>
+      </w:r>
+    </w:p>
+    <w:p>
+      <w:pPr>
+        <w:pStyle w:val="SourceCode"/>
+      </w:pPr>
+      <w:r>
+        <w:t xml:space="preserve">        emailTaken[newKey] = true;</w:t>
+      </w:r>
+    </w:p>
+    <w:p>
+      <w:pPr>
+        <w:pStyle w:val="SourceCode"/>
+      </w:pPr>
+      <w:r>
+        <w:t xml:space="preserve">        contacts[contactId] = Contact(contactId, fullName, email, phone);</w:t>
+      </w:r>
+    </w:p>
+    <w:p>
+      <w:pPr>
+        <w:pStyle w:val="SourceCode"/>
+      </w:pPr>
+      <w:r>
+        <w:t xml:space="preserve">        return contactToJson(contacts[contactId]);</w:t>
+      </w:r>
+    </w:p>
+    <w:p>
+      <w:pPr>
+        <w:pStyle w:val="SourceCode"/>
+      </w:pPr>
+      <w:r>
+        <w:t xml:space="preserve">    }</w:t>
+      </w:r>
+    </w:p>
+    <w:p>
+      <w:pPr>
+        <w:pStyle w:val="SourceCode"/>
+      </w:pPr>
+    </w:p>
+    <w:p>
+      <w:pPr>
+        <w:pStyle w:val="SourceCode"/>
+      </w:pPr>
+      <w:r>
+        <w:t xml:space="preserve">    // PATCH /api/v1/contacts/{id}: changes only the fields the patch</w:t>
+      </w:r>
+    </w:p>
+    <w:p>
+      <w:pPr>
+        <w:pStyle w:val="SourceCode"/>
+      </w:pPr>
+      <w:r>
+        <w:t xml:space="preserve">    // names, and returns the whole contact as stored. The first value is</w:t>
+      </w:r>
+    </w:p>
+    <w:p>
+      <w:pPr>
+        <w:pStyle w:val="SourceCode"/>
+      </w:pPr>
+      <w:r>
+        <w:t xml:space="preserve">    // the path's id; the other six are the body, Lesson 6.8's ContactPatch</w:t>
+      </w:r>
+    </w:p>
+    <w:p>
+      <w:pPr>
+        <w:pStyle w:val="SourceCode"/>
+      </w:pPr>
+      <w:r>
+        <w:t xml:space="preserve">    // as values: for each field, true when the body names it, then its</w:t>
+      </w:r>
+    </w:p>
+    <w:p>
+      <w:pPr>
+        <w:pStyle w:val="SourceCode"/>
+      </w:pPr>
+      <w:r>
+        <w:t xml:space="preserve">    // text. A field named with "" is the body's null: it clears the phone,</w:t>
+      </w:r>
+    </w:p>
+    <w:p>
+      <w:pPr>
+        <w:pStyle w:val="SourceCode"/>
+      </w:pPr>
+      <w:r>
+        <w:t xml:space="preserve">    // and Chapter 5's rules refuse an empty name or email. Lesson 6.8</w:t>
+      </w:r>
+    </w:p>
+    <w:p>
+      <w:pPr>
+        <w:pStyle w:val="SourceCode"/>
+      </w:pPr>
+      <w:r>
+        <w:t xml:space="preserve">    // treats a text of "" exactly as null for every field (both give "",</w:t>
+      </w:r>
+    </w:p>
+    <w:p>
+      <w:pPr>
+        <w:pStyle w:val="SourceCode"/>
+      </w:pPr>
+      <w:r>
+        <w:t xml:space="preserve">    // and an empty phone means no phone), so one "" stands for both and</w:t>
+      </w:r>
+    </w:p>
+    <w:p>
+      <w:pPr>
+        <w:pStyle w:val="SourceCode"/>
+      </w:pPr>
+      <w:r>
+        <w:t xml:space="preserve">    // nothing is lost. A field not named keeps the stored value, whatever</w:t>
+      </w:r>
+    </w:p>
+    <w:p>
+      <w:pPr>
+        <w:pStyle w:val="SourceCode"/>
+      </w:pPr>
+      <w:r>
+        <w:t xml:space="preserve">    // text is sent beside its false. The checks come in the order the</w:t>
+      </w:r>
+    </w:p>
+    <w:p>
+      <w:pPr>
+        <w:pStyle w:val="SourceCode"/>
+      </w:pPr>
+      <w:r>
+        <w:t xml:space="preserve">    // other servers make them: the id and that the patch names a field,</w:t>
+      </w:r>
+    </w:p>
+    <w:p>
+      <w:pPr>
+        <w:pStyle w:val="SourceCode"/>
+      </w:pPr>
+      <w:r>
+        <w:t xml:space="preserve">    // then not_found for an id no contact has; then replaceContact checks</w:t>
+      </w:r>
+    </w:p>
+    <w:p>
+      <w:pPr>
+        <w:pStyle w:val="SourceCode"/>
+      </w:pPr>
+      <w:r>
+        <w:t xml:space="preserve">    // the patched contact with your Chapter 5 rules and the email, and</w:t>
+      </w:r>
+    </w:p>
+    <w:p>
+      <w:pPr>
+        <w:pStyle w:val="SourceCode"/>
+      </w:pPr>
+      <w:r>
+        <w:t xml:space="preserve">    // stores it.</w:t>
+      </w:r>
+    </w:p>
+    <w:p>
+      <w:pPr>
+        <w:pStyle w:val="SourceCode"/>
+      </w:pPr>
+      <w:r>
+        <w:t xml:space="preserve">    function patchContact(uint256 contactId, bool namePresent,</w:t>
+      </w:r>
+    </w:p>
+    <w:p>
+      <w:pPr>
+        <w:pStyle w:val="SourceCode"/>
+      </w:pPr>
+      <w:r>
+        <w:t xml:space="preserve">                          string memory fullName, bool emailPresent,</w:t>
+      </w:r>
+    </w:p>
+    <w:p>
+      <w:pPr>
+        <w:pStyle w:val="SourceCode"/>
+      </w:pPr>
+      <w:r>
+        <w:t xml:space="preserve">                          string memory email, bool phonePresent,</w:t>
+      </w:r>
+    </w:p>
+    <w:p>
+      <w:pPr>
+        <w:pStyle w:val="SourceCode"/>
+      </w:pPr>
+      <w:r>
+        <w:t xml:space="preserve">                          string memory phone)</w:t>
+      </w:r>
+    </w:p>
+    <w:p>
+      <w:pPr>
+        <w:pStyle w:val="SourceCode"/>
+      </w:pPr>
+      <w:r>
+        <w:t xml:space="preserve">        external</w:t>
+      </w:r>
+    </w:p>
+    <w:p>
+      <w:pPr>
+        <w:pStyle w:val="SourceCode"/>
+      </w:pPr>
+      <w:r>
+        <w:t xml:space="preserve">        returns (string memory)</w:t>
+      </w:r>
+    </w:p>
+    <w:p>
+      <w:pPr>
+        <w:pStyle w:val="SourceCode"/>
+      </w:pPr>
+      <w:r>
+        <w:t xml:space="preserve">    {</w:t>
+      </w:r>
+    </w:p>
+    <w:p>
+      <w:pPr>
+        <w:pStyle w:val="SourceCode"/>
+      </w:pPr>
+      <w:r>
+        <w:t xml:space="preserve">        if (contactId == 0 || contactId &gt; ID_LIMIT) {</w:t>
+      </w:r>
+    </w:p>
+    <w:p>
+      <w:pPr>
+        <w:pStyle w:val="SourceCode"/>
+      </w:pPr>
+      <w:r>
+        <w:t xml:space="preserve">            revert(BAD_ID_JSON);</w:t>
+      </w:r>
+    </w:p>
+    <w:p>
+      <w:pPr>
+        <w:pStyle w:val="SourceCode"/>
+      </w:pPr>
+      <w:r>
+        <w:t xml:space="preserve">        }</w:t>
+      </w:r>
+    </w:p>
+    <w:p>
+      <w:pPr>
+        <w:pStyle w:val="SourceCode"/>
+      </w:pPr>
+      <w:r>
+        <w:t xml:space="preserve">        if (!namePresent &amp;&amp; !emailPresent &amp;&amp; !phonePresent) {</w:t>
+      </w:r>
+    </w:p>
+    <w:p>
+      <w:pPr>
+        <w:pStyle w:val="SourceCode"/>
+      </w:pPr>
+      <w:r>
+        <w:t xml:space="preserve">            revert(EMPTY_PATCH_JSON);</w:t>
+      </w:r>
+    </w:p>
+    <w:p>
+      <w:pPr>
+        <w:pStyle w:val="SourceCode"/>
+      </w:pPr>
+      <w:r>
+        <w:t xml:space="preserve">        }</w:t>
+      </w:r>
+    </w:p>
+    <w:p>
+      <w:pPr>
+        <w:pStyle w:val="SourceCode"/>
+      </w:pPr>
+      <w:r>
+        <w:t xml:space="preserve">        // A PATCH starts from what is stored. stored is a memory copy of</w:t>
+      </w:r>
+    </w:p>
+    <w:p>
+      <w:pPr>
+        <w:pStyle w:val="SourceCode"/>
+      </w:pPr>
+      <w:r>
+        <w:t xml:space="preserve">        // the entry: changing it changes nothing in storage until</w:t>
+      </w:r>
+    </w:p>
+    <w:p>
+      <w:pPr>
+        <w:pStyle w:val="SourceCode"/>
+      </w:pPr>
+      <w:r>
+        <w:t xml:space="preserve">        // replaceContact writes it.</w:t>
+      </w:r>
+    </w:p>
+    <w:p>
+      <w:pPr>
+        <w:pStyle w:val="SourceCode"/>
+      </w:pPr>
+      <w:r>
+        <w:t xml:space="preserve">        Contact memory stored = contacts[contactId];</w:t>
+      </w:r>
+    </w:p>
+    <w:p>
+      <w:pPr>
+        <w:pStyle w:val="SourceCode"/>
+      </w:pPr>
+      <w:r>
+        <w:t xml:space="preserve">        if (stored.id == 0) {</w:t>
+      </w:r>
+    </w:p>
+    <w:p>
+      <w:pPr>
+        <w:pStyle w:val="SourceCode"/>
+      </w:pPr>
+      <w:r>
+        <w:t xml:space="preserve">            revert(string.concat('{"code":"not_found","message":',</w:t>
+      </w:r>
+    </w:p>
+    <w:p>
+      <w:pPr>
+        <w:pStyle w:val="SourceCode"/>
+      </w:pPr>
+      <w:r>
+        <w:t xml:space="preserve">                                 '"no contact with id ',</w:t>
+      </w:r>
+    </w:p>
+    <w:p>
+      <w:pPr>
+        <w:pStyle w:val="SourceCode"/>
+      </w:pPr>
+      <w:r>
+        <w:t xml:space="preserve">                                 numberText(contactId), '"}'));</w:t>
+      </w:r>
+    </w:p>
+    <w:p>
+      <w:pPr>
+        <w:pStyle w:val="SourceCode"/>
+      </w:pPr>
+      <w:r>
+        <w:t xml:space="preserve">        }</w:t>
+      </w:r>
+    </w:p>
+    <w:p>
+      <w:pPr>
+        <w:pStyle w:val="SourceCode"/>
+      </w:pPr>
+      <w:r>
+        <w:t xml:space="preserve">        if (namePresent) {</w:t>
+      </w:r>
+    </w:p>
+    <w:p>
+      <w:pPr>
+        <w:pStyle w:val="SourceCode"/>
+      </w:pPr>
+      <w:r>
+        <w:t xml:space="preserve">            stored.fullName = fullName;</w:t>
+      </w:r>
+    </w:p>
+    <w:p>
+      <w:pPr>
+        <w:pStyle w:val="SourceCode"/>
+      </w:pPr>
+      <w:r>
+        <w:t xml:space="preserve">        }</w:t>
+      </w:r>
+    </w:p>
+    <w:p>
+      <w:pPr>
+        <w:pStyle w:val="SourceCode"/>
+      </w:pPr>
+      <w:r>
+        <w:t xml:space="preserve">        if (emailPresent) {</w:t>
+      </w:r>
+    </w:p>
+    <w:p>
+      <w:pPr>
+        <w:pStyle w:val="SourceCode"/>
+      </w:pPr>
+      <w:r>
+        <w:t xml:space="preserve">            stored.email = email;</w:t>
+      </w:r>
+    </w:p>
+    <w:p>
+      <w:pPr>
+        <w:pStyle w:val="SourceCode"/>
+      </w:pPr>
+      <w:r>
+        <w:t xml:space="preserve">        }</w:t>
+      </w:r>
+    </w:p>
+    <w:p>
+      <w:pPr>
+        <w:pStyle w:val="SourceCode"/>
+      </w:pPr>
+      <w:r>
+        <w:t xml:space="preserve">        if (phonePresent) {</w:t>
+      </w:r>
+    </w:p>
+    <w:p>
+      <w:pPr>
+        <w:pStyle w:val="SourceCode"/>
+      </w:pPr>
+      <w:r>
+        <w:t xml:space="preserve">            stored.phone = phone;</w:t>
+      </w:r>
+    </w:p>
+    <w:p>
+      <w:pPr>
+        <w:pStyle w:val="SourceCode"/>
+      </w:pPr>
+      <w:r>
+        <w:t xml:space="preserve">        }</w:t>
+      </w:r>
+    </w:p>
+    <w:p>
+      <w:pPr>
+        <w:pStyle w:val="SourceCode"/>
+      </w:pPr>
+      <w:r>
+        <w:t xml:space="preserve">        // Lesson 6.7a's replaceContact is public, so this contract may</w:t>
+      </w:r>
+    </w:p>
+    <w:p>
+      <w:pPr>
+        <w:pStyle w:val="SourceCode"/>
+      </w:pPr>
+      <w:r>
+        <w:t xml:space="preserve">        // call it: PUT and PATCH share one set of checks and one write.</w:t>
+      </w:r>
+    </w:p>
+    <w:p>
+      <w:pPr>
+        <w:pStyle w:val="SourceCode"/>
+      </w:pPr>
+      <w:r>
+        <w:t xml:space="preserve">        return replaceContact(contactId, stored.fullName, stored.email,</w:t>
+      </w:r>
+    </w:p>
+    <w:p>
+      <w:pPr>
+        <w:pStyle w:val="SourceCode"/>
+      </w:pPr>
+      <w:r>
+        <w:t xml:space="preserve">                              stored.phone);</w:t>
+      </w:r>
+    </w:p>
+    <w:p>
+      <w:pPr>
+        <w:pStyle w:val="SourceCode"/>
+      </w:pPr>
+      <w:r>
+        <w:t xml:space="preserve">    }</w:t>
+      </w:r>
+    </w:p>
+    <w:p>
+      <w:pPr>
+        <w:pStyle w:val="SourceCode"/>
+      </w:pPr>
+    </w:p>
+    <w:p>
+      <w:pPr>
+        <w:pStyle w:val="SourceCode"/>
+      </w:pPr>
+      <w:r>
+        <w:t xml:space="preserve">    function health() external pure returns (string memory) {</w:t>
+      </w:r>
+    </w:p>
+    <w:p>
+      <w:pPr>
+        <w:pStyle w:val="SourceCode"/>
+      </w:pPr>
+      <w:r>
+        <w:t xml:space="preserve">        return HEALTH_JSON;</w:t>
+      </w:r>
+    </w:p>
+    <w:p>
+      <w:pPr>
+        <w:pStyle w:val="SourceCode"/>
+      </w:pPr>
+      <w:r>
+        <w:t xml:space="preserve">    }</w:t>
+      </w:r>
+    </w:p>
+    <w:p>
+      <w:pPr>
+        <w:pStyle w:val="SourceCode"/>
+      </w:pPr>
+    </w:p>
+    <w:p>
+      <w:pPr>
+        <w:pStyle w:val="SourceCode"/>
+      </w:pPr>
+      <w:r>
+        <w:t xml:space="preserve">    // Remember, numberText writes a whole number as its digits: the last</w:t>
+      </w:r>
+    </w:p>
+    <w:p>
+      <w:pPr>
+        <w:pStyle w:val="SourceCode"/>
+      </w:pPr>
+      <w:r>
+        <w:t xml:space="preserve">    // digit is number % 10, and bytes1(uint8(48 + digit)) is its</w:t>
+      </w:r>
+    </w:p>
+    <w:p>
+      <w:pPr>
+        <w:pStyle w:val="SourceCode"/>
+      </w:pPr>
+      <w:r>
+        <w:t xml:space="preserve">    // character, because '0' is code 48.</w:t>
+      </w:r>
+    </w:p>
+    <w:p>
+      <w:pPr>
+        <w:pStyle w:val="SourceCode"/>
+      </w:pPr>
+      <w:r>
+        <w:t xml:space="preserve">    function numberText(uint256 number) internal pure returns (string memory) {</w:t>
+      </w:r>
+    </w:p>
+    <w:p>
+      <w:pPr>
+        <w:pStyle w:val="SourceCode"/>
+      </w:pPr>
+      <w:r>
+        <w:t xml:space="preserve">        if (number == 0) {</w:t>
+      </w:r>
+    </w:p>
+    <w:p>
+      <w:pPr>
+        <w:pStyle w:val="SourceCode"/>
+      </w:pPr>
+      <w:r>
+        <w:t xml:space="preserve">            return "0";</w:t>
+      </w:r>
+    </w:p>
+    <w:p>
+      <w:pPr>
+        <w:pStyle w:val="SourceCode"/>
+      </w:pPr>
+      <w:r>
+        <w:t xml:space="preserve">        }</w:t>
+      </w:r>
+    </w:p>
+    <w:p>
+      <w:pPr>
+        <w:pStyle w:val="SourceCode"/>
+      </w:pPr>
+      <w:r>
+        <w:t xml:space="preserve">        bytes memory digits = "";</w:t>
+      </w:r>
+    </w:p>
+    <w:p>
+      <w:pPr>
+        <w:pStyle w:val="SourceCode"/>
+      </w:pPr>
+      <w:r>
+        <w:t xml:space="preserve">        while (number &gt; 0) {</w:t>
+      </w:r>
+    </w:p>
+    <w:p>
+      <w:pPr>
+        <w:pStyle w:val="SourceCode"/>
+      </w:pPr>
+      <w:r>
+        <w:t xml:space="preserve">            digits = bytes.concat(bytes1(uint8(48 + number % 10)), digits);</w:t>
+      </w:r>
+    </w:p>
+    <w:p>
+      <w:pPr>
+        <w:pStyle w:val="SourceCode"/>
+      </w:pPr>
+      <w:r>
+        <w:t xml:space="preserve">            number /= 10;</w:t>
+      </w:r>
+    </w:p>
+    <w:p>
+      <w:pPr>
+        <w:pStyle w:val="SourceCode"/>
+      </w:pPr>
+      <w:r>
+        <w:t xml:space="preserve">        }</w:t>
+      </w:r>
+    </w:p>
+    <w:p>
+      <w:pPr>
+        <w:pStyle w:val="SourceCode"/>
+      </w:pPr>
+      <w:r>
+        <w:t xml:space="preserve">        return string(digits);</w:t>
+      </w:r>
+    </w:p>
+    <w:p>
+      <w:pPr>
+        <w:pStyle w:val="SourceCode"/>
+      </w:pPr>
+      <w:r>
+        <w:t xml:space="preserve">    }</w:t>
+      </w:r>
+    </w:p>
+    <w:p>
+      <w:pPr>
+        <w:pStyle w:val="SourceCode"/>
+      </w:pPr>
+    </w:p>
+    <w:p>
+      <w:pPr>
+        <w:pStyle w:val="SourceCode"/>
+      </w:pPr>
+      <w:r>
+        <w:t xml:space="preserve">    // A text as a JSON string: double quotes around it, a backslash before</w:t>
+      </w:r>
+    </w:p>
+    <w:p>
+      <w:pPr>
+        <w:pStyle w:val="SourceCode"/>
+      </w:pPr>
+      <w:r>
+        <w:t xml:space="preserve">    // each double quote or backslash inside it, and each control character</w:t>
+      </w:r>
+    </w:p>
+    <w:p>
+      <w:pPr>
+        <w:pStyle w:val="SourceCode"/>
+      </w:pPr>
+      <w:r>
+        <w:t xml:space="preserve">    // (a byte below 32, such as a line break) written as \u00 and its two</w:t>
+      </w:r>
+    </w:p>
+    <w:p>
+      <w:pPr>
+        <w:pStyle w:val="SourceCode"/>
+      </w:pPr>
+      <w:r>
+        <w:t xml:space="preserve">    // hex digits, because JSON allows none of them inside a string. cJSON</w:t>
+      </w:r>
+    </w:p>
+    <w:p>
+      <w:pPr>
+        <w:pStyle w:val="SourceCode"/>
+      </w:pPr>
+      <w:r>
+        <w:t xml:space="preserve">    // and serde escape the same characters; they write five of the</w:t>
+      </w:r>
+    </w:p>
+    <w:p>
+      <w:pPr>
+        <w:pStyle w:val="SourceCode"/>
+      </w:pPr>
+      <w:r>
+        <w:t xml:space="preserve">    // control characters shorter (\n for a line break), and JSON reads</w:t>
+      </w:r>
+    </w:p>
+    <w:p>
+      <w:pPr>
+        <w:pStyle w:val="SourceCode"/>
+      </w:pPr>
+      <w:r>
+        <w:t xml:space="preserve">    // both forms back as the same character. Remember, bytes(text) gives</w:t>
+      </w:r>
+    </w:p>
+    <w:p>
+      <w:pPr>
+        <w:pStyle w:val="SourceCode"/>
+      </w:pPr>
+      <w:r>
+        <w:t xml:space="preserve">    // the text's bytes, and bytes.concat joins bytes (Lesson 3.14a).</w:t>
+      </w:r>
+    </w:p>
+    <w:p>
+      <w:pPr>
+        <w:pStyle w:val="SourceCode"/>
+      </w:pPr>
+      <w:r>
+        <w:t xml:space="preserve">    function jsonString(string memory plainText)</w:t>
+      </w:r>
+    </w:p>
+    <w:p>
+      <w:pPr>
+        <w:pStyle w:val="SourceCode"/>
+      </w:pPr>
+      <w:r>
+        <w:t xml:space="preserve">        internal</w:t>
+      </w:r>
+    </w:p>
+    <w:p>
+      <w:pPr>
+        <w:pStyle w:val="SourceCode"/>
+      </w:pPr>
+      <w:r>
+        <w:t xml:space="preserve">        pure</w:t>
+      </w:r>
+    </w:p>
+    <w:p>
+      <w:pPr>
+        <w:pStyle w:val="SourceCode"/>
+      </w:pPr>
+      <w:r>
+        <w:t xml:space="preserve">        returns (string memory)</w:t>
+      </w:r>
+    </w:p>
+    <w:p>
+      <w:pPr>
+        <w:pStyle w:val="SourceCode"/>
+      </w:pPr>
+      <w:r>
+        <w:t xml:space="preserve">    {</w:t>
+      </w:r>
+    </w:p>
+    <w:p>
+      <w:pPr>
+        <w:pStyle w:val="SourceCode"/>
+      </w:pPr>
+      <w:r>
+        <w:t xml:space="preserve">        bytes memory plainBytes = bytes(plainText);</w:t>
+      </w:r>
+    </w:p>
+    <w:p>
+      <w:pPr>
+        <w:pStyle w:val="SourceCode"/>
+      </w:pPr>
+      <w:r>
+        <w:t xml:space="preserve">        bytes memory escaped = "";</w:t>
+      </w:r>
+    </w:p>
+    <w:p>
+      <w:pPr>
+        <w:pStyle w:val="SourceCode"/>
+      </w:pPr>
+      <w:r>
+        <w:t xml:space="preserve">        for (uint256 position = 0; position &lt; plainBytes.length; position++) {</w:t>
+      </w:r>
+    </w:p>
+    <w:p>
+      <w:pPr>
+        <w:pStyle w:val="SourceCode"/>
+      </w:pPr>
+      <w:r>
+        <w:t xml:space="preserve">            bytes1 character = plainBytes[position];</w:t>
+      </w:r>
+    </w:p>
+    <w:p>
+      <w:pPr>
+        <w:pStyle w:val="SourceCode"/>
+      </w:pPr>
+      <w:r>
+        <w:t xml:space="preserve">            // uint8(character) is the byte's number, 0 to 255; / 16 and</w:t>
+      </w:r>
+    </w:p>
+    <w:p>
+      <w:pPr>
+        <w:pStyle w:val="SourceCode"/>
+      </w:pPr>
+      <w:r>
+        <w:t xml:space="preserve">            // % 16 give its two hex digits, each found in HEX_DIGITS.</w:t>
+      </w:r>
+    </w:p>
+    <w:p>
+      <w:pPr>
+        <w:pStyle w:val="SourceCode"/>
+      </w:pPr>
+      <w:r>
+        <w:t xml:space="preserve">            uint8 characterCode = uint8(character);</w:t>
+      </w:r>
+    </w:p>
+    <w:p>
+      <w:pPr>
+        <w:pStyle w:val="SourceCode"/>
+      </w:pPr>
+      <w:r>
+        <w:t xml:space="preserve">            if (characterCode &lt; 32) {</w:t>
+      </w:r>
+    </w:p>
+    <w:p>
+      <w:pPr>
+        <w:pStyle w:val="SourceCode"/>
+      </w:pPr>
+      <w:r>
+        <w:t xml:space="preserve">                escaped = bytes.concat(escaped, "\\u00",</w:t>
+      </w:r>
+    </w:p>
+    <w:p>
+      <w:pPr>
+        <w:pStyle w:val="SourceCode"/>
+      </w:pPr>
+      <w:r>
+        <w:t xml:space="preserve">                                       bytes(HEX_DIGITS)[characterCode / 16],</w:t>
+      </w:r>
+    </w:p>
+    <w:p>
+      <w:pPr>
+        <w:pStyle w:val="SourceCode"/>
+      </w:pPr>
+      <w:r>
+        <w:t xml:space="preserve">                                       bytes(HEX_DIGITS)[characterCode % 16]);</w:t>
+      </w:r>
+    </w:p>
+    <w:p>
+      <w:pPr>
+        <w:pStyle w:val="SourceCode"/>
+      </w:pPr>
+      <w:r>
+        <w:t xml:space="preserve">            } else {</w:t>
+      </w:r>
+    </w:p>
+    <w:p>
+      <w:pPr>
+        <w:pStyle w:val="SourceCode"/>
+      </w:pPr>
+      <w:r>
+        <w:t xml:space="preserve">                if (character == '"' || character == "\\") {</w:t>
+      </w:r>
+    </w:p>
+    <w:p>
+      <w:pPr>
+        <w:pStyle w:val="SourceCode"/>
+      </w:pPr>
+      <w:r>
+        <w:t xml:space="preserve">                    escaped = bytes.concat(escaped, "\\");</w:t>
+      </w:r>
+    </w:p>
+    <w:p>
+      <w:pPr>
+        <w:pStyle w:val="SourceCode"/>
+      </w:pPr>
+      <w:r>
+        <w:t xml:space="preserve">                }</w:t>
+      </w:r>
+    </w:p>
+    <w:p>
+      <w:pPr>
+        <w:pStyle w:val="SourceCode"/>
+      </w:pPr>
+      <w:r>
+        <w:t xml:space="preserve">                escaped = bytes.concat(escaped, character);</w:t>
+      </w:r>
+    </w:p>
+    <w:p>
+      <w:pPr>
+        <w:pStyle w:val="SourceCode"/>
+      </w:pPr>
+      <w:r>
+        <w:t xml:space="preserve">            }</w:t>
+      </w:r>
+    </w:p>
+    <w:p>
+      <w:pPr>
+        <w:pStyle w:val="SourceCode"/>
+      </w:pPr>
+      <w:r>
+        <w:t xml:space="preserve">        }</w:t>
+      </w:r>
+    </w:p>
+    <w:p>
+      <w:pPr>
+        <w:pStyle w:val="SourceCode"/>
+      </w:pPr>
+      <w:r>
+        <w:t xml:space="preserve">        return string.concat('"', string(escaped), '"');</w:t>
+      </w:r>
+    </w:p>
+    <w:p>
+      <w:pPr>
+        <w:pStyle w:val="SourceCode"/>
+      </w:pPr>
+      <w:r>
+        <w:t xml:space="preserve">    }</w:t>
+      </w:r>
+    </w:p>
+    <w:p>
+      <w:pPr>
+        <w:pStyle w:val="SourceCode"/>
+      </w:pPr>
+    </w:p>
+    <w:p>
+      <w:pPr>
+        <w:pStyle w:val="SourceCode"/>
+      </w:pPr>
+      <w:r>
+        <w:t xml:space="preserve">    // One contact as Lesson 5.8a's JSON object, with null for no phone.</w:t>
+      </w:r>
+    </w:p>
+    <w:p>
+      <w:pPr>
+        <w:pStyle w:val="SourceCode"/>
+      </w:pPr>
+      <w:r>
+        <w:t xml:space="preserve">    function contactToJson(Contact memory contact)</w:t>
+      </w:r>
+    </w:p>
+    <w:p>
+      <w:pPr>
+        <w:pStyle w:val="SourceCode"/>
+      </w:pPr>
+      <w:r>
+        <w:t xml:space="preserve">        internal</w:t>
+      </w:r>
+    </w:p>
+    <w:p>
+      <w:pPr>
+        <w:pStyle w:val="SourceCode"/>
+      </w:pPr>
+      <w:r>
+        <w:t xml:space="preserve">        pure</w:t>
+      </w:r>
+    </w:p>
+    <w:p>
+      <w:pPr>
+        <w:pStyle w:val="SourceCode"/>
+      </w:pPr>
+      <w:r>
+        <w:t xml:space="preserve">        returns (string memory)</w:t>
+      </w:r>
+    </w:p>
+    <w:p>
+      <w:pPr>
+        <w:pStyle w:val="SourceCode"/>
+      </w:pPr>
+      <w:r>
+        <w:t xml:space="preserve">    {</w:t>
+      </w:r>
+    </w:p>
+    <w:p>
+      <w:pPr>
+        <w:pStyle w:val="SourceCode"/>
+      </w:pPr>
+      <w:r>
+        <w:t xml:space="preserve">        string memory phoneJson = "null";</w:t>
+      </w:r>
+    </w:p>
+    <w:p>
+      <w:pPr>
+        <w:pStyle w:val="SourceCode"/>
+      </w:pPr>
+      <w:r>
+        <w:t xml:space="preserve">        if (bytes(contact.phone).length &gt; 0) {</w:t>
+      </w:r>
+    </w:p>
+    <w:p>
+      <w:pPr>
+        <w:pStyle w:val="SourceCode"/>
+      </w:pPr>
+      <w:r>
+        <w:t xml:space="preserve">            phoneJson = jsonString(contact.phone);</w:t>
+      </w:r>
+    </w:p>
+    <w:p>
+      <w:pPr>
+        <w:pStyle w:val="SourceCode"/>
+      </w:pPr>
+      <w:r>
+        <w:t xml:space="preserve">        }</w:t>
+      </w:r>
+    </w:p>
+    <w:p>
+      <w:pPr>
+        <w:pStyle w:val="SourceCode"/>
+      </w:pPr>
+      <w:r>
+        <w:t xml:space="preserve">        return string.concat('{"id":', numberText(contact.id),</w:t>
+      </w:r>
+    </w:p>
+    <w:p>
+      <w:pPr>
+        <w:pStyle w:val="SourceCode"/>
+      </w:pPr>
+      <w:r>
+        <w:t xml:space="preserve">                             ',"name":', jsonString(contact.fullName),</w:t>
+      </w:r>
+    </w:p>
+    <w:p>
+      <w:pPr>
+        <w:pStyle w:val="SourceCode"/>
+      </w:pPr>
+      <w:r>
+        <w:t xml:space="preserve">                             ',"email":', jsonString(contact.email),</w:t>
+      </w:r>
+    </w:p>
+    <w:p>
+      <w:pPr>
+        <w:pStyle w:val="SourceCode"/>
+      </w:pPr>
+      <w:r>
+        <w:t xml:space="preserve">                             ',"phone":', phoneJson, "}");</w:t>
+      </w:r>
+    </w:p>
+    <w:p>
+      <w:pPr>
+        <w:pStyle w:val="SourceCode"/>
+      </w:pPr>
+      <w:r>
+        <w:t xml:space="preserve">    }</w:t>
+      </w:r>
+    </w:p>
+    <w:p>
+      <w:pPr>
+        <w:pStyle w:val="SourceCode"/>
+      </w:pPr>
+    </w:p>
+    <w:p>
+      <w:pPr>
+        <w:pStyle w:val="SourceCode"/>
+      </w:pPr>
+      <w:r>
+        <w:t xml:space="preserve">    // GET /api/v1/contacts/{id}: one contact, or the error body. An id the</w:t>
+      </w:r>
+    </w:p>
+    <w:p>
+      <w:pPr>
+        <w:pStyle w:val="SourceCode"/>
+      </w:pPr>
+      <w:r>
+        <w:t xml:space="preserve">    // INT column could not hold is invalid_input; an id no contact has is</w:t>
+      </w:r>
+    </w:p>
+    <w:p>
+      <w:pPr>
+        <w:pStyle w:val="SourceCode"/>
+      </w:pPr>
+      <w:r>
+        <w:t xml:space="preserve">    // not_found, because its entry reads as zero values.</w:t>
+      </w:r>
+    </w:p>
+    <w:p>
+      <w:pPr>
+        <w:pStyle w:val="SourceCode"/>
+      </w:pPr>
+      <w:r>
+        <w:t xml:space="preserve">    function getContact(uint256 contactId)</w:t>
+      </w:r>
+    </w:p>
+    <w:p>
+      <w:pPr>
+        <w:pStyle w:val="SourceCode"/>
+      </w:pPr>
+      <w:r>
+        <w:t xml:space="preserve">        external</w:t>
+      </w:r>
+    </w:p>
+    <w:p>
+      <w:pPr>
+        <w:pStyle w:val="SourceCode"/>
+      </w:pPr>
+      <w:r>
+        <w:t xml:space="preserve">        view</w:t>
+      </w:r>
+    </w:p>
+    <w:p>
+      <w:pPr>
+        <w:pStyle w:val="SourceCode"/>
+      </w:pPr>
+      <w:r>
+        <w:t xml:space="preserve">        returns (string memory)</w:t>
+      </w:r>
+    </w:p>
+    <w:p>
+      <w:pPr>
+        <w:pStyle w:val="SourceCode"/>
+      </w:pPr>
+      <w:r>
+        <w:t xml:space="preserve">    {</w:t>
+      </w:r>
+    </w:p>
+    <w:p>
+      <w:pPr>
+        <w:pStyle w:val="SourceCode"/>
+      </w:pPr>
+      <w:r>
+        <w:t xml:space="preserve">        if (contactId == 0 || contactId &gt; ID_LIMIT) {</w:t>
+      </w:r>
+    </w:p>
+    <w:p>
+      <w:pPr>
+        <w:pStyle w:val="SourceCode"/>
+      </w:pPr>
+      <w:r>
+        <w:t xml:space="preserve">            revert(BAD_ID_JSON);</w:t>
+      </w:r>
+    </w:p>
+    <w:p>
+      <w:pPr>
+        <w:pStyle w:val="SourceCode"/>
+      </w:pPr>
+      <w:r>
+        <w:t xml:space="preserve">        }</w:t>
+      </w:r>
+    </w:p>
+    <w:p>
+      <w:pPr>
+        <w:pStyle w:val="SourceCode"/>
+      </w:pPr>
+      <w:r>
+        <w:t xml:space="preserve">        Contact memory contact = contacts[contactId];</w:t>
+      </w:r>
+    </w:p>
+    <w:p>
+      <w:pPr>
+        <w:pStyle w:val="SourceCode"/>
+      </w:pPr>
+      <w:r>
+        <w:t xml:space="preserve">        if (contact.id == 0) {</w:t>
+      </w:r>
+    </w:p>
+    <w:p>
+      <w:pPr>
+        <w:pStyle w:val="SourceCode"/>
+      </w:pPr>
+      <w:r>
+        <w:t xml:space="preserve">            revert(string.concat('{"code":"not_found","message":',</w:t>
+      </w:r>
+    </w:p>
+    <w:p>
+      <w:pPr>
+        <w:pStyle w:val="SourceCode"/>
+      </w:pPr>
+      <w:r>
+        <w:t xml:space="preserve">                                 '"no contact with id ',</w:t>
+      </w:r>
+    </w:p>
+    <w:p>
+      <w:pPr>
+        <w:pStyle w:val="SourceCode"/>
+      </w:pPr>
+      <w:r>
+        <w:t xml:space="preserve">                                 numberText(contactId), '"}'));</w:t>
+      </w:r>
+    </w:p>
+    <w:p>
+      <w:pPr>
+        <w:pStyle w:val="SourceCode"/>
+      </w:pPr>
+      <w:r>
+        <w:t xml:space="preserve">        }</w:t>
+      </w:r>
+    </w:p>
+    <w:p>
+      <w:pPr>
+        <w:pStyle w:val="SourceCode"/>
+      </w:pPr>
+      <w:r>
+        <w:t xml:space="preserve">        return contactToJson(contact);</w:t>
+      </w:r>
+    </w:p>
+    <w:p>
+      <w:pPr>
+        <w:pStyle w:val="SourceCode"/>
+      </w:pPr>
+      <w:r>
+        <w:t xml:space="preserve">    }</w:t>
+      </w:r>
+    </w:p>
+    <w:p>
+      <w:pPr>
+        <w:pStyle w:val="SourceCode"/>
+      </w:pPr>
+    </w:p>
+    <w:p>
+      <w:pPr>
+        <w:pStyle w:val="SourceCode"/>
+      </w:pPr>
+      <w:r>
+        <w:t xml:space="preserve">    // Remember, comesBefore is true when first belongs before second in</w:t>
+      </w:r>
+    </w:p>
+    <w:p>
+      <w:pPr>
+        <w:pStyle w:val="SourceCode"/>
+      </w:pPr>
+      <w:r>
+        <w:t xml:space="preserve">    // ordinal order (Lesson 2.6a).</w:t>
+      </w:r>
+    </w:p>
+    <w:p>
+      <w:pPr>
+        <w:pStyle w:val="SourceCode"/>
+      </w:pPr>
+      <w:r>
+        <w:t xml:space="preserve">    function comesBefore(string memory first, string memory second)</w:t>
+      </w:r>
+    </w:p>
+    <w:p>
+      <w:pPr>
+        <w:pStyle w:val="SourceCode"/>
+      </w:pPr>
+      <w:r>
+        <w:t xml:space="preserve">        internal</w:t>
+      </w:r>
+    </w:p>
+    <w:p>
+      <w:pPr>
+        <w:pStyle w:val="SourceCode"/>
+      </w:pPr>
+      <w:r>
+        <w:t xml:space="preserve">        pure</w:t>
+      </w:r>
+    </w:p>
+    <w:p>
+      <w:pPr>
+        <w:pStyle w:val="SourceCode"/>
+      </w:pPr>
+      <w:r>
+        <w:t xml:space="preserve">        returns (bool)</w:t>
+      </w:r>
+    </w:p>
+    <w:p>
+      <w:pPr>
+        <w:pStyle w:val="SourceCode"/>
+      </w:pPr>
+      <w:r>
+        <w:t xml:space="preserve">    {</w:t>
+      </w:r>
+    </w:p>
+    <w:p>
+      <w:pPr>
+        <w:pStyle w:val="SourceCode"/>
+      </w:pPr>
+      <w:r>
+        <w:t xml:space="preserve">        bytes memory firstBytes = bytes(first);</w:t>
+      </w:r>
+    </w:p>
+    <w:p>
+      <w:pPr>
+        <w:pStyle w:val="SourceCode"/>
+      </w:pPr>
+      <w:r>
+        <w:t xml:space="preserve">        bytes memory secondBytes = bytes(second);</w:t>
+      </w:r>
+    </w:p>
+    <w:p>
+      <w:pPr>
+        <w:pStyle w:val="SourceCode"/>
+      </w:pPr>
+      <w:r>
+        <w:t xml:space="preserve">        for (uint256 position = 0;</w:t>
+      </w:r>
+    </w:p>
+    <w:p>
+      <w:pPr>
+        <w:pStyle w:val="SourceCode"/>
+      </w:pPr>
+      <w:r>
+        <w:t xml:space="preserve">             position &lt; firstBytes.length &amp;&amp; position &lt; secondBytes.length;</w:t>
+      </w:r>
+    </w:p>
+    <w:p>
+      <w:pPr>
+        <w:pStyle w:val="SourceCode"/>
+      </w:pPr>
+      <w:r>
+        <w:t xml:space="preserve">             position++) {</w:t>
+      </w:r>
+    </w:p>
+    <w:p>
+      <w:pPr>
+        <w:pStyle w:val="SourceCode"/>
+      </w:pPr>
+      <w:r>
+        <w:t xml:space="preserve">            if (firstBytes[position] != secondBytes[position]) {</w:t>
+      </w:r>
+    </w:p>
+    <w:p>
+      <w:pPr>
+        <w:pStyle w:val="SourceCode"/>
+      </w:pPr>
+      <w:r>
+        <w:t xml:space="preserve">                return uint8(firstBytes[position])</w:t>
+      </w:r>
+    </w:p>
+    <w:p>
+      <w:pPr>
+        <w:pStyle w:val="SourceCode"/>
+      </w:pPr>
+      <w:r>
+        <w:t xml:space="preserve">                    &lt; uint8(secondBytes[position]);</w:t>
+      </w:r>
+    </w:p>
+    <w:p>
+      <w:pPr>
+        <w:pStyle w:val="SourceCode"/>
+      </w:pPr>
+      <w:r>
+        <w:t xml:space="preserve">            }</w:t>
+      </w:r>
+    </w:p>
+    <w:p>
+      <w:pPr>
+        <w:pStyle w:val="SourceCode"/>
+      </w:pPr>
+      <w:r>
+        <w:t xml:space="preserve">        }</w:t>
+      </w:r>
+    </w:p>
+    <w:p>
+      <w:pPr>
+        <w:pStyle w:val="SourceCode"/>
+      </w:pPr>
+      <w:r>
+        <w:t xml:space="preserve">        return firstBytes.length &lt; secondBytes.length;</w:t>
+      </w:r>
+    </w:p>
+    <w:p>
+      <w:pPr>
+        <w:pStyle w:val="SourceCode"/>
+      </w:pPr>
+      <w:r>
+        <w:t xml:space="preserve">    }</w:t>
+      </w:r>
+    </w:p>
+    <w:p>
+      <w:pPr>
+        <w:pStyle w:val="SourceCode"/>
+      </w:pPr>
+    </w:p>
+    <w:p>
+      <w:pPr>
+        <w:pStyle w:val="SourceCode"/>
+      </w:pPr>
+      <w:r>
+        <w:t xml:space="preserve">    // Remember, belongsBeforeByName orders by name, then id, as ORDER BY</w:t>
+      </w:r>
+    </w:p>
+    <w:p>
+      <w:pPr>
+        <w:pStyle w:val="SourceCode"/>
+      </w:pPr>
+      <w:r>
+        <w:t xml:space="preserve">    // name, id does (Lesson 4.10a); two names are the same when their</w:t>
+      </w:r>
+    </w:p>
+    <w:p>
+      <w:pPr>
+        <w:pStyle w:val="SourceCode"/>
+      </w:pPr>
+      <w:r>
+        <w:t xml:space="preserve">    // keccak256 fingerprints are (Lesson 2.5a).</w:t>
+      </w:r>
+    </w:p>
+    <w:p>
+      <w:pPr>
+        <w:pStyle w:val="SourceCode"/>
+      </w:pPr>
+      <w:r>
+        <w:t xml:space="preserve">    function belongsBeforeByName(Contact memory first, Contact memory second)</w:t>
+      </w:r>
+    </w:p>
+    <w:p>
+      <w:pPr>
+        <w:pStyle w:val="SourceCode"/>
+      </w:pPr>
+      <w:r>
+        <w:t xml:space="preserve">        internal</w:t>
+      </w:r>
+    </w:p>
+    <w:p>
+      <w:pPr>
+        <w:pStyle w:val="SourceCode"/>
+      </w:pPr>
+      <w:r>
+        <w:t xml:space="preserve">        pure</w:t>
+      </w:r>
+    </w:p>
+    <w:p>
+      <w:pPr>
+        <w:pStyle w:val="SourceCode"/>
+      </w:pPr>
+      <w:r>
+        <w:t xml:space="preserve">        returns (bool)</w:t>
+      </w:r>
+    </w:p>
+    <w:p>
+      <w:pPr>
+        <w:pStyle w:val="SourceCode"/>
+      </w:pPr>
+      <w:r>
+        <w:t xml:space="preserve">    {</w:t>
+      </w:r>
+    </w:p>
+    <w:p>
+      <w:pPr>
+        <w:pStyle w:val="SourceCode"/>
+      </w:pPr>
+      <w:r>
+        <w:t xml:space="preserve">        if (keccak256(bytes(first.fullName)) ==</w:t>
+      </w:r>
+    </w:p>
+    <w:p>
+      <w:pPr>
+        <w:pStyle w:val="SourceCode"/>
+      </w:pPr>
+      <w:r>
+        <w:t xml:space="preserve">                keccak256(bytes(second.fullName))) {</w:t>
+      </w:r>
+    </w:p>
+    <w:p>
+      <w:pPr>
+        <w:pStyle w:val="SourceCode"/>
+      </w:pPr>
+      <w:r>
+        <w:t xml:space="preserve">            return first.id &lt; second.id;</w:t>
+      </w:r>
+    </w:p>
+    <w:p>
+      <w:pPr>
+        <w:pStyle w:val="SourceCode"/>
+      </w:pPr>
+      <w:r>
+        <w:t xml:space="preserve">        }</w:t>
+      </w:r>
+    </w:p>
+    <w:p>
+      <w:pPr>
+        <w:pStyle w:val="SourceCode"/>
+      </w:pPr>
+      <w:r>
+        <w:t xml:space="preserve">        return comesBefore(first.fullName, second.fullName);</w:t>
+      </w:r>
+    </w:p>
+    <w:p>
+      <w:pPr>
+        <w:pStyle w:val="SourceCode"/>
+      </w:pPr>
+      <w:r>
+        <w:t xml:space="preserve">    }</w:t>
+      </w:r>
+    </w:p>
+    <w:p>
+      <w:pPr>
+        <w:pStyle w:val="SourceCode"/>
+      </w:pPr>
+    </w:p>
+    <w:p>
+      <w:pPr>
+        <w:pStyle w:val="SourceCode"/>
+      </w:pPr>
+      <w:r>
+        <w:t xml:space="preserve">    // GET /api/v1/contacts: every contact, in name order, as one JSON</w:t>
+      </w:r>
+    </w:p>
+    <w:p>
+      <w:pPr>
+        <w:pStyle w:val="SourceCode"/>
+      </w:pPr>
+      <w:r>
+        <w:t xml:space="preserve">    // array; [] when there are none, because an empty collection still</w:t>
+      </w:r>
+    </w:p>
+    <w:p>
+      <w:pPr>
+        <w:pStyle w:val="SourceCode"/>
+      </w:pPr>
+      <w:r>
+        <w:t xml:space="preserve">    // exists. A contract has no ORDER BY, so the view function sorts a</w:t>
+      </w:r>
+    </w:p>
+    <w:p>
+      <w:pPr>
+        <w:pStyle w:val="SourceCode"/>
+      </w:pPr>
+      <w:r>
+        <w:t xml:space="preserve">    // memory copy with Lesson 4.10a's swap loop; a call runs on the node</w:t>
+      </w:r>
+    </w:p>
+    <w:p>
+      <w:pPr>
+        <w:pStyle w:val="SourceCode"/>
+      </w:pPr>
+      <w:r>
+        <w:t xml:space="preserve">    // and costs the caller nothing, but a transaction that called it</w:t>
+      </w:r>
+    </w:p>
+    <w:p>
+      <w:pPr>
+        <w:pStyle w:val="SourceCode"/>
+      </w:pPr>
+      <w:r>
+        <w:t xml:space="preserve">    // would pay gas for every step.</w:t>
+      </w:r>
+    </w:p>
+    <w:p>
+      <w:pPr>
+        <w:pStyle w:val="SourceCode"/>
+      </w:pPr>
+      <w:r>
+        <w:t xml:space="preserve">    function getContacts() external view returns (string memory) {</w:t>
+      </w:r>
+    </w:p>
+    <w:p>
+      <w:pPr>
+        <w:pStyle w:val="SourceCode"/>
+      </w:pPr>
+      <w:r>
+        <w:t xml:space="preserve">        Contact[] memory found = new Contact[](lastId);</w:t>
+      </w:r>
+    </w:p>
+    <w:p>
+      <w:pPr>
+        <w:pStyle w:val="SourceCode"/>
+      </w:pPr>
+      <w:r>
+        <w:t xml:space="preserve">        for (uint256 index = 0; index &lt; lastId; index++) {</w:t>
+      </w:r>
+    </w:p>
+    <w:p>
+      <w:pPr>
+        <w:pStyle w:val="SourceCode"/>
+      </w:pPr>
+      <w:r>
+        <w:t xml:space="preserve">            found[index] = contacts[index + 1];</w:t>
+      </w:r>
+    </w:p>
+    <w:p>
+      <w:pPr>
+        <w:pStyle w:val="SourceCode"/>
+      </w:pPr>
+      <w:r>
+        <w:t xml:space="preserve">        }</w:t>
+      </w:r>
+    </w:p>
+    <w:p>
+      <w:pPr>
+        <w:pStyle w:val="SourceCode"/>
+      </w:pPr>
+      <w:r>
+        <w:t xml:space="preserve">        for (uint256 position = 0; position &lt; found.length; position++) {</w:t>
+      </w:r>
+    </w:p>
+    <w:p>
+      <w:pPr>
+        <w:pStyle w:val="SourceCode"/>
+      </w:pPr>
+      <w:r>
+        <w:t xml:space="preserve">            for (uint256 later = position + 1; later &lt; found.length;</w:t>
+      </w:r>
+    </w:p>
+    <w:p>
+      <w:pPr>
+        <w:pStyle w:val="SourceCode"/>
+      </w:pPr>
+      <w:r>
+        <w:t xml:space="preserve">                 later++) {</w:t>
+      </w:r>
+    </w:p>
+    <w:p>
+      <w:pPr>
+        <w:pStyle w:val="SourceCode"/>
+      </w:pPr>
+      <w:r>
+        <w:t xml:space="preserve">                if (belongsBeforeByName(found[later], found[position])) {</w:t>
+      </w:r>
+    </w:p>
+    <w:p>
+      <w:pPr>
+        <w:pStyle w:val="SourceCode"/>
+      </w:pPr>
+      <w:r>
+        <w:t xml:space="preserve">                    Contact memory held = found[position];</w:t>
+      </w:r>
+    </w:p>
+    <w:p>
+      <w:pPr>
+        <w:pStyle w:val="SourceCode"/>
+      </w:pPr>
+      <w:r>
+        <w:t xml:space="preserve">                    found[position] = found[later];</w:t>
+      </w:r>
+    </w:p>
+    <w:p>
+      <w:pPr>
+        <w:pStyle w:val="SourceCode"/>
+      </w:pPr>
+      <w:r>
+        <w:t xml:space="preserve">                    found[later] = held;</w:t>
+      </w:r>
+    </w:p>
+    <w:p>
+      <w:pPr>
+        <w:pStyle w:val="SourceCode"/>
+      </w:pPr>
+      <w:r>
+        <w:t xml:space="preserve">                }</w:t>
+      </w:r>
+    </w:p>
+    <w:p>
+      <w:pPr>
+        <w:pStyle w:val="SourceCode"/>
+      </w:pPr>
+      <w:r>
+        <w:t xml:space="preserve">            }</w:t>
+      </w:r>
+    </w:p>
+    <w:p>
+      <w:pPr>
+        <w:pStyle w:val="SourceCode"/>
+      </w:pPr>
+      <w:r>
+        <w:t xml:space="preserve">        }</w:t>
+      </w:r>
+    </w:p>
+    <w:p>
+      <w:pPr>
+        <w:pStyle w:val="SourceCode"/>
+      </w:pPr>
+      <w:r>
+        <w:t xml:space="preserve">        string memory arrayJson = "[";</w:t>
+      </w:r>
+    </w:p>
+    <w:p>
+      <w:pPr>
+        <w:pStyle w:val="SourceCode"/>
+      </w:pPr>
+      <w:r>
+        <w:t xml:space="preserve">        for (uint256 index = 0; index &lt; found.length; index++) {</w:t>
+      </w:r>
+    </w:p>
+    <w:p>
+      <w:pPr>
+        <w:pStyle w:val="SourceCode"/>
+      </w:pPr>
+      <w:r>
+        <w:t xml:space="preserve">            if (index &gt; 0) {</w:t>
+      </w:r>
+    </w:p>
+    <w:p>
+      <w:pPr>
+        <w:pStyle w:val="SourceCode"/>
+      </w:pPr>
+      <w:r>
+        <w:t xml:space="preserve">                arrayJson = string.concat(arrayJson, ",");</w:t>
+      </w:r>
+    </w:p>
+    <w:p>
+      <w:pPr>
+        <w:pStyle w:val="SourceCode"/>
+      </w:pPr>
+      <w:r>
+        <w:t xml:space="preserve">            }</w:t>
+      </w:r>
+    </w:p>
+    <w:p>
+      <w:pPr>
+        <w:pStyle w:val="SourceCode"/>
+      </w:pPr>
+      <w:r>
+        <w:t xml:space="preserve">            arrayJson = string.concat(arrayJson, contactToJson(found[index]));</w:t>
+      </w:r>
+    </w:p>
+    <w:p>
+      <w:pPr>
+        <w:pStyle w:val="SourceCode"/>
+      </w:pPr>
+      <w:r>
+        <w:t xml:space="preserve">        }</w:t>
+      </w:r>
+    </w:p>
+    <w:p>
+      <w:pPr>
+        <w:pStyle w:val="SourceCode"/>
+      </w:pPr>
+      <w:r>
+        <w:t xml:space="preserve">        return string.concat(arrayJson, "]");</w:t>
+      </w:r>
+    </w:p>
+    <w:p>
+      <w:pPr>
+        <w:pStyle w:val="SourceCode"/>
+      </w:pPr>
+      <w:r>
+        <w:t xml:space="preserve">    }</w:t>
+      </w:r>
+    </w:p>
+    <w:p>
+      <w:pPr>
+        <w:pStyle w:val="SourceCode"/>
+      </w:pPr>
+    </w:p>
+    <w:p>
+      <w:pPr>
+        <w:pStyle w:val="SourceCode"/>
+      </w:pPr>
+      <w:r>
+        <w:t xml:space="preserve">    // Remember, fallback refuses every function this contract does not</w:t>
+      </w:r>
+    </w:p>
+    <w:p>
+      <w:pPr>
+        <w:pStyle w:val="SourceCode"/>
+      </w:pPr>
+      <w:r>
+        <w:t xml:space="preserve">    // have with the not-found body.</w:t>
+      </w:r>
+    </w:p>
+    <w:p>
+      <w:pPr>
+        <w:pStyle w:val="SourceCode"/>
+      </w:pPr>
+      <w:r>
+        <w:t xml:space="preserve">    fallback() external {</w:t>
+      </w:r>
+    </w:p>
+    <w:p>
+      <w:pPr>
+        <w:pStyle w:val="SourceCode"/>
+        <w:keepNext/>
+      </w:pPr>
+      <w:r>
+        <w:t xml:space="preserve">        revert(NOT_FOUND_JSON);</w:t>
       </w:r>
     </w:p>
     <w:p>
@@ -55206,2693 +58321,10 @@
     </w:p>
     <w:p>
       <w:r>
-        <w:t>The Production-Minded contract is Lesson 6.7a's ContactApi, with addContact, replaceContact, getContact, getContacts, health, and the fallback unchanged, plus patchContact, the PATCH endpoint: it checks the id range, then that the patch names a field, then that the contact exists, merges, and returns Lesson 6.7a's replaceContact of the merged contact, so PUT and PATCH share one set of checks and one write. DeployContactApi, copied from Lesson 6.7a, stores the three contacts. The Client Run is the Basic one, and the Call Check is the curl Check's counterpart.</w:t>
-      </w:r>
-    </w:p>
-    <w:p>
-      <w:pPr>
-        <w:keepNext/>
-      </w:pPr>
-    </w:p>
-    <w:p>
-      <w:pPr>
-        <w:pStyle w:val="Heading3"/>
-      </w:pPr>
-      <w:r>
-        <w:t>solidity/script/ContactApi.sol</w:t>
-      </w:r>
-    </w:p>
-    <w:p>
-      <w:pPr>
-        <w:pStyle w:val="SourceCode"/>
-        <w:keepNext/>
-      </w:pPr>
-      <w:r>
-        <w:t>// SPDX-License-Identifier: MIT</w:t>
-      </w:r>
-    </w:p>
-    <w:p>
-      <w:pPr>
-        <w:pStyle w:val="SourceCode"/>
-        <w:keepNext/>
-      </w:pPr>
-      <w:r>
-        <w:t>// Remember, every file starts with a license line and pragma.</w:t>
-      </w:r>
-    </w:p>
-    <w:p>
-      <w:pPr>
-        <w:pStyle w:val="SourceCode"/>
-      </w:pPr>
-      <w:r>
-        <w:t>pragma solidity ^0.8.20;</w:t>
-      </w:r>
-    </w:p>
-    <w:p>
-      <w:pPr>
-        <w:pStyle w:val="SourceCode"/>
-      </w:pPr>
-    </w:p>
-    <w:p>
-      <w:pPr>
-        <w:pStyle w:val="SourceCode"/>
-      </w:pPr>
-      <w:r>
-        <w:t>// Your Chapter 5 checks, in this lesson's library.</w:t>
-      </w:r>
-    </w:p>
-    <w:p>
-      <w:pPr>
-        <w:pStyle w:val="SourceCode"/>
-      </w:pPr>
-      <w:r>
-        <w:t>import {ContactRules} from "./ContactRules.sol";</w:t>
-      </w:r>
-    </w:p>
-    <w:p>
-      <w:pPr>
-        <w:pStyle w:val="SourceCode"/>
-      </w:pPr>
-    </w:p>
-    <w:p>
-      <w:pPr>
-        <w:pStyle w:val="SourceCode"/>
-      </w:pPr>
-      <w:r>
-        <w:t>// One contact, as Chapter 5 Project 1a's ContactBook keeps it. An empty</w:t>
-      </w:r>
-    </w:p>
-    <w:p>
-      <w:pPr>
-        <w:pStyle w:val="SourceCode"/>
-      </w:pPr>
-      <w:r>
-        <w:t>// phone means no phone.</w:t>
-      </w:r>
-    </w:p>
-    <w:p>
-      <w:pPr>
-        <w:pStyle w:val="SourceCode"/>
-      </w:pPr>
-      <w:r>
-        <w:t>struct Contact {</w:t>
-      </w:r>
-    </w:p>
-    <w:p>
-      <w:pPr>
-        <w:pStyle w:val="SourceCode"/>
-      </w:pPr>
-      <w:r>
-        <w:t xml:space="preserve">    uint256 id;</w:t>
-      </w:r>
-    </w:p>
-    <w:p>
-      <w:pPr>
-        <w:pStyle w:val="SourceCode"/>
-      </w:pPr>
-      <w:r>
-        <w:t xml:space="preserve">    string fullName;</w:t>
-      </w:r>
-    </w:p>
-    <w:p>
-      <w:pPr>
-        <w:pStyle w:val="SourceCode"/>
-      </w:pPr>
-      <w:r>
-        <w:t xml:space="preserve">    string email;</w:t>
-      </w:r>
-    </w:p>
-    <w:p>
-      <w:pPr>
-        <w:pStyle w:val="SourceCode"/>
-      </w:pPr>
-      <w:r>
-        <w:t xml:space="preserve">    string phone;</w:t>
-      </w:r>
-    </w:p>
-    <w:p>
-      <w:pPr>
-        <w:pStyle w:val="SourceCode"/>
-      </w:pPr>
-      <w:r>
-        <w:t>}</w:t>
-      </w:r>
-    </w:p>
-    <w:p>
-      <w:pPr>
-        <w:pStyle w:val="SourceCode"/>
-      </w:pPr>
-    </w:p>
-    <w:p>
-      <w:pPr>
-        <w:pStyle w:val="SourceCode"/>
-      </w:pPr>
-      <w:r>
-        <w:t>// Lesson 6.8a: Lesson 6.7a's ContactApi, plus patchContact, the PATCH</w:t>
-      </w:r>
-    </w:p>
-    <w:p>
-      <w:pPr>
-        <w:pStyle w:val="SourceCode"/>
-      </w:pPr>
-      <w:r>
-        <w:t>// endpoint. Its view functions are the GET endpoints: getContact answers</w:t>
-      </w:r>
-    </w:p>
-    <w:p>
-      <w:pPr>
-        <w:pStyle w:val="SourceCode"/>
-      </w:pPr>
-      <w:r>
-        <w:t>// one contact and getContacts the collection, each as the same JSON text</w:t>
-      </w:r>
-    </w:p>
-    <w:p>
-      <w:pPr>
-        <w:pStyle w:val="SourceCode"/>
-      </w:pPr>
-      <w:r>
-        <w:t>// the other languages' servers send. addContact (POST), replaceContact</w:t>
-      </w:r>
-    </w:p>
-    <w:p>
-      <w:pPr>
-        <w:pStyle w:val="SourceCode"/>
-      </w:pPr>
-      <w:r>
-        <w:t>// (PUT), and patchContact (PATCH) change storage, so each is sent as a</w:t>
-      </w:r>
-    </w:p>
-    <w:p>
-      <w:pPr>
-        <w:pStyle w:val="SourceCode"/>
-      </w:pPr>
-      <w:r>
-        <w:t>// transaction. revert's reason is the error body.</w:t>
-      </w:r>
-    </w:p>
-    <w:p>
-      <w:pPr>
-        <w:pStyle w:val="SourceCode"/>
-      </w:pPr>
-      <w:r>
-        <w:t>contract ContactApi {</w:t>
-      </w:r>
-    </w:p>
-    <w:p>
-      <w:pPr>
-        <w:pStyle w:val="SourceCode"/>
-      </w:pPr>
-      <w:r>
-        <w:t xml:space="preserve">    // Remember, constant = never changes.</w:t>
-      </w:r>
-    </w:p>
-    <w:p>
-      <w:pPr>
-        <w:pStyle w:val="SourceCode"/>
-      </w:pPr>
-      <w:r>
-        <w:t xml:space="preserve">    string constant HEALTH_JSON = '{"status":"ok"}';</w:t>
-      </w:r>
-    </w:p>
-    <w:p>
-      <w:pPr>
-        <w:pStyle w:val="SourceCode"/>
-      </w:pPr>
-      <w:r>
-        <w:t xml:space="preserve">    string constant NOT_FOUND_JSON =</w:t>
-      </w:r>
-    </w:p>
-    <w:p>
-      <w:pPr>
-        <w:pStyle w:val="SourceCode"/>
-      </w:pPr>
-      <w:r>
-        <w:t xml:space="preserve">        '{"code":"not_found","message":"no such path"}';</w:t>
-      </w:r>
-    </w:p>
-    <w:p>
-      <w:pPr>
-        <w:pStyle w:val="SourceCode"/>
-      </w:pPr>
-      <w:r>
-        <w:t xml:space="preserve">    string constant BAD_ID_JSON = '{"code":"invalid_input","message":'</w:t>
-      </w:r>
-    </w:p>
-    <w:p>
-      <w:pPr>
-        <w:pStyle w:val="SourceCode"/>
-      </w:pPr>
-      <w:r>
-        <w:t xml:space="preserve">        '"id must be a whole number from 1 to 2147483647"}';</w:t>
-      </w:r>
-    </w:p>
-    <w:p>
-      <w:pPr>
-        <w:pStyle w:val="SourceCode"/>
-      </w:pPr>
-      <w:r>
-        <w:t xml:space="preserve">    string constant DUPLICATE_EMAIL_JSON = '{"code":"duplicate_email",'</w:t>
-      </w:r>
-    </w:p>
-    <w:p>
-      <w:pPr>
-        <w:pStyle w:val="SourceCode"/>
-      </w:pPr>
-      <w:r>
-        <w:t xml:space="preserve">        '"message":"That email is already in use."}';</w:t>
-      </w:r>
-    </w:p>
-    <w:p>
-      <w:pPr>
-        <w:pStyle w:val="SourceCode"/>
-      </w:pPr>
-      <w:r>
-        <w:t xml:space="preserve">    // The body for a PATCH that names none of name, email, and phone.</w:t>
-      </w:r>
-    </w:p>
-    <w:p>
-      <w:pPr>
-        <w:pStyle w:val="SourceCode"/>
-      </w:pPr>
-      <w:r>
-        <w:t xml:space="preserve">    string constant EMPTY_PATCH_JSON = '{"code":"invalid_input",'</w:t>
-      </w:r>
-    </w:p>
-    <w:p>
-      <w:pPr>
-        <w:pStyle w:val="SourceCode"/>
-      </w:pPr>
-      <w:r>
-        <w:t xml:space="preserve">        '"message":"body must name at least one field"}';</w:t>
-      </w:r>
-    </w:p>
-    <w:p>
-      <w:pPr>
-        <w:pStyle w:val="SourceCode"/>
-      </w:pPr>
-      <w:r>
-        <w:t xml:space="preserve">    // The largest id the other languages' INT column can store (Lesson</w:t>
-      </w:r>
-    </w:p>
-    <w:p>
-      <w:pPr>
-        <w:pStyle w:val="SourceCode"/>
-      </w:pPr>
-      <w:r>
-        <w:t xml:space="preserve">    // 5.6a).</w:t>
-      </w:r>
-    </w:p>
-    <w:p>
-      <w:pPr>
-        <w:pStyle w:val="SourceCode"/>
-      </w:pPr>
-      <w:r>
-        <w:t xml:space="preserve">    uint256 constant ID_LIMIT = 2147483647;</w:t>
-      </w:r>
-    </w:p>
-    <w:p>
-      <w:pPr>
-        <w:pStyle w:val="SourceCode"/>
-      </w:pPr>
-      <w:r>
-        <w:t xml:space="preserve">    // The sixteen hex digits, in order: digit 10 is "a".</w:t>
-      </w:r>
-    </w:p>
-    <w:p>
-      <w:pPr>
-        <w:pStyle w:val="SourceCode"/>
-      </w:pPr>
-      <w:r>
-        <w:t xml:space="preserve">    string constant HEX_DIGITS = "0123456789abcdef";</w:t>
-      </w:r>
-    </w:p>
-    <w:p>
-      <w:pPr>
-        <w:pStyle w:val="SourceCode"/>
-      </w:pPr>
-    </w:p>
-    <w:p>
-      <w:pPr>
-        <w:pStyle w:val="SourceCode"/>
-      </w:pPr>
-      <w:r>
-        <w:t xml:space="preserve">    // Remember, a mapping from id to struct plays the table's part, and</w:t>
-      </w:r>
-    </w:p>
-    <w:p>
-      <w:pPr>
-        <w:pStyle w:val="SourceCode"/>
-      </w:pPr>
-      <w:r>
-        <w:t xml:space="preserve">    // lastId is the last id given out (Chapter 5 Project 1a).</w:t>
-      </w:r>
-    </w:p>
-    <w:p>
-      <w:pPr>
-        <w:pStyle w:val="SourceCode"/>
-      </w:pPr>
-      <w:r>
-        <w:t xml:space="preserve">    mapping(uint256 =&gt; Contact) contacts;</w:t>
-      </w:r>
-    </w:p>
-    <w:p>
-      <w:pPr>
-        <w:pStyle w:val="SourceCode"/>
-      </w:pPr>
-      <w:r>
-        <w:t xml:space="preserve">    uint256 public lastId;</w:t>
-      </w:r>
-    </w:p>
-    <w:p>
-      <w:pPr>
-        <w:pStyle w:val="SourceCode"/>
-      </w:pPr>
-      <w:r>
-        <w:t xml:space="preserve">    // Remember, each stored email's keccak256 fingerprint: the contract's</w:t>
-      </w:r>
-    </w:p>
-    <w:p>
-      <w:pPr>
-        <w:pStyle w:val="SourceCode"/>
-      </w:pPr>
-      <w:r>
-        <w:t xml:space="preserve">    // UNIQUE email (Lesson 4.5a).</w:t>
-      </w:r>
-    </w:p>
-    <w:p>
-      <w:pPr>
-        <w:pStyle w:val="SourceCode"/>
-      </w:pPr>
-      <w:r>
-        <w:t xml:space="preserve">    mapping(bytes32 =&gt; bool) emailTaken;</w:t>
-      </w:r>
-    </w:p>
-    <w:p>
-      <w:pPr>
-        <w:pStyle w:val="SourceCode"/>
-      </w:pPr>
-    </w:p>
-    <w:p>
-      <w:pPr>
-        <w:pStyle w:val="SourceCode"/>
-      </w:pPr>
-      <w:r>
-        <w:t xml:space="preserve">    // An event is a record a transaction leaves in its receipt, which the</w:t>
-      </w:r>
-    </w:p>
-    <w:p>
-      <w:pPr>
-        <w:pStyle w:val="SourceCode"/>
-      </w:pPr>
-      <w:r>
-        <w:t xml:space="preserve">    // sender reads when the transaction is mined: a transaction's return</w:t>
-      </w:r>
-    </w:p>
-    <w:p>
-      <w:pPr>
-        <w:pStyle w:val="SourceCode"/>
-      </w:pPr>
-      <w:r>
-        <w:t xml:space="preserve">    // value never reaches the sender, so the event says which id the</w:t>
-      </w:r>
-    </w:p>
-    <w:p>
-      <w:pPr>
-        <w:pStyle w:val="SourceCode"/>
-      </w:pPr>
-      <w:r>
-        <w:t xml:space="preserve">    // contact got. indexed puts the id in the record's topics, where cast</w:t>
-      </w:r>
-    </w:p>
-    <w:p>
-      <w:pPr>
-        <w:pStyle w:val="SourceCode"/>
-      </w:pPr>
-      <w:r>
-        <w:t xml:space="preserve">    // shows it as 32 bytes of hex.</w:t>
-      </w:r>
-    </w:p>
-    <w:p>
-      <w:pPr>
-        <w:pStyle w:val="SourceCode"/>
-      </w:pPr>
-      <w:r>
-        <w:t xml:space="preserve">    event ContactCreated(uint256 indexed contactId);</w:t>
-      </w:r>
-    </w:p>
-    <w:p>
-      <w:pPr>
-        <w:pStyle w:val="SourceCode"/>
-      </w:pPr>
-    </w:p>
-    <w:p>
-      <w:pPr>
-        <w:pStyle w:val="SourceCode"/>
-      </w:pPr>
-      <w:r>
-        <w:t xml:space="preserve">    // POST /api/v1/contacts: checks the new contact with your Chapter 5</w:t>
-      </w:r>
-    </w:p>
-    <w:p>
-      <w:pPr>
-        <w:pStyle w:val="SourceCode"/>
-      </w:pPr>
-      <w:r>
-        <w:t xml:space="preserve">    // rules, stores it, and emits ContactCreated with its new id. A</w:t>
-      </w:r>
-    </w:p>
-    <w:p>
-      <w:pPr>
-        <w:pStyle w:val="SourceCode"/>
-      </w:pPr>
-      <w:r>
-        <w:t xml:space="preserve">    // refused contact reverts with the error body: invalid_input with the</w:t>
-      </w:r>
-    </w:p>
-    <w:p>
-      <w:pPr>
-        <w:pStyle w:val="SourceCode"/>
-      </w:pPr>
-      <w:r>
-        <w:t xml:space="preserve">    // rule's words, or duplicate_email. Remember, a revert undoes every</w:t>
-      </w:r>
-    </w:p>
-    <w:p>
-      <w:pPr>
-        <w:pStyle w:val="SourceCode"/>
-      </w:pPr>
-      <w:r>
-        <w:t xml:space="preserve">    // write the call made, so a refused call stores nothing and uses no id</w:t>
-      </w:r>
-    </w:p>
-    <w:p>
-      <w:pPr>
-        <w:pStyle w:val="SourceCode"/>
-      </w:pPr>
-      <w:r>
-        <w:t xml:space="preserve">    // (Lesson 4.5a). Like the other servers until Lesson 6.16a, any caller</w:t>
-      </w:r>
-    </w:p>
-    <w:p>
-      <w:pPr>
-        <w:pStyle w:val="SourceCode"/>
-      </w:pPr>
-      <w:r>
-        <w:t xml:space="preserve">    // may send it. The deploy script stores the three known contacts with</w:t>
-      </w:r>
-    </w:p>
-    <w:p>
-      <w:pPr>
-        <w:pStyle w:val="SourceCode"/>
-      </w:pPr>
-      <w:r>
-        <w:t xml:space="preserve">    // it too.</w:t>
-      </w:r>
-    </w:p>
-    <w:p>
-      <w:pPr>
-        <w:pStyle w:val="SourceCode"/>
-      </w:pPr>
-      <w:r>
-        <w:t xml:space="preserve">    function addContact(string memory fullName, string memory email,</w:t>
-      </w:r>
-    </w:p>
-    <w:p>
-      <w:pPr>
-        <w:pStyle w:val="SourceCode"/>
-      </w:pPr>
-      <w:r>
-        <w:t xml:space="preserve">                        string memory phone) external returns (uint256) {</w:t>
-      </w:r>
-    </w:p>
-    <w:p>
-      <w:pPr>
-        <w:pStyle w:val="SourceCode"/>
-      </w:pPr>
-      <w:r>
-        <w:t xml:space="preserve">        string memory problem =</w:t>
-      </w:r>
-    </w:p>
-    <w:p>
-      <w:pPr>
-        <w:pStyle w:val="SourceCode"/>
-      </w:pPr>
-      <w:r>
-        <w:t xml:space="preserve">            ContactRules.validateContact(fullName, email, phone);</w:t>
-      </w:r>
-    </w:p>
-    <w:p>
-      <w:pPr>
-        <w:pStyle w:val="SourceCode"/>
-      </w:pPr>
-      <w:r>
-        <w:t xml:space="preserve">        if (bytes(problem).length &gt; 0) {</w:t>
-      </w:r>
-    </w:p>
-    <w:p>
-      <w:pPr>
-        <w:pStyle w:val="SourceCode"/>
-      </w:pPr>
-      <w:r>
-        <w:t xml:space="preserve">            revert(string.concat('{"code":"invalid_input","message":',</w:t>
-      </w:r>
-    </w:p>
-    <w:p>
-      <w:pPr>
-        <w:pStyle w:val="SourceCode"/>
-      </w:pPr>
-      <w:r>
-        <w:t xml:space="preserve">                                 jsonString(problem), "}"));</w:t>
-      </w:r>
-    </w:p>
-    <w:p>
-      <w:pPr>
-        <w:pStyle w:val="SourceCode"/>
-      </w:pPr>
-      <w:r>
-        <w:t xml:space="preserve">        }</w:t>
-      </w:r>
-    </w:p>
-    <w:p>
-      <w:pPr>
-        <w:pStyle w:val="SourceCode"/>
-      </w:pPr>
-      <w:r>
-        <w:t xml:space="preserve">        bytes32 emailKey = keccak256(bytes(email));</w:t>
-      </w:r>
-    </w:p>
-    <w:p>
-      <w:pPr>
-        <w:pStyle w:val="SourceCode"/>
-      </w:pPr>
-      <w:r>
-        <w:t xml:space="preserve">        if (emailTaken[emailKey]) {</w:t>
-      </w:r>
-    </w:p>
-    <w:p>
-      <w:pPr>
-        <w:pStyle w:val="SourceCode"/>
-      </w:pPr>
-      <w:r>
-        <w:t xml:space="preserve">            revert(DUPLICATE_EMAIL_JSON);</w:t>
-      </w:r>
-    </w:p>
-    <w:p>
-      <w:pPr>
-        <w:pStyle w:val="SourceCode"/>
-      </w:pPr>
-      <w:r>
-        <w:t xml:space="preserve">        }</w:t>
-      </w:r>
-    </w:p>
-    <w:p>
-      <w:pPr>
-        <w:pStyle w:val="SourceCode"/>
-      </w:pPr>
-      <w:r>
-        <w:t xml:space="preserve">        lastId += 1;</w:t>
-      </w:r>
-    </w:p>
-    <w:p>
-      <w:pPr>
-        <w:pStyle w:val="SourceCode"/>
-      </w:pPr>
-      <w:r>
-        <w:t xml:space="preserve">        contacts[lastId] = Contact(lastId, fullName, email, phone);</w:t>
-      </w:r>
-    </w:p>
-    <w:p>
-      <w:pPr>
-        <w:pStyle w:val="SourceCode"/>
-      </w:pPr>
-      <w:r>
-        <w:t xml:space="preserve">        emailTaken[emailKey] = true;</w:t>
-      </w:r>
-    </w:p>
-    <w:p>
-      <w:pPr>
-        <w:pStyle w:val="SourceCode"/>
-      </w:pPr>
-      <w:r>
-        <w:t xml:space="preserve">        // emit writes the event into this transaction's receipt.</w:t>
-      </w:r>
-    </w:p>
-    <w:p>
-      <w:pPr>
-        <w:pStyle w:val="SourceCode"/>
-      </w:pPr>
-      <w:r>
-        <w:t xml:space="preserve">        emit ContactCreated(lastId);</w:t>
-      </w:r>
-    </w:p>
-    <w:p>
-      <w:pPr>
-        <w:pStyle w:val="SourceCode"/>
-      </w:pPr>
-      <w:r>
-        <w:t xml:space="preserve">        return lastId;</w:t>
-      </w:r>
-    </w:p>
-    <w:p>
-      <w:pPr>
-        <w:pStyle w:val="SourceCode"/>
-      </w:pPr>
-      <w:r>
-        <w:t xml:space="preserve">    }</w:t>
-      </w:r>
-    </w:p>
-    <w:p>
-      <w:pPr>
-        <w:pStyle w:val="SourceCode"/>
-      </w:pPr>
-    </w:p>
-    <w:p>
-      <w:pPr>
-        <w:pStyle w:val="SourceCode"/>
-      </w:pPr>
-      <w:r>
-        <w:t xml:space="preserve">    // PUT /api/v1/contacts/{id}: replaces every field of contact contactId</w:t>
-      </w:r>
-    </w:p>
-    <w:p>
-      <w:pPr>
-        <w:pStyle w:val="SourceCode"/>
-      </w:pPr>
-      <w:r>
-        <w:t xml:space="preserve">    // with the three values, and returns the contact as stored. The first</w:t>
-      </w:r>
-    </w:p>
-    <w:p>
-      <w:pPr>
-        <w:pStyle w:val="SourceCode"/>
-      </w:pPr>
-      <w:r>
-        <w:t xml:space="preserve">    // value is the path's id, and the other three are the body; an empty</w:t>
-      </w:r>
-    </w:p>
-    <w:p>
-      <w:pPr>
-        <w:pStyle w:val="SourceCode"/>
-      </w:pPr>
-      <w:r>
-        <w:t xml:space="preserve">    // phone means no phone. The checks come in the order the other</w:t>
-      </w:r>
-    </w:p>
-    <w:p>
-      <w:pPr>
-        <w:pStyle w:val="SourceCode"/>
-      </w:pPr>
-      <w:r>
-        <w:t xml:space="preserve">    // servers make them: the id, your Chapter 5 rules, then not_found for</w:t>
-      </w:r>
-    </w:p>
-    <w:p>
-      <w:pPr>
-        <w:pStyle w:val="SourceCode"/>
-      </w:pPr>
-      <w:r>
-        <w:t xml:space="preserve">    // an id no contact has, then duplicate_email for an email another</w:t>
-      </w:r>
-    </w:p>
-    <w:p>
-      <w:pPr>
-        <w:pStyle w:val="SourceCode"/>
-      </w:pPr>
-      <w:r>
-        <w:t xml:space="preserve">    // contact has. The contact's own email is not "taken", so the same</w:t>
-      </w:r>
-    </w:p>
-    <w:p>
-      <w:pPr>
-        <w:pStyle w:val="SourceCode"/>
-      </w:pPr>
-      <w:r>
-        <w:t xml:space="preserve">    // replacement sent twice stores the same values again: PUT is</w:t>
-      </w:r>
-    </w:p>
-    <w:p>
-      <w:pPr>
-        <w:pStyle w:val="SourceCode"/>
-      </w:pPr>
-      <w:r>
-        <w:t xml:space="preserve">    // idempotent here too. public, not external, so this contract's own</w:t>
-      </w:r>
-    </w:p>
-    <w:p>
-      <w:pPr>
-        <w:pStyle w:val="SourceCode"/>
-      </w:pPr>
-      <w:r>
-        <w:t xml:space="preserve">    // functions can call it as well: patchContact does. A</w:t>
-      </w:r>
-    </w:p>
-    <w:p>
-      <w:pPr>
-        <w:pStyle w:val="SourceCode"/>
-      </w:pPr>
-      <w:r>
-        <w:t xml:space="preserve">    // transaction's return value never reaches the sender, but a call's</w:t>
-      </w:r>
-    </w:p>
-    <w:p>
-      <w:pPr>
-        <w:pStyle w:val="SourceCode"/>
-      </w:pPr>
-      <w:r>
-        <w:t xml:space="preserve">    // does: cast call shows the contact it would store.</w:t>
-      </w:r>
-    </w:p>
-    <w:p>
-      <w:pPr>
-        <w:pStyle w:val="SourceCode"/>
-      </w:pPr>
-      <w:r>
-        <w:t xml:space="preserve">    function replaceContact(uint256 contactId, string memory fullName,</w:t>
-      </w:r>
-    </w:p>
-    <w:p>
-      <w:pPr>
-        <w:pStyle w:val="SourceCode"/>
-      </w:pPr>
-      <w:r>
-        <w:t xml:space="preserve">                            string memory email, string memory phone)</w:t>
-      </w:r>
-    </w:p>
-    <w:p>
-      <w:pPr>
-        <w:pStyle w:val="SourceCode"/>
-      </w:pPr>
-      <w:r>
-        <w:t xml:space="preserve">        public</w:t>
-      </w:r>
-    </w:p>
-    <w:p>
-      <w:pPr>
-        <w:pStyle w:val="SourceCode"/>
-      </w:pPr>
-      <w:r>
-        <w:t xml:space="preserve">        returns (string memory)</w:t>
-      </w:r>
-    </w:p>
-    <w:p>
-      <w:pPr>
-        <w:pStyle w:val="SourceCode"/>
-      </w:pPr>
-      <w:r>
-        <w:t xml:space="preserve">    {</w:t>
-      </w:r>
-    </w:p>
-    <w:p>
-      <w:pPr>
-        <w:pStyle w:val="SourceCode"/>
-      </w:pPr>
-      <w:r>
-        <w:t xml:space="preserve">        if (contactId == 0 || contactId &gt; ID_LIMIT) {</w:t>
-      </w:r>
-    </w:p>
-    <w:p>
-      <w:pPr>
-        <w:pStyle w:val="SourceCode"/>
-      </w:pPr>
-      <w:r>
-        <w:t xml:space="preserve">            revert(BAD_ID_JSON);</w:t>
-      </w:r>
-    </w:p>
-    <w:p>
-      <w:pPr>
-        <w:pStyle w:val="SourceCode"/>
-      </w:pPr>
-      <w:r>
-        <w:t xml:space="preserve">        }</w:t>
-      </w:r>
-    </w:p>
-    <w:p>
-      <w:pPr>
-        <w:pStyle w:val="SourceCode"/>
-      </w:pPr>
-      <w:r>
-        <w:t xml:space="preserve">        string memory problem =</w:t>
-      </w:r>
-    </w:p>
-    <w:p>
-      <w:pPr>
-        <w:pStyle w:val="SourceCode"/>
-      </w:pPr>
-      <w:r>
-        <w:t xml:space="preserve">            ContactRules.validateContact(fullName, email, phone);</w:t>
-      </w:r>
-    </w:p>
-    <w:p>
-      <w:pPr>
-        <w:pStyle w:val="SourceCode"/>
-      </w:pPr>
-      <w:r>
-        <w:t xml:space="preserve">        if (bytes(problem).length &gt; 0) {</w:t>
-      </w:r>
-    </w:p>
-    <w:p>
-      <w:pPr>
-        <w:pStyle w:val="SourceCode"/>
-      </w:pPr>
-      <w:r>
-        <w:t xml:space="preserve">            revert(string.concat('{"code":"invalid_input","message":',</w:t>
-      </w:r>
-    </w:p>
-    <w:p>
-      <w:pPr>
-        <w:pStyle w:val="SourceCode"/>
-      </w:pPr>
-      <w:r>
-        <w:t xml:space="preserve">                                 jsonString(problem), "}"));</w:t>
-      </w:r>
-    </w:p>
-    <w:p>
-      <w:pPr>
-        <w:pStyle w:val="SourceCode"/>
-      </w:pPr>
-      <w:r>
-        <w:t xml:space="preserve">        }</w:t>
-      </w:r>
-    </w:p>
-    <w:p>
-      <w:pPr>
-        <w:pStyle w:val="SourceCode"/>
-      </w:pPr>
-      <w:r>
-        <w:t xml:space="preserve">        Contact memory stored = contacts[contactId];</w:t>
-      </w:r>
-    </w:p>
-    <w:p>
-      <w:pPr>
-        <w:pStyle w:val="SourceCode"/>
-      </w:pPr>
-      <w:r>
-        <w:t xml:space="preserve">        if (stored.id == 0) {</w:t>
-      </w:r>
-    </w:p>
-    <w:p>
-      <w:pPr>
-        <w:pStyle w:val="SourceCode"/>
-      </w:pPr>
-      <w:r>
-        <w:t xml:space="preserve">            revert(string.concat('{"code":"not_found","message":',</w:t>
-      </w:r>
-    </w:p>
-    <w:p>
-      <w:pPr>
-        <w:pStyle w:val="SourceCode"/>
-      </w:pPr>
-      <w:r>
-        <w:t xml:space="preserve">                                 '"no contact with id ',</w:t>
-      </w:r>
-    </w:p>
-    <w:p>
-      <w:pPr>
-        <w:pStyle w:val="SourceCode"/>
-      </w:pPr>
-      <w:r>
-        <w:t xml:space="preserve">                                 numberText(contactId), '"}'));</w:t>
-      </w:r>
-    </w:p>
-    <w:p>
-      <w:pPr>
-        <w:pStyle w:val="SourceCode"/>
-      </w:pPr>
-      <w:r>
-        <w:t xml:space="preserve">        }</w:t>
-      </w:r>
-    </w:p>
-    <w:p>
-      <w:pPr>
-        <w:pStyle w:val="SourceCode"/>
-      </w:pPr>
-      <w:r>
-        <w:t xml:space="preserve">        bytes32 oldKey = keccak256(bytes(stored.email));</w:t>
-      </w:r>
-    </w:p>
-    <w:p>
-      <w:pPr>
-        <w:pStyle w:val="SourceCode"/>
-      </w:pPr>
-      <w:r>
-        <w:t xml:space="preserve">        bytes32 newKey = keccak256(bytes(email));</w:t>
-      </w:r>
-    </w:p>
-    <w:p>
-      <w:pPr>
-        <w:pStyle w:val="SourceCode"/>
-      </w:pPr>
-      <w:r>
-        <w:t xml:space="preserve">        if (newKey != oldKey &amp;&amp; emailTaken[newKey]) {</w:t>
-      </w:r>
-    </w:p>
-    <w:p>
-      <w:pPr>
-        <w:pStyle w:val="SourceCode"/>
-      </w:pPr>
-      <w:r>
-        <w:t xml:space="preserve">            revert(DUPLICATE_EMAIL_JSON);</w:t>
-      </w:r>
-    </w:p>
-    <w:p>
-      <w:pPr>
-        <w:pStyle w:val="SourceCode"/>
-      </w:pPr>
-      <w:r>
-        <w:t xml:space="preserve">        }</w:t>
-      </w:r>
-    </w:p>
-    <w:p>
-      <w:pPr>
-        <w:pStyle w:val="SourceCode"/>
-      </w:pPr>
-      <w:r>
-        <w:t xml:space="preserve">        // The old email is free again, and the new one is taken; when they</w:t>
-      </w:r>
-    </w:p>
-    <w:p>
-      <w:pPr>
-        <w:pStyle w:val="SourceCode"/>
-      </w:pPr>
-      <w:r>
-        <w:t xml:space="preserve">        // are the same, the second line takes it back at once.</w:t>
-      </w:r>
-    </w:p>
-    <w:p>
-      <w:pPr>
-        <w:pStyle w:val="SourceCode"/>
-      </w:pPr>
-      <w:r>
-        <w:t xml:space="preserve">        emailTaken[oldKey] = false;</w:t>
-      </w:r>
-    </w:p>
-    <w:p>
-      <w:pPr>
-        <w:pStyle w:val="SourceCode"/>
-      </w:pPr>
-      <w:r>
-        <w:t xml:space="preserve">        emailTaken[newKey] = true;</w:t>
-      </w:r>
-    </w:p>
-    <w:p>
-      <w:pPr>
-        <w:pStyle w:val="SourceCode"/>
-      </w:pPr>
-      <w:r>
-        <w:t xml:space="preserve">        contacts[contactId] = Contact(contactId, fullName, email, phone);</w:t>
-      </w:r>
-    </w:p>
-    <w:p>
-      <w:pPr>
-        <w:pStyle w:val="SourceCode"/>
-      </w:pPr>
-      <w:r>
-        <w:t xml:space="preserve">        return contactToJson(contacts[contactId]);</w:t>
-      </w:r>
-    </w:p>
-    <w:p>
-      <w:pPr>
-        <w:pStyle w:val="SourceCode"/>
-      </w:pPr>
-      <w:r>
-        <w:t xml:space="preserve">    }</w:t>
-      </w:r>
-    </w:p>
-    <w:p>
-      <w:pPr>
-        <w:pStyle w:val="SourceCode"/>
-      </w:pPr>
-    </w:p>
-    <w:p>
-      <w:pPr>
-        <w:pStyle w:val="SourceCode"/>
-      </w:pPr>
-      <w:r>
-        <w:t xml:space="preserve">    // PATCH /api/v1/contacts/{id}: changes only the fields the patch</w:t>
-      </w:r>
-    </w:p>
-    <w:p>
-      <w:pPr>
-        <w:pStyle w:val="SourceCode"/>
-      </w:pPr>
-      <w:r>
-        <w:t xml:space="preserve">    // names, and returns the whole contact as stored. The first value is</w:t>
-      </w:r>
-    </w:p>
-    <w:p>
-      <w:pPr>
-        <w:pStyle w:val="SourceCode"/>
-      </w:pPr>
-      <w:r>
-        <w:t xml:space="preserve">    // the path's id; the other six are the body, Lesson 6.8's ContactPatch</w:t>
-      </w:r>
-    </w:p>
-    <w:p>
-      <w:pPr>
-        <w:pStyle w:val="SourceCode"/>
-      </w:pPr>
-      <w:r>
-        <w:t xml:space="preserve">    // as values: for each field, true when the body names it, then its</w:t>
-      </w:r>
-    </w:p>
-    <w:p>
-      <w:pPr>
-        <w:pStyle w:val="SourceCode"/>
-      </w:pPr>
-      <w:r>
-        <w:t xml:space="preserve">    // text. A field named with "" is the body's null: it clears the phone,</w:t>
-      </w:r>
-    </w:p>
-    <w:p>
-      <w:pPr>
-        <w:pStyle w:val="SourceCode"/>
-      </w:pPr>
-      <w:r>
-        <w:t xml:space="preserve">    // and Chapter 5's rules refuse an empty name or email. Lesson 6.8</w:t>
-      </w:r>
-    </w:p>
-    <w:p>
-      <w:pPr>
-        <w:pStyle w:val="SourceCode"/>
-      </w:pPr>
-      <w:r>
-        <w:t xml:space="preserve">    // treats a text of "" exactly as null for every field (both give "",</w:t>
-      </w:r>
-    </w:p>
-    <w:p>
-      <w:pPr>
-        <w:pStyle w:val="SourceCode"/>
-      </w:pPr>
-      <w:r>
-        <w:t xml:space="preserve">    // and an empty phone means no phone), so one "" stands for both and</w:t>
-      </w:r>
-    </w:p>
-    <w:p>
-      <w:pPr>
-        <w:pStyle w:val="SourceCode"/>
-      </w:pPr>
-      <w:r>
-        <w:t xml:space="preserve">    // nothing is lost. A field not named keeps the stored value, whatever</w:t>
-      </w:r>
-    </w:p>
-    <w:p>
-      <w:pPr>
-        <w:pStyle w:val="SourceCode"/>
-      </w:pPr>
-      <w:r>
-        <w:t xml:space="preserve">    // text is sent beside its false. The checks come in the order the</w:t>
-      </w:r>
-    </w:p>
-    <w:p>
-      <w:pPr>
-        <w:pStyle w:val="SourceCode"/>
-      </w:pPr>
-      <w:r>
-        <w:t xml:space="preserve">    // other servers make them: the id and that the patch names a field,</w:t>
-      </w:r>
-    </w:p>
-    <w:p>
-      <w:pPr>
-        <w:pStyle w:val="SourceCode"/>
-      </w:pPr>
-      <w:r>
-        <w:t xml:space="preserve">    // then not_found for an id no contact has; then replaceContact checks</w:t>
-      </w:r>
-    </w:p>
-    <w:p>
-      <w:pPr>
-        <w:pStyle w:val="SourceCode"/>
-      </w:pPr>
-      <w:r>
-        <w:t xml:space="preserve">    // the patched contact with your Chapter 5 rules and the email, and</w:t>
-      </w:r>
-    </w:p>
-    <w:p>
-      <w:pPr>
-        <w:pStyle w:val="SourceCode"/>
-      </w:pPr>
-      <w:r>
-        <w:t xml:space="preserve">    // stores it.</w:t>
-      </w:r>
-    </w:p>
-    <w:p>
-      <w:pPr>
-        <w:pStyle w:val="SourceCode"/>
-      </w:pPr>
-      <w:r>
-        <w:t xml:space="preserve">    function patchContact(uint256 contactId, bool namePresent,</w:t>
-      </w:r>
-    </w:p>
-    <w:p>
-      <w:pPr>
-        <w:pStyle w:val="SourceCode"/>
-      </w:pPr>
-      <w:r>
-        <w:t xml:space="preserve">                          string memory fullName, bool emailPresent,</w:t>
-      </w:r>
-    </w:p>
-    <w:p>
-      <w:pPr>
-        <w:pStyle w:val="SourceCode"/>
-      </w:pPr>
-      <w:r>
-        <w:t xml:space="preserve">                          string memory email, bool phonePresent,</w:t>
-      </w:r>
-    </w:p>
-    <w:p>
-      <w:pPr>
-        <w:pStyle w:val="SourceCode"/>
-      </w:pPr>
-      <w:r>
-        <w:t xml:space="preserve">                          string memory phone)</w:t>
-      </w:r>
-    </w:p>
-    <w:p>
-      <w:pPr>
-        <w:pStyle w:val="SourceCode"/>
-      </w:pPr>
-      <w:r>
-        <w:t xml:space="preserve">        external</w:t>
-      </w:r>
-    </w:p>
-    <w:p>
-      <w:pPr>
-        <w:pStyle w:val="SourceCode"/>
-      </w:pPr>
-      <w:r>
-        <w:t xml:space="preserve">        returns (string memory)</w:t>
-      </w:r>
-    </w:p>
-    <w:p>
-      <w:pPr>
-        <w:pStyle w:val="SourceCode"/>
-      </w:pPr>
-      <w:r>
-        <w:t xml:space="preserve">    {</w:t>
-      </w:r>
-    </w:p>
-    <w:p>
-      <w:pPr>
-        <w:pStyle w:val="SourceCode"/>
-      </w:pPr>
-      <w:r>
-        <w:t xml:space="preserve">        if (contactId == 0 || contactId &gt; ID_LIMIT) {</w:t>
-      </w:r>
-    </w:p>
-    <w:p>
-      <w:pPr>
-        <w:pStyle w:val="SourceCode"/>
-      </w:pPr>
-      <w:r>
-        <w:t xml:space="preserve">            revert(BAD_ID_JSON);</w:t>
-      </w:r>
-    </w:p>
-    <w:p>
-      <w:pPr>
-        <w:pStyle w:val="SourceCode"/>
-      </w:pPr>
-      <w:r>
-        <w:t xml:space="preserve">        }</w:t>
-      </w:r>
-    </w:p>
-    <w:p>
-      <w:pPr>
-        <w:pStyle w:val="SourceCode"/>
-      </w:pPr>
-      <w:r>
-        <w:t xml:space="preserve">        if (!namePresent &amp;&amp; !emailPresent &amp;&amp; !phonePresent) {</w:t>
-      </w:r>
-    </w:p>
-    <w:p>
-      <w:pPr>
-        <w:pStyle w:val="SourceCode"/>
-      </w:pPr>
-      <w:r>
-        <w:t xml:space="preserve">            revert(EMPTY_PATCH_JSON);</w:t>
-      </w:r>
-    </w:p>
-    <w:p>
-      <w:pPr>
-        <w:pStyle w:val="SourceCode"/>
-      </w:pPr>
-      <w:r>
-        <w:t xml:space="preserve">        }</w:t>
-      </w:r>
-    </w:p>
-    <w:p>
-      <w:pPr>
-        <w:pStyle w:val="SourceCode"/>
-      </w:pPr>
-      <w:r>
-        <w:t xml:space="preserve">        // A PATCH starts from what is stored. stored is a memory copy of</w:t>
-      </w:r>
-    </w:p>
-    <w:p>
-      <w:pPr>
-        <w:pStyle w:val="SourceCode"/>
-      </w:pPr>
-      <w:r>
-        <w:t xml:space="preserve">        // the entry: changing it changes nothing in storage until</w:t>
-      </w:r>
-    </w:p>
-    <w:p>
-      <w:pPr>
-        <w:pStyle w:val="SourceCode"/>
-      </w:pPr>
-      <w:r>
-        <w:t xml:space="preserve">        // replaceContact writes it.</w:t>
-      </w:r>
-    </w:p>
-    <w:p>
-      <w:pPr>
-        <w:pStyle w:val="SourceCode"/>
-      </w:pPr>
-      <w:r>
-        <w:t xml:space="preserve">        Contact memory stored = contacts[contactId];</w:t>
-      </w:r>
-    </w:p>
-    <w:p>
-      <w:pPr>
-        <w:pStyle w:val="SourceCode"/>
-      </w:pPr>
-      <w:r>
-        <w:t xml:space="preserve">        if (stored.id == 0) {</w:t>
-      </w:r>
-    </w:p>
-    <w:p>
-      <w:pPr>
-        <w:pStyle w:val="SourceCode"/>
-      </w:pPr>
-      <w:r>
-        <w:t xml:space="preserve">            revert(string.concat('{"code":"not_found","message":',</w:t>
-      </w:r>
-    </w:p>
-    <w:p>
-      <w:pPr>
-        <w:pStyle w:val="SourceCode"/>
-      </w:pPr>
-      <w:r>
-        <w:t xml:space="preserve">                                 '"no contact with id ',</w:t>
-      </w:r>
-    </w:p>
-    <w:p>
-      <w:pPr>
-        <w:pStyle w:val="SourceCode"/>
-      </w:pPr>
-      <w:r>
-        <w:t xml:space="preserve">                                 numberText(contactId), '"}'));</w:t>
-      </w:r>
-    </w:p>
-    <w:p>
-      <w:pPr>
-        <w:pStyle w:val="SourceCode"/>
-      </w:pPr>
-      <w:r>
-        <w:t xml:space="preserve">        }</w:t>
-      </w:r>
-    </w:p>
-    <w:p>
-      <w:pPr>
-        <w:pStyle w:val="SourceCode"/>
-      </w:pPr>
-      <w:r>
-        <w:t xml:space="preserve">        if (namePresent) {</w:t>
-      </w:r>
-    </w:p>
-    <w:p>
-      <w:pPr>
-        <w:pStyle w:val="SourceCode"/>
-      </w:pPr>
-      <w:r>
-        <w:t xml:space="preserve">            stored.fullName = fullName;</w:t>
-      </w:r>
-    </w:p>
-    <w:p>
-      <w:pPr>
-        <w:pStyle w:val="SourceCode"/>
-      </w:pPr>
-      <w:r>
-        <w:t xml:space="preserve">        }</w:t>
-      </w:r>
-    </w:p>
-    <w:p>
-      <w:pPr>
-        <w:pStyle w:val="SourceCode"/>
-      </w:pPr>
-      <w:r>
-        <w:t xml:space="preserve">        if (emailPresent) {</w:t>
-      </w:r>
-    </w:p>
-    <w:p>
-      <w:pPr>
-        <w:pStyle w:val="SourceCode"/>
-      </w:pPr>
-      <w:r>
-        <w:t xml:space="preserve">            stored.email = email;</w:t>
-      </w:r>
-    </w:p>
-    <w:p>
-      <w:pPr>
-        <w:pStyle w:val="SourceCode"/>
-      </w:pPr>
-      <w:r>
-        <w:t xml:space="preserve">        }</w:t>
-      </w:r>
-    </w:p>
-    <w:p>
-      <w:pPr>
-        <w:pStyle w:val="SourceCode"/>
-      </w:pPr>
-      <w:r>
-        <w:t xml:space="preserve">        if (phonePresent) {</w:t>
-      </w:r>
-    </w:p>
-    <w:p>
-      <w:pPr>
-        <w:pStyle w:val="SourceCode"/>
-      </w:pPr>
-      <w:r>
-        <w:t xml:space="preserve">            stored.phone = phone;</w:t>
-      </w:r>
-    </w:p>
-    <w:p>
-      <w:pPr>
-        <w:pStyle w:val="SourceCode"/>
-      </w:pPr>
-      <w:r>
-        <w:t xml:space="preserve">        }</w:t>
-      </w:r>
-    </w:p>
-    <w:p>
-      <w:pPr>
-        <w:pStyle w:val="SourceCode"/>
-      </w:pPr>
-      <w:r>
-        <w:t xml:space="preserve">        // Lesson 6.7a's replaceContact is public, so this contract may</w:t>
-      </w:r>
-    </w:p>
-    <w:p>
-      <w:pPr>
-        <w:pStyle w:val="SourceCode"/>
-      </w:pPr>
-      <w:r>
-        <w:t xml:space="preserve">        // call it: PUT and PATCH share one set of checks and one write.</w:t>
-      </w:r>
-    </w:p>
-    <w:p>
-      <w:pPr>
-        <w:pStyle w:val="SourceCode"/>
-      </w:pPr>
-      <w:r>
-        <w:t xml:space="preserve">        return replaceContact(contactId, stored.fullName, stored.email,</w:t>
-      </w:r>
-    </w:p>
-    <w:p>
-      <w:pPr>
-        <w:pStyle w:val="SourceCode"/>
-      </w:pPr>
-      <w:r>
-        <w:t xml:space="preserve">                              stored.phone);</w:t>
-      </w:r>
-    </w:p>
-    <w:p>
-      <w:pPr>
-        <w:pStyle w:val="SourceCode"/>
-      </w:pPr>
-      <w:r>
-        <w:t xml:space="preserve">    }</w:t>
-      </w:r>
-    </w:p>
-    <w:p>
-      <w:pPr>
-        <w:pStyle w:val="SourceCode"/>
-      </w:pPr>
-    </w:p>
-    <w:p>
-      <w:pPr>
-        <w:pStyle w:val="SourceCode"/>
-      </w:pPr>
-      <w:r>
-        <w:t xml:space="preserve">    function health() external pure returns (string memory) {</w:t>
-      </w:r>
-    </w:p>
-    <w:p>
-      <w:pPr>
-        <w:pStyle w:val="SourceCode"/>
-      </w:pPr>
-      <w:r>
-        <w:t xml:space="preserve">        return HEALTH_JSON;</w:t>
-      </w:r>
-    </w:p>
-    <w:p>
-      <w:pPr>
-        <w:pStyle w:val="SourceCode"/>
-      </w:pPr>
-      <w:r>
-        <w:t xml:space="preserve">    }</w:t>
-      </w:r>
-    </w:p>
-    <w:p>
-      <w:pPr>
-        <w:pStyle w:val="SourceCode"/>
-      </w:pPr>
-    </w:p>
-    <w:p>
-      <w:pPr>
-        <w:pStyle w:val="SourceCode"/>
-      </w:pPr>
-      <w:r>
-        <w:t xml:space="preserve">    // Remember, numberText writes a whole number as its digits: the last</w:t>
-      </w:r>
-    </w:p>
-    <w:p>
-      <w:pPr>
-        <w:pStyle w:val="SourceCode"/>
-      </w:pPr>
-      <w:r>
-        <w:t xml:space="preserve">    // digit is number % 10, and bytes1(uint8(48 + digit)) is its</w:t>
-      </w:r>
-    </w:p>
-    <w:p>
-      <w:pPr>
-        <w:pStyle w:val="SourceCode"/>
-      </w:pPr>
-      <w:r>
-        <w:t xml:space="preserve">    // character, because '0' is code 48.</w:t>
-      </w:r>
-    </w:p>
-    <w:p>
-      <w:pPr>
-        <w:pStyle w:val="SourceCode"/>
-      </w:pPr>
-      <w:r>
-        <w:t xml:space="preserve">    function numberText(uint256 number) internal pure returns (string memory) {</w:t>
-      </w:r>
-    </w:p>
-    <w:p>
-      <w:pPr>
-        <w:pStyle w:val="SourceCode"/>
-      </w:pPr>
-      <w:r>
-        <w:t xml:space="preserve">        if (number == 0) {</w:t>
-      </w:r>
-    </w:p>
-    <w:p>
-      <w:pPr>
-        <w:pStyle w:val="SourceCode"/>
-      </w:pPr>
-      <w:r>
-        <w:t xml:space="preserve">            return "0";</w:t>
-      </w:r>
-    </w:p>
-    <w:p>
-      <w:pPr>
-        <w:pStyle w:val="SourceCode"/>
-      </w:pPr>
-      <w:r>
-        <w:t xml:space="preserve">        }</w:t>
-      </w:r>
-    </w:p>
-    <w:p>
-      <w:pPr>
-        <w:pStyle w:val="SourceCode"/>
-      </w:pPr>
-      <w:r>
-        <w:t xml:space="preserve">        bytes memory digits = "";</w:t>
-      </w:r>
-    </w:p>
-    <w:p>
-      <w:pPr>
-        <w:pStyle w:val="SourceCode"/>
-      </w:pPr>
-      <w:r>
-        <w:t xml:space="preserve">        while (number &gt; 0) {</w:t>
-      </w:r>
-    </w:p>
-    <w:p>
-      <w:pPr>
-        <w:pStyle w:val="SourceCode"/>
-      </w:pPr>
-      <w:r>
-        <w:t xml:space="preserve">            digits = bytes.concat(bytes1(uint8(48 + number % 10)), digits);</w:t>
-      </w:r>
-    </w:p>
-    <w:p>
-      <w:pPr>
-        <w:pStyle w:val="SourceCode"/>
-      </w:pPr>
-      <w:r>
-        <w:t xml:space="preserve">            number /= 10;</w:t>
-      </w:r>
-    </w:p>
-    <w:p>
-      <w:pPr>
-        <w:pStyle w:val="SourceCode"/>
-      </w:pPr>
-      <w:r>
-        <w:t xml:space="preserve">        }</w:t>
-      </w:r>
-    </w:p>
-    <w:p>
-      <w:pPr>
-        <w:pStyle w:val="SourceCode"/>
-      </w:pPr>
-      <w:r>
-        <w:t xml:space="preserve">        return string(digits);</w:t>
-      </w:r>
-    </w:p>
-    <w:p>
-      <w:pPr>
-        <w:pStyle w:val="SourceCode"/>
-      </w:pPr>
-      <w:r>
-        <w:t xml:space="preserve">    }</w:t>
-      </w:r>
-    </w:p>
-    <w:p>
-      <w:pPr>
-        <w:pStyle w:val="SourceCode"/>
-      </w:pPr>
-    </w:p>
-    <w:p>
-      <w:pPr>
-        <w:pStyle w:val="SourceCode"/>
-      </w:pPr>
-      <w:r>
-        <w:t xml:space="preserve">    // A text as a JSON string: double quotes around it, a backslash before</w:t>
-      </w:r>
-    </w:p>
-    <w:p>
-      <w:pPr>
-        <w:pStyle w:val="SourceCode"/>
-      </w:pPr>
-      <w:r>
-        <w:t xml:space="preserve">    // each double quote or backslash inside it, and each control character</w:t>
-      </w:r>
-    </w:p>
-    <w:p>
-      <w:pPr>
-        <w:pStyle w:val="SourceCode"/>
-      </w:pPr>
-      <w:r>
-        <w:t xml:space="preserve">    // (a byte below 32, such as a line break) written as \u00 and its two</w:t>
-      </w:r>
-    </w:p>
-    <w:p>
-      <w:pPr>
-        <w:pStyle w:val="SourceCode"/>
-      </w:pPr>
-      <w:r>
-        <w:t xml:space="preserve">    // hex digits, because JSON allows none of them inside a string. cJSON</w:t>
-      </w:r>
-    </w:p>
-    <w:p>
-      <w:pPr>
-        <w:pStyle w:val="SourceCode"/>
-      </w:pPr>
-      <w:r>
-        <w:t xml:space="preserve">    // and serde escape the same characters; they write five of the</w:t>
-      </w:r>
-    </w:p>
-    <w:p>
-      <w:pPr>
-        <w:pStyle w:val="SourceCode"/>
-      </w:pPr>
-      <w:r>
-        <w:t xml:space="preserve">    // control characters shorter (\n for a line break), and JSON reads</w:t>
-      </w:r>
-    </w:p>
-    <w:p>
-      <w:pPr>
-        <w:pStyle w:val="SourceCode"/>
-      </w:pPr>
-      <w:r>
-        <w:t xml:space="preserve">    // both forms back as the same character. Remember, bytes(text) gives</w:t>
-      </w:r>
-    </w:p>
-    <w:p>
-      <w:pPr>
-        <w:pStyle w:val="SourceCode"/>
-      </w:pPr>
-      <w:r>
-        <w:t xml:space="preserve">    // the text's bytes, and bytes.concat joins bytes (Lesson 3.14a).</w:t>
-      </w:r>
-    </w:p>
-    <w:p>
-      <w:pPr>
-        <w:pStyle w:val="SourceCode"/>
-      </w:pPr>
-      <w:r>
-        <w:t xml:space="preserve">    function jsonString(string memory plainText)</w:t>
-      </w:r>
-    </w:p>
-    <w:p>
-      <w:pPr>
-        <w:pStyle w:val="SourceCode"/>
-      </w:pPr>
-      <w:r>
-        <w:t xml:space="preserve">        internal</w:t>
-      </w:r>
-    </w:p>
-    <w:p>
-      <w:pPr>
-        <w:pStyle w:val="SourceCode"/>
-      </w:pPr>
-      <w:r>
-        <w:t xml:space="preserve">        pure</w:t>
-      </w:r>
-    </w:p>
-    <w:p>
-      <w:pPr>
-        <w:pStyle w:val="SourceCode"/>
-      </w:pPr>
-      <w:r>
-        <w:t xml:space="preserve">        returns (string memory)</w:t>
-      </w:r>
-    </w:p>
-    <w:p>
-      <w:pPr>
-        <w:pStyle w:val="SourceCode"/>
-      </w:pPr>
-      <w:r>
-        <w:t xml:space="preserve">    {</w:t>
-      </w:r>
-    </w:p>
-    <w:p>
-      <w:pPr>
-        <w:pStyle w:val="SourceCode"/>
-      </w:pPr>
-      <w:r>
-        <w:t xml:space="preserve">        bytes memory plainBytes = bytes(plainText);</w:t>
-      </w:r>
-    </w:p>
-    <w:p>
-      <w:pPr>
-        <w:pStyle w:val="SourceCode"/>
-      </w:pPr>
-      <w:r>
-        <w:t xml:space="preserve">        bytes memory escaped = "";</w:t>
-      </w:r>
-    </w:p>
-    <w:p>
-      <w:pPr>
-        <w:pStyle w:val="SourceCode"/>
-      </w:pPr>
-      <w:r>
-        <w:t xml:space="preserve">        for (uint256 position = 0; position &lt; plainBytes.length; position++) {</w:t>
-      </w:r>
-    </w:p>
-    <w:p>
-      <w:pPr>
-        <w:pStyle w:val="SourceCode"/>
-      </w:pPr>
-      <w:r>
-        <w:t xml:space="preserve">            bytes1 character = plainBytes[position];</w:t>
-      </w:r>
-    </w:p>
-    <w:p>
-      <w:pPr>
-        <w:pStyle w:val="SourceCode"/>
-      </w:pPr>
-      <w:r>
-        <w:t xml:space="preserve">            // uint8(character) is the byte's number, 0 to 255; / 16 and</w:t>
-      </w:r>
-    </w:p>
-    <w:p>
-      <w:pPr>
-        <w:pStyle w:val="SourceCode"/>
-      </w:pPr>
-      <w:r>
-        <w:t xml:space="preserve">            // % 16 give its two hex digits, each found in HEX_DIGITS.</w:t>
-      </w:r>
-    </w:p>
-    <w:p>
-      <w:pPr>
-        <w:pStyle w:val="SourceCode"/>
-      </w:pPr>
-      <w:r>
-        <w:t xml:space="preserve">            uint8 characterCode = uint8(character);</w:t>
-      </w:r>
-    </w:p>
-    <w:p>
-      <w:pPr>
-        <w:pStyle w:val="SourceCode"/>
-      </w:pPr>
-      <w:r>
-        <w:t xml:space="preserve">            if (characterCode &lt; 32) {</w:t>
-      </w:r>
-    </w:p>
-    <w:p>
-      <w:pPr>
-        <w:pStyle w:val="SourceCode"/>
-      </w:pPr>
-      <w:r>
-        <w:t xml:space="preserve">                escaped = bytes.concat(escaped, "\\u00",</w:t>
-      </w:r>
-    </w:p>
-    <w:p>
-      <w:pPr>
-        <w:pStyle w:val="SourceCode"/>
-      </w:pPr>
-      <w:r>
-        <w:t xml:space="preserve">                                       bytes(HEX_DIGITS)[characterCode / 16],</w:t>
-      </w:r>
-    </w:p>
-    <w:p>
-      <w:pPr>
-        <w:pStyle w:val="SourceCode"/>
-      </w:pPr>
-      <w:r>
-        <w:t xml:space="preserve">                                       bytes(HEX_DIGITS)[characterCode % 16]);</w:t>
-      </w:r>
-    </w:p>
-    <w:p>
-      <w:pPr>
-        <w:pStyle w:val="SourceCode"/>
-      </w:pPr>
-      <w:r>
-        <w:t xml:space="preserve">            } else {</w:t>
-      </w:r>
-    </w:p>
-    <w:p>
-      <w:pPr>
-        <w:pStyle w:val="SourceCode"/>
-      </w:pPr>
-      <w:r>
-        <w:t xml:space="preserve">                if (character == '"' || character == "\\") {</w:t>
-      </w:r>
-    </w:p>
-    <w:p>
-      <w:pPr>
-        <w:pStyle w:val="SourceCode"/>
-      </w:pPr>
-      <w:r>
-        <w:t xml:space="preserve">                    escaped = bytes.concat(escaped, "\\");</w:t>
-      </w:r>
-    </w:p>
-    <w:p>
-      <w:pPr>
-        <w:pStyle w:val="SourceCode"/>
-      </w:pPr>
-      <w:r>
-        <w:t xml:space="preserve">                }</w:t>
-      </w:r>
-    </w:p>
-    <w:p>
-      <w:pPr>
-        <w:pStyle w:val="SourceCode"/>
-      </w:pPr>
-      <w:r>
-        <w:t xml:space="preserve">                escaped = bytes.concat(escaped, character);</w:t>
-      </w:r>
-    </w:p>
-    <w:p>
-      <w:pPr>
-        <w:pStyle w:val="SourceCode"/>
-      </w:pPr>
-      <w:r>
-        <w:t xml:space="preserve">            }</w:t>
-      </w:r>
-    </w:p>
-    <w:p>
-      <w:pPr>
-        <w:pStyle w:val="SourceCode"/>
-      </w:pPr>
-      <w:r>
-        <w:t xml:space="preserve">        }</w:t>
-      </w:r>
-    </w:p>
-    <w:p>
-      <w:pPr>
-        <w:pStyle w:val="SourceCode"/>
-      </w:pPr>
-      <w:r>
-        <w:t xml:space="preserve">        return string.concat('"', string(escaped), '"');</w:t>
-      </w:r>
-    </w:p>
-    <w:p>
-      <w:pPr>
-        <w:pStyle w:val="SourceCode"/>
-      </w:pPr>
-      <w:r>
-        <w:t xml:space="preserve">    }</w:t>
-      </w:r>
-    </w:p>
-    <w:p>
-      <w:pPr>
-        <w:pStyle w:val="SourceCode"/>
-      </w:pPr>
-    </w:p>
-    <w:p>
-      <w:pPr>
-        <w:pStyle w:val="SourceCode"/>
-      </w:pPr>
-      <w:r>
-        <w:t xml:space="preserve">    // One contact as Lesson 5.8a's JSON object, with null for no phone.</w:t>
-      </w:r>
-    </w:p>
-    <w:p>
-      <w:pPr>
-        <w:pStyle w:val="SourceCode"/>
-      </w:pPr>
-      <w:r>
-        <w:t xml:space="preserve">    function contactToJson(Contact memory contact)</w:t>
-      </w:r>
-    </w:p>
-    <w:p>
-      <w:pPr>
-        <w:pStyle w:val="SourceCode"/>
-      </w:pPr>
-      <w:r>
-        <w:t xml:space="preserve">        internal</w:t>
-      </w:r>
-    </w:p>
-    <w:p>
-      <w:pPr>
-        <w:pStyle w:val="SourceCode"/>
-      </w:pPr>
-      <w:r>
-        <w:t xml:space="preserve">        pure</w:t>
-      </w:r>
-    </w:p>
-    <w:p>
-      <w:pPr>
-        <w:pStyle w:val="SourceCode"/>
-      </w:pPr>
-      <w:r>
-        <w:t xml:space="preserve">        returns (string memory)</w:t>
-      </w:r>
-    </w:p>
-    <w:p>
-      <w:pPr>
-        <w:pStyle w:val="SourceCode"/>
-      </w:pPr>
-      <w:r>
-        <w:t xml:space="preserve">    {</w:t>
-      </w:r>
-    </w:p>
-    <w:p>
-      <w:pPr>
-        <w:pStyle w:val="SourceCode"/>
-      </w:pPr>
-      <w:r>
-        <w:t xml:space="preserve">        string memory phoneJson = "null";</w:t>
-      </w:r>
-    </w:p>
-    <w:p>
-      <w:pPr>
-        <w:pStyle w:val="SourceCode"/>
-      </w:pPr>
-      <w:r>
-        <w:t xml:space="preserve">        if (bytes(contact.phone).length &gt; 0) {</w:t>
-      </w:r>
-    </w:p>
-    <w:p>
-      <w:pPr>
-        <w:pStyle w:val="SourceCode"/>
-      </w:pPr>
-      <w:r>
-        <w:t xml:space="preserve">            phoneJson = jsonString(contact.phone);</w:t>
-      </w:r>
-    </w:p>
-    <w:p>
-      <w:pPr>
-        <w:pStyle w:val="SourceCode"/>
-      </w:pPr>
-      <w:r>
-        <w:t xml:space="preserve">        }</w:t>
-      </w:r>
-    </w:p>
-    <w:p>
-      <w:pPr>
-        <w:pStyle w:val="SourceCode"/>
-      </w:pPr>
-      <w:r>
-        <w:t xml:space="preserve">        return string.concat('{"id":', numberText(contact.id),</w:t>
-      </w:r>
-    </w:p>
-    <w:p>
-      <w:pPr>
-        <w:pStyle w:val="SourceCode"/>
-      </w:pPr>
-      <w:r>
-        <w:t xml:space="preserve">                             ',"name":', jsonString(contact.fullName),</w:t>
-      </w:r>
-    </w:p>
-    <w:p>
-      <w:pPr>
-        <w:pStyle w:val="SourceCode"/>
-      </w:pPr>
-      <w:r>
-        <w:t xml:space="preserve">                             ',"email":', jsonString(contact.email),</w:t>
-      </w:r>
-    </w:p>
-    <w:p>
-      <w:pPr>
-        <w:pStyle w:val="SourceCode"/>
-      </w:pPr>
-      <w:r>
-        <w:t xml:space="preserve">                             ',"phone":', phoneJson, "}");</w:t>
-      </w:r>
-    </w:p>
-    <w:p>
-      <w:pPr>
-        <w:pStyle w:val="SourceCode"/>
-      </w:pPr>
-      <w:r>
-        <w:t xml:space="preserve">    }</w:t>
-      </w:r>
-    </w:p>
-    <w:p>
-      <w:pPr>
-        <w:pStyle w:val="SourceCode"/>
-      </w:pPr>
-    </w:p>
-    <w:p>
-      <w:pPr>
-        <w:pStyle w:val="SourceCode"/>
-      </w:pPr>
-      <w:r>
-        <w:t xml:space="preserve">    // GET /api/v1/contacts/{id}: one contact, or the error body. An id the</w:t>
-      </w:r>
-    </w:p>
-    <w:p>
-      <w:pPr>
-        <w:pStyle w:val="SourceCode"/>
-      </w:pPr>
-      <w:r>
-        <w:t xml:space="preserve">    // INT column could not hold is invalid_input; an id no contact has is</w:t>
-      </w:r>
-    </w:p>
-    <w:p>
-      <w:pPr>
-        <w:pStyle w:val="SourceCode"/>
-      </w:pPr>
-      <w:r>
-        <w:t xml:space="preserve">    // not_found, because its entry reads as zero values.</w:t>
-      </w:r>
-    </w:p>
-    <w:p>
-      <w:pPr>
-        <w:pStyle w:val="SourceCode"/>
-      </w:pPr>
-      <w:r>
-        <w:t xml:space="preserve">    function getContact(uint256 contactId)</w:t>
-      </w:r>
-    </w:p>
-    <w:p>
-      <w:pPr>
-        <w:pStyle w:val="SourceCode"/>
-      </w:pPr>
-      <w:r>
-        <w:t xml:space="preserve">        external</w:t>
-      </w:r>
-    </w:p>
-    <w:p>
-      <w:pPr>
-        <w:pStyle w:val="SourceCode"/>
-      </w:pPr>
-      <w:r>
-        <w:t xml:space="preserve">        view</w:t>
-      </w:r>
-    </w:p>
-    <w:p>
-      <w:pPr>
-        <w:pStyle w:val="SourceCode"/>
-      </w:pPr>
-      <w:r>
-        <w:t xml:space="preserve">        returns (string memory)</w:t>
-      </w:r>
-    </w:p>
-    <w:p>
-      <w:pPr>
-        <w:pStyle w:val="SourceCode"/>
-      </w:pPr>
-      <w:r>
-        <w:t xml:space="preserve">    {</w:t>
-      </w:r>
-    </w:p>
-    <w:p>
-      <w:pPr>
-        <w:pStyle w:val="SourceCode"/>
-      </w:pPr>
-      <w:r>
-        <w:t xml:space="preserve">        if (contactId == 0 || contactId &gt; ID_LIMIT) {</w:t>
-      </w:r>
-    </w:p>
-    <w:p>
-      <w:pPr>
-        <w:pStyle w:val="SourceCode"/>
-      </w:pPr>
-      <w:r>
-        <w:t xml:space="preserve">            revert(BAD_ID_JSON);</w:t>
-      </w:r>
-    </w:p>
-    <w:p>
-      <w:pPr>
-        <w:pStyle w:val="SourceCode"/>
-      </w:pPr>
-      <w:r>
-        <w:t xml:space="preserve">        }</w:t>
-      </w:r>
-    </w:p>
-    <w:p>
-      <w:pPr>
-        <w:pStyle w:val="SourceCode"/>
-      </w:pPr>
-      <w:r>
-        <w:t xml:space="preserve">        Contact memory contact = contacts[contactId];</w:t>
-      </w:r>
-    </w:p>
-    <w:p>
-      <w:pPr>
-        <w:pStyle w:val="SourceCode"/>
-      </w:pPr>
-      <w:r>
-        <w:t xml:space="preserve">        if (contact.id == 0) {</w:t>
-      </w:r>
-    </w:p>
-    <w:p>
-      <w:pPr>
-        <w:pStyle w:val="SourceCode"/>
-      </w:pPr>
-      <w:r>
-        <w:t xml:space="preserve">            revert(string.concat('{"code":"not_found","message":',</w:t>
-      </w:r>
-    </w:p>
-    <w:p>
-      <w:pPr>
-        <w:pStyle w:val="SourceCode"/>
-      </w:pPr>
-      <w:r>
-        <w:t xml:space="preserve">                                 '"no contact with id ',</w:t>
-      </w:r>
-    </w:p>
-    <w:p>
-      <w:pPr>
-        <w:pStyle w:val="SourceCode"/>
-      </w:pPr>
-      <w:r>
-        <w:t xml:space="preserve">                                 numberText(contactId), '"}'));</w:t>
-      </w:r>
-    </w:p>
-    <w:p>
-      <w:pPr>
-        <w:pStyle w:val="SourceCode"/>
-      </w:pPr>
-      <w:r>
-        <w:t xml:space="preserve">        }</w:t>
-      </w:r>
-    </w:p>
-    <w:p>
-      <w:pPr>
-        <w:pStyle w:val="SourceCode"/>
-      </w:pPr>
-      <w:r>
-        <w:t xml:space="preserve">        return contactToJson(contact);</w:t>
-      </w:r>
-    </w:p>
-    <w:p>
-      <w:pPr>
-        <w:pStyle w:val="SourceCode"/>
-      </w:pPr>
-      <w:r>
-        <w:t xml:space="preserve">    }</w:t>
-      </w:r>
-    </w:p>
-    <w:p>
-      <w:pPr>
-        <w:pStyle w:val="SourceCode"/>
-      </w:pPr>
-    </w:p>
-    <w:p>
-      <w:pPr>
-        <w:pStyle w:val="SourceCode"/>
-      </w:pPr>
-      <w:r>
-        <w:t xml:space="preserve">    // Remember, comesBefore is true when first belongs before second in</w:t>
-      </w:r>
-    </w:p>
-    <w:p>
-      <w:pPr>
-        <w:pStyle w:val="SourceCode"/>
-      </w:pPr>
-      <w:r>
-        <w:t xml:space="preserve">    // ordinal order (Lesson 2.6a).</w:t>
-      </w:r>
-    </w:p>
-    <w:p>
-      <w:pPr>
-        <w:pStyle w:val="SourceCode"/>
-      </w:pPr>
-      <w:r>
-        <w:t xml:space="preserve">    function comesBefore(string memory first, string memory second)</w:t>
-      </w:r>
-    </w:p>
-    <w:p>
-      <w:pPr>
-        <w:pStyle w:val="SourceCode"/>
-      </w:pPr>
-      <w:r>
-        <w:t xml:space="preserve">        internal</w:t>
-      </w:r>
-    </w:p>
-    <w:p>
-      <w:pPr>
-        <w:pStyle w:val="SourceCode"/>
-      </w:pPr>
-      <w:r>
-        <w:t xml:space="preserve">        pure</w:t>
-      </w:r>
-    </w:p>
-    <w:p>
-      <w:pPr>
-        <w:pStyle w:val="SourceCode"/>
-      </w:pPr>
-      <w:r>
-        <w:t xml:space="preserve">        returns (bool)</w:t>
-      </w:r>
-    </w:p>
-    <w:p>
-      <w:pPr>
-        <w:pStyle w:val="SourceCode"/>
-      </w:pPr>
-      <w:r>
-        <w:t xml:space="preserve">    {</w:t>
-      </w:r>
-    </w:p>
-    <w:p>
-      <w:pPr>
-        <w:pStyle w:val="SourceCode"/>
-      </w:pPr>
-      <w:r>
-        <w:t xml:space="preserve">        bytes memory firstBytes = bytes(first);</w:t>
-      </w:r>
-    </w:p>
-    <w:p>
-      <w:pPr>
-        <w:pStyle w:val="SourceCode"/>
-      </w:pPr>
-      <w:r>
-        <w:t xml:space="preserve">        bytes memory secondBytes = bytes(second);</w:t>
-      </w:r>
-    </w:p>
-    <w:p>
-      <w:pPr>
-        <w:pStyle w:val="SourceCode"/>
-      </w:pPr>
-      <w:r>
-        <w:t xml:space="preserve">        for (uint256 position = 0;</w:t>
-      </w:r>
-    </w:p>
-    <w:p>
-      <w:pPr>
-        <w:pStyle w:val="SourceCode"/>
-      </w:pPr>
-      <w:r>
-        <w:t xml:space="preserve">             position &lt; firstBytes.length &amp;&amp; position &lt; secondBytes.length;</w:t>
-      </w:r>
-    </w:p>
-    <w:p>
-      <w:pPr>
-        <w:pStyle w:val="SourceCode"/>
-      </w:pPr>
-      <w:r>
-        <w:t xml:space="preserve">             position++) {</w:t>
-      </w:r>
-    </w:p>
-    <w:p>
-      <w:pPr>
-        <w:pStyle w:val="SourceCode"/>
-      </w:pPr>
-      <w:r>
-        <w:t xml:space="preserve">            if (firstBytes[position] != secondBytes[position]) {</w:t>
-      </w:r>
-    </w:p>
-    <w:p>
-      <w:pPr>
-        <w:pStyle w:val="SourceCode"/>
-      </w:pPr>
-      <w:r>
-        <w:t xml:space="preserve">                return uint8(firstBytes[position])</w:t>
-      </w:r>
-    </w:p>
-    <w:p>
-      <w:pPr>
-        <w:pStyle w:val="SourceCode"/>
-      </w:pPr>
-      <w:r>
-        <w:t xml:space="preserve">                    &lt; uint8(secondBytes[position]);</w:t>
-      </w:r>
-    </w:p>
-    <w:p>
-      <w:pPr>
-        <w:pStyle w:val="SourceCode"/>
-      </w:pPr>
-      <w:r>
-        <w:t xml:space="preserve">            }</w:t>
-      </w:r>
-    </w:p>
-    <w:p>
-      <w:pPr>
-        <w:pStyle w:val="SourceCode"/>
-      </w:pPr>
-      <w:r>
-        <w:t xml:space="preserve">        }</w:t>
-      </w:r>
-    </w:p>
-    <w:p>
-      <w:pPr>
-        <w:pStyle w:val="SourceCode"/>
-      </w:pPr>
-      <w:r>
-        <w:t xml:space="preserve">        return firstBytes.length &lt; secondBytes.length;</w:t>
-      </w:r>
-    </w:p>
-    <w:p>
-      <w:pPr>
-        <w:pStyle w:val="SourceCode"/>
-      </w:pPr>
-      <w:r>
-        <w:t xml:space="preserve">    }</w:t>
-      </w:r>
-    </w:p>
-    <w:p>
-      <w:pPr>
-        <w:pStyle w:val="SourceCode"/>
-      </w:pPr>
-    </w:p>
-    <w:p>
-      <w:pPr>
-        <w:pStyle w:val="SourceCode"/>
-      </w:pPr>
-      <w:r>
-        <w:t xml:space="preserve">    // Remember, belongsBeforeByName orders by name, then id, as ORDER BY</w:t>
-      </w:r>
-    </w:p>
-    <w:p>
-      <w:pPr>
-        <w:pStyle w:val="SourceCode"/>
-      </w:pPr>
-      <w:r>
-        <w:t xml:space="preserve">    // name, id does (Lesson 4.10a); two names are the same when their</w:t>
-      </w:r>
-    </w:p>
-    <w:p>
-      <w:pPr>
-        <w:pStyle w:val="SourceCode"/>
-      </w:pPr>
-      <w:r>
-        <w:t xml:space="preserve">    // keccak256 fingerprints are (Lesson 2.5a).</w:t>
-      </w:r>
-    </w:p>
-    <w:p>
-      <w:pPr>
-        <w:pStyle w:val="SourceCode"/>
-      </w:pPr>
-      <w:r>
-        <w:t xml:space="preserve">    function belongsBeforeByName(Contact memory first, Contact memory second)</w:t>
-      </w:r>
-    </w:p>
-    <w:p>
-      <w:pPr>
-        <w:pStyle w:val="SourceCode"/>
-      </w:pPr>
-      <w:r>
-        <w:t xml:space="preserve">        internal</w:t>
-      </w:r>
-    </w:p>
-    <w:p>
-      <w:pPr>
-        <w:pStyle w:val="SourceCode"/>
-      </w:pPr>
-      <w:r>
-        <w:t xml:space="preserve">        pure</w:t>
-      </w:r>
-    </w:p>
-    <w:p>
-      <w:pPr>
-        <w:pStyle w:val="SourceCode"/>
-      </w:pPr>
-      <w:r>
-        <w:t xml:space="preserve">        returns (bool)</w:t>
-      </w:r>
-    </w:p>
-    <w:p>
-      <w:pPr>
-        <w:pStyle w:val="SourceCode"/>
-      </w:pPr>
-      <w:r>
-        <w:t xml:space="preserve">    {</w:t>
-      </w:r>
-    </w:p>
-    <w:p>
-      <w:pPr>
-        <w:pStyle w:val="SourceCode"/>
-      </w:pPr>
-      <w:r>
-        <w:t xml:space="preserve">        if (keccak256(bytes(first.fullName)) ==</w:t>
-      </w:r>
-    </w:p>
-    <w:p>
-      <w:pPr>
-        <w:pStyle w:val="SourceCode"/>
-      </w:pPr>
-      <w:r>
-        <w:t xml:space="preserve">                keccak256(bytes(second.fullName))) {</w:t>
-      </w:r>
-    </w:p>
-    <w:p>
-      <w:pPr>
-        <w:pStyle w:val="SourceCode"/>
-      </w:pPr>
-      <w:r>
-        <w:t xml:space="preserve">            return first.id &lt; second.id;</w:t>
-      </w:r>
-    </w:p>
-    <w:p>
-      <w:pPr>
-        <w:pStyle w:val="SourceCode"/>
-      </w:pPr>
-      <w:r>
-        <w:t xml:space="preserve">        }</w:t>
-      </w:r>
-    </w:p>
-    <w:p>
-      <w:pPr>
-        <w:pStyle w:val="SourceCode"/>
-      </w:pPr>
-      <w:r>
-        <w:t xml:space="preserve">        return comesBefore(first.fullName, second.fullName);</w:t>
-      </w:r>
-    </w:p>
-    <w:p>
-      <w:pPr>
-        <w:pStyle w:val="SourceCode"/>
-      </w:pPr>
-      <w:r>
-        <w:t xml:space="preserve">    }</w:t>
-      </w:r>
-    </w:p>
-    <w:p>
-      <w:pPr>
-        <w:pStyle w:val="SourceCode"/>
-      </w:pPr>
-    </w:p>
-    <w:p>
-      <w:pPr>
-        <w:pStyle w:val="SourceCode"/>
-      </w:pPr>
-      <w:r>
-        <w:t xml:space="preserve">    // GET /api/v1/contacts: every contact, in name order, as one JSON</w:t>
-      </w:r>
-    </w:p>
-    <w:p>
-      <w:pPr>
-        <w:pStyle w:val="SourceCode"/>
-      </w:pPr>
-      <w:r>
-        <w:t xml:space="preserve">    // array; [] when there are none, because an empty collection still</w:t>
-      </w:r>
-    </w:p>
-    <w:p>
-      <w:pPr>
-        <w:pStyle w:val="SourceCode"/>
-      </w:pPr>
-      <w:r>
-        <w:t xml:space="preserve">    // exists. A contract has no ORDER BY, so the view function sorts a</w:t>
-      </w:r>
-    </w:p>
-    <w:p>
-      <w:pPr>
-        <w:pStyle w:val="SourceCode"/>
-      </w:pPr>
-      <w:r>
-        <w:t xml:space="preserve">    // memory copy with Lesson 4.10a's swap loop; a call runs on the node</w:t>
-      </w:r>
-    </w:p>
-    <w:p>
-      <w:pPr>
-        <w:pStyle w:val="SourceCode"/>
-      </w:pPr>
-      <w:r>
-        <w:t xml:space="preserve">    // and costs the caller nothing, but a transaction that called it</w:t>
-      </w:r>
-    </w:p>
-    <w:p>
-      <w:pPr>
-        <w:pStyle w:val="SourceCode"/>
-      </w:pPr>
-      <w:r>
-        <w:t xml:space="preserve">    // would pay gas for every step.</w:t>
-      </w:r>
-    </w:p>
-    <w:p>
-      <w:pPr>
-        <w:pStyle w:val="SourceCode"/>
-      </w:pPr>
-      <w:r>
-        <w:t xml:space="preserve">    function getContacts() external view returns (string memory) {</w:t>
-      </w:r>
-    </w:p>
-    <w:p>
-      <w:pPr>
-        <w:pStyle w:val="SourceCode"/>
-      </w:pPr>
-      <w:r>
-        <w:t xml:space="preserve">        Contact[] memory found = new Contact[](lastId);</w:t>
-      </w:r>
-    </w:p>
-    <w:p>
-      <w:pPr>
-        <w:pStyle w:val="SourceCode"/>
-      </w:pPr>
-      <w:r>
-        <w:t xml:space="preserve">        for (uint256 index = 0; index &lt; lastId; index++) {</w:t>
-      </w:r>
-    </w:p>
-    <w:p>
-      <w:pPr>
-        <w:pStyle w:val="SourceCode"/>
-      </w:pPr>
-      <w:r>
-        <w:t xml:space="preserve">            found[index] = contacts[index + 1];</w:t>
-      </w:r>
-    </w:p>
-    <w:p>
-      <w:pPr>
-        <w:pStyle w:val="SourceCode"/>
-      </w:pPr>
-      <w:r>
-        <w:t xml:space="preserve">        }</w:t>
-      </w:r>
-    </w:p>
-    <w:p>
-      <w:pPr>
-        <w:pStyle w:val="SourceCode"/>
-      </w:pPr>
-      <w:r>
-        <w:t xml:space="preserve">        for (uint256 position = 0; position &lt; found.length; position++) {</w:t>
-      </w:r>
-    </w:p>
-    <w:p>
-      <w:pPr>
-        <w:pStyle w:val="SourceCode"/>
-      </w:pPr>
-      <w:r>
-        <w:t xml:space="preserve">            for (uint256 later = position + 1; later &lt; found.length;</w:t>
-      </w:r>
-    </w:p>
-    <w:p>
-      <w:pPr>
-        <w:pStyle w:val="SourceCode"/>
-      </w:pPr>
-      <w:r>
-        <w:t xml:space="preserve">                 later++) {</w:t>
-      </w:r>
-    </w:p>
-    <w:p>
-      <w:pPr>
-        <w:pStyle w:val="SourceCode"/>
-      </w:pPr>
-      <w:r>
-        <w:t xml:space="preserve">                if (belongsBeforeByName(found[later], found[position])) {</w:t>
-      </w:r>
-    </w:p>
-    <w:p>
-      <w:pPr>
-        <w:pStyle w:val="SourceCode"/>
-      </w:pPr>
-      <w:r>
-        <w:t xml:space="preserve">                    Contact memory held = found[position];</w:t>
-      </w:r>
-    </w:p>
-    <w:p>
-      <w:pPr>
-        <w:pStyle w:val="SourceCode"/>
-      </w:pPr>
-      <w:r>
-        <w:t xml:space="preserve">                    found[position] = found[later];</w:t>
-      </w:r>
-    </w:p>
-    <w:p>
-      <w:pPr>
-        <w:pStyle w:val="SourceCode"/>
-      </w:pPr>
-      <w:r>
-        <w:t xml:space="preserve">                    found[later] = held;</w:t>
-      </w:r>
-    </w:p>
-    <w:p>
-      <w:pPr>
-        <w:pStyle w:val="SourceCode"/>
-      </w:pPr>
-      <w:r>
-        <w:t xml:space="preserve">                }</w:t>
-      </w:r>
-    </w:p>
-    <w:p>
-      <w:pPr>
-        <w:pStyle w:val="SourceCode"/>
-      </w:pPr>
-      <w:r>
-        <w:t xml:space="preserve">            }</w:t>
-      </w:r>
-    </w:p>
-    <w:p>
-      <w:pPr>
-        <w:pStyle w:val="SourceCode"/>
-      </w:pPr>
-      <w:r>
-        <w:t xml:space="preserve">        }</w:t>
-      </w:r>
-    </w:p>
-    <w:p>
-      <w:pPr>
-        <w:pStyle w:val="SourceCode"/>
-      </w:pPr>
-      <w:r>
-        <w:t xml:space="preserve">        string memory arrayJson = "[";</w:t>
-      </w:r>
-    </w:p>
-    <w:p>
-      <w:pPr>
-        <w:pStyle w:val="SourceCode"/>
-      </w:pPr>
-      <w:r>
-        <w:t xml:space="preserve">        for (uint256 index = 0; index &lt; found.length; index++) {</w:t>
-      </w:r>
-    </w:p>
-    <w:p>
-      <w:pPr>
-        <w:pStyle w:val="SourceCode"/>
-      </w:pPr>
-      <w:r>
-        <w:t xml:space="preserve">            if (index &gt; 0) {</w:t>
-      </w:r>
-    </w:p>
-    <w:p>
-      <w:pPr>
-        <w:pStyle w:val="SourceCode"/>
-      </w:pPr>
-      <w:r>
-        <w:t xml:space="preserve">                arrayJson = string.concat(arrayJson, ",");</w:t>
-      </w:r>
-    </w:p>
-    <w:p>
-      <w:pPr>
-        <w:pStyle w:val="SourceCode"/>
-      </w:pPr>
-      <w:r>
-        <w:t xml:space="preserve">            }</w:t>
-      </w:r>
-    </w:p>
-    <w:p>
-      <w:pPr>
-        <w:pStyle w:val="SourceCode"/>
-      </w:pPr>
-      <w:r>
-        <w:t xml:space="preserve">            arrayJson = string.concat(arrayJson, contactToJson(found[index]));</w:t>
-      </w:r>
-    </w:p>
-    <w:p>
-      <w:pPr>
-        <w:pStyle w:val="SourceCode"/>
-      </w:pPr>
-      <w:r>
-        <w:t xml:space="preserve">        }</w:t>
-      </w:r>
-    </w:p>
-    <w:p>
-      <w:pPr>
-        <w:pStyle w:val="SourceCode"/>
-      </w:pPr>
-      <w:r>
-        <w:t xml:space="preserve">        return string.concat(arrayJson, "]");</w:t>
-      </w:r>
-    </w:p>
-    <w:p>
-      <w:pPr>
-        <w:pStyle w:val="SourceCode"/>
-      </w:pPr>
-      <w:r>
-        <w:t xml:space="preserve">    }</w:t>
-      </w:r>
-    </w:p>
-    <w:p>
-      <w:pPr>
-        <w:pStyle w:val="SourceCode"/>
-      </w:pPr>
-    </w:p>
-    <w:p>
-      <w:pPr>
-        <w:pStyle w:val="SourceCode"/>
-      </w:pPr>
-      <w:r>
-        <w:t xml:space="preserve">    // Remember, fallback refuses every function this contract does not</w:t>
-      </w:r>
-    </w:p>
-    <w:p>
-      <w:pPr>
-        <w:pStyle w:val="SourceCode"/>
-      </w:pPr>
-      <w:r>
-        <w:t xml:space="preserve">    // have with the not-found body.</w:t>
-      </w:r>
-    </w:p>
-    <w:p>
-      <w:pPr>
-        <w:pStyle w:val="SourceCode"/>
-      </w:pPr>
-      <w:r>
-        <w:t xml:space="preserve">    fallback() external {</w:t>
-      </w:r>
-    </w:p>
-    <w:p>
-      <w:pPr>
-        <w:pStyle w:val="SourceCode"/>
-        <w:keepNext/>
-      </w:pPr>
-      <w:r>
-        <w:t xml:space="preserve">        revert(NOT_FOUND_JSON);</w:t>
-      </w:r>
-    </w:p>
-    <w:p>
-      <w:pPr>
-        <w:pStyle w:val="SourceCode"/>
-        <w:keepNext/>
-      </w:pPr>
-      <w:r>
-        <w:t xml:space="preserve">    }</w:t>
-      </w:r>
-    </w:p>
-    <w:p>
-      <w:pPr>
-        <w:pStyle w:val="SourceCode"/>
-      </w:pPr>
-      <w:r>
-        <w:t>}</w:t>
+        <w:t>The Production-Minded contract, saved in the Basic Implementation, is Lesson 6.7a's ContactApi, with addContact, replaceContact, getContact, getContacts, health, and the fallback unchanged, plus patchContact, the PATCH endpoint: it checks the id range, then that the patch names a field, then that the contact exists, merges, and returns Lesson 6.7a's replaceContact of the merged contact, so PUT and PATCH share one set of checks and one write. DeployContactApi, copied from Lesson 6.7a, stores the three contac</w:t>
+      </w:r>
+      <w:r>
+        <w:t>ts. The Client Run is the Basic one, and the Call Check is the curl Check's counterpart.</w:t>
       </w:r>
     </w:p>
     <w:p>
@@ -58638,7 +59070,10 @@
     </w:p>
     <w:p>
       <w:r>
-        <w:t>Cargo.toml names the Rust project, patch_requests, and pins Lesson 6.7a's crates at the same versions. src/lib.rs, printed in the Rust section, makes the project a library too. Cargo.lock and foundry.toml are not printed: step 2 copies Lesson 6.7a's; never edit the lock by hand.</w:t>
+        <w:t xml:space="preserve">This is the file the setup commands wrote, shown here so you can check yours. The comments are the course's notes on each line; cargo add writes the same names, versions, and features without them, and its blank lines and layout may differ. Cargo.toml names the Rust project, patch_requests, and pins Lesson 6.7a's crates at the same versions. src/lib.rs, printed in the Rust section, makes the project a library too. Cargo.lock and foundry.toml are not printed: step 2 copies Lesson 6.7a's; never edit the lock </w:t>
+      </w:r>
+      <w:r>
+        <w:t>by hand.</w:t>
       </w:r>
     </w:p>
     <w:p>
@@ -59721,7 +60156,10 @@
     </w:p>
     <w:p>
       <w:r>
-        <w:t>The Contact Manager REST API's EXTENDED companion answers Update contact fields with exactly this handler, patch_from_json, names_a_field, and apply_patch, in contact_patch beside Lesson 6.5a's contact store, Lesson 6.6a's contact_create, and Lesson 6.7a's contact_replace, so PUT and PATCH share one set of checks and one UPDATE. Lesson 6.9a's DELETE adds the last of the four changing methods. In Solidity, ContactApi's patchContact carries on beside replaceContact, and Lesson 6.16a lets only an approved sender call either.</w:t>
+        <w:t>The Contact Manager REST API's EXTENDED companion answers Update contact fields with exactly this handler, patch_from_json, names_a_field, and apply_patch, in contact_patch beside Lesson 6.5a's contact store, Lesson 6.6a's contact_create, and Lesson 6.7a's contact_replace, so PUT and PATCH share one set of checks and one UPDATE. Lesson 6.9a's DELETE adds the last of the four changing methods. In Solidity, ContactApi's patchContact carries on beside replaceContact, and Lesson 6.16a lets only an approved send</w:t>
+      </w:r>
+      <w:r>
+        <w:t>er call either.</w:t>
       </w:r>
     </w:p>
     <w:p>
@@ -59749,7 +60187,10 @@
     </w:p>
     <w:p>
       <w:r>
-        <w:t>Show that this API's PATCH is idempotent. In the Production-Minded client, after the clearing PATCH's answer, send the same clearing PATCH again with the same client and the same body: PATCH /api/v1/contacts/3 with clear_phone_json (ClearPhoneJson in Erlang). Store its answer in repeat_response (RepeatResponse in Erlang), check its status code for 0 exactly as main checks the others, and print it with print_response. Then, as Lesson 6.7a's client did, print Same answer both times: yes when its status and body equal clear_response's (ClearResponse's), and Same answer both times: no when they do not.</w:t>
+        <w:t>Show that this API's PATCH is idempotent. In the Production-Minded client, after the clearing PATCH's answer, send the same clearing PATCH again with the same client and the same body: PATCH /api/v1/contacts/3 with clear_phone_json (ClearPhoneJson in Erlang). Store its answer in repeat_response (RepeatResponse in Erlang), check its status code for 0 exactly as main checks the others, and print it with print_response. Then, as Lesson 6.7a's client did, print Same answer both times: yes when its status and bo</w:t>
+      </w:r>
+      <w:r>
+        <w:t>dy equal clear_response's (ClearResponse's), and Same answer both times: no when they do not.</w:t>
       </w:r>
     </w:p>
     <w:p>
@@ -59911,7 +60352,10 @@
         <w:pStyle w:val="ListBullet"/>
       </w:pPr>
       <w:r>
-        <w:t>In handle_patch_contact, right after the names_a_field check, answer a patch whose email_present is true and whose body_values email is "" (null or empty text) with send_failure, INVALID_INPUT (invalid_input) and EMAIL_CLEARED. It is an input check, so it belongs in step 2, before the connection is opened. Assembly: cmp qword [patch_record + PATCH_EMAIL_PRESENT], 0, then cmp byte [patch_record + PATCH_BODY_VALUES + EMAIL], 0. Rust: patch.email_present &amp;&amp; patch.body_values.email.is_empty(). Erlang: include contact_patch.hrl, then test Patch#contact_patch.email_present andalso BodyValues#contact.email =:= "", where BodyValues is Patch#contact_patch.body_values.</w:t>
+        <w:t>In handle_patch_contact, right after the names_a_field check, answer a patch whose email_present is true and whose body_values email is "" (null or empty text) with send_failure, INVALID_INPUT (invalid_input) and EMAIL_CLEARED. It is an input check, so it belongs in step 2, before the connection is opened. Assembly: cmp qword [patch_record + PATCH_EMAIL_PRESENT], 0, then cmp byte [patch_record + PATCH_BODY_VALUES + EMAIL], 0. Rust: patch.email_present &amp;&amp; patch.body_values.email.is_empty(). Erlang: include c</w:t>
+      </w:r>
+      <w:r>
+        <w:t>ontact_patch.hrl, then test Patch#contact_patch.email_present andalso BodyValues#contact.email =:= "", where BodyValues is Patch#contact_patch.body_values.</w:t>
       </w:r>
     </w:p>
     <w:p>
@@ -59927,7 +60371,10 @@
         <w:pStyle w:val="ListBullet"/>
       </w:pPr>
       <w:r>
-        <w:t>Solidity: add to ContactApi a constant EMAIL_CLEARED_JSON holding {"code":"invalid_input","message":"email cannot be cleared"}, and, right after the check that the patch names a field, revert with it when emailPresent is true and bytes(email).length is 0. Add a last command to the Client Run: the first cast send's line with false '""' true '""' false '""' after the 3, and without --json and what follows it, then $LASTEXITCODE on its own line (echo $? on Linux or macOS). Against the unchanged contract it is refused with email is required; restart anvil, deploy again, and run the Client Run.</w:t>
+        <w:t xml:space="preserve">Solidity: add to ContactApi a constant EMAIL_CLEARED_JSON holding {"code":"invalid_input","message":"email cannot be cleared"}, and, right after the check that the patch names a field, revert with it when emailPresent is true and bytes(email).length is 0. Add a last command to the Client Run: the first cast send's line with false '""' true '""' false '""' after the 3, and without --json and what follows it, then $LASTEXITCODE on its own line (echo $? on Linux or macOS). Against the unchanged contract it is </w:t>
+      </w:r>
+      <w:r>
+        <w:t>refused with email is required; restart anvil, deploy again, and run the Client Run.</w:t>
       </w:r>
     </w:p>
     <w:p>
@@ -60118,7 +60565,7 @@
         <w:pStyle w:val="ListBullet"/>
       </w:pPr>
       <w:r>
-        <w:t>I copied certs, the reset file, my Chapter 5 module, Lesson 6.5a's contact store, Lesson 6.6a's contact_create, Lesson 6.7a's contact_replace, ContactRules, cJSON, mysql-otp, the DLLs, the deploy scripts, Cargo.lock, and foundry.toml from lesson-6.7-extended, and the Copy Check and Library Check matched.</w:t>
+        <w:t>I copied certs, the reset files, my Chapter 5 module, Lesson 6.5a's contact store, Lesson 6.6a's contact_create, Lesson 6.7a's contact_replace, ContactRules, cJSON, mysql-otp, the DLLs, the deploy scripts, Cargo.lock, and foundry.toml from lesson-6.7-extended, and the Copy Check and Library Check matched.</w:t>
       </w:r>
     </w:p>
     <w:p>
@@ -60194,7 +60641,10 @@
     </w:p>
     <w:p>
       <w:r>
-        <w:t>PATCH sends only the fields to change, in every language: a key with text sets the field, null clears it, and a missing key keeps the stored value. patch_from_json lets Lesson 6.6a's contact_from_json check the body and reads it again only to see which keys are there, names_a_field refuses a body that names no field, apply_patch merges into the stored contact, and Lesson 6.7a's replace_contact checks and saves the result, so a name or email of null is 400. Assembly keeps three flags in a record of its own, Rust and Erlang ask the decoded object with contains_key and maps:is_key, and Solidity sends each field as a true or false and a text, saving through replaceContact. Lesson 6.9a's DELETE removes a contact.</w:t>
+        <w:t xml:space="preserve">PATCH sends only the fields to change, in every language: a key with text sets the field, null clears it, and a missing key keeps the stored value. patch_from_json lets Lesson 6.6a's contact_from_json check the body and reads it again only to see which keys are there, names_a_field refuses a body that names no field, apply_patch merges into the stored contact, and Lesson 6.7a's replace_contact checks and saves the result, so a name or email of null is 400. Assembly keeps three flags in a record of its own, </w:t>
+      </w:r>
+      <w:r>
+        <w:t>Rust and Erlang ask the decoded object with contains_key and maps:is_key, and Solidity sends each field as a true or false and a text, saving through replaceContact. Lesson 6.9a's DELETE removes a contact.</w:t>
       </w:r>
     </w:p>
     <w:sectPr>
@@ -60380,31 +60830,31 @@
       </w:rPr>
     </w:lvl>
   </w:abstractNum>
-  <w:num w:numId="1" w16cid:durableId="155347619">
+  <w:num w:numId="1" w16cid:durableId="1472752427">
     <w:abstractNumId w:val="8"/>
   </w:num>
-  <w:num w:numId="2" w16cid:durableId="853882462">
+  <w:num w:numId="2" w16cid:durableId="635112406">
     <w:abstractNumId w:val="6"/>
   </w:num>
-  <w:num w:numId="3" w16cid:durableId="544410317">
+  <w:num w:numId="3" w16cid:durableId="1931352136">
     <w:abstractNumId w:val="5"/>
   </w:num>
-  <w:num w:numId="4" w16cid:durableId="385489674">
+  <w:num w:numId="4" w16cid:durableId="1592081439">
     <w:abstractNumId w:val="4"/>
   </w:num>
-  <w:num w:numId="5" w16cid:durableId="1054432929">
+  <w:num w:numId="5" w16cid:durableId="985667728">
     <w:abstractNumId w:val="7"/>
   </w:num>
-  <w:num w:numId="6" w16cid:durableId="1362124133">
+  <w:num w:numId="6" w16cid:durableId="801340573">
     <w:abstractNumId w:val="3"/>
   </w:num>
-  <w:num w:numId="7" w16cid:durableId="16394981">
+  <w:num w:numId="7" w16cid:durableId="1818299434">
     <w:abstractNumId w:val="2"/>
   </w:num>
-  <w:num w:numId="8" w16cid:durableId="57554496">
+  <w:num w:numId="8" w16cid:durableId="2005815665">
     <w:abstractNumId w:val="1"/>
   </w:num>
-  <w:num w:numId="9" w16cid:durableId="745227317">
+  <w:num w:numId="9" w16cid:durableId="1336417537">
     <w:abstractNumId w:val="0"/>
   </w:num>
 </w:numbering>

--- a/Volume 1/Chapter 06 - RESTful APIs/SPA_Vol1_Ch6_Lesson6_8a_PATCH_Requests_EXTENDED.docx
+++ b/Volume 1/Chapter 06 - RESTful APIs/SPA_Vol1_Ch6_Lesson6_8a_PATCH_Requests_EXTENDED.docx
@@ -274,7 +274,10 @@
     </w:p>
     <w:p>
       <w:r>
-        <w:t>handle_patch_contact has Lesson 6.5a's six steps. Step 2, the input checks, checks the id with parse_id, the body with patch_from_json, and that the body names a field with names_a_field, so each answers 400 before a connection is opened. Step 4 makes three calls on the one connection: get_contact_record reads the stored contact (NOT_FOUND gives 404, and nothing is saved), apply_patch merges, and Lesson 6.7a's replace_contact checks the merged values, saves them, and reads the contact back.</w:t>
+        <w:t>handle_patch_contact has Lesson 6.5a's six steps. Step 2, the input checks, checks the id with parse_id, the body with patch_from_json, and that the body names a field with names_a_field, so each answers 400 before a connection is opened. Step 4 makes three calls: get_contact_record reads the stored contact on the one connection (NOT_FOUND gives 404, and nothing is saved), apply_patch merges in memory, and Lesson 6.7a's replace_contact checks the merged values, saves them on the same connection, and reads t</w:t>
+      </w:r>
+      <w:r>
+        <w:t>he contact back.</w:t>
       </w:r>
     </w:p>
     <w:p>
@@ -326,7 +329,11 @@
         <w:t xml:space="preserve">Remember, a serde_json::Value object's map answers get with Some or None (Lesson 6.6a); contains_key, which Lesson 2.8a's maps have too, is true for a key whose value is null and false only for a missing key. ContactPatch is a struct with pub fields, so the server can read them. apply_patch takes the stored contact and the patch by value: both move in, let mut makes the stored contact changeable, and each if moves one field's text out of the patch into it. Rust allows those moves because the patch is never </w:t>
       </w:r>
       <w:r>
-        <w:t>used again. The client's PhonePatch struct has one field, phone: Option&lt;String&gt;, and serde writes None as null, so one struct writes both bodies.</w:t>
+        <w:t xml:space="preserve">used again. The client's </w:t>
+      </w:r>
+      <w:r>
+        <w:lastRenderedPageBreak/>
+        <w:t>PhonePatch struct has one field, phone: Option&lt;String&gt;, and serde writes None as null, so one struct writes both bodies.</w:t>
       </w:r>
     </w:p>
     <w:p>
@@ -599,7 +606,7 @@
         <w:pStyle w:val="ListBullet"/>
       </w:pPr>
       <w:r>
-        <w:t>The handler checks the id, the body, and that the body names a field, opens one connection, calls get_contact_record, apply_patch, and replace_contact on it, closes it with close_connection, and answers through send_failure or with the contact as stored. The server prints one line per request.</w:t>
+        <w:t>The handler checks the id, the body, and that the body names a field, opens one connection, calls get_contact_record and replace_contact on it, with apply_patch between them, closes it with close_connection, and answers through send_failure or with the contact as stored. The server prints one line per request.</w:t>
       </w:r>
     </w:p>
     <w:p>
@@ -720,6 +727,7 @@
         <w:pStyle w:val="CommandBlock"/>
       </w:pPr>
       <w:r>
+        <w:lastRenderedPageBreak/>
         <w:t xml:space="preserve">  assembly/windows/basic_server.asm</w:t>
       </w:r>
     </w:p>
@@ -3633,7 +3641,7 @@
         <w:pStyle w:val="SourceCode"/>
       </w:pPr>
       <w:r>
-        <w:t>; (Lesson 6.2a).</w:t>
+        <w:t>; at 16392, the next multiple of 8 (Lesson 6.2a).</w:t>
       </w:r>
     </w:p>
     <w:p>
@@ -4219,31 +4227,31 @@
         <w:pStyle w:val="SourceCode"/>
       </w:pPr>
       <w:r>
-        <w:t xml:space="preserve">    ; The answer to send, the not-found message, the copy of the id</w:t>
-      </w:r>
-    </w:p>
-    <w:p>
-      <w:pPr>
-        <w:pStyle w:val="SourceCode"/>
-      </w:pPr>
-      <w:r>
-        <w:t xml:space="preserve">    ; segment, the id the UPDATE sends, whether the body has each key (1</w:t>
-      </w:r>
-    </w:p>
-    <w:p>
-      <w:pPr>
-        <w:pStyle w:val="SourceCode"/>
-      </w:pPr>
-      <w:r>
-        <w:t xml:space="preserve">    ; or 0), the four values the UPDATE sends, the values copied from the</w:t>
-      </w:r>
-    </w:p>
-    <w:p>
-      <w:pPr>
-        <w:pStyle w:val="SourceCode"/>
-      </w:pPr>
-      <w:r>
-        <w:t xml:space="preserve">    ; body, in a contact record, and the record find_contact fills.</w:t>
+        <w:t xml:space="preserve">    ; The answer to send, the not-found message, the id segment's copy, the</w:t>
+      </w:r>
+    </w:p>
+    <w:p>
+      <w:pPr>
+        <w:pStyle w:val="SourceCode"/>
+      </w:pPr>
+      <w:r>
+        <w:t xml:space="preserve">    ; id the UPDATE sends; then, at a multiple of 8 (alignb 8), whether the</w:t>
+      </w:r>
+    </w:p>
+    <w:p>
+      <w:pPr>
+        <w:pStyle w:val="SourceCode"/>
+      </w:pPr>
+      <w:r>
+        <w:t xml:space="preserve">    ; body has each key (1 or 0), the UPDATE's four values, the body's</w:t>
+      </w:r>
+    </w:p>
+    <w:p>
+      <w:pPr>
+        <w:pStyle w:val="SourceCode"/>
+      </w:pPr>
+      <w:r>
+        <w:t xml:space="preserve">    ; values in a contact record, and the record find_contact fills.</w:t>
       </w:r>
     </w:p>
     <w:p>
@@ -4365,7 +4373,7 @@
         <w:pStyle w:val="SourceCode"/>
       </w:pPr>
       <w:r>
-        <w:t>; Remember, read_text_file reads a whole small text file.</w:t>
+        <w:t>; Remember, read_text_file adds a 0 byte; feof is not 0 when the file fit.</w:t>
       </w:r>
     </w:p>
     <w:p>
@@ -4389,7 +4397,7 @@
         <w:pStyle w:val="SourceCode"/>
       </w:pPr>
       <w:r>
-        <w:t>; rbx keeps the space, r12 its size, then the count read, r13 the file.</w:t>
+        <w:t>; rbx keeps the space, then feof's answer, r12 its size, r13 the file.</w:t>
       </w:r>
     </w:p>
     <w:p>
@@ -4690,7 +4698,7 @@
         <w:pStyle w:val="SourceCode"/>
       </w:pPr>
       <w:r>
-        <w:t>; Remember, write_text copies a fixed text into answer_text.</w:t>
+        <w:t>; Remember, write_text copies a text, fixed or cJSON's, into answer_text.</w:t>
       </w:r>
     </w:p>
     <w:p>
@@ -6648,15 +6656,15 @@
         <w:pStyle w:val="SourceCode"/>
       </w:pPr>
       <w:r>
-        <w:t xml:space="preserve">    ; Remember, mysql_stmt_init gives 0 only when memory runs out;</w:t>
-      </w:r>
-    </w:p>
-    <w:p>
-      <w:pPr>
-        <w:pStyle w:val="SourceCode"/>
-      </w:pPr>
-      <w:r>
-        <w:t xml:space="preserve">    ; mysql_errno then names the connection's own failure.</w:t>
+        <w:t xml:space="preserve">    ; Remember, mysql_stmt_init gives 0 only when memory runs out (mysql_errno</w:t>
+      </w:r>
+    </w:p>
+    <w:p>
+      <w:pPr>
+        <w:pStyle w:val="SourceCode"/>
+      </w:pPr>
+      <w:r>
+        <w:t xml:space="preserve">    ; names why); prepare and execute give 0 in eax, bind_param a C bool in al.</w:t>
       </w:r>
     </w:p>
     <w:p>
@@ -9822,23 +9830,23 @@
         <w:pStyle w:val="SourceCode"/>
       </w:pPr>
       <w:r>
-        <w:t>; header. Remember, _copy makes the library keep its own copy, and</w:t>
-      </w:r>
-    </w:p>
-    <w:p>
-      <w:pPr>
-        <w:pStyle w:val="SourceCode"/>
-      </w:pPr>
-      <w:r>
-        <w:t>; libmicrohttpd adds Content-Length; it gives 0 when memory runs out, and</w:t>
-      </w:r>
-    </w:p>
-    <w:p>
-      <w:pPr>
-        <w:pStyle w:val="SourceCode"/>
-      </w:pPr>
-      <w:r>
-        <w:t>; MHD_NO then closes the connection.</w:t>
+        <w:t>; header. Remember, _copy keeps a copy (0 when memory runs out: MHD_NO then</w:t>
+      </w:r>
+    </w:p>
+    <w:p>
+      <w:pPr>
+        <w:pStyle w:val="SourceCode"/>
+      </w:pPr>
+      <w:r>
+        <w:t>; closes the connection), Content-Length is added, and the queue keeps</w:t>
+      </w:r>
+    </w:p>
+    <w:p>
+      <w:pPr>
+        <w:pStyle w:val="SourceCode"/>
+      </w:pPr>
+      <w:r>
+        <w:t>; what it needs, so the response is given back.</w:t>
       </w:r>
     </w:p>
     <w:p>
@@ -10235,23 +10243,23 @@
         <w:pStyle w:val="SourceCode"/>
       </w:pPr>
       <w:r>
-        <w:t>; rbx keeps the Upload, r12 the size's address, then the connection, r13</w:t>
-      </w:r>
-    </w:p>
-    <w:p>
-      <w:pPr>
-        <w:pStyle w:val="SourceCode"/>
-      </w:pPr>
-      <w:r>
-        <w:t>; the count taken, then the status, r14 the address of the Upload's</w:t>
-      </w:r>
-    </w:p>
-    <w:p>
-      <w:pPr>
-        <w:pStyle w:val="SourceCode"/>
-      </w:pPr>
-      <w:r>
-        <w:t>; place, r15 the path.</w:t>
+        <w:t>; rbx keeps the Upload, r12 the connection, r13 the count taken, then the</w:t>
+      </w:r>
+    </w:p>
+    <w:p>
+      <w:pPr>
+        <w:pStyle w:val="SourceCode"/>
+      </w:pPr>
+      <w:r>
+        <w:t>; status, then the answer, r14 the address of the Upload's place, r15 the</w:t>
+      </w:r>
+    </w:p>
+    <w:p>
+      <w:pPr>
+        <w:pStyle w:val="SourceCode"/>
+      </w:pPr>
+      <w:r>
+        <w:t>; path; [rsp + 32] keeps the method and [rsp + 40] the size's address.</w:t>
       </w:r>
     </w:p>
     <w:p>
@@ -11045,31 +11053,31 @@
         <w:pStyle w:val="SourceCode"/>
       </w:pPr>
       <w:r>
-        <w:t xml:space="preserve">    ; MySQL's C library is not safe to start from several threads at</w:t>
-      </w:r>
-    </w:p>
-    <w:p>
-      <w:pPr>
-        <w:pStyle w:val="SourceCode"/>
-      </w:pPr>
-      <w:r>
-        <w:t xml:space="preserve">    ; once, so mysql_server_init starts it once, before the server's</w:t>
-      </w:r>
-    </w:p>
-    <w:p>
-      <w:pPr>
-        <w:pStyle w:val="SourceCode"/>
-      </w:pPr>
-      <w:r>
-        <w:t xml:space="preserve">    ; thread. C writes it mysql_library_init, a #define for this name. It</w:t>
-      </w:r>
-    </w:p>
-    <w:p>
-      <w:pPr>
-        <w:pStyle w:val="SourceCode"/>
-      </w:pPr>
-      <w:r>
-        <w:t xml:space="preserve">    ; returns 0 when it started.</w:t>
+        <w:t xml:space="preserve">    ; Remember, mysql_server_init (C's mysql_library_init) starts MySQL's C</w:t>
+      </w:r>
+    </w:p>
+    <w:p>
+      <w:pPr>
+        <w:pStyle w:val="SourceCode"/>
+      </w:pPr>
+      <w:r>
+        <w:t xml:space="preserve">    ; library once, before the server's thread, for a library that only</w:t>
+      </w:r>
+    </w:p>
+    <w:p>
+      <w:pPr>
+        <w:pStyle w:val="SourceCode"/>
+      </w:pPr>
+      <w:r>
+        <w:t xml:space="preserve">    ; connects (the three 0s), and returns 0 when it started;</w:t>
+      </w:r>
+    </w:p>
+    <w:p>
+      <w:pPr>
+        <w:pStyle w:val="SourceCode"/>
+      </w:pPr>
+      <w:r>
+        <w:t xml:space="preserve">    ; mysql_server_end ends it after MHD_stop_daemon.</w:t>
       </w:r>
     </w:p>
     <w:p>
@@ -11492,7 +11500,7 @@
         <w:pStyle w:val="SourceCode"/>
       </w:pPr>
       <w:r>
-        <w:t xml:space="preserve">    ; Remember, fflush sends the line now, even into a pipe or a file.</w:t>
+        <w:t xml:space="preserve">    ; Remember, fflush sends the line now; __acrt_iob_func 1 = stdout, 2 = stderr.</w:t>
       </w:r>
     </w:p>
     <w:p>
@@ -12215,6 +12223,14 @@
         <w:pStyle w:val="SourceCode"/>
       </w:pPr>
       <w:r>
+        <w:t xml:space="preserve">    none_text       db "(none)", 0</w:t>
+      </w:r>
+    </w:p>
+    <w:p>
+      <w:pPr>
+        <w:pStyle w:val="SourceCode"/>
+      </w:pPr>
+      <w:r>
         <w:t xml:space="preserve">    body_line       db "Body: %s", 10, 0</w:t>
       </w:r>
     </w:p>
@@ -12252,15 +12268,15 @@
         <w:pStyle w:val="SourceCode"/>
       </w:pPr>
       <w:r>
-        <w:t>; Remember, .bss reserves memory that starts as zeros: the two bodies to</w:t>
-      </w:r>
-    </w:p>
-    <w:p>
-      <w:pPr>
-        <w:pStyle w:val="SourceCode"/>
-      </w:pPr>
-      <w:r>
-        <w:t>; send, the answer's body, the status, and the address libcurl fills in.</w:t>
+        <w:t>; Remember, .bss starts as zeros: the two bodies to send, the answer's body,</w:t>
+      </w:r>
+    </w:p>
+    <w:p>
+      <w:pPr>
+        <w:pStyle w:val="SourceCode"/>
+      </w:pPr>
+      <w:r>
+        <w:t>; the status, and, at a multiple of 8 (alignb 8), the address libcurl fills.</w:t>
       </w:r>
     </w:p>
     <w:p>
@@ -12699,23 +12715,23 @@
         <w:pStyle w:val="SourceCode"/>
       </w:pPr>
       <w:r>
-        <w:t>; compact (0: not formatted), into space this program owns, and returns 0</w:t>
-      </w:r>
-    </w:p>
-    <w:p>
-      <w:pPr>
-        <w:pStyle w:val="SourceCode"/>
-      </w:pPr>
-      <w:r>
-        <w:t>; when the text does not fit, so there is no text to give back with</w:t>
-      </w:r>
-    </w:p>
-    <w:p>
-      <w:pPr>
-        <w:pStyle w:val="SourceCode"/>
-      </w:pPr>
-      <w:r>
-        <w:t>; cJSON_free; cJSON_Delete gives the object back on every path.</w:t>
+        <w:t>; compact (0: not formatted), into space this program owns, so there is</w:t>
+      </w:r>
+    </w:p>
+    <w:p>
+      <w:pPr>
+        <w:pStyle w:val="SourceCode"/>
+      </w:pPr>
+      <w:r>
+        <w:t>; never a text to give back with cJSON_free; it returns 0 when the text</w:t>
+      </w:r>
+    </w:p>
+    <w:p>
+      <w:pPr>
+        <w:pStyle w:val="SourceCode"/>
+      </w:pPr>
+      <w:r>
+        <w:t>; does not fit. cJSON_Delete gives the object back on every path.</w:t>
       </w:r>
     </w:p>
     <w:p>
@@ -13336,6 +13352,54 @@
         <w:pStyle w:val="SourceCode"/>
       </w:pPr>
       <w:r>
+        <w:t xml:space="preserve">    ; Remember, printf must never get 0 for %s.</w:t>
+      </w:r>
+    </w:p>
+    <w:p>
+      <w:pPr>
+        <w:pStyle w:val="SourceCode"/>
+      </w:pPr>
+      <w:r>
+        <w:t xml:space="preserve">    mov rdx, [content_type]</w:t>
+      </w:r>
+    </w:p>
+    <w:p>
+      <w:pPr>
+        <w:pStyle w:val="SourceCode"/>
+      </w:pPr>
+      <w:r>
+        <w:t xml:space="preserve">    cmp rdx, 0</w:t>
+      </w:r>
+    </w:p>
+    <w:p>
+      <w:pPr>
+        <w:pStyle w:val="SourceCode"/>
+      </w:pPr>
+      <w:r>
+        <w:t xml:space="preserve">    jne .print_type</w:t>
+      </w:r>
+    </w:p>
+    <w:p>
+      <w:pPr>
+        <w:pStyle w:val="SourceCode"/>
+      </w:pPr>
+      <w:r>
+        <w:t xml:space="preserve">    lea rdx, [none_text]</w:t>
+      </w:r>
+    </w:p>
+    <w:p>
+      <w:pPr>
+        <w:pStyle w:val="SourceCode"/>
+      </w:pPr>
+      <w:r>
+        <w:t>.print_type:</w:t>
+      </w:r>
+    </w:p>
+    <w:p>
+      <w:pPr>
+        <w:pStyle w:val="SourceCode"/>
+      </w:pPr>
+      <w:r>
         <w:t xml:space="preserve">    lea rcx, [content_type_line]</w:t>
       </w:r>
     </w:p>
@@ -13344,14 +13408,6 @@
         <w:pStyle w:val="SourceCode"/>
       </w:pPr>
       <w:r>
-        <w:t xml:space="preserve">    mov rdx, [content_type]</w:t>
-      </w:r>
-    </w:p>
-    <w:p>
-      <w:pPr>
-        <w:pStyle w:val="SourceCode"/>
-      </w:pPr>
-      <w:r>
         <w:t xml:space="preserve">    call printf</w:t>
       </w:r>
     </w:p>
@@ -13408,7 +13464,7 @@
         <w:pStyle w:val="SourceCode"/>
       </w:pPr>
       <w:r>
-        <w:t xml:space="preserve">    ; Remember, curl_easy_strerror gives libcurl's words for the result.</w:t>
+        <w:t xml:space="preserve">    ; Remember, curl_easy_strerror names the result; __acrt_iob_func(2) is stderr.</w:t>
       </w:r>
     </w:p>
     <w:p>
@@ -14230,15 +14286,15 @@
         <w:pStyle w:val="SourceCode"/>
       </w:pPr>
       <w:r>
-        <w:t xml:space="preserve">    ; Remember, curl_slist_free_all gives the list's memory back; it does</w:t>
-      </w:r>
-    </w:p>
-    <w:p>
-      <w:pPr>
-        <w:pStyle w:val="SourceCode"/>
-      </w:pPr>
-      <w:r>
-        <w:t xml:space="preserve">    ; nothing for 0.</w:t>
+        <w:t xml:space="preserve">    ; Remember, curl_slist_free_all gives the list back (it does nothing for</w:t>
+      </w:r>
+    </w:p>
+    <w:p>
+      <w:pPr>
+        <w:pStyle w:val="SourceCode"/>
+      </w:pPr>
+      <w:r>
+        <w:t xml:space="preserve">    ; 0), and main's eax is the exit code: 0 here, 1 on a failure.</w:t>
       </w:r>
     </w:p>
     <w:p>
@@ -15264,7 +15320,7 @@
         <w:pStyle w:val="SourceCode"/>
       </w:pPr>
       <w:r>
-        <w:t>; 6.6a's rules: one JSON object with nothing after it, keys spelled</w:t>
+        <w:t>; 6.6a's rules: one JSON object, only white space after it, keys spelled</w:t>
       </w:r>
     </w:p>
     <w:p>
@@ -17985,15 +18041,15 @@
         <w:pStyle w:val="SourceCode"/>
       </w:pPr>
       <w:r>
-        <w:t xml:space="preserve">    ; Remember, fflush sends the line now: printed into a pipe or a</w:t>
-      </w:r>
-    </w:p>
-    <w:p>
-      <w:pPr>
-        <w:pStyle w:val="SourceCode"/>
-      </w:pPr>
-      <w:r>
-        <w:t xml:space="preserve">    ; file, output waits in a buffer (Lesson 6.0).</w:t>
+        <w:t xml:space="preserve">    ; Remember, __acrt_iob_func(1) gives stdout, and fflush sends the line</w:t>
+      </w:r>
+    </w:p>
+    <w:p>
+      <w:pPr>
+        <w:pStyle w:val="SourceCode"/>
+      </w:pPr>
+      <w:r>
+        <w:t xml:space="preserve">    ; now: in a pipe or a file, output waits in a buffer (Lesson 6.0a).</w:t>
       </w:r>
     </w:p>
     <w:p>
@@ -18054,23 +18110,23 @@
         <w:pStyle w:val="SourceCode"/>
       </w:pPr>
       <w:r>
-        <w:t>; send_json: every answer goes through here, so every answer is logged.</w:t>
-      </w:r>
-    </w:p>
-    <w:p>
-      <w:pPr>
-        <w:pStyle w:val="SourceCode"/>
-      </w:pPr>
-      <w:r>
-        <w:t>; Remember, _copy makes the library keep its own copy of the text, and</w:t>
-      </w:r>
-    </w:p>
-    <w:p>
-      <w:pPr>
-        <w:pStyle w:val="SourceCode"/>
-      </w:pPr>
-      <w:r>
-        <w:t>; libmicrohttpd adds Content-Length.</w:t>
+        <w:t>; send_json: every answer but send_created's 201 comes here and is logged.</w:t>
+      </w:r>
+    </w:p>
+    <w:p>
+      <w:pPr>
+        <w:pStyle w:val="SourceCode"/>
+      </w:pPr>
+      <w:r>
+        <w:t>; Remember, _copy makes the library keep its own copy of the text; it adds</w:t>
+      </w:r>
+    </w:p>
+    <w:p>
+      <w:pPr>
+        <w:pStyle w:val="SourceCode"/>
+      </w:pPr>
+      <w:r>
+        <w:t>; Content-Length, and the queue keeps its own hold, so destroy drops ours.</w:t>
       </w:r>
     </w:p>
     <w:p>
@@ -20246,31 +20302,31 @@
         <w:pStyle w:val="SourceCode"/>
       </w:pPr>
       <w:r>
-        <w:t>; order. An empty table is 200 with [], because an empty collection still</w:t>
-      </w:r>
-    </w:p>
-    <w:p>
-      <w:pPr>
-        <w:pStyle w:val="SourceCode"/>
-      </w:pPr>
-      <w:r>
-        <w:t>; exists. The handle and the rows are 8-byte places in this function's</w:t>
-      </w:r>
-    </w:p>
-    <w:p>
-      <w:pPr>
-        <w:pStyle w:val="SourceCode"/>
-      </w:pPr>
-      <w:r>
-        <w:t>; frame, at [rsp + 32] and [rsp + 40], which open_connection and</w:t>
-      </w:r>
-    </w:p>
-    <w:p>
-      <w:pPr>
-        <w:pStyle w:val="SourceCode"/>
-      </w:pPr>
-      <w:r>
-        <w:t>; list_contact_records fill, as C passes &amp;connection and &amp;rows.</w:t>
+        <w:t>; order; an empty table is 200 with [], since an empty collection exists.</w:t>
+      </w:r>
+    </w:p>
+    <w:p>
+      <w:pPr>
+        <w:pStyle w:val="SourceCode"/>
+      </w:pPr>
+      <w:r>
+        <w:t>; The handle and the rows are 8-byte places at [rsp + 32] and [rsp + 40],</w:t>
+      </w:r>
+    </w:p>
+    <w:p>
+      <w:pPr>
+        <w:pStyle w:val="SourceCode"/>
+      </w:pPr>
+      <w:r>
+        <w:t>; which open_connection and list_contact_records fill (C's &amp;connection and</w:t>
+      </w:r>
+    </w:p>
+    <w:p>
+      <w:pPr>
+        <w:pStyle w:val="SourceCode"/>
+      </w:pPr>
+      <w:r>
+        <w:t>; &amp;rows). The problem comes in rdx, so r8 takes it before edx gets the status.</w:t>
       </w:r>
     </w:p>
     <w:p>
@@ -20739,39 +20795,39 @@
         <w:pStyle w:val="SourceCode"/>
       </w:pPr>
       <w:r>
-        <w:t>; no contact has that id. Every handler has this shape: check the input,</w:t>
-      </w:r>
-    </w:p>
-    <w:p>
-      <w:pPr>
-        <w:pStyle w:val="SourceCode"/>
-      </w:pPr>
-      <w:r>
-        <w:t>; open one connection, make the contact_store calls the request needs on</w:t>
-      </w:r>
-    </w:p>
-    <w:p>
-      <w:pPr>
-        <w:pStyle w:val="SourceCode"/>
-      </w:pPr>
-      <w:r>
-        <w:t>; it, close the connection, then answer the failure or the JSON. From</w:t>
-      </w:r>
-    </w:p>
-    <w:p>
-      <w:pPr>
-        <w:pStyle w:val="SourceCode"/>
-      </w:pPr>
-      <w:r>
-        <w:t>; Lesson 6.16a, an authentication check comes before everything else.</w:t>
-      </w:r>
-    </w:p>
-    <w:p>
-      <w:pPr>
-        <w:pStyle w:val="SourceCode"/>
-      </w:pPr>
-      <w:r>
-        <w:t>; The handle is an 8-byte place at [rsp + 32].</w:t>
+        <w:t>; no contact has that id. Remember, every handler has six steps: the</w:t>
+      </w:r>
+    </w:p>
+    <w:p>
+      <w:pPr>
+        <w:pStyle w:val="SourceCode"/>
+      </w:pPr>
+      <w:r>
+        <w:t>; authentication check (from Lesson 6.16a), the input checks,</w:t>
+      </w:r>
+    </w:p>
+    <w:p>
+      <w:pPr>
+        <w:pStyle w:val="SourceCode"/>
+      </w:pPr>
+      <w:r>
+        <w:t>; open_connection, the contact store calls on that one connection,</w:t>
+      </w:r>
+    </w:p>
+    <w:p>
+      <w:pPr>
+        <w:pStyle w:val="SourceCode"/>
+      </w:pPr>
+      <w:r>
+        <w:t>; close_connection, which also ends this thread's MySQL use, then</w:t>
+      </w:r>
+    </w:p>
+    <w:p>
+      <w:pPr>
+        <w:pStyle w:val="SourceCode"/>
+      </w:pPr>
+      <w:r>
+        <w:t>; send_failure or the answer. The handle is an 8-byte place at [rsp + 32].</w:t>
       </w:r>
     </w:p>
     <w:p>
@@ -21432,7 +21488,7 @@
         <w:pStyle w:val="SourceCode"/>
       </w:pPr>
       <w:r>
-        <w:t>; [rsp + 32] is snprintf's fifth value.</w:t>
+        <w:t>; [rsp + 32] is snprintf's fifth value, the id: mov eax clears rax's top half.</w:t>
       </w:r>
     </w:p>
     <w:p>
@@ -22922,31 +22978,31 @@
         <w:pStyle w:val="SourceCode"/>
       </w:pPr>
       <w:r>
-        <w:t>; calls on the one connection: get_contact_record reads the stored</w:t>
-      </w:r>
-    </w:p>
-    <w:p>
-      <w:pPr>
-        <w:pStyle w:val="SourceCode"/>
-      </w:pPr>
-      <w:r>
-        <w:t>; contact, apply_patch puts in the fields the body names, and Lesson</w:t>
-      </w:r>
-    </w:p>
-    <w:p>
-      <w:pPr>
-        <w:pStyle w:val="SourceCode"/>
-      </w:pPr>
-      <w:r>
-        <w:t>; 6.7a's replace_contact checks and saves the result and reads it back.</w:t>
-      </w:r>
-    </w:p>
-    <w:p>
-      <w:pPr>
-        <w:pStyle w:val="SourceCode"/>
-      </w:pPr>
-      <w:r>
-        <w:t>; The handle is an 8-byte place at [rsp + 32].</w:t>
+        <w:t>; calls: get_contact_record reads the stored contact on the one</w:t>
+      </w:r>
+    </w:p>
+    <w:p>
+      <w:pPr>
+        <w:pStyle w:val="SourceCode"/>
+      </w:pPr>
+      <w:r>
+        <w:t>; connection, apply_patch puts in the fields the body names, and Lesson</w:t>
+      </w:r>
+    </w:p>
+    <w:p>
+      <w:pPr>
+        <w:pStyle w:val="SourceCode"/>
+      </w:pPr>
+      <w:r>
+        <w:t>; 6.7a's replace_contact checks and saves the result on the same connection</w:t>
+      </w:r>
+    </w:p>
+    <w:p>
+      <w:pPr>
+        <w:pStyle w:val="SourceCode"/>
+      </w:pPr>
+      <w:r>
+        <w:t>; and reads it back. The handle is an 8-byte place at [rsp + 32].</w:t>
       </w:r>
     </w:p>
     <w:p>
@@ -26823,23 +26879,23 @@
         <w:pStyle w:val="SourceCode"/>
       </w:pPr>
       <w:r>
-        <w:t xml:space="preserve">    ; in .bss, memory every thread shares, so two requests answered at</w:t>
-      </w:r>
-    </w:p>
-    <w:p>
-      <w:pPr>
-        <w:pStyle w:val="SourceCode"/>
-      </w:pPr>
-      <w:r>
-        <w:t xml:space="preserve">    ; once on two threads could overwrite each other's values there.</w:t>
-      </w:r>
-    </w:p>
-    <w:p>
-      <w:pPr>
-        <w:pStyle w:val="SourceCode"/>
-      </w:pPr>
-      <w:r>
-        <w:t xml:space="preserve">    ; Volume 2 teaches threads and the locks that make sharing safe.</w:t>
+        <w:t xml:space="preserve">    ; in .bss, memory every thread shares, so two requests at once could</w:t>
+      </w:r>
+    </w:p>
+    <w:p>
+      <w:pPr>
+        <w:pStyle w:val="SourceCode"/>
+      </w:pPr>
+      <w:r>
+        <w:t xml:space="preserve">    ; overwrite each other's values there (Volume 2, Chapter 10, Lesson</w:t>
+      </w:r>
+    </w:p>
+    <w:p>
+      <w:pPr>
+        <w:pStyle w:val="SourceCode"/>
+      </w:pPr>
+      <w:r>
+        <w:t xml:space="preserve">    ; 10.1: Thread Creation; Chapter 11, Lesson 11.1: Mutexes).</w:t>
       </w:r>
     </w:p>
     <w:p>
@@ -28606,15 +28662,15 @@
         <w:pStyle w:val="SourceCode"/>
       </w:pPr>
       <w:r>
-        <w:t>; with 13, 10 (\r\n), which is not copied. A blank line, or a line that</w:t>
-      </w:r>
-    </w:p>
-    <w:p>
-      <w:pPr>
-        <w:pStyle w:val="SourceCode"/>
-      </w:pPr>
-      <w:r>
-        <w:t>; does not fit, is skipped.</w:t>
+        <w:t>; with 13, 10 (\r\n), which is not copied. A blank line, a line that does</w:t>
+      </w:r>
+    </w:p>
+    <w:p>
+      <w:pPr>
+        <w:pStyle w:val="SourceCode"/>
+      </w:pPr>
+      <w:r>
+        <w:t>; not fit, or any line after HEADER_LIMIT lines are kept is skipped.</w:t>
       </w:r>
     </w:p>
     <w:p>
@@ -29658,15 +29714,15 @@
         <w:pStyle w:val="SourceCode"/>
       </w:pPr>
       <w:r>
-        <w:t>; 4xx or 5xx is an answer like any other; only no answer at all gives</w:t>
-      </w:r>
-    </w:p>
-    <w:p>
-      <w:pPr>
-        <w:pStyle w:val="SourceCode"/>
-      </w:pPr>
-      <w:r>
-        <w:t>; status code 0, with two Error lines.</w:t>
+        <w:t>; 4xx or 5xx is an answer like any other; no answer gives status code 0</w:t>
+      </w:r>
+    </w:p>
+    <w:p>
+      <w:pPr>
+        <w:pStyle w:val="SourceCode"/>
+      </w:pPr>
+      <w:r>
+        <w:t>; with two Error lines, and a body over BODY_SIZE gives status 0 with one.</w:t>
       </w:r>
     </w:p>
     <w:p>
@@ -29746,23 +29802,23 @@
         <w:pStyle w:val="SourceCode"/>
       </w:pPr>
       <w:r>
-        <w:t>; rbx keeps the record, r12 the client, r13 the method, then the result</w:t>
-      </w:r>
-    </w:p>
-    <w:p>
-      <w:pPr>
-        <w:pStyle w:val="SourceCode"/>
-      </w:pPr>
-      <w:r>
-        <w:t>; number, r14 the path, r15 the header list; the key and the body are</w:t>
-      </w:r>
-    </w:p>
-    <w:p>
-      <w:pPr>
-        <w:pStyle w:val="SourceCode"/>
-      </w:pPr>
-      <w:r>
-        <w:t>; kept at [rsp + 48] and [rsp + 56], above snprintf's fifth value.</w:t>
+        <w:t>; rbx keeps the record, r12 the client, r13 the method, then the result,</w:t>
+      </w:r>
+    </w:p>
+    <w:p>
+      <w:pPr>
+        <w:pStyle w:val="SourceCode"/>
+      </w:pPr>
+      <w:r>
+        <w:t>; r14 the path, then the error stream, r15 the header list; the key and</w:t>
+      </w:r>
+    </w:p>
+    <w:p>
+      <w:pPr>
+        <w:pStyle w:val="SourceCode"/>
+      </w:pPr>
+      <w:r>
+        <w:t>; the body are kept at [rsp + 48] and [rsp + 56], above snprintf's fifth.</w:t>
       </w:r>
     </w:p>
     <w:p>
@@ -30207,15 +30263,15 @@
         <w:pStyle w:val="SourceCode"/>
       </w:pPr>
       <w:r>
-        <w:t xml:space="preserve">    ; CURLOPT_HTTPGET clears the last request's body; CURLOPT_POSTFIELDS</w:t>
-      </w:r>
-    </w:p>
-    <w:p>
-      <w:pPr>
-        <w:pStyle w:val="SourceCode"/>
-      </w:pPr>
-      <w:r>
-        <w:t xml:space="preserve">    ; sets this one's. CURLOPT_CUSTOMREQUEST then names the method.</w:t>
+        <w:t xml:space="preserve">    ; HTTPGET clears the last request's body and POSTFIELDS sets this one's;</w:t>
+      </w:r>
+    </w:p>
+    <w:p>
+      <w:pPr>
+        <w:pStyle w:val="SourceCode"/>
+      </w:pPr>
+      <w:r>
+        <w:t xml:space="preserve">    ; CUSTOMREQUEST names the method; save_body and save_header fill the record.</w:t>
       </w:r>
     </w:p>
     <w:p>
@@ -31254,23 +31310,23 @@
         <w:pStyle w:val="SourceCode"/>
       </w:pPr>
       <w:r>
-        <w:t>; compact (0: not formatted), into space the caller owns, and returns 0</w:t>
-      </w:r>
-    </w:p>
-    <w:p>
-      <w:pPr>
-        <w:pStyle w:val="SourceCode"/>
-      </w:pPr>
-      <w:r>
-        <w:t>; when the text does not fit, so there is no text to give back with</w:t>
-      </w:r>
-    </w:p>
-    <w:p>
-      <w:pPr>
-        <w:pStyle w:val="SourceCode"/>
-      </w:pPr>
-      <w:r>
-        <w:t>; cJSON_free; cJSON_Delete gives the object back on every path.</w:t>
+        <w:t>; compact (0: not formatted), into space the caller owns, so there is</w:t>
+      </w:r>
+    </w:p>
+    <w:p>
+      <w:pPr>
+        <w:pStyle w:val="SourceCode"/>
+      </w:pPr>
+      <w:r>
+        <w:t>; never a text to give back with cJSON_free; it returns 0 when the text</w:t>
+      </w:r>
+    </w:p>
+    <w:p>
+      <w:pPr>
+        <w:pStyle w:val="SourceCode"/>
+      </w:pPr>
+      <w:r>
+        <w:t>; does not fit. cJSON_Delete gives the object back on every path.</w:t>
       </w:r>
     </w:p>
     <w:p>
@@ -32310,6 +32366,9 @@
       <w:pPr>
         <w:pStyle w:val="SourceCode"/>
       </w:pPr>
+      <w:r>
+        <w:t xml:space="preserve">    ; Remember, main's eax is the exit code: 0 here, and 1 at .no_answer.</w:t>
+      </w:r>
     </w:p>
     <w:p>
       <w:pPr>
@@ -33514,15 +33573,15 @@
         <w:pStyle w:val="SourceCode"/>
       </w:pPr>
       <w:r>
-        <w:t>// Reads a PATCH body with Lesson 6.6a's rules: one JSON object with</w:t>
-      </w:r>
-    </w:p>
-    <w:p>
-      <w:pPr>
-        <w:pStyle w:val="SourceCode"/>
-      </w:pPr>
-      <w:r>
-        <w:t>// nothing after it, keys spelled exactly, and name, email, and phone each</w:t>
+        <w:t>// Reads a PATCH body with Lesson 6.6a's rules: one JSON object, then only</w:t>
+      </w:r>
+    </w:p>
+    <w:p>
+      <w:pPr>
+        <w:pStyle w:val="SourceCode"/>
+      </w:pPr>
+      <w:r>
+        <w:t>// white space, keys spelled exactly, and name, email, and phone each</w:t>
       </w:r>
     </w:p>
     <w:p>
@@ -33626,31 +33685,31 @@
         <w:pStyle w:val="SourceCode"/>
       </w:pPr>
       <w:r>
-        <w:t xml:space="preserve">    // This is what contact_from_json cannot tell: whether each key is</w:t>
-      </w:r>
-    </w:p>
-    <w:p>
-      <w:pPr>
-        <w:pStyle w:val="SourceCode"/>
-      </w:pPr>
-      <w:r>
-        <w:t xml:space="preserve">    // there at all. The body is a JSON object by now, so serde_json reads</w:t>
-      </w:r>
-    </w:p>
-    <w:p>
-      <w:pPr>
-        <w:pStyle w:val="SourceCode"/>
-      </w:pPr>
-      <w:r>
-        <w:t xml:space="preserve">    // it again. contains_key is true for a key whose value is null too,</w:t>
-      </w:r>
-    </w:p>
-    <w:p>
-      <w:pPr>
-        <w:pStyle w:val="SourceCode"/>
-      </w:pPr>
-      <w:r>
-        <w:t xml:space="preserve">    // and false only for a key that is missing (Lesson 2.8a).</w:t>
+        <w:t xml:space="preserve">    // What contact_from_json cannot tell: whether each key is there. The body</w:t>
+      </w:r>
+    </w:p>
+    <w:p>
+      <w:pPr>
+        <w:pStyle w:val="SourceCode"/>
+      </w:pPr>
+      <w:r>
+        <w:t xml:space="preserve">    // is a JSON object by now, so serde_json reads it again; contains_key is</w:t>
+      </w:r>
+    </w:p>
+    <w:p>
+      <w:pPr>
+        <w:pStyle w:val="SourceCode"/>
+      </w:pPr>
+      <w:r>
+        <w:t xml:space="preserve">    // true for a null value too, false for a missing key (Lesson 2.8a).</w:t>
+      </w:r>
+    </w:p>
+    <w:p>
+      <w:pPr>
+        <w:pStyle w:val="SourceCode"/>
+      </w:pPr>
+      <w:r>
+        <w:t xml:space="preserve">    // Remember, body_values written alone is short for body_values: body_values.</w:t>
       </w:r>
     </w:p>
     <w:p>
@@ -34230,6 +34289,9 @@
       <w:pPr>
         <w:pStyle w:val="SourceCode"/>
       </w:pPr>
+      <w:r>
+        <w:t>// Remember, a \ at a line's end goes on with the next line's text.</w:t>
+      </w:r>
     </w:p>
     <w:p>
       <w:pPr>
@@ -34369,15 +34431,15 @@
         <w:pStyle w:val="SourceCode"/>
       </w:pPr>
       <w:r>
-        <w:t>// The error body. Remember, serde writes the fields in order, so any</w:t>
-      </w:r>
-    </w:p>
-    <w:p>
-      <w:pPr>
-        <w:pStyle w:val="SourceCode"/>
-      </w:pPr>
-      <w:r>
-        <w:t>// quote in the message is escaped.</w:t>
+        <w:t>// The error body. Remember, serde writes the fields in order, and it</w:t>
+      </w:r>
+    </w:p>
+    <w:p>
+      <w:pPr>
+        <w:pStyle w:val="SourceCode"/>
+      </w:pPr>
+      <w:r>
+        <w:t>// escapes any quote in the message.</w:t>
       </w:r>
     </w:p>
     <w:p>
@@ -35513,15 +35575,15 @@
         <w:pStyle w:val="SourceCode"/>
       </w:pPr>
       <w:r>
-        <w:t xml:space="preserve">    // The same checks as Chapter 5's update: trim, then validate. A name</w:t>
-      </w:r>
-    </w:p>
-    <w:p>
-      <w:pPr>
-        <w:pStyle w:val="SourceCode"/>
-      </w:pPr>
-      <w:r>
-        <w:t xml:space="preserve">    // of null is "" by now, so it fails here with name is required.</w:t>
+        <w:t xml:space="preserve">    // Chapter 5's update checks. Remember, let again = a new variable. A</w:t>
+      </w:r>
+    </w:p>
+    <w:p>
+      <w:pPr>
+        <w:pStyle w:val="SourceCode"/>
+      </w:pPr>
+      <w:r>
+        <w:t xml:space="preserve">    // name of null is "" by now, so it fails here with name is required.</w:t>
       </w:r>
     </w:p>
     <w:p>
@@ -35585,23 +35647,23 @@
         <w:pStyle w:val="SourceCode"/>
       </w:pPr>
       <w:r>
-        <w:t xml:space="preserve">    // Remember, None is sent as NULL, so an empty phone is stored as no</w:t>
-      </w:r>
-    </w:p>
-    <w:p>
-      <w:pPr>
-        <w:pStyle w:val="SourceCode"/>
-      </w:pPr>
-      <w:r>
-        <w:t xml:space="preserve">    // phone. A taken email is error 1062, which handle_database_error</w:t>
-      </w:r>
-    </w:p>
-    <w:p>
-      <w:pPr>
-        <w:pStyle w:val="SourceCode"/>
-      </w:pPr>
-      <w:r>
-        <w:t xml:space="preserve">    // turns into DuplicateEmail.</w:t>
+        <w:t xml:space="preserve">    // Remember, the tuple's values fill the four ?s in order, and None is</w:t>
+      </w:r>
+    </w:p>
+    <w:p>
+      <w:pPr>
+        <w:pStyle w:val="SourceCode"/>
+      </w:pPr>
+      <w:r>
+        <w:t xml:space="preserve">    // sent as NULL, so an empty phone is stored as no phone. A taken email</w:t>
+      </w:r>
+    </w:p>
+    <w:p>
+      <w:pPr>
+        <w:pStyle w:val="SourceCode"/>
+      </w:pPr>
+      <w:r>
+        <w:t xml:space="preserve">    // is error 1062, which handle_database_error turns into DuplicateEmail.</w:t>
       </w:r>
     </w:p>
     <w:p>
@@ -36187,23 +36249,23 @@
         <w:pStyle w:val="SourceCode"/>
       </w:pPr>
       <w:r>
-        <w:t>// parameters itself: Bytes is the whole body. spawn_blocking runs</w:t>
-      </w:r>
-    </w:p>
-    <w:p>
-      <w:pPr>
-        <w:pStyle w:val="SourceCode"/>
-      </w:pPr>
-      <w:r>
-        <w:t>// answer_from_database on a thread kept for work that waits, and Err</w:t>
-      </w:r>
-    </w:p>
-    <w:p>
-      <w:pPr>
-        <w:pStyle w:val="SourceCode"/>
-      </w:pPr>
-      <w:r>
-        <w:t>// means it panicked: the client still gets a JSON 500.</w:t>
+        <w:t>// parameters itself: Bytes is the whole body. spawn_blocking runs the</w:t>
+      </w:r>
+    </w:p>
+    <w:p>
+      <w:pPr>
+        <w:pStyle w:val="SourceCode"/>
+      </w:pPr>
+      <w:r>
+        <w:t>// closure (|| body: no parameters; move hands it the values) on a thread</w:t>
+      </w:r>
+    </w:p>
+    <w:p>
+      <w:pPr>
+        <w:pStyle w:val="SourceCode"/>
+      </w:pPr>
+      <w:r>
+        <w:t>// kept for waiting work, and Err means it panicked: still a JSON 500.</w:t>
       </w:r>
     </w:p>
     <w:p>
@@ -37066,15 +37128,15 @@
         <w:pStyle w:val="SourceCode"/>
       </w:pPr>
       <w:r>
-        <w:t xml:space="preserve">    // Remember, create the client once: it trusts only the course</w:t>
-      </w:r>
-    </w:p>
-    <w:p>
-      <w:pPr>
-        <w:pStyle w:val="SourceCode"/>
-      </w:pPr>
-      <w:r>
-        <w:t xml:space="preserve">    // certificate authority and gives up after 10 seconds.</w:t>
+        <w:t xml:space="preserve">    // Remember, create the client once: it trusts only the course CA, gives</w:t>
+      </w:r>
+    </w:p>
+    <w:p>
+      <w:pPr>
+        <w:pStyle w:val="SourceCode"/>
+      </w:pPr>
+      <w:r>
+        <w:t xml:space="preserve">    // up after 10 seconds, takes a 404 as an answer; into() makes the Agent.</w:t>
       </w:r>
     </w:p>
     <w:p>
@@ -38043,7 +38105,7 @@
         <w:pStyle w:val="SourceCode"/>
       </w:pPr>
       <w:r>
-        <w:t>// Every answer goes through here, so every answer is logged. The target</w:t>
+        <w:t>// Every answer but send_created's 201 comes here and is logged. The target</w:t>
       </w:r>
     </w:p>
     <w:p>
@@ -39112,31 +39174,31 @@
         <w:pStyle w:val="SourceCode"/>
       </w:pPr>
       <w:r>
-        <w:t>// id. Every handler has this shape: check the input, open one connection,</w:t>
-      </w:r>
-    </w:p>
-    <w:p>
-      <w:pPr>
-        <w:pStyle w:val="SourceCode"/>
-      </w:pPr>
-      <w:r>
-        <w:t>// make the contact_store calls the request needs on it, close the</w:t>
-      </w:r>
-    </w:p>
-    <w:p>
-      <w:pPr>
-        <w:pStyle w:val="SourceCode"/>
-      </w:pPr>
-      <w:r>
-        <w:t>// connection, then answer the failure or the JSON. From Lesson 6.16a, an</w:t>
-      </w:r>
-    </w:p>
-    <w:p>
-      <w:pPr>
-        <w:pStyle w:val="SourceCode"/>
-      </w:pPr>
-      <w:r>
-        <w:t>// authentication check comes before everything else.</w:t>
+        <w:t>// id. Remember, every handler has six steps: the authentication check</w:t>
+      </w:r>
+    </w:p>
+    <w:p>
+      <w:pPr>
+        <w:pStyle w:val="SourceCode"/>
+      </w:pPr>
+      <w:r>
+        <w:t>// (from Lesson 6.16a), the input checks, open_connection, the contact_store</w:t>
+      </w:r>
+    </w:p>
+    <w:p>
+      <w:pPr>
+        <w:pStyle w:val="SourceCode"/>
+      </w:pPr>
+      <w:r>
+        <w:t>// calls on that one connection, close_connection, then send_failure or the</w:t>
+      </w:r>
+    </w:p>
+    <w:p>
+      <w:pPr>
+        <w:pStyle w:val="SourceCode"/>
+      </w:pPr>
+      <w:r>
+        <w:t>// answer.</w:t>
       </w:r>
     </w:p>
     <w:p>
@@ -40223,31 +40285,31 @@
         <w:pStyle w:val="SourceCode"/>
       </w:pPr>
       <w:r>
-        <w:t>// 4 makes three calls on the one connection: get_contact_record reads the</w:t>
-      </w:r>
-    </w:p>
-    <w:p>
-      <w:pPr>
-        <w:pStyle w:val="SourceCode"/>
-      </w:pPr>
-      <w:r>
-        <w:t>// stored contact, apply_patch puts in the fields the body names, and</w:t>
-      </w:r>
-    </w:p>
-    <w:p>
-      <w:pPr>
-        <w:pStyle w:val="SourceCode"/>
-      </w:pPr>
-      <w:r>
-        <w:t>// Lesson 6.7a's replace_contact checks and saves the result and reads it</w:t>
-      </w:r>
-    </w:p>
-    <w:p>
-      <w:pPr>
-        <w:pStyle w:val="SourceCode"/>
-      </w:pPr>
-      <w:r>
-        <w:t>// back.</w:t>
+        <w:t>// 4 makes three calls: get_contact_record reads the stored contact on the</w:t>
+      </w:r>
+    </w:p>
+    <w:p>
+      <w:pPr>
+        <w:pStyle w:val="SourceCode"/>
+      </w:pPr>
+      <w:r>
+        <w:t>// one connection, apply_patch puts in the fields the body names, and</w:t>
+      </w:r>
+    </w:p>
+    <w:p>
+      <w:pPr>
+        <w:pStyle w:val="SourceCode"/>
+      </w:pPr>
+      <w:r>
+        <w:t>// Lesson 6.7a's replace_contact checks and saves the result on the same</w:t>
+      </w:r>
+    </w:p>
+    <w:p>
+      <w:pPr>
+        <w:pStyle w:val="SourceCode"/>
+      </w:pPr>
+      <w:r>
+        <w:t>// connection and reads it back.</w:t>
       </w:r>
     </w:p>
     <w:p>
@@ -42834,23 +42896,23 @@
         <w:pStyle w:val="SourceCode"/>
       </w:pPr>
       <w:r>
-        <w:t>// The kind of failure an error is. Each ureq::Error variant is one kind</w:t>
-      </w:r>
-    </w:p>
-    <w:p>
-      <w:pPr>
-        <w:pStyle w:val="SourceCode"/>
-      </w:pPr>
-      <w:r>
-        <w:t>// of error, and the io::Error inside Io carries a kind of its own.</w:t>
-      </w:r>
-    </w:p>
-    <w:p>
-      <w:pPr>
-        <w:pStyle w:val="SourceCode"/>
-      </w:pPr>
-      <w:r>
-        <w:t>// Remember, if let runs its block only when the value fits the pattern.</w:t>
+        <w:t>// The kind of failure an error is. Each ureq::Error variant is one kind,</w:t>
+      </w:r>
+    </w:p>
+    <w:p>
+      <w:pPr>
+        <w:pStyle w:val="SourceCode"/>
+      </w:pPr>
+      <w:r>
+        <w:t>// and Io's io::Error has a kind too: rustls makes a refused certificate</w:t>
+      </w:r>
+    </w:p>
+    <w:p>
+      <w:pPr>
+        <w:pStyle w:val="SourceCode"/>
+      </w:pPr>
+      <w:r>
+        <w:t>// InvalidData. Remember, if let runs its block only when the value fits.</w:t>
       </w:r>
     </w:p>
     <w:p>
@@ -43148,15 +43210,15 @@
         <w:pStyle w:val="SourceCode"/>
       </w:pPr>
       <w:r>
-        <w:t>// answer like any other; only no answer at all gives status_code 0, with</w:t>
-      </w:r>
-    </w:p>
-    <w:p>
-      <w:pPr>
-        <w:pStyle w:val="SourceCode"/>
-      </w:pPr>
-      <w:r>
-        <w:t>// two Error lines.</w:t>
+        <w:t>// answer like any other; no answer, or a body that cannot be read, gives</w:t>
+      </w:r>
+    </w:p>
+    <w:p>
+      <w:pPr>
+        <w:pStyle w:val="SourceCode"/>
+      </w:pPr>
+      <w:r>
+        <w:t>// status_code 0 after two Error lines.</w:t>
       </w:r>
     </w:p>
     <w:p>
@@ -43747,31 +43809,31 @@
         <w:pStyle w:val="SourceCode"/>
       </w:pPr>
       <w:r>
-        <w:t>// Some("555-0199") gives {"phone":"555-0199"}, and None gives</w:t>
-      </w:r>
-    </w:p>
-    <w:p>
-      <w:pPr>
-        <w:pStyle w:val="SourceCode"/>
-      </w:pPr>
-      <w:r>
-        <w:t>// {"phone":null}. A serializer escapes quotes and writes null correctly,</w:t>
-      </w:r>
-    </w:p>
-    <w:p>
-      <w:pPr>
-        <w:pStyle w:val="SourceCode"/>
-      </w:pPr>
-      <w:r>
-        <w:t>// which hand-typed text easily gets wrong. Remember, to_string returns a</w:t>
-      </w:r>
-    </w:p>
-    <w:p>
-      <w:pPr>
-        <w:pStyle w:val="SourceCode"/>
-      </w:pPr>
-      <w:r>
-        <w:t>// Result: Err only when serde could not write the value.</w:t>
+        <w:t>// Some("555-0199") gives {"phone":"555-0199"}, and None {"phone":null}; a</w:t>
+      </w:r>
+    </w:p>
+    <w:p>
+      <w:pPr>
+        <w:pStyle w:val="SourceCode"/>
+      </w:pPr>
+      <w:r>
+        <w:t>// serializer escapes quotes and writes null, which hand-typed text can get</w:t>
+      </w:r>
+    </w:p>
+    <w:p>
+      <w:pPr>
+        <w:pStyle w:val="SourceCode"/>
+      </w:pPr>
+      <w:r>
+        <w:t>// wrong. Remember, PhonePatch { phone } is short for phone: phone, and</w:t>
+      </w:r>
+    </w:p>
+    <w:p>
+      <w:pPr>
+        <w:pStyle w:val="SourceCode"/>
+      </w:pPr>
+      <w:r>
+        <w:t>// to_string returns Err only when serde could not write the value.</w:t>
       </w:r>
     </w:p>
     <w:p>
@@ -45130,6 +45192,9 @@
       <w:pPr>
         <w:pStyle w:val="SourceCode"/>
       </w:pPr>
+      <w:r>
+        <w:t>%% Remember, \" writes a double quote in a text, and adjacent texts join.</w:t>
+      </w:r>
     </w:p>
     <w:p>
       <w:pPr>
@@ -45482,15 +45547,15 @@
         <w:pStyle w:val="SourceCode"/>
       </w:pPr>
       <w:r>
-        <w:t>%% bytes, and the body. Remember, binary_to_list gives one list item per</w:t>
-      </w:r>
-    </w:p>
-    <w:p>
-      <w:pPr>
-        <w:pStyle w:val="SourceCode"/>
-      </w:pPr>
-      <w:r>
-        <w:t>%% byte, so length counts the bytes.</w:t>
+        <w:t>%% bytes, and the body. Remember, iolist_to_binary joins json's pieces, and</w:t>
+      </w:r>
+    </w:p>
+    <w:p>
+      <w:pPr>
+        <w:pStyle w:val="SourceCode"/>
+      </w:pPr>
+      <w:r>
+        <w:t>%% binary_to_list gives one list item per byte, so length counts the bytes.</w:t>
       </w:r>
     </w:p>
     <w:p>
@@ -45636,7 +45701,7 @@
         <w:pStyle w:val="SourceCode"/>
       </w:pPr>
       <w:r>
-        <w:t>%% json:decode gives a text as a binary.</w:t>
+        <w:t>%% json:decode gives a binary, which unicode:characters_to_list makes a string.</w:t>
       </w:r>
     </w:p>
     <w:p>
@@ -45729,23 +45794,23 @@
         <w:pStyle w:val="SourceCode"/>
       </w:pPr>
       <w:r>
-        <w:t>%% are text, null, or missing. Remember, json:decode raises an error for</w:t>
-      </w:r>
-    </w:p>
-    <w:p>
-      <w:pPr>
-        <w:pStyle w:val="SourceCode"/>
-      </w:pPr>
-      <w:r>
-        <w:t>%% text that is not JSON, or that goes on after the value, and try turns</w:t>
-      </w:r>
-    </w:p>
-    <w:p>
-      <w:pPr>
-        <w:pStyle w:val="SourceCode"/>
-      </w:pPr>
-      <w:r>
-        <w:t>%% the error into not_json.</w:t>
+        <w:t>%% are text, null, or missing. Remember, list_to_binary makes the binary</w:t>
+      </w:r>
+    </w:p>
+    <w:p>
+      <w:pPr>
+        <w:pStyle w:val="SourceCode"/>
+      </w:pPr>
+      <w:r>
+        <w:t>%% json:decode reads; it raises an error for text that is not JSON, or</w:t>
+      </w:r>
+    </w:p>
+    <w:p>
+      <w:pPr>
+        <w:pStyle w:val="SourceCode"/>
+      </w:pPr>
+      <w:r>
+        <w:t>%% that goes on after the value, and try turns the error into not_json.</w:t>
       </w:r>
     </w:p>
     <w:p>
@@ -46503,47 +46568,47 @@
         <w:pStyle w:val="SourceCode"/>
       </w:pPr>
       <w:r>
-        <w:t>%% Remember, sends the UPDATE (Lesson 6.7a): null is sent as NULL, so an</w:t>
-      </w:r>
-    </w:p>
-    <w:p>
-      <w:pPr>
-        <w:pStyle w:val="SourceCode"/>
-      </w:pPr>
-      <w:r>
-        <w:t>%% empty phone is stored as no phone. The connection asks for found rows, so</w:t>
-      </w:r>
-    </w:p>
-    <w:p>
-      <w:pPr>
-        <w:pStyle w:val="SourceCode"/>
-      </w:pPr>
-      <w:r>
-        <w:t>%% mysql:affected_rows is the rows the UPDATE matched, even when every</w:t>
-      </w:r>
-    </w:p>
-    <w:p>
-      <w:pPr>
-        <w:pStyle w:val="SourceCode"/>
-      </w:pPr>
-      <w:r>
-        <w:t>%% value was already the same; 0 means the path names a contact that does</w:t>
-      </w:r>
-    </w:p>
-    <w:p>
-      <w:pPr>
-        <w:pStyle w:val="SourceCode"/>
-      </w:pPr>
-      <w:r>
-        <w:t>%% not exist. handle_database_error sorts a failure: a taken email (error</w:t>
-      </w:r>
-    </w:p>
-    <w:p>
-      <w:pPr>
-        <w:pStyle w:val="SourceCode"/>
-      </w:pPr>
-      <w:r>
-        <w:t>%% 1062) is duplicate_email, and status_message gives Chapter 5's words.</w:t>
+        <w:t>%% Remember, update_and_answer is Lesson 6.7a's: each ? takes the next</w:t>
+      </w:r>
+    </w:p>
+    <w:p>
+      <w:pPr>
+        <w:pStyle w:val="SourceCode"/>
+      </w:pPr>
+      <w:r>
+        <w:t>%% value of the list, null is sent as NULL (no phone), and found rows make</w:t>
+      </w:r>
+    </w:p>
+    <w:p>
+      <w:pPr>
+        <w:pStyle w:val="SourceCode"/>
+      </w:pPr>
+      <w:r>
+        <w:t>%% mysql:affected_rows the rows matched, even when every value was already</w:t>
+      </w:r>
+    </w:p>
+    <w:p>
+      <w:pPr>
+        <w:pStyle w:val="SourceCode"/>
+      </w:pPr>
+      <w:r>
+        <w:t>%% the same; 0 means the path names a contact that does not exist.</w:t>
+      </w:r>
+    </w:p>
+    <w:p>
+      <w:pPr>
+        <w:pStyle w:val="SourceCode"/>
+      </w:pPr>
+      <w:r>
+        <w:t>%% handle_database_error sorts a failure: a taken email (error 1062) is</w:t>
+      </w:r>
+    </w:p>
+    <w:p>
+      <w:pPr>
+        <w:pStyle w:val="SourceCode"/>
+      </w:pPr>
+      <w:r>
+        <w:t>%% duplicate_email, and status_message gives Chapter 5's words.</w:t>
       </w:r>
     </w:p>
     <w:p>
@@ -47934,15 +47999,15 @@
         <w:pStyle w:val="SourceCode"/>
       </w:pPr>
       <w:r>
-        <w:t>%% Reads a PATCH body with Lesson 6.6a's rules: one JSON object with</w:t>
-      </w:r>
-    </w:p>
-    <w:p>
-      <w:pPr>
-        <w:pStyle w:val="SourceCode"/>
-      </w:pPr>
-      <w:r>
-        <w:t>%% nothing after it, keys spelled exactly, and name, email, and phone each</w:t>
+        <w:t>%% Reads a PATCH body with Lesson 6.6a's rules: one JSON object, then only</w:t>
+      </w:r>
+    </w:p>
+    <w:p>
+      <w:pPr>
+        <w:pStyle w:val="SourceCode"/>
+      </w:pPr>
+      <w:r>
+        <w:t>%% white space, keys spelled exactly, and name, email, and phone each</w:t>
       </w:r>
     </w:p>
     <w:p>
@@ -48906,7 +48971,7 @@
         <w:pStyle w:val="SourceCode"/>
       </w:pPr>
       <w:r>
-        <w:t>%% Every answer goes through here, so every answer is logged. Remember,</w:t>
+        <w:t>%% Every answer but send_created's 201 comes here and is logged. Remember,</w:t>
       </w:r>
     </w:p>
     <w:p>
@@ -49506,31 +49571,31 @@
         <w:pStyle w:val="SourceCode"/>
       </w:pPr>
       <w:r>
-        <w:t>%% id. Every handler has this shape: check the input, open one connection,</w:t>
-      </w:r>
-    </w:p>
-    <w:p>
-      <w:pPr>
-        <w:pStyle w:val="SourceCode"/>
-      </w:pPr>
-      <w:r>
-        <w:t>%% make the contact_store calls the request needs on it, close the</w:t>
-      </w:r>
-    </w:p>
-    <w:p>
-      <w:pPr>
-        <w:pStyle w:val="SourceCode"/>
-      </w:pPr>
-      <w:r>
-        <w:t>%% connection, then answer the failure or the JSON. From Lesson 6.16a, an</w:t>
-      </w:r>
-    </w:p>
-    <w:p>
-      <w:pPr>
-        <w:pStyle w:val="SourceCode"/>
-      </w:pPr>
-      <w:r>
-        <w:t>%% authentication check comes before everything else.</w:t>
+        <w:t>%% id. Remember, every handler has six steps: the authentication check</w:t>
+      </w:r>
+    </w:p>
+    <w:p>
+      <w:pPr>
+        <w:pStyle w:val="SourceCode"/>
+      </w:pPr>
+      <w:r>
+        <w:t>%% (from Lesson 6.16a), the input checks, open_connection, the contact_store</w:t>
+      </w:r>
+    </w:p>
+    <w:p>
+      <w:pPr>
+        <w:pStyle w:val="SourceCode"/>
+      </w:pPr>
+      <w:r>
+        <w:t>%% calls on that one connection, close_connection, then send_failure or the</w:t>
+      </w:r>
+    </w:p>
+    <w:p>
+      <w:pPr>
+        <w:pStyle w:val="SourceCode"/>
+      </w:pPr>
+      <w:r>
+        <w:t>%% answer.</w:t>
       </w:r>
     </w:p>
     <w:p>
@@ -50748,47 +50813,47 @@
         <w:pStyle w:val="SourceCode"/>
       </w:pPr>
       <w:r>
-        <w:t>%% Step 4's three calls on the one connection: get_contact_record reads</w:t>
-      </w:r>
-    </w:p>
-    <w:p>
-      <w:pPr>
-        <w:pStyle w:val="SourceCode"/>
-      </w:pPr>
-      <w:r>
-        <w:t>%% the stored contact, apply_patch puts in the fields the body names, and</w:t>
-      </w:r>
-    </w:p>
-    <w:p>
-      <w:pPr>
-        <w:pStyle w:val="SourceCode"/>
-      </w:pPr>
-      <w:r>
-        <w:t>%% Lesson 6.7a's replace_contact checks and saves the result and reads it</w:t>
-      </w:r>
-    </w:p>
-    <w:p>
-      <w:pPr>
-        <w:pStyle w:val="SourceCode"/>
-      </w:pPr>
-      <w:r>
-        <w:t>%% back. A PATCH starts from what is stored: a failed read, such as</w:t>
-      </w:r>
-    </w:p>
-    <w:p>
-      <w:pPr>
-        <w:pStyle w:val="SourceCode"/>
-      </w:pPr>
-      <w:r>
-        <w:t>%% not_found, is returned as it is, and nothing is saved. The patched</w:t>
-      </w:r>
-    </w:p>
-    <w:p>
-      <w:pPr>
-        <w:pStyle w:val="SourceCode"/>
-      </w:pPr>
-      <w:r>
-        <w:t>%% contact keeps the stored id, the path's.</w:t>
+        <w:t>%% Step 4's three calls: get_contact_record reads the stored contact on</w:t>
+      </w:r>
+    </w:p>
+    <w:p>
+      <w:pPr>
+        <w:pStyle w:val="SourceCode"/>
+      </w:pPr>
+      <w:r>
+        <w:t>%% the one connection, apply_patch puts in the fields the body names, and</w:t>
+      </w:r>
+    </w:p>
+    <w:p>
+      <w:pPr>
+        <w:pStyle w:val="SourceCode"/>
+      </w:pPr>
+      <w:r>
+        <w:t>%% Lesson 6.7a's replace_contact checks and saves the result on the same</w:t>
+      </w:r>
+    </w:p>
+    <w:p>
+      <w:pPr>
+        <w:pStyle w:val="SourceCode"/>
+      </w:pPr>
+      <w:r>
+        <w:t>%% connection and reads it back. A PATCH starts from what is stored: a</w:t>
+      </w:r>
+    </w:p>
+    <w:p>
+      <w:pPr>
+        <w:pStyle w:val="SourceCode"/>
+      </w:pPr>
+      <w:r>
+        <w:t>%% failed read, such as not_found, is returned as it is, and nothing is</w:t>
+      </w:r>
+    </w:p>
+    <w:p>
+      <w:pPr>
+        <w:pStyle w:val="SourceCode"/>
+      </w:pPr>
+      <w:r>
+        <w:t>%% saved. The patched contact keeps the stored id, the path's.</w:t>
       </w:r>
     </w:p>
     <w:p>
@@ -50881,15 +50946,15 @@
         <w:pStyle w:val="SourceCode"/>
       </w:pPr>
       <w:r>
-        <w:t>%% string:split with all splits the path at every /, so</w:t>
-      </w:r>
-    </w:p>
-    <w:p>
-      <w:pPr>
-        <w:pStyle w:val="SourceCode"/>
-      </w:pPr>
-      <w:r>
-        <w:t>%% /api/v1/contacts/2 gives ["", "api", "v1", "contacts", "2"].</w:t>
+        <w:t>%% string:split with all splits the path at every /, so /api/v1/contacts/2</w:t>
+      </w:r>
+    </w:p>
+    <w:p>
+      <w:pPr>
+        <w:pStyle w:val="SourceCode"/>
+      </w:pPr>
+      <w:r>
+        <w:t>%% gives ["", "api", "v1", "contacts", "2"]; a final / gives "", left to 404.</w:t>
       </w:r>
     </w:p>
     <w:p>
@@ -51126,15 +51191,15 @@
         <w:pStyle w:val="SourceCode"/>
       </w:pPr>
       <w:r>
-        <w:t>%% Remember, httpd calls do/1 once for every request, each in a process</w:t>
-      </w:r>
-    </w:p>
-    <w:p>
-      <w:pPr>
-        <w:pStyle w:val="SourceCode"/>
-      </w:pPr>
-      <w:r>
-        <w:t>%% of its own.</w:t>
+        <w:t>%% Remember, httpd calls do/1 once for every request, in the process that</w:t>
+      </w:r>
+    </w:p>
+    <w:p>
+      <w:pPr>
+        <w:pStyle w:val="SourceCode"/>
+      </w:pPr>
+      <w:r>
+        <w:t>%% serves its connection.</w:t>
       </w:r>
     </w:p>
     <w:p>
@@ -51608,7 +51673,15 @@
         <w:pStyle w:val="SourceCode"/>
       </w:pPr>
       <w:r>
-        <w:t>%% One answer from the server. status_code is 0 when there was no answer,</w:t>
+        <w:t>%% One answer from the server. Remember, #api_response{...} makes a record</w:t>
+      </w:r>
+    </w:p>
+    <w:p>
+      <w:pPr>
+        <w:pStyle w:val="SourceCode"/>
+      </w:pPr>
+      <w:r>
+        <w:t>%% and R#api_response.body reads a field. status_code 0 means no answer,</w:t>
       </w:r>
     </w:p>
     <w:p>
@@ -51624,15 +51697,7 @@
         <w:pStyle w:val="SourceCode"/>
       </w:pPr>
       <w:r>
-        <w:t>%% "other"; it is "" when there was an answer. headers is a list of</w:t>
-      </w:r>
-    </w:p>
-    <w:p>
-      <w:pPr>
-        <w:pStyle w:val="SourceCode"/>
-      </w:pPr>
-      <w:r>
-        <w:t>%% {Name, Value} pairs, with each name in lowercase.</w:t>
+        <w:t>%% "other" ("" with an answer). headers: {Name, Value} pairs, lowercase.</w:t>
       </w:r>
     </w:p>
     <w:p>
@@ -53764,15 +53829,15 @@
         <w:pStyle w:val="SourceCode"/>
       </w:pPr>
       <w:r>
-        <w:t xml:space="preserve">    // rules, stores it, and emits ContactCreated (Lesson 6.6a). The deploy</w:t>
-      </w:r>
-    </w:p>
-    <w:p>
-      <w:pPr>
-        <w:pStyle w:val="SourceCode"/>
-      </w:pPr>
-      <w:r>
-        <w:t xml:space="preserve">    // script stores the three known contacts with it.</w:t>
+        <w:t xml:space="preserve">    // rules, stores it, and emits ContactCreated (Lesson 6.6a); the deploy</w:t>
+      </w:r>
+    </w:p>
+    <w:p>
+      <w:pPr>
+        <w:pStyle w:val="SourceCode"/>
+      </w:pPr>
+      <w:r>
+        <w:t xml:space="preserve">    // script calls it three times. Side-by-side literals join (Lesson 5.6a).</w:t>
       </w:r>
     </w:p>
     <w:p>
@@ -55237,7 +55302,7 @@
         <w:pStyle w:val="SourceCode"/>
       </w:pPr>
       <w:r>
-        <w:t xml:space="preserve">    // Remember, constant = never changes.</w:t>
+        <w:t xml:space="preserve">    // Remember, constant = never changes, and side-by-side literals join.</w:t>
       </w:r>
     </w:p>
     <w:p>
@@ -55713,15 +55778,15 @@
         <w:pStyle w:val="SourceCode"/>
       </w:pPr>
       <w:r>
-        <w:t xml:space="preserve">    // with the three values, and returns the contact as stored. The first</w:t>
-      </w:r>
-    </w:p>
-    <w:p>
-      <w:pPr>
-        <w:pStyle w:val="SourceCode"/>
-      </w:pPr>
-      <w:r>
-        <w:t xml:space="preserve">    // value is the path's id, and the other three are the body; an empty</w:t>
+        <w:t xml:space="preserve">    // with the three values, and returns the contact as stored. contactId</w:t>
+      </w:r>
+    </w:p>
+    <w:p>
+      <w:pPr>
+        <w:pStyle w:val="SourceCode"/>
+      </w:pPr>
+      <w:r>
+        <w:t xml:space="preserve">    // is the path's id, and the other three values are the body; an empty</w:t>
       </w:r>
     </w:p>
     <w:p>
@@ -57007,23 +57072,23 @@
         <w:pStyle w:val="SourceCode"/>
       </w:pPr>
       <w:r>
-        <w:t xml:space="preserve">    // GET /api/v1/contacts/{id}: one contact, or the error body. An id the</w:t>
-      </w:r>
-    </w:p>
-    <w:p>
-      <w:pPr>
-        <w:pStyle w:val="SourceCode"/>
-      </w:pPr>
-      <w:r>
-        <w:t xml:space="preserve">    // INT column could not hold is invalid_input; an id no contact has is</w:t>
-      </w:r>
-    </w:p>
-    <w:p>
-      <w:pPr>
-        <w:pStyle w:val="SourceCode"/>
-      </w:pPr>
-      <w:r>
-        <w:t xml:space="preserve">    // not_found, because its entry reads as zero values.</w:t>
+        <w:t xml:space="preserve">    // GET /api/v1/contacts/{id}: one contact, or the error body. An id of 0,</w:t>
+      </w:r>
+    </w:p>
+    <w:p>
+      <w:pPr>
+        <w:pStyle w:val="SourceCode"/>
+      </w:pPr>
+      <w:r>
+        <w:t xml:space="preserve">    // or one the INT column could not hold, is invalid_input; an id no</w:t>
+      </w:r>
+    </w:p>
+    <w:p>
+      <w:pPr>
+        <w:pStyle w:val="SourceCode"/>
+      </w:pPr>
+      <w:r>
+        <w:t xml:space="preserve">    // contact has is not_found, because its entry reads as zero values.</w:t>
       </w:r>
     </w:p>
     <w:p>
@@ -57446,39 +57511,39 @@
         <w:pStyle w:val="SourceCode"/>
       </w:pPr>
       <w:r>
-        <w:t xml:space="preserve">    // array; [] when there are none, because an empty collection still</w:t>
-      </w:r>
-    </w:p>
-    <w:p>
-      <w:pPr>
-        <w:pStyle w:val="SourceCode"/>
-      </w:pPr>
-      <w:r>
-        <w:t xml:space="preserve">    // exists. A contract has no ORDER BY, so the view function sorts a</w:t>
-      </w:r>
-    </w:p>
-    <w:p>
-      <w:pPr>
-        <w:pStyle w:val="SourceCode"/>
-      </w:pPr>
-      <w:r>
-        <w:t xml:space="preserve">    // memory copy with Lesson 4.10a's swap loop; a call runs on the node</w:t>
-      </w:r>
-    </w:p>
-    <w:p>
-      <w:pPr>
-        <w:pStyle w:val="SourceCode"/>
-      </w:pPr>
-      <w:r>
-        <w:t xml:space="preserve">    // and costs the caller nothing, but a transaction that called it</w:t>
-      </w:r>
-    </w:p>
-    <w:p>
-      <w:pPr>
-        <w:pStyle w:val="SourceCode"/>
-      </w:pPr>
-      <w:r>
-        <w:t xml:space="preserve">    // would pay gas for every step.</w:t>
+        <w:t xml:space="preserve">    // array; [] when there are none (an empty collection still exists).</w:t>
+      </w:r>
+    </w:p>
+    <w:p>
+      <w:pPr>
+        <w:pStyle w:val="SourceCode"/>
+      </w:pPr>
+      <w:r>
+        <w:t xml:space="preserve">    // Remember, new Contact[](lastId) makes a memory array of lastId</w:t>
+      </w:r>
+    </w:p>
+    <w:p>
+      <w:pPr>
+        <w:pStyle w:val="SourceCode"/>
+      </w:pPr>
+      <w:r>
+        <w:t xml:space="preserve">    // records, filled from ids 1 to lastId. A contract has no ORDER BY, so</w:t>
+      </w:r>
+    </w:p>
+    <w:p>
+      <w:pPr>
+        <w:pStyle w:val="SourceCode"/>
+      </w:pPr>
+      <w:r>
+        <w:t xml:space="preserve">    // this sorts the copy with Lesson 4.10a's swap loop: free in a call,</w:t>
+      </w:r>
+    </w:p>
+    <w:p>
+      <w:pPr>
+        <w:pStyle w:val="SourceCode"/>
+      </w:pPr>
+      <w:r>
+        <w:t xml:space="preserve">    // but a transaction that called it would pay gas for every step.</w:t>
       </w:r>
     </w:p>
     <w:p>
@@ -59191,15 +59256,15 @@
         <w:pStyle w:val="SourceCode"/>
       </w:pPr>
       <w:r>
-        <w:t># 5 Project 1a's mysql, serde, and serde_json. Remember, "=x.y.z" pins a</w:t>
-      </w:r>
-    </w:p>
-    <w:p>
-      <w:pPr>
-        <w:pStyle w:val="SourceCode"/>
-      </w:pPr>
-      <w:r>
-        <w:t># crate at exactly that version (Lesson 2.17a).</w:t>
+        <w:t># 5 Project 1a's. Remember, "=x.y.z" pins an exact version, features turns</w:t>
+      </w:r>
+    </w:p>
+    <w:p>
+      <w:pPr>
+        <w:pStyle w:val="SourceCode"/>
+      </w:pPr>
+      <w:r>
+        <w:t># on optional parts, and default-features = false turns off default ones.</w:t>
       </w:r>
     </w:p>
     <w:p>
@@ -59262,6 +59327,9 @@
       <w:pPr>
         <w:pStyle w:val="SourceCode"/>
       </w:pPr>
+      <w:r>
+        <w:t># Remember, a [dependencies.axum] table is one entry, one setting per line.</w:t>
+      </w:r>
     </w:p>
     <w:p>
       <w:pPr>
@@ -59299,6 +59367,9 @@
       <w:pPr>
         <w:pStyle w:val="SourceCode"/>
       </w:pPr>
+      <w:r>
+        <w:t># rustls is named only to choose ring, the same ring ureq's rustls uses.</w:t>
+      </w:r>
     </w:p>
     <w:p>
       <w:pPr>
@@ -60232,6 +60303,14 @@
     </w:p>
     <w:p>
       <w:pPr>
+        <w:pStyle w:val="ListBullet"/>
+      </w:pPr>
+      <w:r>
+        <w:t>Update the comments the change makes stale too: each client's opening comment lists main's requests.</w:t>
+      </w:r>
+    </w:p>
+    <w:p>
+      <w:pPr>
         <w:keepNext/>
       </w:pPr>
     </w:p>
@@ -60375,6 +60454,14 @@
       </w:r>
       <w:r>
         <w:t>refused with email is required; restart anvil, deploy again, and run the Client Run.</w:t>
+      </w:r>
+    </w:p>
+    <w:p>
+      <w:pPr>
+        <w:pStyle w:val="ListBullet"/>
+      </w:pPr>
+      <w:r>
+        <w:t>Update the comments the change makes stale too: each client's opening comment lists main's requests and says how each body is written, handle_patch_contact's lists step 2's checks, and Solidity's patchContact comment lists the checks in order.</w:t>
       </w:r>
     </w:p>
     <w:p>
@@ -60830,31 +60917,31 @@
       </w:rPr>
     </w:lvl>
   </w:abstractNum>
-  <w:num w:numId="1" w16cid:durableId="1472752427">
+  <w:num w:numId="1" w16cid:durableId="1933590981">
     <w:abstractNumId w:val="8"/>
   </w:num>
-  <w:num w:numId="2" w16cid:durableId="635112406">
+  <w:num w:numId="2" w16cid:durableId="548954230">
     <w:abstractNumId w:val="6"/>
   </w:num>
-  <w:num w:numId="3" w16cid:durableId="1931352136">
+  <w:num w:numId="3" w16cid:durableId="648552891">
     <w:abstractNumId w:val="5"/>
   </w:num>
-  <w:num w:numId="4" w16cid:durableId="1592081439">
+  <w:num w:numId="4" w16cid:durableId="1978534341">
     <w:abstractNumId w:val="4"/>
   </w:num>
-  <w:num w:numId="5" w16cid:durableId="985667728">
+  <w:num w:numId="5" w16cid:durableId="615257733">
     <w:abstractNumId w:val="7"/>
   </w:num>
-  <w:num w:numId="6" w16cid:durableId="801340573">
+  <w:num w:numId="6" w16cid:durableId="2048723513">
     <w:abstractNumId w:val="3"/>
   </w:num>
-  <w:num w:numId="7" w16cid:durableId="1818299434">
+  <w:num w:numId="7" w16cid:durableId="1341543763">
     <w:abstractNumId w:val="2"/>
   </w:num>
-  <w:num w:numId="8" w16cid:durableId="2005815665">
+  <w:num w:numId="8" w16cid:durableId="1235622332">
     <w:abstractNumId w:val="1"/>
   </w:num>
-  <w:num w:numId="9" w16cid:durableId="1336417537">
+  <w:num w:numId="9" w16cid:durableId="484470967">
     <w:abstractNumId w:val="0"/>
   </w:num>
 </w:numbering>

--- a/Volume 1/Chapter 06 - RESTful APIs/SPA_Vol1_Ch6_Lesson6_8a_PATCH_Requests_EXTENDED.docx
+++ b/Volume 1/Chapter 06 - RESTful APIs/SPA_Vol1_Ch6_Lesson6_8a_PATCH_Requests_EXTENDED.docx
@@ -1422,7 +1422,7 @@
         <w:keepNext/>
       </w:pPr>
       <w:r>
-        <w:t>$openssl = "C:\Program Files\Git\mingw64\bin\openssl.exe"</w:t>
+        <w:t>$openssl = "C:\Program Files\Git\ucrt64\bin\openssl.exe"</w:t>
       </w:r>
     </w:p>
     <w:p>
@@ -60917,31 +60917,31 @@
       </w:rPr>
     </w:lvl>
   </w:abstractNum>
-  <w:num w:numId="1" w16cid:durableId="1933590981">
+  <w:num w:numId="1" w16cid:durableId="1475413002">
     <w:abstractNumId w:val="8"/>
   </w:num>
-  <w:num w:numId="2" w16cid:durableId="548954230">
+  <w:num w:numId="2" w16cid:durableId="1245336278">
     <w:abstractNumId w:val="6"/>
   </w:num>
-  <w:num w:numId="3" w16cid:durableId="648552891">
+  <w:num w:numId="3" w16cid:durableId="1240797772">
     <w:abstractNumId w:val="5"/>
   </w:num>
-  <w:num w:numId="4" w16cid:durableId="1978534341">
+  <w:num w:numId="4" w16cid:durableId="934478343">
     <w:abstractNumId w:val="4"/>
   </w:num>
-  <w:num w:numId="5" w16cid:durableId="615257733">
+  <w:num w:numId="5" w16cid:durableId="765661435">
     <w:abstractNumId w:val="7"/>
   </w:num>
-  <w:num w:numId="6" w16cid:durableId="2048723513">
+  <w:num w:numId="6" w16cid:durableId="1512259407">
     <w:abstractNumId w:val="3"/>
   </w:num>
-  <w:num w:numId="7" w16cid:durableId="1341543763">
+  <w:num w:numId="7" w16cid:durableId="759253467">
     <w:abstractNumId w:val="2"/>
   </w:num>
-  <w:num w:numId="8" w16cid:durableId="1235622332">
+  <w:num w:numId="8" w16cid:durableId="317614092">
     <w:abstractNumId w:val="1"/>
   </w:num>
-  <w:num w:numId="9" w16cid:durableId="484470967">
+  <w:num w:numId="9" w16cid:durableId="1132601093">
     <w:abstractNumId w:val="0"/>
   </w:num>
 </w:numbering>
